--- a/TS-Kramam/TS-4.6/TS 4.6 Tamil Krama Paatam Corrections.docx
+++ b/TS-Kramam/TS-4.6/TS 4.6 Tamil Krama Paatam Corrections.docx
@@ -51,17 +51,7 @@
           <w:szCs w:val="32"/>
           <w:u w:val="single"/>
         </w:rPr>
-        <w:t xml:space="preserve">4.6 </w:t>
-      </w:r>
-      <w:r>
-        <w:rPr>
-          <w:b/>
-          <w:bCs/>
-          <w:sz w:val="32"/>
-          <w:szCs w:val="32"/>
-          <w:u w:val="single"/>
-        </w:rPr>
-        <w:t xml:space="preserve">Tamil </w:t>
+        <w:t xml:space="preserve">4.6 Tamil </w:t>
       </w:r>
       <w:r>
         <w:rPr>
@@ -223,6 +213,1162 @@
                 <w:szCs w:val="32"/>
               </w:rPr>
               <w:t>To be read as or corrected as</w:t>
+            </w:r>
+          </w:p>
+        </w:tc>
+      </w:tr>
+      <w:tr>
+        <w:trPr>
+          <w:trHeight w:val="1685"/>
+        </w:trPr>
+        <w:tc>
+          <w:tcPr>
+            <w:tcW w:w="3906" w:type="dxa"/>
+          </w:tcPr>
+          <w:p>
+            <w:pPr>
+              <w:widowControl w:val="0"/>
+              <w:tabs>
+                <w:tab w:val="left" w:pos="993"/>
+              </w:tabs>
+              <w:autoSpaceDE w:val="0"/>
+              <w:autoSpaceDN w:val="0"/>
+              <w:adjustRightInd w:val="0"/>
+              <w:spacing w:before="0" w:line="252" w:lineRule="auto"/>
+              <w:ind w:right="297"/>
+              <w:rPr>
+                <w:rFonts w:cs="Arial"/>
+                <w:b/>
+                <w:sz w:val="28"/>
+                <w:szCs w:val="32"/>
+              </w:rPr>
+            </w:pPr>
+            <w:r>
+              <w:rPr>
+                <w:rFonts w:cs="Arial"/>
+                <w:b/>
+                <w:sz w:val="28"/>
+                <w:szCs w:val="32"/>
+              </w:rPr>
+              <w:t>T.S.4.6.</w:t>
+            </w:r>
+            <w:r>
+              <w:rPr>
+                <w:rFonts w:cs="Arial"/>
+                <w:b/>
+                <w:sz w:val="28"/>
+                <w:szCs w:val="32"/>
+              </w:rPr>
+              <w:t>2.5</w:t>
+            </w:r>
+            <w:r>
+              <w:rPr>
+                <w:rFonts w:cs="Arial"/>
+                <w:b/>
+                <w:sz w:val="28"/>
+                <w:szCs w:val="32"/>
+              </w:rPr>
+              <w:t xml:space="preserve"> – Kramam</w:t>
+            </w:r>
+          </w:p>
+          <w:p>
+            <w:pPr>
+              <w:widowControl w:val="0"/>
+              <w:tabs>
+                <w:tab w:val="left" w:pos="993"/>
+              </w:tabs>
+              <w:autoSpaceDE w:val="0"/>
+              <w:autoSpaceDN w:val="0"/>
+              <w:adjustRightInd w:val="0"/>
+              <w:spacing w:before="0" w:line="252" w:lineRule="auto"/>
+              <w:ind w:right="297"/>
+              <w:rPr>
+                <w:rFonts w:cs="Arial"/>
+                <w:b/>
+                <w:sz w:val="28"/>
+                <w:szCs w:val="32"/>
+                <w:lang w:val="en-IN"/>
+              </w:rPr>
+            </w:pPr>
+            <w:r>
+              <w:rPr>
+                <w:rFonts w:cs="Arial"/>
+                <w:b/>
+                <w:sz w:val="28"/>
+                <w:szCs w:val="32"/>
+                <w:lang w:val="en-IN"/>
+              </w:rPr>
+              <w:t>Krama Vaakyam No.– 28</w:t>
+            </w:r>
+          </w:p>
+          <w:p>
+            <w:pPr>
+              <w:widowControl w:val="0"/>
+              <w:tabs>
+                <w:tab w:val="left" w:pos="993"/>
+              </w:tabs>
+              <w:autoSpaceDE w:val="0"/>
+              <w:autoSpaceDN w:val="0"/>
+              <w:adjustRightInd w:val="0"/>
+              <w:spacing w:before="0" w:line="252" w:lineRule="auto"/>
+              <w:ind w:right="297"/>
+              <w:rPr>
+                <w:rFonts w:cs="Arial"/>
+                <w:b/>
+                <w:sz w:val="28"/>
+                <w:szCs w:val="32"/>
+                <w:lang w:val="it-IT"/>
+              </w:rPr>
+            </w:pPr>
+            <w:r>
+              <w:rPr>
+                <w:rFonts w:cs="Arial"/>
+                <w:b/>
+                <w:sz w:val="28"/>
+                <w:szCs w:val="32"/>
+                <w:lang w:val="it-IT"/>
+              </w:rPr>
+              <w:t>Panchaati No</w:t>
+            </w:r>
+            <w:r>
+              <w:rPr>
+                <w:rFonts w:cs="Arial"/>
+                <w:b/>
+                <w:szCs w:val="32"/>
+                <w:lang w:val="it-IT"/>
+              </w:rPr>
+              <w:t xml:space="preserve">. - </w:t>
+            </w:r>
+            <w:r>
+              <w:rPr>
+                <w:rFonts w:cs="Arial"/>
+                <w:b/>
+                <w:sz w:val="28"/>
+                <w:szCs w:val="32"/>
+                <w:lang w:val="it-IT"/>
+              </w:rPr>
+              <w:t>1</w:t>
+            </w:r>
+            <w:r>
+              <w:rPr>
+                <w:rFonts w:cs="Arial"/>
+                <w:b/>
+                <w:sz w:val="28"/>
+                <w:szCs w:val="32"/>
+                <w:lang w:val="it-IT"/>
+              </w:rPr>
+              <w:t>0</w:t>
+            </w:r>
+          </w:p>
+        </w:tc>
+        <w:tc>
+          <w:tcPr>
+            <w:tcW w:w="5103" w:type="dxa"/>
+          </w:tcPr>
+          <w:p>
+            <w:pPr>
+              <w:widowControl w:val="0"/>
+              <w:autoSpaceDE w:val="0"/>
+              <w:autoSpaceDN w:val="0"/>
+              <w:adjustRightInd w:val="0"/>
+              <w:spacing w:before="0" w:line="240" w:lineRule="auto"/>
+              <w:rPr>
+                <w:rFonts w:ascii="BRH Malayalam Extra" w:eastAsia="Times New Roman" w:hAnsi="BRH Malayalam Extra" w:cs="BRH Malayalam Extra"/>
+                <w:color w:val="000000"/>
+                <w:sz w:val="40"/>
+                <w:szCs w:val="40"/>
+                <w:lang w:val="it-IT" w:eastAsia="en-IN" w:bidi="ml-IN"/>
+              </w:rPr>
+            </w:pPr>
+            <w:r>
+              <w:rPr>
+                <w:rFonts w:ascii="Latha" w:hAnsi="Latha" w:cs="Latha"/>
+                <w:sz w:val="28"/>
+                <w:szCs w:val="28"/>
+                <w:cs/>
+                <w:lang w:bidi="ta-IN"/>
+              </w:rPr>
+              <w:t>அ</w:t>
+            </w:r>
+            <w:r>
+              <w:rPr>
+                <w:rFonts w:ascii="BRH Tamil Tab Extra" w:hAnsi="BRH Tamil Tab Extra" w:cs="brh"/>
+                <w:b/>
+                <w:sz w:val="32"/>
+                <w:szCs w:val="28"/>
+                <w:lang w:val="it-IT" w:bidi="ta-IN"/>
+              </w:rPr>
+              <w:t>…</w:t>
+            </w:r>
+            <w:r>
+              <w:rPr>
+                <w:rFonts w:ascii="Latha" w:hAnsi="Latha" w:cs="Latha"/>
+                <w:sz w:val="28"/>
+                <w:szCs w:val="28"/>
+                <w:cs/>
+                <w:lang w:bidi="ta-IN"/>
+              </w:rPr>
+              <w:t>த்</w:t>
+            </w:r>
+            <w:r>
+              <w:rPr>
+                <w:rFonts w:ascii="Latha" w:hAnsi="Latha" w:cs="Latha"/>
+                <w:b/>
+                <w:bCs/>
+                <w:position w:val="-12"/>
+                <w:sz w:val="28"/>
+                <w:szCs w:val="28"/>
+                <w:cs/>
+                <w:lang w:bidi="ta-IN"/>
+              </w:rPr>
+              <w:t>3</w:t>
+            </w:r>
+            <w:r>
+              <w:rPr>
+                <w:rFonts w:ascii="Latha" w:hAnsi="Latha" w:cs="Latha"/>
+                <w:sz w:val="28"/>
+                <w:szCs w:val="28"/>
+                <w:cs/>
+                <w:lang w:bidi="ta-IN"/>
+              </w:rPr>
+              <w:t>த்</w:t>
+            </w:r>
+            <w:r>
+              <w:rPr>
+                <w:rFonts w:ascii="Latha" w:hAnsi="Latha" w:cs="Latha"/>
+                <w:b/>
+                <w:bCs/>
+                <w:position w:val="-12"/>
+                <w:sz w:val="28"/>
+                <w:szCs w:val="28"/>
+                <w:cs/>
+                <w:lang w:bidi="ta-IN"/>
+              </w:rPr>
+              <w:t>4</w:t>
+            </w:r>
+            <w:r>
+              <w:rPr>
+                <w:rFonts w:ascii="Latha" w:hAnsi="Latha" w:cs="Latha"/>
+                <w:sz w:val="28"/>
+                <w:szCs w:val="28"/>
+                <w:cs/>
+                <w:lang w:bidi="ta-IN"/>
+              </w:rPr>
+              <w:t>யதி</w:t>
+            </w:r>
+            <w:r>
+              <w:rPr>
+                <w:rFonts w:ascii="BRH Tamil Tab Extra" w:hAnsi="BRH Tamil Tab Extra" w:cs="brh"/>
+                <w:b/>
+                <w:sz w:val="36"/>
+                <w:szCs w:val="28"/>
+                <w:lang w:val="it-IT" w:bidi="ta-IN"/>
+              </w:rPr>
+              <w:t>†</w:t>
+            </w:r>
+            <w:r>
+              <w:rPr>
+                <w:rFonts w:ascii="Latha" w:hAnsi="Latha" w:cs="Latha"/>
+                <w:sz w:val="28"/>
+                <w:szCs w:val="28"/>
+                <w:cs/>
+                <w:lang w:bidi="ta-IN"/>
+              </w:rPr>
+              <w:t>ஷ்ட</w:t>
+            </w:r>
+            <w:r>
+              <w:rPr>
+                <w:rFonts w:ascii="BRH Tamil Tab Extra" w:hAnsi="BRH Tamil Tab Extra" w:cs="brh"/>
+                <w:b/>
+                <w:sz w:val="32"/>
+                <w:szCs w:val="28"/>
+                <w:lang w:val="it-IT" w:bidi="ta-IN"/>
+              </w:rPr>
+              <w:t>…</w:t>
+            </w:r>
+            <w:r>
+              <w:rPr>
+                <w:rFonts w:ascii="Latha" w:hAnsi="Latha" w:cs="Latha"/>
+                <w:b/>
+                <w:bCs/>
+                <w:position w:val="-12"/>
+                <w:sz w:val="28"/>
+                <w:szCs w:val="28"/>
+                <w:cs/>
+                <w:lang w:bidi="ta-IN"/>
+              </w:rPr>
+              <w:t>2</w:t>
+            </w:r>
+            <w:r>
+              <w:rPr>
+                <w:rFonts w:ascii="Latha" w:hAnsi="Latha" w:cs="Latha"/>
+                <w:sz w:val="28"/>
+                <w:szCs w:val="28"/>
+                <w:cs/>
+                <w:lang w:bidi="ta-IN"/>
+              </w:rPr>
+              <w:t>த்</w:t>
+            </w:r>
+            <w:r>
+              <w:rPr>
+                <w:rFonts w:ascii="Latha" w:hAnsi="Latha" w:cs="Latha"/>
+                <w:b/>
+                <w:bCs/>
+                <w:position w:val="-12"/>
+                <w:sz w:val="28"/>
+                <w:szCs w:val="28"/>
+                <w:cs/>
+                <w:lang w:bidi="ta-IN"/>
+              </w:rPr>
+              <w:t>3</w:t>
+            </w:r>
+            <w:r>
+              <w:rPr>
+                <w:rFonts w:ascii="Latha" w:hAnsi="Latha" w:cs="Latha"/>
+                <w:sz w:val="28"/>
+                <w:szCs w:val="28"/>
+                <w:lang w:val="it-IT" w:bidi="ta-IN"/>
+              </w:rPr>
+              <w:t xml:space="preserve"> </w:t>
+            </w:r>
+            <w:r>
+              <w:rPr>
+                <w:rFonts w:ascii="Latha" w:hAnsi="Latha" w:cs="Latha"/>
+                <w:sz w:val="28"/>
+                <w:szCs w:val="28"/>
+                <w:cs/>
+                <w:lang w:bidi="ta-IN"/>
+              </w:rPr>
+              <w:t>பு</w:t>
+            </w:r>
+            <w:r>
+              <w:rPr>
+                <w:rFonts w:ascii="Latha" w:hAnsi="Latha" w:cs="Latha"/>
+                <w:b/>
+                <w:bCs/>
+                <w:position w:val="-12"/>
+                <w:sz w:val="28"/>
+                <w:szCs w:val="28"/>
+                <w:cs/>
+                <w:lang w:bidi="ta-IN"/>
+              </w:rPr>
+              <w:t>4</w:t>
+            </w:r>
+            <w:r>
+              <w:rPr>
+                <w:rFonts w:ascii="Latha" w:hAnsi="Latha" w:cs="Latha"/>
+                <w:sz w:val="28"/>
+                <w:szCs w:val="28"/>
+                <w:cs/>
+                <w:lang w:bidi="ta-IN"/>
+              </w:rPr>
+              <w:t>வ</w:t>
+            </w:r>
+            <w:r>
+              <w:rPr>
+                <w:rFonts w:ascii="BRH Tamil Tab Extra" w:hAnsi="BRH Tamil Tab Extra" w:cs="brh"/>
+                <w:b/>
+                <w:sz w:val="36"/>
+                <w:szCs w:val="28"/>
+                <w:lang w:val="it-IT" w:bidi="ta-IN"/>
+              </w:rPr>
+              <w:t>†</w:t>
+            </w:r>
+            <w:r>
+              <w:rPr>
+                <w:rFonts w:ascii="Latha" w:hAnsi="Latha" w:cs="Latha"/>
+                <w:sz w:val="28"/>
+                <w:szCs w:val="28"/>
+                <w:cs/>
+                <w:lang w:bidi="ta-IN"/>
+              </w:rPr>
+              <w:t>னானி</w:t>
+            </w:r>
+            <w:r>
+              <w:rPr>
+                <w:rFonts w:ascii="Latha" w:hAnsi="Latha" w:cs="Latha"/>
+                <w:sz w:val="28"/>
+                <w:szCs w:val="28"/>
+                <w:lang w:val="it-IT" w:bidi="ta-IN"/>
+              </w:rPr>
+              <w:t xml:space="preserve"> | </w:t>
+            </w:r>
+            <w:r>
+              <w:rPr>
+                <w:rFonts w:ascii="Latha" w:hAnsi="Latha" w:cs="Latha"/>
+                <w:sz w:val="28"/>
+                <w:szCs w:val="28"/>
+                <w:cs/>
+                <w:lang w:bidi="ta-IN"/>
+              </w:rPr>
+              <w:t>அ</w:t>
+            </w:r>
+            <w:r>
+              <w:rPr>
+                <w:rFonts w:ascii="BRH Tamil Tab Extra" w:hAnsi="BRH Tamil Tab Extra" w:cs="brh"/>
+                <w:b/>
+                <w:sz w:val="32"/>
+                <w:szCs w:val="28"/>
+                <w:lang w:val="it-IT" w:bidi="ta-IN"/>
+              </w:rPr>
+              <w:t>…</w:t>
+            </w:r>
+            <w:r>
+              <w:rPr>
+                <w:rFonts w:ascii="Latha" w:hAnsi="Latha" w:cs="Latha"/>
+                <w:sz w:val="28"/>
+                <w:szCs w:val="28"/>
+                <w:cs/>
+                <w:lang w:bidi="ta-IN"/>
+              </w:rPr>
+              <w:t>த்</w:t>
+            </w:r>
+            <w:r>
+              <w:rPr>
+                <w:rFonts w:ascii="Latha" w:hAnsi="Latha" w:cs="Latha"/>
+                <w:b/>
+                <w:bCs/>
+                <w:position w:val="-12"/>
+                <w:sz w:val="28"/>
+                <w:szCs w:val="28"/>
+                <w:cs/>
+                <w:lang w:bidi="ta-IN"/>
+              </w:rPr>
+              <w:t>3</w:t>
+            </w:r>
+            <w:r>
+              <w:rPr>
+                <w:rFonts w:ascii="Latha" w:hAnsi="Latha" w:cs="Latha"/>
+                <w:sz w:val="28"/>
+                <w:szCs w:val="28"/>
+                <w:cs/>
+                <w:lang w:bidi="ta-IN"/>
+              </w:rPr>
+              <w:t>த்</w:t>
+            </w:r>
+            <w:r>
+              <w:rPr>
+                <w:rFonts w:ascii="Latha" w:hAnsi="Latha" w:cs="Latha"/>
+                <w:b/>
+                <w:bCs/>
+                <w:position w:val="-12"/>
+                <w:sz w:val="28"/>
+                <w:szCs w:val="28"/>
+                <w:cs/>
+                <w:lang w:bidi="ta-IN"/>
+              </w:rPr>
+              <w:t>4</w:t>
+            </w:r>
+            <w:r>
+              <w:rPr>
+                <w:rFonts w:ascii="Latha" w:hAnsi="Latha" w:cs="Latha"/>
+                <w:sz w:val="28"/>
+                <w:szCs w:val="28"/>
+                <w:cs/>
+                <w:lang w:bidi="ta-IN"/>
+              </w:rPr>
+              <w:t>யதி</w:t>
+            </w:r>
+            <w:r>
+              <w:rPr>
+                <w:rFonts w:ascii="BRH Tamil Tab Extra" w:hAnsi="BRH Tamil Tab Extra" w:cs="brh"/>
+                <w:b/>
+                <w:sz w:val="36"/>
+                <w:szCs w:val="28"/>
+                <w:lang w:val="it-IT" w:bidi="ta-IN"/>
+              </w:rPr>
+              <w:t>†</w:t>
+            </w:r>
+            <w:r>
+              <w:rPr>
+                <w:rFonts w:ascii="Latha" w:hAnsi="Latha" w:cs="Latha"/>
+                <w:sz w:val="28"/>
+                <w:szCs w:val="28"/>
+                <w:cs/>
+                <w:lang w:bidi="ta-IN"/>
+              </w:rPr>
+              <w:t>ஷ்ட</w:t>
+            </w:r>
+            <w:r>
+              <w:rPr>
+                <w:rFonts w:ascii="BRH Tamil Tab Extra" w:hAnsi="BRH Tamil Tab Extra" w:cs="brh"/>
+                <w:b/>
+                <w:sz w:val="32"/>
+                <w:szCs w:val="28"/>
+                <w:lang w:val="it-IT" w:bidi="ta-IN"/>
+              </w:rPr>
+              <w:t>…</w:t>
+            </w:r>
+            <w:r>
+              <w:rPr>
+                <w:rFonts w:ascii="Latha" w:hAnsi="Latha" w:cs="Latha"/>
+                <w:b/>
+                <w:bCs/>
+                <w:position w:val="-12"/>
+                <w:sz w:val="28"/>
+                <w:szCs w:val="28"/>
+                <w:cs/>
+                <w:lang w:bidi="ta-IN"/>
+              </w:rPr>
+              <w:t>2</w:t>
+            </w:r>
+            <w:r>
+              <w:rPr>
+                <w:rFonts w:ascii="Latha" w:hAnsi="Latha" w:cs="Latha"/>
+                <w:sz w:val="28"/>
+                <w:szCs w:val="28"/>
+                <w:cs/>
+                <w:lang w:bidi="ta-IN"/>
+              </w:rPr>
+              <w:t>தி</w:t>
+            </w:r>
+            <w:r>
+              <w:rPr>
+                <w:rFonts w:ascii="Latha" w:hAnsi="Latha" w:cs="Latha"/>
+                <w:b/>
+                <w:bCs/>
+                <w:position w:val="-12"/>
+                <w:sz w:val="28"/>
+                <w:szCs w:val="28"/>
+                <w:cs/>
+                <w:lang w:bidi="ta-IN"/>
+              </w:rPr>
+              <w:t>3</w:t>
+            </w:r>
+            <w:r>
+              <w:rPr>
+                <w:rFonts w:ascii="Latha" w:hAnsi="Latha" w:cs="Latha"/>
+                <w:sz w:val="28"/>
+                <w:szCs w:val="28"/>
+                <w:cs/>
+                <w:lang w:bidi="ta-IN"/>
+              </w:rPr>
+              <w:t>த்ய</w:t>
+            </w:r>
+            <w:r>
+              <w:rPr>
+                <w:rFonts w:ascii="BRH Tamil Tab Extra" w:hAnsi="BRH Tamil Tab Extra" w:cs="brh"/>
+                <w:b/>
+                <w:sz w:val="36"/>
+                <w:szCs w:val="28"/>
+                <w:highlight w:val="yellow"/>
+                <w:lang w:val="it-IT" w:bidi="ta-IN"/>
+              </w:rPr>
+              <w:t>†</w:t>
+            </w:r>
+            <w:r>
+              <w:rPr>
+                <w:rFonts w:ascii="Latha" w:hAnsi="Latha" w:cs="Latha"/>
+                <w:sz w:val="28"/>
+                <w:szCs w:val="28"/>
+                <w:highlight w:val="yellow"/>
+                <w:cs/>
+                <w:lang w:bidi="ta-IN"/>
+              </w:rPr>
+              <w:t>த்</w:t>
+            </w:r>
+            <w:r>
+              <w:rPr>
+                <w:rFonts w:ascii="Latha" w:hAnsi="Latha" w:cs="Latha"/>
+                <w:b/>
+                <w:bCs/>
+                <w:position w:val="-12"/>
+                <w:sz w:val="28"/>
+                <w:szCs w:val="28"/>
+                <w:highlight w:val="yellow"/>
+                <w:cs/>
+                <w:lang w:bidi="ta-IN"/>
+              </w:rPr>
+              <w:t>3</w:t>
+            </w:r>
+            <w:r>
+              <w:rPr>
+                <w:rFonts w:ascii="Latha" w:hAnsi="Latha" w:cs="Latha"/>
+                <w:sz w:val="28"/>
+                <w:szCs w:val="28"/>
+                <w:highlight w:val="yellow"/>
+                <w:cs/>
+                <w:lang w:bidi="ta-IN"/>
+              </w:rPr>
+              <w:t>தி</w:t>
+            </w:r>
+            <w:r>
+              <w:rPr>
+                <w:rFonts w:ascii="Latha" w:hAnsi="Latha" w:cs="Latha"/>
+                <w:b/>
+                <w:bCs/>
+                <w:position w:val="-12"/>
+                <w:sz w:val="28"/>
+                <w:szCs w:val="28"/>
+                <w:highlight w:val="yellow"/>
+                <w:cs/>
+                <w:lang w:bidi="ta-IN"/>
+              </w:rPr>
+              <w:t>4</w:t>
+            </w:r>
+            <w:r>
+              <w:rPr>
+                <w:rFonts w:ascii="Latha" w:hAnsi="Latha" w:cs="Latha"/>
+                <w:sz w:val="28"/>
+                <w:szCs w:val="28"/>
+                <w:lang w:val="it-IT" w:bidi="ta-IN"/>
+              </w:rPr>
+              <w:t xml:space="preserve"> - </w:t>
+            </w:r>
+            <w:r>
+              <w:rPr>
+                <w:rFonts w:ascii="Latha" w:hAnsi="Latha" w:cs="Latha"/>
+                <w:sz w:val="28"/>
+                <w:szCs w:val="28"/>
+                <w:cs/>
+                <w:lang w:bidi="ta-IN"/>
+              </w:rPr>
+              <w:t>அதி</w:t>
+            </w:r>
+            <w:r>
+              <w:rPr>
+                <w:rFonts w:ascii="BRH Tamil Tab Extra" w:hAnsi="BRH Tamil Tab Extra" w:cs="brh"/>
+                <w:b/>
+                <w:sz w:val="36"/>
+                <w:szCs w:val="28"/>
+                <w:lang w:val="it-IT" w:bidi="ta-IN"/>
+              </w:rPr>
+              <w:t>†</w:t>
+            </w:r>
+            <w:r>
+              <w:rPr>
+                <w:rFonts w:ascii="Latha" w:hAnsi="Latha" w:cs="Latha"/>
+                <w:sz w:val="28"/>
+                <w:szCs w:val="28"/>
+                <w:cs/>
+                <w:lang w:bidi="ta-IN"/>
+              </w:rPr>
+              <w:t>ஷ்ட</w:t>
+            </w:r>
+            <w:r>
+              <w:rPr>
+                <w:rFonts w:ascii="Latha" w:hAnsi="Latha" w:cs="Latha"/>
+                <w:b/>
+                <w:bCs/>
+                <w:position w:val="-12"/>
+                <w:sz w:val="28"/>
+                <w:szCs w:val="28"/>
+                <w:cs/>
+                <w:lang w:bidi="ta-IN"/>
+              </w:rPr>
+              <w:t>2</w:t>
+            </w:r>
+            <w:r>
+              <w:rPr>
+                <w:rFonts w:ascii="Latha" w:hAnsi="Latha" w:cs="Latha"/>
+                <w:sz w:val="28"/>
+                <w:szCs w:val="28"/>
+                <w:cs/>
+                <w:lang w:bidi="ta-IN"/>
+              </w:rPr>
+              <w:t>த்</w:t>
+            </w:r>
+            <w:r>
+              <w:rPr>
+                <w:rFonts w:ascii="Latha" w:hAnsi="Latha" w:cs="Latha"/>
+                <w:sz w:val="28"/>
+                <w:szCs w:val="28"/>
+                <w:lang w:val="it-IT" w:bidi="ta-IN"/>
+              </w:rPr>
+              <w:t xml:space="preserve"> |</w:t>
+            </w:r>
+          </w:p>
+        </w:tc>
+        <w:tc>
+          <w:tcPr>
+            <w:tcW w:w="5386" w:type="dxa"/>
+          </w:tcPr>
+          <w:p>
+            <w:pPr>
+              <w:widowControl w:val="0"/>
+              <w:autoSpaceDE w:val="0"/>
+              <w:autoSpaceDN w:val="0"/>
+              <w:adjustRightInd w:val="0"/>
+              <w:spacing w:before="0" w:line="240" w:lineRule="auto"/>
+              <w:rPr>
+                <w:rFonts w:ascii="BRH Malayalam Extra" w:eastAsia="Times New Roman" w:hAnsi="BRH Malayalam Extra" w:cs="BRH Malayalam Extra"/>
+                <w:color w:val="000000"/>
+                <w:sz w:val="40"/>
+                <w:szCs w:val="40"/>
+                <w:lang w:val="it-IT" w:eastAsia="en-IN" w:bidi="ml-IN"/>
+              </w:rPr>
+            </w:pPr>
+            <w:r>
+              <w:rPr>
+                <w:rFonts w:ascii="Latha" w:hAnsi="Latha" w:cs="Latha"/>
+                <w:sz w:val="28"/>
+                <w:szCs w:val="28"/>
+                <w:cs/>
+                <w:lang w:bidi="ta-IN"/>
+              </w:rPr>
+              <w:t>அ</w:t>
+            </w:r>
+            <w:r>
+              <w:rPr>
+                <w:rFonts w:ascii="BRH Tamil Tab Extra" w:hAnsi="BRH Tamil Tab Extra" w:cs="brh"/>
+                <w:b/>
+                <w:sz w:val="32"/>
+                <w:szCs w:val="28"/>
+                <w:lang w:val="it-IT" w:bidi="ta-IN"/>
+              </w:rPr>
+              <w:t>…</w:t>
+            </w:r>
+            <w:r>
+              <w:rPr>
+                <w:rFonts w:ascii="Latha" w:hAnsi="Latha" w:cs="Latha"/>
+                <w:sz w:val="28"/>
+                <w:szCs w:val="28"/>
+                <w:cs/>
+                <w:lang w:bidi="ta-IN"/>
+              </w:rPr>
+              <w:t>த்</w:t>
+            </w:r>
+            <w:r>
+              <w:rPr>
+                <w:rFonts w:ascii="Latha" w:hAnsi="Latha" w:cs="Latha"/>
+                <w:b/>
+                <w:bCs/>
+                <w:position w:val="-12"/>
+                <w:sz w:val="28"/>
+                <w:szCs w:val="28"/>
+                <w:cs/>
+                <w:lang w:bidi="ta-IN"/>
+              </w:rPr>
+              <w:t>3</w:t>
+            </w:r>
+            <w:r>
+              <w:rPr>
+                <w:rFonts w:ascii="Latha" w:hAnsi="Latha" w:cs="Latha"/>
+                <w:sz w:val="28"/>
+                <w:szCs w:val="28"/>
+                <w:cs/>
+                <w:lang w:bidi="ta-IN"/>
+              </w:rPr>
+              <w:t>த்</w:t>
+            </w:r>
+            <w:r>
+              <w:rPr>
+                <w:rFonts w:ascii="Latha" w:hAnsi="Latha" w:cs="Latha"/>
+                <w:b/>
+                <w:bCs/>
+                <w:position w:val="-12"/>
+                <w:sz w:val="28"/>
+                <w:szCs w:val="28"/>
+                <w:cs/>
+                <w:lang w:bidi="ta-IN"/>
+              </w:rPr>
+              <w:t>4</w:t>
+            </w:r>
+            <w:r>
+              <w:rPr>
+                <w:rFonts w:ascii="Latha" w:hAnsi="Latha" w:cs="Latha"/>
+                <w:sz w:val="28"/>
+                <w:szCs w:val="28"/>
+                <w:cs/>
+                <w:lang w:bidi="ta-IN"/>
+              </w:rPr>
+              <w:t>யதி</w:t>
+            </w:r>
+            <w:r>
+              <w:rPr>
+                <w:rFonts w:ascii="BRH Tamil Tab Extra" w:hAnsi="BRH Tamil Tab Extra" w:cs="brh"/>
+                <w:b/>
+                <w:sz w:val="36"/>
+                <w:szCs w:val="28"/>
+                <w:lang w:val="it-IT" w:bidi="ta-IN"/>
+              </w:rPr>
+              <w:t>†</w:t>
+            </w:r>
+            <w:r>
+              <w:rPr>
+                <w:rFonts w:ascii="Latha" w:hAnsi="Latha" w:cs="Latha"/>
+                <w:sz w:val="28"/>
+                <w:szCs w:val="28"/>
+                <w:cs/>
+                <w:lang w:bidi="ta-IN"/>
+              </w:rPr>
+              <w:t>ஷ்ட</w:t>
+            </w:r>
+            <w:r>
+              <w:rPr>
+                <w:rFonts w:ascii="BRH Tamil Tab Extra" w:hAnsi="BRH Tamil Tab Extra" w:cs="brh"/>
+                <w:b/>
+                <w:sz w:val="32"/>
+                <w:szCs w:val="28"/>
+                <w:lang w:val="it-IT" w:bidi="ta-IN"/>
+              </w:rPr>
+              <w:t>…</w:t>
+            </w:r>
+            <w:r>
+              <w:rPr>
+                <w:rFonts w:ascii="Latha" w:hAnsi="Latha" w:cs="Latha"/>
+                <w:b/>
+                <w:bCs/>
+                <w:position w:val="-12"/>
+                <w:sz w:val="28"/>
+                <w:szCs w:val="28"/>
+                <w:cs/>
+                <w:lang w:bidi="ta-IN"/>
+              </w:rPr>
+              <w:t>2</w:t>
+            </w:r>
+            <w:r>
+              <w:rPr>
+                <w:rFonts w:ascii="Latha" w:hAnsi="Latha" w:cs="Latha"/>
+                <w:sz w:val="28"/>
+                <w:szCs w:val="28"/>
+                <w:cs/>
+                <w:lang w:bidi="ta-IN"/>
+              </w:rPr>
+              <w:t>த்</w:t>
+            </w:r>
+            <w:r>
+              <w:rPr>
+                <w:rFonts w:ascii="Latha" w:hAnsi="Latha" w:cs="Latha"/>
+                <w:b/>
+                <w:bCs/>
+                <w:position w:val="-12"/>
+                <w:sz w:val="28"/>
+                <w:szCs w:val="28"/>
+                <w:cs/>
+                <w:lang w:bidi="ta-IN"/>
+              </w:rPr>
+              <w:t>3</w:t>
+            </w:r>
+            <w:r>
+              <w:rPr>
+                <w:rFonts w:ascii="Latha" w:hAnsi="Latha" w:cs="Latha"/>
+                <w:sz w:val="28"/>
+                <w:szCs w:val="28"/>
+                <w:lang w:val="it-IT" w:bidi="ta-IN"/>
+              </w:rPr>
+              <w:t xml:space="preserve"> </w:t>
+            </w:r>
+            <w:r>
+              <w:rPr>
+                <w:rFonts w:ascii="Latha" w:hAnsi="Latha" w:cs="Latha"/>
+                <w:sz w:val="28"/>
+                <w:szCs w:val="28"/>
+                <w:cs/>
+                <w:lang w:bidi="ta-IN"/>
+              </w:rPr>
+              <w:t>பு</w:t>
+            </w:r>
+            <w:r>
+              <w:rPr>
+                <w:rFonts w:ascii="Latha" w:hAnsi="Latha" w:cs="Latha"/>
+                <w:b/>
+                <w:bCs/>
+                <w:position w:val="-12"/>
+                <w:sz w:val="28"/>
+                <w:szCs w:val="28"/>
+                <w:cs/>
+                <w:lang w:bidi="ta-IN"/>
+              </w:rPr>
+              <w:t>4</w:t>
+            </w:r>
+            <w:r>
+              <w:rPr>
+                <w:rFonts w:ascii="Latha" w:hAnsi="Latha" w:cs="Latha"/>
+                <w:sz w:val="28"/>
+                <w:szCs w:val="28"/>
+                <w:cs/>
+                <w:lang w:bidi="ta-IN"/>
+              </w:rPr>
+              <w:t>வ</w:t>
+            </w:r>
+            <w:r>
+              <w:rPr>
+                <w:rFonts w:ascii="BRH Tamil Tab Extra" w:hAnsi="BRH Tamil Tab Extra" w:cs="brh"/>
+                <w:b/>
+                <w:sz w:val="36"/>
+                <w:szCs w:val="28"/>
+                <w:lang w:val="it-IT" w:bidi="ta-IN"/>
+              </w:rPr>
+              <w:t>†</w:t>
+            </w:r>
+            <w:r>
+              <w:rPr>
+                <w:rFonts w:ascii="Latha" w:hAnsi="Latha" w:cs="Latha"/>
+                <w:sz w:val="28"/>
+                <w:szCs w:val="28"/>
+                <w:cs/>
+                <w:lang w:bidi="ta-IN"/>
+              </w:rPr>
+              <w:t>னானி</w:t>
+            </w:r>
+            <w:r>
+              <w:rPr>
+                <w:rFonts w:ascii="Latha" w:hAnsi="Latha" w:cs="Latha"/>
+                <w:sz w:val="28"/>
+                <w:szCs w:val="28"/>
+                <w:lang w:val="it-IT" w:bidi="ta-IN"/>
+              </w:rPr>
+              <w:t xml:space="preserve"> | </w:t>
+            </w:r>
+            <w:r>
+              <w:rPr>
+                <w:rFonts w:ascii="Latha" w:hAnsi="Latha" w:cs="Latha"/>
+                <w:sz w:val="28"/>
+                <w:szCs w:val="28"/>
+                <w:cs/>
+                <w:lang w:bidi="ta-IN"/>
+              </w:rPr>
+              <w:t>அ</w:t>
+            </w:r>
+            <w:r>
+              <w:rPr>
+                <w:rFonts w:ascii="BRH Tamil Tab Extra" w:hAnsi="BRH Tamil Tab Extra" w:cs="brh"/>
+                <w:b/>
+                <w:sz w:val="32"/>
+                <w:szCs w:val="28"/>
+                <w:lang w:val="it-IT" w:bidi="ta-IN"/>
+              </w:rPr>
+              <w:t>…</w:t>
+            </w:r>
+            <w:r>
+              <w:rPr>
+                <w:rFonts w:ascii="Latha" w:hAnsi="Latha" w:cs="Latha"/>
+                <w:sz w:val="28"/>
+                <w:szCs w:val="28"/>
+                <w:cs/>
+                <w:lang w:bidi="ta-IN"/>
+              </w:rPr>
+              <w:t>த்</w:t>
+            </w:r>
+            <w:r>
+              <w:rPr>
+                <w:rFonts w:ascii="Latha" w:hAnsi="Latha" w:cs="Latha"/>
+                <w:b/>
+                <w:bCs/>
+                <w:position w:val="-12"/>
+                <w:sz w:val="28"/>
+                <w:szCs w:val="28"/>
+                <w:cs/>
+                <w:lang w:bidi="ta-IN"/>
+              </w:rPr>
+              <w:t>3</w:t>
+            </w:r>
+            <w:r>
+              <w:rPr>
+                <w:rFonts w:ascii="Latha" w:hAnsi="Latha" w:cs="Latha"/>
+                <w:sz w:val="28"/>
+                <w:szCs w:val="28"/>
+                <w:cs/>
+                <w:lang w:bidi="ta-IN"/>
+              </w:rPr>
+              <w:t>த்</w:t>
+            </w:r>
+            <w:r>
+              <w:rPr>
+                <w:rFonts w:ascii="Latha" w:hAnsi="Latha" w:cs="Latha"/>
+                <w:b/>
+                <w:bCs/>
+                <w:position w:val="-12"/>
+                <w:sz w:val="28"/>
+                <w:szCs w:val="28"/>
+                <w:cs/>
+                <w:lang w:bidi="ta-IN"/>
+              </w:rPr>
+              <w:t>4</w:t>
+            </w:r>
+            <w:r>
+              <w:rPr>
+                <w:rFonts w:ascii="Latha" w:hAnsi="Latha" w:cs="Latha"/>
+                <w:sz w:val="28"/>
+                <w:szCs w:val="28"/>
+                <w:cs/>
+                <w:lang w:bidi="ta-IN"/>
+              </w:rPr>
+              <w:t>யதி</w:t>
+            </w:r>
+            <w:r>
+              <w:rPr>
+                <w:rFonts w:ascii="BRH Tamil Tab Extra" w:hAnsi="BRH Tamil Tab Extra" w:cs="brh"/>
+                <w:b/>
+                <w:sz w:val="36"/>
+                <w:szCs w:val="28"/>
+                <w:lang w:val="it-IT" w:bidi="ta-IN"/>
+              </w:rPr>
+              <w:t>†</w:t>
+            </w:r>
+            <w:r>
+              <w:rPr>
+                <w:rFonts w:ascii="Latha" w:hAnsi="Latha" w:cs="Latha"/>
+                <w:sz w:val="28"/>
+                <w:szCs w:val="28"/>
+                <w:cs/>
+                <w:lang w:bidi="ta-IN"/>
+              </w:rPr>
+              <w:t>ஷ்ட</w:t>
+            </w:r>
+            <w:r>
+              <w:rPr>
+                <w:rFonts w:ascii="BRH Tamil Tab Extra" w:hAnsi="BRH Tamil Tab Extra" w:cs="brh"/>
+                <w:b/>
+                <w:sz w:val="32"/>
+                <w:szCs w:val="28"/>
+                <w:lang w:val="it-IT" w:bidi="ta-IN"/>
+              </w:rPr>
+              <w:t>…</w:t>
+            </w:r>
+            <w:r>
+              <w:rPr>
+                <w:rFonts w:ascii="Latha" w:hAnsi="Latha" w:cs="Latha"/>
+                <w:b/>
+                <w:bCs/>
+                <w:position w:val="-12"/>
+                <w:sz w:val="28"/>
+                <w:szCs w:val="28"/>
+                <w:cs/>
+                <w:lang w:bidi="ta-IN"/>
+              </w:rPr>
+              <w:t>2</w:t>
+            </w:r>
+            <w:r>
+              <w:rPr>
+                <w:rFonts w:ascii="Latha" w:hAnsi="Latha" w:cs="Latha"/>
+                <w:sz w:val="28"/>
+                <w:szCs w:val="28"/>
+                <w:cs/>
+                <w:lang w:bidi="ta-IN"/>
+              </w:rPr>
+              <w:t>தி</w:t>
+            </w:r>
+            <w:r>
+              <w:rPr>
+                <w:rFonts w:ascii="Latha" w:hAnsi="Latha" w:cs="Latha"/>
+                <w:b/>
+                <w:bCs/>
+                <w:position w:val="-12"/>
+                <w:sz w:val="28"/>
+                <w:szCs w:val="28"/>
+                <w:cs/>
+                <w:lang w:bidi="ta-IN"/>
+              </w:rPr>
+              <w:t>3</w:t>
+            </w:r>
+            <w:r>
+              <w:rPr>
+                <w:rFonts w:ascii="Latha" w:hAnsi="Latha" w:cs="Latha"/>
+                <w:sz w:val="28"/>
+                <w:szCs w:val="28"/>
+                <w:cs/>
+                <w:lang w:bidi="ta-IN"/>
+              </w:rPr>
+              <w:t>த்ய</w:t>
+            </w:r>
+            <w:r>
+              <w:rPr>
+                <w:rFonts w:ascii="BRH Tamil Tab Extra" w:hAnsi="BRH Tamil Tab Extra" w:cs="brh"/>
+                <w:b/>
+                <w:sz w:val="36"/>
+                <w:szCs w:val="28"/>
+                <w:highlight w:val="green"/>
+                <w:lang w:val="it-IT" w:bidi="ta-IN"/>
+              </w:rPr>
+              <w:t>†</w:t>
+            </w:r>
+            <w:r>
+              <w:rPr>
+                <w:rFonts w:ascii="Latha" w:hAnsi="Latha" w:cs="Latha"/>
+                <w:sz w:val="28"/>
+                <w:szCs w:val="28"/>
+                <w:highlight w:val="green"/>
+                <w:cs/>
+                <w:lang w:bidi="ta-IN"/>
+              </w:rPr>
+              <w:t>தி</w:t>
+            </w:r>
+            <w:r>
+              <w:rPr>
+                <w:rFonts w:ascii="Latha" w:hAnsi="Latha" w:cs="Latha"/>
+                <w:b/>
+                <w:bCs/>
+                <w:position w:val="-12"/>
+                <w:sz w:val="28"/>
+                <w:szCs w:val="28"/>
+                <w:highlight w:val="green"/>
+                <w:cs/>
+                <w:lang w:bidi="ta-IN"/>
+              </w:rPr>
+              <w:t>4</w:t>
+            </w:r>
+            <w:r>
+              <w:rPr>
+                <w:rFonts w:ascii="Latha" w:hAnsi="Latha" w:cs="Latha"/>
+                <w:sz w:val="28"/>
+                <w:szCs w:val="28"/>
+                <w:lang w:val="it-IT" w:bidi="ta-IN"/>
+              </w:rPr>
+              <w:t xml:space="preserve"> - </w:t>
+            </w:r>
+            <w:r>
+              <w:rPr>
+                <w:rFonts w:ascii="Latha" w:hAnsi="Latha" w:cs="Latha"/>
+                <w:sz w:val="28"/>
+                <w:szCs w:val="28"/>
+                <w:cs/>
+                <w:lang w:bidi="ta-IN"/>
+              </w:rPr>
+              <w:t>அதி</w:t>
+            </w:r>
+            <w:r>
+              <w:rPr>
+                <w:rFonts w:ascii="BRH Tamil Tab Extra" w:hAnsi="BRH Tamil Tab Extra" w:cs="brh"/>
+                <w:b/>
+                <w:sz w:val="36"/>
+                <w:szCs w:val="28"/>
+                <w:lang w:val="it-IT" w:bidi="ta-IN"/>
+              </w:rPr>
+              <w:t>†</w:t>
+            </w:r>
+            <w:r>
+              <w:rPr>
+                <w:rFonts w:ascii="Latha" w:hAnsi="Latha" w:cs="Latha"/>
+                <w:sz w:val="28"/>
+                <w:szCs w:val="28"/>
+                <w:cs/>
+                <w:lang w:bidi="ta-IN"/>
+              </w:rPr>
+              <w:t>ஷ்ட</w:t>
+            </w:r>
+            <w:r>
+              <w:rPr>
+                <w:rFonts w:ascii="Latha" w:hAnsi="Latha" w:cs="Latha"/>
+                <w:b/>
+                <w:bCs/>
+                <w:position w:val="-12"/>
+                <w:sz w:val="28"/>
+                <w:szCs w:val="28"/>
+                <w:cs/>
+                <w:lang w:bidi="ta-IN"/>
+              </w:rPr>
+              <w:t>2</w:t>
+            </w:r>
+            <w:r>
+              <w:rPr>
+                <w:rFonts w:ascii="Latha" w:hAnsi="Latha" w:cs="Latha"/>
+                <w:sz w:val="28"/>
+                <w:szCs w:val="28"/>
+                <w:cs/>
+                <w:lang w:bidi="ta-IN"/>
+              </w:rPr>
+              <w:t>த்</w:t>
+            </w:r>
+            <w:r>
+              <w:rPr>
+                <w:rFonts w:ascii="Latha" w:hAnsi="Latha" w:cs="Latha"/>
+                <w:sz w:val="28"/>
+                <w:szCs w:val="28"/>
+                <w:lang w:val="it-IT" w:bidi="ta-IN"/>
+              </w:rPr>
+              <w:t xml:space="preserve"> |</w:t>
             </w:r>
           </w:p>
         </w:tc>
@@ -1216,6 +2362,7 @@
                 <w:sz w:val="32"/>
                 <w:szCs w:val="32"/>
               </w:rPr>
+              <w:lastRenderedPageBreak/>
               <w:t>Section, Paragraph</w:t>
             </w:r>
           </w:p>
@@ -1774,7 +2921,6 @@
                 <w:cs/>
                 <w:lang w:bidi="ta-IN"/>
               </w:rPr>
-              <w:lastRenderedPageBreak/>
               <w:t>து</w:t>
             </w:r>
             <w:r>
@@ -1974,7 +3120,6 @@
                 <w:cs/>
                 <w:lang w:bidi="ta-IN"/>
               </w:rPr>
-              <w:lastRenderedPageBreak/>
               <w:t>கே</w:t>
             </w:r>
             <w:r>
@@ -2297,7 +3442,6 @@
                 <w:cs/>
                 <w:lang w:bidi="ta-IN"/>
               </w:rPr>
-              <w:lastRenderedPageBreak/>
               <w:t>து</w:t>
             </w:r>
             <w:r>
@@ -2483,7 +3627,6 @@
           <w:szCs w:val="32"/>
           <w:u w:val="single"/>
         </w:rPr>
-        <w:lastRenderedPageBreak/>
         <w:t>=========</w:t>
       </w:r>
     </w:p>
@@ -4510,6 +5653,7 @@
                 <w:sz w:val="28"/>
                 <w:szCs w:val="32"/>
               </w:rPr>
+              <w:lastRenderedPageBreak/>
               <w:t>T.S.4.6.6.7 – Kramam</w:t>
             </w:r>
           </w:p>
@@ -5338,7 +6482,6 @@
                 <w:sz w:val="28"/>
                 <w:szCs w:val="32"/>
               </w:rPr>
-              <w:lastRenderedPageBreak/>
               <w:t>T.S.4.6.7.5 – Kramam</w:t>
             </w:r>
           </w:p>
@@ -8494,6 +9637,7 @@
                 <w:sz w:val="28"/>
                 <w:szCs w:val="32"/>
               </w:rPr>
+              <w:lastRenderedPageBreak/>
               <w:t>T.S.4.6.9.2 – Kramam</w:t>
             </w:r>
           </w:p>
@@ -9057,7 +10201,6 @@
           <w:szCs w:val="32"/>
           <w:u w:val="single"/>
         </w:rPr>
-        <w:lastRenderedPageBreak/>
         <w:t>=========================</w:t>
       </w:r>
     </w:p>

--- a/TS-Kramam/TS-4.6/TS 4.6 Tamil Krama Paatam Corrections.docx
+++ b/TS-Kramam/TS-4.6/TS 4.6 Tamil Krama Paatam Corrections.docx
@@ -1,6 +1,6 @@
 
 <file path=word/document.xml><?xml version="1.0" encoding="utf-8"?>
-<w:document xmlns:wpc="http://schemas.microsoft.com/office/word/2010/wordprocessingCanvas" xmlns:cx="http://schemas.microsoft.com/office/drawing/2014/chartex" xmlns:cx1="http://schemas.microsoft.com/office/drawing/2015/9/8/chartex" xmlns:cx2="http://schemas.microsoft.com/office/drawing/2015/10/21/chartex" xmlns:cx3="http://schemas.microsoft.com/office/drawing/2016/5/9/chartex" xmlns:cx4="http://schemas.microsoft.com/office/drawing/2016/5/10/chartex" xmlns:cx5="http://schemas.microsoft.com/office/drawing/2016/5/11/chartex" xmlns:cx6="http://schemas.microsoft.com/office/drawing/2016/5/12/chartex" xmlns:cx7="http://schemas.microsoft.com/office/drawing/2016/5/13/chartex" xmlns:cx8="http://schemas.microsoft.com/office/drawing/2016/5/14/chartex" xmlns:mc="http://schemas.openxmlformats.org/markup-compatibility/2006" xmlns:aink="http://schemas.microsoft.com/office/drawing/2016/ink" xmlns:am3d="http://schemas.microsoft.com/office/drawing/2017/model3d" xmlns:o="urn:schemas-microsoft-com:office:office" xmlns:oel="http://schemas.microsoft.com/office/2019/extlst" xmlns:r="http://schemas.openxmlformats.org/officeDocument/2006/relationships" xmlns:m="http://schemas.openxmlformats.org/officeDocument/2006/math" xmlns:v="urn:schemas-microsoft-com:vml" xmlns:wp14="http://schemas.microsoft.com/office/word/2010/wordprocessingDrawing" xmlns:wp="http://schemas.openxmlformats.org/drawingml/2006/wordprocessingDrawing" xmlns:w10="urn:schemas-microsoft-com:office:word" xmlns:w="http://schemas.openxmlformats.org/wordprocessingml/2006/main" xmlns:w14="http://schemas.microsoft.com/office/word/2010/wordml" xmlns:w15="http://schemas.microsoft.com/office/word/2012/wordml" xmlns:w16cex="http://schemas.microsoft.com/office/word/2018/wordml/cex" xmlns:w16cid="http://schemas.microsoft.com/office/word/2016/wordml/cid" xmlns:w16="http://schemas.microsoft.com/office/word/2018/wordml" xmlns:w16du="http://schemas.microsoft.com/office/word/2023/wordml/word16du" xmlns:w16sdtdh="http://schemas.microsoft.com/office/word/2020/wordml/sdtdatahash" xmlns:w16sdtfl="http://schemas.microsoft.com/office/word/2024/wordml/sdtformatlock" xmlns:w16se="http://schemas.microsoft.com/office/word/2015/wordml/symex" xmlns:wpg="http://schemas.microsoft.com/office/word/2010/wordprocessingGroup" xmlns:wpi="http://schemas.microsoft.com/office/word/2010/wordprocessingInk" xmlns:wne="http://schemas.microsoft.com/office/word/2006/wordml" xmlns:wps="http://schemas.microsoft.com/office/word/2010/wordprocessingShape" mc:Ignorable="w14 w15 w16se w16cid w16 w16cex w16sdtdh w16sdtfl w16du wp14">
+<w:document xmlns:wpc="http://schemas.microsoft.com/office/word/2010/wordprocessingCanvas" xmlns:cx="http://schemas.microsoft.com/office/drawing/2014/chartex" xmlns:cx1="http://schemas.microsoft.com/office/drawing/2015/9/8/chartex" xmlns:cx2="http://schemas.microsoft.com/office/drawing/2015/10/21/chartex" xmlns:cx3="http://schemas.microsoft.com/office/drawing/2016/5/9/chartex" xmlns:cx4="http://schemas.microsoft.com/office/drawing/2016/5/10/chartex" xmlns:cx5="http://schemas.microsoft.com/office/drawing/2016/5/11/chartex" xmlns:cx6="http://schemas.microsoft.com/office/drawing/2016/5/12/chartex" xmlns:cx7="http://schemas.microsoft.com/office/drawing/2016/5/13/chartex" xmlns:cx8="http://schemas.microsoft.com/office/drawing/2016/5/14/chartex" xmlns:mc="http://schemas.openxmlformats.org/markup-compatibility/2006" xmlns:aink="http://schemas.microsoft.com/office/drawing/2016/ink" xmlns:am3d="http://schemas.microsoft.com/office/drawing/2017/model3d" xmlns:o="urn:schemas-microsoft-com:office:office" xmlns:oel="http://schemas.microsoft.com/office/2019/extlst" xmlns:r="http://schemas.openxmlformats.org/officeDocument/2006/relationships" xmlns:m="http://schemas.openxmlformats.org/officeDocument/2006/math" xmlns:v="urn:schemas-microsoft-com:vml" xmlns:wp14="http://schemas.microsoft.com/office/word/2010/wordprocessingDrawing" xmlns:wp="http://schemas.openxmlformats.org/drawingml/2006/wordprocessingDrawing" xmlns:w10="urn:schemas-microsoft-com:office:word" xmlns:w="http://schemas.openxmlformats.org/wordprocessingml/2006/main" xmlns:w14="http://schemas.microsoft.com/office/word/2010/wordml" xmlns:w15="http://schemas.microsoft.com/office/word/2012/wordml" xmlns:w16cei="http://schemas.microsoft.com/office/word/2026/wordml/cei" xmlns:w16cex="http://schemas.microsoft.com/office/word/2018/wordml/cex" xmlns:w16cid="http://schemas.microsoft.com/office/word/2016/wordml/cid" xmlns:w16="http://schemas.microsoft.com/office/word/2018/wordml" xmlns:w16du="http://schemas.microsoft.com/office/word/2023/wordml/word16du" xmlns:w16sdtdh="http://schemas.microsoft.com/office/word/2020/wordml/sdtdatahash" xmlns:w16sdtfl="http://schemas.microsoft.com/office/word/2024/wordml/sdtformatlock" xmlns:w16se="http://schemas.microsoft.com/office/word/2015/wordml/symex" xmlns:wpg="http://schemas.microsoft.com/office/word/2010/wordprocessingGroup" xmlns:wpi="http://schemas.microsoft.com/office/word/2010/wordprocessingInk" xmlns:wne="http://schemas.microsoft.com/office/word/2006/wordml" xmlns:wps="http://schemas.microsoft.com/office/word/2010/wordprocessingShape" mc:Ignorable="w14 w15 w16se w16cid w16 w16cex w16sdtdh w16sdtfl w16du wp14">
   <w:body>
     <w:p>
       <w:pPr>
@@ -81,7 +81,18 @@
           <w:szCs w:val="32"/>
           <w:u w:val="single"/>
         </w:rPr>
-        <w:t xml:space="preserve">Observed till </w:t>
+        <w:t xml:space="preserve">Observed </w:t>
+      </w:r>
+      <w:proofErr w:type="gramStart"/>
+      <w:r>
+        <w:rPr>
+          <w:b/>
+          <w:bCs/>
+          <w:sz w:val="32"/>
+          <w:szCs w:val="32"/>
+          <w:u w:val="single"/>
+        </w:rPr>
+        <w:t xml:space="preserve">till </w:t>
       </w:r>
       <w:r>
         <w:rPr>
@@ -94,6 +105,7 @@
         </w:rPr>
         <w:t>????</w:t>
       </w:r>
+      <w:proofErr w:type="gramEnd"/>
     </w:p>
     <w:p>
       <w:pPr>
@@ -141,12 +153,16 @@
               <w:spacing w:before="0" w:line="240" w:lineRule="auto"/>
               <w:jc w:val="center"/>
               <w:rPr>
+                <w:b/>
+                <w:bCs/>
                 <w:sz w:val="32"/>
                 <w:szCs w:val="32"/>
               </w:rPr>
             </w:pPr>
             <w:r>
               <w:rPr>
+                <w:b/>
+                <w:bCs/>
                 <w:sz w:val="32"/>
                 <w:szCs w:val="32"/>
               </w:rPr>
@@ -158,12 +174,16 @@
               <w:spacing w:before="0" w:line="240" w:lineRule="auto"/>
               <w:jc w:val="center"/>
               <w:rPr>
+                <w:b/>
+                <w:bCs/>
                 <w:sz w:val="32"/>
                 <w:szCs w:val="32"/>
               </w:rPr>
             </w:pPr>
             <w:r>
               <w:rPr>
+                <w:b/>
+                <w:bCs/>
                 <w:sz w:val="32"/>
                 <w:szCs w:val="32"/>
               </w:rPr>
@@ -180,12 +200,16 @@
               <w:spacing w:before="0" w:line="240" w:lineRule="auto"/>
               <w:jc w:val="center"/>
               <w:rPr>
+                <w:b/>
+                <w:bCs/>
                 <w:sz w:val="32"/>
                 <w:szCs w:val="32"/>
               </w:rPr>
             </w:pPr>
             <w:r>
               <w:rPr>
+                <w:b/>
+                <w:bCs/>
                 <w:sz w:val="32"/>
                 <w:szCs w:val="32"/>
               </w:rPr>
@@ -203,12 +227,16 @@
               <w:ind w:right="-18"/>
               <w:jc w:val="center"/>
               <w:rPr>
+                <w:b/>
+                <w:bCs/>
                 <w:sz w:val="32"/>
                 <w:szCs w:val="32"/>
               </w:rPr>
             </w:pPr>
             <w:r>
               <w:rPr>
+                <w:b/>
+                <w:bCs/>
                 <w:sz w:val="32"/>
                 <w:szCs w:val="32"/>
               </w:rPr>
@@ -2201,6 +2229,30 @@
           <w:u w:val="single"/>
         </w:rPr>
       </w:pPr>
+    </w:p>
+    <w:p>
+      <w:pPr>
+        <w:jc w:val="center"/>
+        <w:rPr>
+          <w:b/>
+          <w:bCs/>
+          <w:sz w:val="32"/>
+          <w:szCs w:val="32"/>
+          <w:u w:val="single"/>
+        </w:rPr>
+      </w:pPr>
+    </w:p>
+    <w:p>
+      <w:pPr>
+        <w:jc w:val="center"/>
+        <w:rPr>
+          <w:b/>
+          <w:bCs/>
+          <w:sz w:val="32"/>
+          <w:szCs w:val="32"/>
+          <w:u w:val="single"/>
+        </w:rPr>
+      </w:pPr>
       <w:r>
         <w:rPr>
           <w:b/>
@@ -2209,6 +2261,7 @@
           <w:szCs w:val="32"/>
           <w:u w:val="single"/>
         </w:rPr>
+        <w:lastRenderedPageBreak/>
         <w:t xml:space="preserve">TS </w:t>
       </w:r>
       <w:r>
@@ -2362,7 +2415,6 @@
                 <w:sz w:val="32"/>
                 <w:szCs w:val="32"/>
               </w:rPr>
-              <w:lastRenderedPageBreak/>
               <w:t>Section, Paragraph</w:t>
             </w:r>
           </w:p>
@@ -4443,7 +4495,23 @@
                 <w:b/>
                 <w:bCs/>
               </w:rPr>
-              <w:t>(it is deergham)</w:t>
+              <w:t xml:space="preserve">(it is </w:t>
+            </w:r>
+            <w:proofErr w:type="spellStart"/>
+            <w:r>
+              <w:rPr>
+                <w:b/>
+                <w:bCs/>
+              </w:rPr>
+              <w:t>deergham</w:t>
+            </w:r>
+            <w:proofErr w:type="spellEnd"/>
+            <w:r>
+              <w:rPr>
+                <w:b/>
+                <w:bCs/>
+              </w:rPr>
+              <w:t>)</w:t>
             </w:r>
           </w:p>
         </w:tc>
@@ -5009,6 +5077,7 @@
                 <w:sz w:val="28"/>
                 <w:szCs w:val="32"/>
               </w:rPr>
+              <w:lastRenderedPageBreak/>
               <w:t>T.S.4.6.5.6 – Kramam</w:t>
             </w:r>
           </w:p>
@@ -5653,7 +5722,6 @@
                 <w:sz w:val="28"/>
                 <w:szCs w:val="32"/>
               </w:rPr>
-              <w:lastRenderedPageBreak/>
               <w:t>T.S.4.6.6.7 – Kramam</w:t>
             </w:r>
           </w:p>
@@ -6439,12 +6507,21 @@
               </w:rPr>
               <w:t xml:space="preserve"> </w:t>
             </w:r>
-            <w:r>
-              <w:rPr>
-                <w:b/>
-                <w:bCs/>
-              </w:rPr>
-              <w:t>deergham)</w:t>
+            <w:proofErr w:type="spellStart"/>
+            <w:r>
+              <w:rPr>
+                <w:b/>
+                <w:bCs/>
+              </w:rPr>
+              <w:t>deergham</w:t>
+            </w:r>
+            <w:proofErr w:type="spellEnd"/>
+            <w:r>
+              <w:rPr>
+                <w:b/>
+                <w:bCs/>
+              </w:rPr>
+              <w:t>)</w:t>
             </w:r>
           </w:p>
         </w:tc>
@@ -9228,6 +9305,7 @@
                 <w:sz w:val="28"/>
                 <w:szCs w:val="32"/>
               </w:rPr>
+              <w:lastRenderedPageBreak/>
               <w:t>T.S.4.6.9.1 – Kramam</w:t>
             </w:r>
           </w:p>
@@ -9637,7 +9715,6 @@
                 <w:sz w:val="28"/>
                 <w:szCs w:val="32"/>
               </w:rPr>
-              <w:lastRenderedPageBreak/>
               <w:t>T.S.4.6.9.2 – Kramam</w:t>
             </w:r>
           </w:p>
@@ -10115,7 +10192,16 @@
           <w:bCs/>
           <w:sz w:val="32"/>
         </w:rPr>
-        <w:t>replaced with</w:t>
+        <w:t xml:space="preserve">replaced </w:t>
+      </w:r>
+      <w:proofErr w:type="gramStart"/>
+      <w:r>
+        <w:rPr>
+          <w:b/>
+          <w:bCs/>
+          <w:sz w:val="32"/>
+        </w:rPr>
+        <w:t>with</w:t>
       </w:r>
       <w:r>
         <w:rPr>
@@ -10137,6 +10223,7 @@
         </w:rPr>
         <w:t>"</w:t>
       </w:r>
+      <w:proofErr w:type="gramEnd"/>
       <w:r>
         <w:rPr>
           <w:rFonts w:ascii="Latha" w:hAnsi="Latha" w:cs="Latha"/>
@@ -10607,6 +10694,8 @@
       <w:headerReference w:type="default" r:id="rId8"/>
       <w:footerReference w:type="even" r:id="rId9"/>
       <w:footerReference w:type="default" r:id="rId10"/>
+      <w:headerReference w:type="first" r:id="rId11"/>
+      <w:footerReference w:type="first" r:id="rId12"/>
       <w:pgSz w:w="15840" w:h="12240" w:orient="landscape"/>
       <w:pgMar w:top="1440" w:right="1440" w:bottom="1440" w:left="1440" w:header="720" w:footer="720" w:gutter="0"/>
       <w:cols w:space="720"/>
@@ -10617,7 +10706,7 @@
 </file>
 
 <file path=word/endnotes.xml><?xml version="1.0" encoding="utf-8"?>
-<w:endnotes xmlns:wpc="http://schemas.microsoft.com/office/word/2010/wordprocessingCanvas" xmlns:cx="http://schemas.microsoft.com/office/drawing/2014/chartex" xmlns:cx1="http://schemas.microsoft.com/office/drawing/2015/9/8/chartex" xmlns:cx2="http://schemas.microsoft.com/office/drawing/2015/10/21/chartex" xmlns:cx3="http://schemas.microsoft.com/office/drawing/2016/5/9/chartex" xmlns:cx4="http://schemas.microsoft.com/office/drawing/2016/5/10/chartex" xmlns:cx5="http://schemas.microsoft.com/office/drawing/2016/5/11/chartex" xmlns:cx6="http://schemas.microsoft.com/office/drawing/2016/5/12/chartex" xmlns:cx7="http://schemas.microsoft.com/office/drawing/2016/5/13/chartex" xmlns:cx8="http://schemas.microsoft.com/office/drawing/2016/5/14/chartex" xmlns:mc="http://schemas.openxmlformats.org/markup-compatibility/2006" xmlns:aink="http://schemas.microsoft.com/office/drawing/2016/ink" xmlns:am3d="http://schemas.microsoft.com/office/drawing/2017/model3d" xmlns:o="urn:schemas-microsoft-com:office:office" xmlns:oel="http://schemas.microsoft.com/office/2019/extlst" xmlns:r="http://schemas.openxmlformats.org/officeDocument/2006/relationships" xmlns:m="http://schemas.openxmlformats.org/officeDocument/2006/math" xmlns:v="urn:schemas-microsoft-com:vml" xmlns:wp14="http://schemas.microsoft.com/office/word/2010/wordprocessingDrawing" xmlns:wp="http://schemas.openxmlformats.org/drawingml/2006/wordprocessingDrawing" xmlns:w10="urn:schemas-microsoft-com:office:word" xmlns:w="http://schemas.openxmlformats.org/wordprocessingml/2006/main" xmlns:w14="http://schemas.microsoft.com/office/word/2010/wordml" xmlns:w15="http://schemas.microsoft.com/office/word/2012/wordml" xmlns:w16cex="http://schemas.microsoft.com/office/word/2018/wordml/cex" xmlns:w16cid="http://schemas.microsoft.com/office/word/2016/wordml/cid" xmlns:w16="http://schemas.microsoft.com/office/word/2018/wordml" xmlns:w16du="http://schemas.microsoft.com/office/word/2023/wordml/word16du" xmlns:w16sdtdh="http://schemas.microsoft.com/office/word/2020/wordml/sdtdatahash" xmlns:w16sdtfl="http://schemas.microsoft.com/office/word/2024/wordml/sdtformatlock" xmlns:w16se="http://schemas.microsoft.com/office/word/2015/wordml/symex" xmlns:wpg="http://schemas.microsoft.com/office/word/2010/wordprocessingGroup" xmlns:wpi="http://schemas.microsoft.com/office/word/2010/wordprocessingInk" xmlns:wne="http://schemas.microsoft.com/office/word/2006/wordml" xmlns:wps="http://schemas.microsoft.com/office/word/2010/wordprocessingShape" mc:Ignorable="w14 w15 w16se w16cid w16 w16cex w16sdtdh w16sdtfl w16du wp14">
+<w:endnotes xmlns:wpc="http://schemas.microsoft.com/office/word/2010/wordprocessingCanvas" xmlns:cx="http://schemas.microsoft.com/office/drawing/2014/chartex" xmlns:cx1="http://schemas.microsoft.com/office/drawing/2015/9/8/chartex" xmlns:cx2="http://schemas.microsoft.com/office/drawing/2015/10/21/chartex" xmlns:cx3="http://schemas.microsoft.com/office/drawing/2016/5/9/chartex" xmlns:cx4="http://schemas.microsoft.com/office/drawing/2016/5/10/chartex" xmlns:cx5="http://schemas.microsoft.com/office/drawing/2016/5/11/chartex" xmlns:cx6="http://schemas.microsoft.com/office/drawing/2016/5/12/chartex" xmlns:cx7="http://schemas.microsoft.com/office/drawing/2016/5/13/chartex" xmlns:cx8="http://schemas.microsoft.com/office/drawing/2016/5/14/chartex" xmlns:mc="http://schemas.openxmlformats.org/markup-compatibility/2006" xmlns:aink="http://schemas.microsoft.com/office/drawing/2016/ink" xmlns:am3d="http://schemas.microsoft.com/office/drawing/2017/model3d" xmlns:o="urn:schemas-microsoft-com:office:office" xmlns:oel="http://schemas.microsoft.com/office/2019/extlst" xmlns:r="http://schemas.openxmlformats.org/officeDocument/2006/relationships" xmlns:m="http://schemas.openxmlformats.org/officeDocument/2006/math" xmlns:v="urn:schemas-microsoft-com:vml" xmlns:wp14="http://schemas.microsoft.com/office/word/2010/wordprocessingDrawing" xmlns:wp="http://schemas.openxmlformats.org/drawingml/2006/wordprocessingDrawing" xmlns:w10="urn:schemas-microsoft-com:office:word" xmlns:w="http://schemas.openxmlformats.org/wordprocessingml/2006/main" xmlns:w14="http://schemas.microsoft.com/office/word/2010/wordml" xmlns:w15="http://schemas.microsoft.com/office/word/2012/wordml" xmlns:w16cei="http://schemas.microsoft.com/office/word/2026/wordml/cei" xmlns:w16cex="http://schemas.microsoft.com/office/word/2018/wordml/cex" xmlns:w16cid="http://schemas.microsoft.com/office/word/2016/wordml/cid" xmlns:w16="http://schemas.microsoft.com/office/word/2018/wordml" xmlns:w16du="http://schemas.microsoft.com/office/word/2023/wordml/word16du" xmlns:w16sdtdh="http://schemas.microsoft.com/office/word/2020/wordml/sdtdatahash" xmlns:w16sdtfl="http://schemas.microsoft.com/office/word/2024/wordml/sdtformatlock" xmlns:w16se="http://schemas.microsoft.com/office/word/2015/wordml/symex" xmlns:wpg="http://schemas.microsoft.com/office/word/2010/wordprocessingGroup" xmlns:wpi="http://schemas.microsoft.com/office/word/2010/wordprocessingInk" xmlns:wne="http://schemas.microsoft.com/office/word/2006/wordml" xmlns:wps="http://schemas.microsoft.com/office/word/2010/wordprocessingShape" mc:Ignorable="w14 w15 w16se w16cid w16 w16cex w16sdtdh w16sdtfl w16du wp14">
   <w:endnote w:type="separator" w:id="-1">
     <w:p>
       <w:pPr>
@@ -10642,12 +10731,13 @@
 </file>
 
 <file path=word/footer1.xml><?xml version="1.0" encoding="utf-8"?>
-<w:ftr xmlns:wpc="http://schemas.microsoft.com/office/word/2010/wordprocessingCanvas" xmlns:cx="http://schemas.microsoft.com/office/drawing/2014/chartex" xmlns:cx1="http://schemas.microsoft.com/office/drawing/2015/9/8/chartex" xmlns:cx2="http://schemas.microsoft.com/office/drawing/2015/10/21/chartex" xmlns:cx3="http://schemas.microsoft.com/office/drawing/2016/5/9/chartex" xmlns:cx4="http://schemas.microsoft.com/office/drawing/2016/5/10/chartex" xmlns:cx5="http://schemas.microsoft.com/office/drawing/2016/5/11/chartex" xmlns:cx6="http://schemas.microsoft.com/office/drawing/2016/5/12/chartex" xmlns:cx7="http://schemas.microsoft.com/office/drawing/2016/5/13/chartex" xmlns:cx8="http://schemas.microsoft.com/office/drawing/2016/5/14/chartex" xmlns:mc="http://schemas.openxmlformats.org/markup-compatibility/2006" xmlns:aink="http://schemas.microsoft.com/office/drawing/2016/ink" xmlns:am3d="http://schemas.microsoft.com/office/drawing/2017/model3d" xmlns:o="urn:schemas-microsoft-com:office:office" xmlns:oel="http://schemas.microsoft.com/office/2019/extlst" xmlns:r="http://schemas.openxmlformats.org/officeDocument/2006/relationships" xmlns:m="http://schemas.openxmlformats.org/officeDocument/2006/math" xmlns:v="urn:schemas-microsoft-com:vml" xmlns:wp14="http://schemas.microsoft.com/office/word/2010/wordprocessingDrawing" xmlns:wp="http://schemas.openxmlformats.org/drawingml/2006/wordprocessingDrawing" xmlns:w10="urn:schemas-microsoft-com:office:word" xmlns:w="http://schemas.openxmlformats.org/wordprocessingml/2006/main" xmlns:w14="http://schemas.microsoft.com/office/word/2010/wordml" xmlns:w15="http://schemas.microsoft.com/office/word/2012/wordml" xmlns:w16cex="http://schemas.microsoft.com/office/word/2018/wordml/cex" xmlns:w16cid="http://schemas.microsoft.com/office/word/2016/wordml/cid" xmlns:w16="http://schemas.microsoft.com/office/word/2018/wordml" xmlns:w16du="http://schemas.microsoft.com/office/word/2023/wordml/word16du" xmlns:w16sdtdh="http://schemas.microsoft.com/office/word/2020/wordml/sdtdatahash" xmlns:w16sdtfl="http://schemas.microsoft.com/office/word/2024/wordml/sdtformatlock" xmlns:w16se="http://schemas.microsoft.com/office/word/2015/wordml/symex" xmlns:wpg="http://schemas.microsoft.com/office/word/2010/wordprocessingGroup" xmlns:wpi="http://schemas.microsoft.com/office/word/2010/wordprocessingInk" xmlns:wne="http://schemas.microsoft.com/office/word/2006/wordml" xmlns:wps="http://schemas.microsoft.com/office/word/2010/wordprocessingShape" mc:Ignorable="w14 w15 w16se w16cid w16 w16cex w16sdtdh w16sdtfl w16du wp14">
+<w:ftr xmlns:wpc="http://schemas.microsoft.com/office/word/2010/wordprocessingCanvas" xmlns:cx="http://schemas.microsoft.com/office/drawing/2014/chartex" xmlns:cx1="http://schemas.microsoft.com/office/drawing/2015/9/8/chartex" xmlns:cx2="http://schemas.microsoft.com/office/drawing/2015/10/21/chartex" xmlns:cx3="http://schemas.microsoft.com/office/drawing/2016/5/9/chartex" xmlns:cx4="http://schemas.microsoft.com/office/drawing/2016/5/10/chartex" xmlns:cx5="http://schemas.microsoft.com/office/drawing/2016/5/11/chartex" xmlns:cx6="http://schemas.microsoft.com/office/drawing/2016/5/12/chartex" xmlns:cx7="http://schemas.microsoft.com/office/drawing/2016/5/13/chartex" xmlns:cx8="http://schemas.microsoft.com/office/drawing/2016/5/14/chartex" xmlns:mc="http://schemas.openxmlformats.org/markup-compatibility/2006" xmlns:aink="http://schemas.microsoft.com/office/drawing/2016/ink" xmlns:am3d="http://schemas.microsoft.com/office/drawing/2017/model3d" xmlns:o="urn:schemas-microsoft-com:office:office" xmlns:oel="http://schemas.microsoft.com/office/2019/extlst" xmlns:r="http://schemas.openxmlformats.org/officeDocument/2006/relationships" xmlns:m="http://schemas.openxmlformats.org/officeDocument/2006/math" xmlns:v="urn:schemas-microsoft-com:vml" xmlns:wp14="http://schemas.microsoft.com/office/word/2010/wordprocessingDrawing" xmlns:wp="http://schemas.openxmlformats.org/drawingml/2006/wordprocessingDrawing" xmlns:w10="urn:schemas-microsoft-com:office:word" xmlns:w="http://schemas.openxmlformats.org/wordprocessingml/2006/main" xmlns:w14="http://schemas.microsoft.com/office/word/2010/wordml" xmlns:w15="http://schemas.microsoft.com/office/word/2012/wordml" xmlns:w16cei="http://schemas.microsoft.com/office/word/2026/wordml/cei" xmlns:w16cex="http://schemas.microsoft.com/office/word/2018/wordml/cex" xmlns:w16cid="http://schemas.microsoft.com/office/word/2016/wordml/cid" xmlns:w16="http://schemas.microsoft.com/office/word/2018/wordml" xmlns:w16du="http://schemas.microsoft.com/office/word/2023/wordml/word16du" xmlns:w16sdtdh="http://schemas.microsoft.com/office/word/2020/wordml/sdtdatahash" xmlns:w16sdtfl="http://schemas.microsoft.com/office/word/2024/wordml/sdtformatlock" xmlns:w16se="http://schemas.microsoft.com/office/word/2015/wordml/symex" xmlns:wpg="http://schemas.microsoft.com/office/word/2010/wordprocessingGroup" xmlns:wpi="http://schemas.microsoft.com/office/word/2010/wordprocessingInk" xmlns:wne="http://schemas.microsoft.com/office/word/2006/wordml" xmlns:wps="http://schemas.microsoft.com/office/word/2010/wordprocessingShape" mc:Ignorable="w14 w15 w16se w16cid w16 w16cex w16sdtdh w16sdtfl w16du wp14">
   <w:p>
     <w:pPr>
       <w:pBdr>
         <w:top w:val="single" w:sz="4" w:space="1" w:color="auto"/>
       </w:pBdr>
+      <w:jc w:val="right"/>
       <w:rPr>
         <w:b/>
         <w:bCs/>
@@ -10694,14 +10784,22 @@
         <w:bCs/>
       </w:rPr>
       <w:tab/>
-      <w:t xml:space="preserve">              v</w:t>
+      <w:t xml:space="preserve">              </w:t>
+    </w:r>
+    <w:proofErr w:type="gramStart"/>
+    <w:r>
+      <w:rPr>
+        <w:b/>
+        <w:bCs/>
+      </w:rPr>
+      <w:t>www.vedavms.in</w:t>
     </w:r>
     <w:r>
       <w:rPr>
         <w:b/>
         <w:bCs/>
       </w:rPr>
-      <w:t>edavms@gmail.com</w:t>
+      <w:t xml:space="preserve">  </w:t>
     </w:r>
     <w:r>
       <w:rPr>
@@ -10710,6 +10808,7 @@
       </w:rPr>
       <w:tab/>
     </w:r>
+    <w:proofErr w:type="gramEnd"/>
     <w:r>
       <w:rPr>
         <w:b/>
@@ -10826,7 +10925,7 @@
 </file>
 
 <file path=word/footer2.xml><?xml version="1.0" encoding="utf-8"?>
-<w:ftr xmlns:wpc="http://schemas.microsoft.com/office/word/2010/wordprocessingCanvas" xmlns:cx="http://schemas.microsoft.com/office/drawing/2014/chartex" xmlns:cx1="http://schemas.microsoft.com/office/drawing/2015/9/8/chartex" xmlns:cx2="http://schemas.microsoft.com/office/drawing/2015/10/21/chartex" xmlns:cx3="http://schemas.microsoft.com/office/drawing/2016/5/9/chartex" xmlns:cx4="http://schemas.microsoft.com/office/drawing/2016/5/10/chartex" xmlns:cx5="http://schemas.microsoft.com/office/drawing/2016/5/11/chartex" xmlns:cx6="http://schemas.microsoft.com/office/drawing/2016/5/12/chartex" xmlns:cx7="http://schemas.microsoft.com/office/drawing/2016/5/13/chartex" xmlns:cx8="http://schemas.microsoft.com/office/drawing/2016/5/14/chartex" xmlns:mc="http://schemas.openxmlformats.org/markup-compatibility/2006" xmlns:aink="http://schemas.microsoft.com/office/drawing/2016/ink" xmlns:am3d="http://schemas.microsoft.com/office/drawing/2017/model3d" xmlns:o="urn:schemas-microsoft-com:office:office" xmlns:oel="http://schemas.microsoft.com/office/2019/extlst" xmlns:r="http://schemas.openxmlformats.org/officeDocument/2006/relationships" xmlns:m="http://schemas.openxmlformats.org/officeDocument/2006/math" xmlns:v="urn:schemas-microsoft-com:vml" xmlns:wp14="http://schemas.microsoft.com/office/word/2010/wordprocessingDrawing" xmlns:wp="http://schemas.openxmlformats.org/drawingml/2006/wordprocessingDrawing" xmlns:w10="urn:schemas-microsoft-com:office:word" xmlns:w="http://schemas.openxmlformats.org/wordprocessingml/2006/main" xmlns:w14="http://schemas.microsoft.com/office/word/2010/wordml" xmlns:w15="http://schemas.microsoft.com/office/word/2012/wordml" xmlns:w16cex="http://schemas.microsoft.com/office/word/2018/wordml/cex" xmlns:w16cid="http://schemas.microsoft.com/office/word/2016/wordml/cid" xmlns:w16="http://schemas.microsoft.com/office/word/2018/wordml" xmlns:w16du="http://schemas.microsoft.com/office/word/2023/wordml/word16du" xmlns:w16sdtdh="http://schemas.microsoft.com/office/word/2020/wordml/sdtdatahash" xmlns:w16sdtfl="http://schemas.microsoft.com/office/word/2024/wordml/sdtformatlock" xmlns:w16se="http://schemas.microsoft.com/office/word/2015/wordml/symex" xmlns:wpg="http://schemas.microsoft.com/office/word/2010/wordprocessingGroup" xmlns:wpi="http://schemas.microsoft.com/office/word/2010/wordprocessingInk" xmlns:wne="http://schemas.microsoft.com/office/word/2006/wordml" xmlns:wps="http://schemas.microsoft.com/office/word/2010/wordprocessingShape" mc:Ignorable="w14 w15 w16se w16cid w16 w16cex w16sdtdh w16sdtfl w16du wp14">
+<w:ftr xmlns:wpc="http://schemas.microsoft.com/office/word/2010/wordprocessingCanvas" xmlns:cx="http://schemas.microsoft.com/office/drawing/2014/chartex" xmlns:cx1="http://schemas.microsoft.com/office/drawing/2015/9/8/chartex" xmlns:cx2="http://schemas.microsoft.com/office/drawing/2015/10/21/chartex" xmlns:cx3="http://schemas.microsoft.com/office/drawing/2016/5/9/chartex" xmlns:cx4="http://schemas.microsoft.com/office/drawing/2016/5/10/chartex" xmlns:cx5="http://schemas.microsoft.com/office/drawing/2016/5/11/chartex" xmlns:cx6="http://schemas.microsoft.com/office/drawing/2016/5/12/chartex" xmlns:cx7="http://schemas.microsoft.com/office/drawing/2016/5/13/chartex" xmlns:cx8="http://schemas.microsoft.com/office/drawing/2016/5/14/chartex" xmlns:mc="http://schemas.openxmlformats.org/markup-compatibility/2006" xmlns:aink="http://schemas.microsoft.com/office/drawing/2016/ink" xmlns:am3d="http://schemas.microsoft.com/office/drawing/2017/model3d" xmlns:o="urn:schemas-microsoft-com:office:office" xmlns:oel="http://schemas.microsoft.com/office/2019/extlst" xmlns:r="http://schemas.openxmlformats.org/officeDocument/2006/relationships" xmlns:m="http://schemas.openxmlformats.org/officeDocument/2006/math" xmlns:v="urn:schemas-microsoft-com:vml" xmlns:wp14="http://schemas.microsoft.com/office/word/2010/wordprocessingDrawing" xmlns:wp="http://schemas.openxmlformats.org/drawingml/2006/wordprocessingDrawing" xmlns:w10="urn:schemas-microsoft-com:office:word" xmlns:w="http://schemas.openxmlformats.org/wordprocessingml/2006/main" xmlns:w14="http://schemas.microsoft.com/office/word/2010/wordml" xmlns:w15="http://schemas.microsoft.com/office/word/2012/wordml" xmlns:w16cei="http://schemas.microsoft.com/office/word/2026/wordml/cei" xmlns:w16cex="http://schemas.microsoft.com/office/word/2018/wordml/cex" xmlns:w16cid="http://schemas.microsoft.com/office/word/2016/wordml/cid" xmlns:w16="http://schemas.microsoft.com/office/word/2018/wordml" xmlns:w16du="http://schemas.microsoft.com/office/word/2023/wordml/word16du" xmlns:w16sdtdh="http://schemas.microsoft.com/office/word/2020/wordml/sdtdatahash" xmlns:w16sdtfl="http://schemas.microsoft.com/office/word/2024/wordml/sdtformatlock" xmlns:w16se="http://schemas.microsoft.com/office/word/2015/wordml/symex" xmlns:wpg="http://schemas.microsoft.com/office/word/2010/wordprocessingGroup" xmlns:wpi="http://schemas.microsoft.com/office/word/2010/wordprocessingInk" xmlns:wne="http://schemas.microsoft.com/office/word/2006/wordml" xmlns:wps="http://schemas.microsoft.com/office/word/2010/wordprocessingShape" mc:Ignorable="w14 w15 w16se w16cid w16 w16cex w16sdtdh w16sdtfl w16du wp14">
   <w:p>
     <w:pPr>
       <w:pBdr>
@@ -11030,8 +11129,18 @@
 </w:ftr>
 </file>
 
+<file path=word/footer3.xml><?xml version="1.0" encoding="utf-8"?>
+<w:ftr xmlns:wpc="http://schemas.microsoft.com/office/word/2010/wordprocessingCanvas" xmlns:cx="http://schemas.microsoft.com/office/drawing/2014/chartex" xmlns:cx1="http://schemas.microsoft.com/office/drawing/2015/9/8/chartex" xmlns:cx2="http://schemas.microsoft.com/office/drawing/2015/10/21/chartex" xmlns:cx3="http://schemas.microsoft.com/office/drawing/2016/5/9/chartex" xmlns:cx4="http://schemas.microsoft.com/office/drawing/2016/5/10/chartex" xmlns:cx5="http://schemas.microsoft.com/office/drawing/2016/5/11/chartex" xmlns:cx6="http://schemas.microsoft.com/office/drawing/2016/5/12/chartex" xmlns:cx7="http://schemas.microsoft.com/office/drawing/2016/5/13/chartex" xmlns:cx8="http://schemas.microsoft.com/office/drawing/2016/5/14/chartex" xmlns:mc="http://schemas.openxmlformats.org/markup-compatibility/2006" xmlns:aink="http://schemas.microsoft.com/office/drawing/2016/ink" xmlns:am3d="http://schemas.microsoft.com/office/drawing/2017/model3d" xmlns:o="urn:schemas-microsoft-com:office:office" xmlns:oel="http://schemas.microsoft.com/office/2019/extlst" xmlns:r="http://schemas.openxmlformats.org/officeDocument/2006/relationships" xmlns:m="http://schemas.openxmlformats.org/officeDocument/2006/math" xmlns:v="urn:schemas-microsoft-com:vml" xmlns:wp14="http://schemas.microsoft.com/office/word/2010/wordprocessingDrawing" xmlns:wp="http://schemas.openxmlformats.org/drawingml/2006/wordprocessingDrawing" xmlns:w10="urn:schemas-microsoft-com:office:word" xmlns:w="http://schemas.openxmlformats.org/wordprocessingml/2006/main" xmlns:w14="http://schemas.microsoft.com/office/word/2010/wordml" xmlns:w15="http://schemas.microsoft.com/office/word/2012/wordml" xmlns:w16cei="http://schemas.microsoft.com/office/word/2026/wordml/cei" xmlns:w16cex="http://schemas.microsoft.com/office/word/2018/wordml/cex" xmlns:w16cid="http://schemas.microsoft.com/office/word/2016/wordml/cid" xmlns:w16="http://schemas.microsoft.com/office/word/2018/wordml" xmlns:w16du="http://schemas.microsoft.com/office/word/2023/wordml/word16du" xmlns:w16sdtdh="http://schemas.microsoft.com/office/word/2020/wordml/sdtdatahash" xmlns:w16sdtfl="http://schemas.microsoft.com/office/word/2024/wordml/sdtformatlock" xmlns:w16se="http://schemas.microsoft.com/office/word/2015/wordml/symex" xmlns:wpg="http://schemas.microsoft.com/office/word/2010/wordprocessingGroup" xmlns:wpi="http://schemas.microsoft.com/office/word/2010/wordprocessingInk" xmlns:wne="http://schemas.microsoft.com/office/word/2006/wordml" xmlns:wps="http://schemas.microsoft.com/office/word/2010/wordprocessingShape" mc:Ignorable="w14 w15 w16se w16cid w16 w16cex w16sdtdh w16sdtfl w16du wp14">
+  <w:p>
+    <w:pPr>
+      <w:pStyle w:val="Footer"/>
+    </w:pPr>
+  </w:p>
+</w:ftr>
+</file>
+
 <file path=word/footnotes.xml><?xml version="1.0" encoding="utf-8"?>
-<w:footnotes xmlns:wpc="http://schemas.microsoft.com/office/word/2010/wordprocessingCanvas" xmlns:cx="http://schemas.microsoft.com/office/drawing/2014/chartex" xmlns:cx1="http://schemas.microsoft.com/office/drawing/2015/9/8/chartex" xmlns:cx2="http://schemas.microsoft.com/office/drawing/2015/10/21/chartex" xmlns:cx3="http://schemas.microsoft.com/office/drawing/2016/5/9/chartex" xmlns:cx4="http://schemas.microsoft.com/office/drawing/2016/5/10/chartex" xmlns:cx5="http://schemas.microsoft.com/office/drawing/2016/5/11/chartex" xmlns:cx6="http://schemas.microsoft.com/office/drawing/2016/5/12/chartex" xmlns:cx7="http://schemas.microsoft.com/office/drawing/2016/5/13/chartex" xmlns:cx8="http://schemas.microsoft.com/office/drawing/2016/5/14/chartex" xmlns:mc="http://schemas.openxmlformats.org/markup-compatibility/2006" xmlns:aink="http://schemas.microsoft.com/office/drawing/2016/ink" xmlns:am3d="http://schemas.microsoft.com/office/drawing/2017/model3d" xmlns:o="urn:schemas-microsoft-com:office:office" xmlns:oel="http://schemas.microsoft.com/office/2019/extlst" xmlns:r="http://schemas.openxmlformats.org/officeDocument/2006/relationships" xmlns:m="http://schemas.openxmlformats.org/officeDocument/2006/math" xmlns:v="urn:schemas-microsoft-com:vml" xmlns:wp14="http://schemas.microsoft.com/office/word/2010/wordprocessingDrawing" xmlns:wp="http://schemas.openxmlformats.org/drawingml/2006/wordprocessingDrawing" xmlns:w10="urn:schemas-microsoft-com:office:word" xmlns:w="http://schemas.openxmlformats.org/wordprocessingml/2006/main" xmlns:w14="http://schemas.microsoft.com/office/word/2010/wordml" xmlns:w15="http://schemas.microsoft.com/office/word/2012/wordml" xmlns:w16cex="http://schemas.microsoft.com/office/word/2018/wordml/cex" xmlns:w16cid="http://schemas.microsoft.com/office/word/2016/wordml/cid" xmlns:w16="http://schemas.microsoft.com/office/word/2018/wordml" xmlns:w16du="http://schemas.microsoft.com/office/word/2023/wordml/word16du" xmlns:w16sdtdh="http://schemas.microsoft.com/office/word/2020/wordml/sdtdatahash" xmlns:w16sdtfl="http://schemas.microsoft.com/office/word/2024/wordml/sdtformatlock" xmlns:w16se="http://schemas.microsoft.com/office/word/2015/wordml/symex" xmlns:wpg="http://schemas.microsoft.com/office/word/2010/wordprocessingGroup" xmlns:wpi="http://schemas.microsoft.com/office/word/2010/wordprocessingInk" xmlns:wne="http://schemas.microsoft.com/office/word/2006/wordml" xmlns:wps="http://schemas.microsoft.com/office/word/2010/wordprocessingShape" mc:Ignorable="w14 w15 w16se w16cid w16 w16cex w16sdtdh w16sdtfl w16du wp14">
+<w:footnotes xmlns:wpc="http://schemas.microsoft.com/office/word/2010/wordprocessingCanvas" xmlns:cx="http://schemas.microsoft.com/office/drawing/2014/chartex" xmlns:cx1="http://schemas.microsoft.com/office/drawing/2015/9/8/chartex" xmlns:cx2="http://schemas.microsoft.com/office/drawing/2015/10/21/chartex" xmlns:cx3="http://schemas.microsoft.com/office/drawing/2016/5/9/chartex" xmlns:cx4="http://schemas.microsoft.com/office/drawing/2016/5/10/chartex" xmlns:cx5="http://schemas.microsoft.com/office/drawing/2016/5/11/chartex" xmlns:cx6="http://schemas.microsoft.com/office/drawing/2016/5/12/chartex" xmlns:cx7="http://schemas.microsoft.com/office/drawing/2016/5/13/chartex" xmlns:cx8="http://schemas.microsoft.com/office/drawing/2016/5/14/chartex" xmlns:mc="http://schemas.openxmlformats.org/markup-compatibility/2006" xmlns:aink="http://schemas.microsoft.com/office/drawing/2016/ink" xmlns:am3d="http://schemas.microsoft.com/office/drawing/2017/model3d" xmlns:o="urn:schemas-microsoft-com:office:office" xmlns:oel="http://schemas.microsoft.com/office/2019/extlst" xmlns:r="http://schemas.openxmlformats.org/officeDocument/2006/relationships" xmlns:m="http://schemas.openxmlformats.org/officeDocument/2006/math" xmlns:v="urn:schemas-microsoft-com:vml" xmlns:wp14="http://schemas.microsoft.com/office/word/2010/wordprocessingDrawing" xmlns:wp="http://schemas.openxmlformats.org/drawingml/2006/wordprocessingDrawing" xmlns:w10="urn:schemas-microsoft-com:office:word" xmlns:w="http://schemas.openxmlformats.org/wordprocessingml/2006/main" xmlns:w14="http://schemas.microsoft.com/office/word/2010/wordml" xmlns:w15="http://schemas.microsoft.com/office/word/2012/wordml" xmlns:w16cei="http://schemas.microsoft.com/office/word/2026/wordml/cei" xmlns:w16cex="http://schemas.microsoft.com/office/word/2018/wordml/cex" xmlns:w16cid="http://schemas.microsoft.com/office/word/2016/wordml/cid" xmlns:w16="http://schemas.microsoft.com/office/word/2018/wordml" xmlns:w16du="http://schemas.microsoft.com/office/word/2023/wordml/word16du" xmlns:w16sdtdh="http://schemas.microsoft.com/office/word/2020/wordml/sdtdatahash" xmlns:w16sdtfl="http://schemas.microsoft.com/office/word/2024/wordml/sdtformatlock" xmlns:w16se="http://schemas.microsoft.com/office/word/2015/wordml/symex" xmlns:wpg="http://schemas.microsoft.com/office/word/2010/wordprocessingGroup" xmlns:wpi="http://schemas.microsoft.com/office/word/2010/wordprocessingInk" xmlns:wne="http://schemas.microsoft.com/office/word/2006/wordml" xmlns:wps="http://schemas.microsoft.com/office/word/2010/wordprocessingShape" mc:Ignorable="w14 w15 w16se w16cid w16 w16cex w16sdtdh w16sdtfl w16du wp14">
   <w:footnote w:type="separator" w:id="-1">
     <w:p>
       <w:pPr>
@@ -11056,7 +11165,7 @@
 </file>
 
 <file path=word/header1.xml><?xml version="1.0" encoding="utf-8"?>
-<w:hdr xmlns:wpc="http://schemas.microsoft.com/office/word/2010/wordprocessingCanvas" xmlns:cx="http://schemas.microsoft.com/office/drawing/2014/chartex" xmlns:cx1="http://schemas.microsoft.com/office/drawing/2015/9/8/chartex" xmlns:cx2="http://schemas.microsoft.com/office/drawing/2015/10/21/chartex" xmlns:cx3="http://schemas.microsoft.com/office/drawing/2016/5/9/chartex" xmlns:cx4="http://schemas.microsoft.com/office/drawing/2016/5/10/chartex" xmlns:cx5="http://schemas.microsoft.com/office/drawing/2016/5/11/chartex" xmlns:cx6="http://schemas.microsoft.com/office/drawing/2016/5/12/chartex" xmlns:cx7="http://schemas.microsoft.com/office/drawing/2016/5/13/chartex" xmlns:cx8="http://schemas.microsoft.com/office/drawing/2016/5/14/chartex" xmlns:mc="http://schemas.openxmlformats.org/markup-compatibility/2006" xmlns:aink="http://schemas.microsoft.com/office/drawing/2016/ink" xmlns:am3d="http://schemas.microsoft.com/office/drawing/2017/model3d" xmlns:o="urn:schemas-microsoft-com:office:office" xmlns:oel="http://schemas.microsoft.com/office/2019/extlst" xmlns:r="http://schemas.openxmlformats.org/officeDocument/2006/relationships" xmlns:m="http://schemas.openxmlformats.org/officeDocument/2006/math" xmlns:v="urn:schemas-microsoft-com:vml" xmlns:wp14="http://schemas.microsoft.com/office/word/2010/wordprocessingDrawing" xmlns:wp="http://schemas.openxmlformats.org/drawingml/2006/wordprocessingDrawing" xmlns:w10="urn:schemas-microsoft-com:office:word" xmlns:w="http://schemas.openxmlformats.org/wordprocessingml/2006/main" xmlns:w14="http://schemas.microsoft.com/office/word/2010/wordml" xmlns:w15="http://schemas.microsoft.com/office/word/2012/wordml" xmlns:w16cex="http://schemas.microsoft.com/office/word/2018/wordml/cex" xmlns:w16cid="http://schemas.microsoft.com/office/word/2016/wordml/cid" xmlns:w16="http://schemas.microsoft.com/office/word/2018/wordml" xmlns:w16du="http://schemas.microsoft.com/office/word/2023/wordml/word16du" xmlns:w16sdtdh="http://schemas.microsoft.com/office/word/2020/wordml/sdtdatahash" xmlns:w16sdtfl="http://schemas.microsoft.com/office/word/2024/wordml/sdtformatlock" xmlns:w16se="http://schemas.microsoft.com/office/word/2015/wordml/symex" xmlns:wpg="http://schemas.microsoft.com/office/word/2010/wordprocessingGroup" xmlns:wpi="http://schemas.microsoft.com/office/word/2010/wordprocessingInk" xmlns:wne="http://schemas.microsoft.com/office/word/2006/wordml" xmlns:wps="http://schemas.microsoft.com/office/word/2010/wordprocessingShape" mc:Ignorable="w14 w15 w16se w16cid w16 w16cex w16sdtdh w16sdtfl w16du wp14">
+<w:hdr xmlns:wpc="http://schemas.microsoft.com/office/word/2010/wordprocessingCanvas" xmlns:cx="http://schemas.microsoft.com/office/drawing/2014/chartex" xmlns:cx1="http://schemas.microsoft.com/office/drawing/2015/9/8/chartex" xmlns:cx2="http://schemas.microsoft.com/office/drawing/2015/10/21/chartex" xmlns:cx3="http://schemas.microsoft.com/office/drawing/2016/5/9/chartex" xmlns:cx4="http://schemas.microsoft.com/office/drawing/2016/5/10/chartex" xmlns:cx5="http://schemas.microsoft.com/office/drawing/2016/5/11/chartex" xmlns:cx6="http://schemas.microsoft.com/office/drawing/2016/5/12/chartex" xmlns:cx7="http://schemas.microsoft.com/office/drawing/2016/5/13/chartex" xmlns:cx8="http://schemas.microsoft.com/office/drawing/2016/5/14/chartex" xmlns:mc="http://schemas.openxmlformats.org/markup-compatibility/2006" xmlns:aink="http://schemas.microsoft.com/office/drawing/2016/ink" xmlns:am3d="http://schemas.microsoft.com/office/drawing/2017/model3d" xmlns:o="urn:schemas-microsoft-com:office:office" xmlns:oel="http://schemas.microsoft.com/office/2019/extlst" xmlns:r="http://schemas.openxmlformats.org/officeDocument/2006/relationships" xmlns:m="http://schemas.openxmlformats.org/officeDocument/2006/math" xmlns:v="urn:schemas-microsoft-com:vml" xmlns:wp14="http://schemas.microsoft.com/office/word/2010/wordprocessingDrawing" xmlns:wp="http://schemas.openxmlformats.org/drawingml/2006/wordprocessingDrawing" xmlns:w10="urn:schemas-microsoft-com:office:word" xmlns:w="http://schemas.openxmlformats.org/wordprocessingml/2006/main" xmlns:w14="http://schemas.microsoft.com/office/word/2010/wordml" xmlns:w15="http://schemas.microsoft.com/office/word/2012/wordml" xmlns:w16cei="http://schemas.microsoft.com/office/word/2026/wordml/cei" xmlns:w16cex="http://schemas.microsoft.com/office/word/2018/wordml/cex" xmlns:w16cid="http://schemas.microsoft.com/office/word/2016/wordml/cid" xmlns:w16="http://schemas.microsoft.com/office/word/2018/wordml" xmlns:w16du="http://schemas.microsoft.com/office/word/2023/wordml/word16du" xmlns:w16sdtdh="http://schemas.microsoft.com/office/word/2020/wordml/sdtdatahash" xmlns:w16sdtfl="http://schemas.microsoft.com/office/word/2024/wordml/sdtformatlock" xmlns:w16se="http://schemas.microsoft.com/office/word/2015/wordml/symex" xmlns:wpg="http://schemas.microsoft.com/office/word/2010/wordprocessingGroup" xmlns:wpi="http://schemas.microsoft.com/office/word/2010/wordprocessingInk" xmlns:wne="http://schemas.microsoft.com/office/word/2006/wordml" xmlns:wps="http://schemas.microsoft.com/office/word/2010/wordprocessingShape" mc:Ignorable="w14 w15 w16se w16cid w16 w16cex w16sdtdh w16sdtfl w16du wp14">
   <w:p>
     <w:pPr>
       <w:pStyle w:val="Header"/>
@@ -11069,13 +11178,23 @@
 </file>
 
 <file path=word/header2.xml><?xml version="1.0" encoding="utf-8"?>
-<w:hdr xmlns:wpc="http://schemas.microsoft.com/office/word/2010/wordprocessingCanvas" xmlns:cx="http://schemas.microsoft.com/office/drawing/2014/chartex" xmlns:cx1="http://schemas.microsoft.com/office/drawing/2015/9/8/chartex" xmlns:cx2="http://schemas.microsoft.com/office/drawing/2015/10/21/chartex" xmlns:cx3="http://schemas.microsoft.com/office/drawing/2016/5/9/chartex" xmlns:cx4="http://schemas.microsoft.com/office/drawing/2016/5/10/chartex" xmlns:cx5="http://schemas.microsoft.com/office/drawing/2016/5/11/chartex" xmlns:cx6="http://schemas.microsoft.com/office/drawing/2016/5/12/chartex" xmlns:cx7="http://schemas.microsoft.com/office/drawing/2016/5/13/chartex" xmlns:cx8="http://schemas.microsoft.com/office/drawing/2016/5/14/chartex" xmlns:mc="http://schemas.openxmlformats.org/markup-compatibility/2006" xmlns:aink="http://schemas.microsoft.com/office/drawing/2016/ink" xmlns:am3d="http://schemas.microsoft.com/office/drawing/2017/model3d" xmlns:o="urn:schemas-microsoft-com:office:office" xmlns:oel="http://schemas.microsoft.com/office/2019/extlst" xmlns:r="http://schemas.openxmlformats.org/officeDocument/2006/relationships" xmlns:m="http://schemas.openxmlformats.org/officeDocument/2006/math" xmlns:v="urn:schemas-microsoft-com:vml" xmlns:wp14="http://schemas.microsoft.com/office/word/2010/wordprocessingDrawing" xmlns:wp="http://schemas.openxmlformats.org/drawingml/2006/wordprocessingDrawing" xmlns:w10="urn:schemas-microsoft-com:office:word" xmlns:w="http://schemas.openxmlformats.org/wordprocessingml/2006/main" xmlns:w14="http://schemas.microsoft.com/office/word/2010/wordml" xmlns:w15="http://schemas.microsoft.com/office/word/2012/wordml" xmlns:w16cex="http://schemas.microsoft.com/office/word/2018/wordml/cex" xmlns:w16cid="http://schemas.microsoft.com/office/word/2016/wordml/cid" xmlns:w16="http://schemas.microsoft.com/office/word/2018/wordml" xmlns:w16du="http://schemas.microsoft.com/office/word/2023/wordml/word16du" xmlns:w16sdtdh="http://schemas.microsoft.com/office/word/2020/wordml/sdtdatahash" xmlns:w16sdtfl="http://schemas.microsoft.com/office/word/2024/wordml/sdtformatlock" xmlns:w16se="http://schemas.microsoft.com/office/word/2015/wordml/symex" xmlns:wpg="http://schemas.microsoft.com/office/word/2010/wordprocessingGroup" xmlns:wpi="http://schemas.microsoft.com/office/word/2010/wordprocessingInk" xmlns:wne="http://schemas.microsoft.com/office/word/2006/wordml" xmlns:wps="http://schemas.microsoft.com/office/word/2010/wordprocessingShape" mc:Ignorable="w14 w15 w16se w16cid w16 w16cex w16sdtdh w16sdtfl w16du wp14">
+<w:hdr xmlns:wpc="http://schemas.microsoft.com/office/word/2010/wordprocessingCanvas" xmlns:cx="http://schemas.microsoft.com/office/drawing/2014/chartex" xmlns:cx1="http://schemas.microsoft.com/office/drawing/2015/9/8/chartex" xmlns:cx2="http://schemas.microsoft.com/office/drawing/2015/10/21/chartex" xmlns:cx3="http://schemas.microsoft.com/office/drawing/2016/5/9/chartex" xmlns:cx4="http://schemas.microsoft.com/office/drawing/2016/5/10/chartex" xmlns:cx5="http://schemas.microsoft.com/office/drawing/2016/5/11/chartex" xmlns:cx6="http://schemas.microsoft.com/office/drawing/2016/5/12/chartex" xmlns:cx7="http://schemas.microsoft.com/office/drawing/2016/5/13/chartex" xmlns:cx8="http://schemas.microsoft.com/office/drawing/2016/5/14/chartex" xmlns:mc="http://schemas.openxmlformats.org/markup-compatibility/2006" xmlns:aink="http://schemas.microsoft.com/office/drawing/2016/ink" xmlns:am3d="http://schemas.microsoft.com/office/drawing/2017/model3d" xmlns:o="urn:schemas-microsoft-com:office:office" xmlns:oel="http://schemas.microsoft.com/office/2019/extlst" xmlns:r="http://schemas.openxmlformats.org/officeDocument/2006/relationships" xmlns:m="http://schemas.openxmlformats.org/officeDocument/2006/math" xmlns:v="urn:schemas-microsoft-com:vml" xmlns:wp14="http://schemas.microsoft.com/office/word/2010/wordprocessingDrawing" xmlns:wp="http://schemas.openxmlformats.org/drawingml/2006/wordprocessingDrawing" xmlns:w10="urn:schemas-microsoft-com:office:word" xmlns:w="http://schemas.openxmlformats.org/wordprocessingml/2006/main" xmlns:w14="http://schemas.microsoft.com/office/word/2010/wordml" xmlns:w15="http://schemas.microsoft.com/office/word/2012/wordml" xmlns:w16cei="http://schemas.microsoft.com/office/word/2026/wordml/cei" xmlns:w16cex="http://schemas.microsoft.com/office/word/2018/wordml/cex" xmlns:w16cid="http://schemas.microsoft.com/office/word/2016/wordml/cid" xmlns:w16="http://schemas.microsoft.com/office/word/2018/wordml" xmlns:w16du="http://schemas.microsoft.com/office/word/2023/wordml/word16du" xmlns:w16sdtdh="http://schemas.microsoft.com/office/word/2020/wordml/sdtdatahash" xmlns:w16sdtfl="http://schemas.microsoft.com/office/word/2024/wordml/sdtformatlock" xmlns:w16se="http://schemas.microsoft.com/office/word/2015/wordml/symex" xmlns:wpg="http://schemas.microsoft.com/office/word/2010/wordprocessingGroup" xmlns:wpi="http://schemas.microsoft.com/office/word/2010/wordprocessingInk" xmlns:wne="http://schemas.microsoft.com/office/word/2006/wordml" xmlns:wps="http://schemas.microsoft.com/office/word/2010/wordprocessingShape" mc:Ignorable="w14 w15 w16se w16cid w16 w16cex w16sdtdh w16sdtfl w16du wp14">
   <w:p>
     <w:pPr>
       <w:pStyle w:val="Header"/>
       <w:pBdr>
         <w:bottom w:val="single" w:sz="4" w:space="1" w:color="auto"/>
       </w:pBdr>
+    </w:pPr>
+  </w:p>
+</w:hdr>
+</file>
+
+<file path=word/header3.xml><?xml version="1.0" encoding="utf-8"?>
+<w:hdr xmlns:wpc="http://schemas.microsoft.com/office/word/2010/wordprocessingCanvas" xmlns:cx="http://schemas.microsoft.com/office/drawing/2014/chartex" xmlns:cx1="http://schemas.microsoft.com/office/drawing/2015/9/8/chartex" xmlns:cx2="http://schemas.microsoft.com/office/drawing/2015/10/21/chartex" xmlns:cx3="http://schemas.microsoft.com/office/drawing/2016/5/9/chartex" xmlns:cx4="http://schemas.microsoft.com/office/drawing/2016/5/10/chartex" xmlns:cx5="http://schemas.microsoft.com/office/drawing/2016/5/11/chartex" xmlns:cx6="http://schemas.microsoft.com/office/drawing/2016/5/12/chartex" xmlns:cx7="http://schemas.microsoft.com/office/drawing/2016/5/13/chartex" xmlns:cx8="http://schemas.microsoft.com/office/drawing/2016/5/14/chartex" xmlns:mc="http://schemas.openxmlformats.org/markup-compatibility/2006" xmlns:aink="http://schemas.microsoft.com/office/drawing/2016/ink" xmlns:am3d="http://schemas.microsoft.com/office/drawing/2017/model3d" xmlns:o="urn:schemas-microsoft-com:office:office" xmlns:oel="http://schemas.microsoft.com/office/2019/extlst" xmlns:r="http://schemas.openxmlformats.org/officeDocument/2006/relationships" xmlns:m="http://schemas.openxmlformats.org/officeDocument/2006/math" xmlns:v="urn:schemas-microsoft-com:vml" xmlns:wp14="http://schemas.microsoft.com/office/word/2010/wordprocessingDrawing" xmlns:wp="http://schemas.openxmlformats.org/drawingml/2006/wordprocessingDrawing" xmlns:w10="urn:schemas-microsoft-com:office:word" xmlns:w="http://schemas.openxmlformats.org/wordprocessingml/2006/main" xmlns:w14="http://schemas.microsoft.com/office/word/2010/wordml" xmlns:w15="http://schemas.microsoft.com/office/word/2012/wordml" xmlns:w16cei="http://schemas.microsoft.com/office/word/2026/wordml/cei" xmlns:w16cex="http://schemas.microsoft.com/office/word/2018/wordml/cex" xmlns:w16cid="http://schemas.microsoft.com/office/word/2016/wordml/cid" xmlns:w16="http://schemas.microsoft.com/office/word/2018/wordml" xmlns:w16du="http://schemas.microsoft.com/office/word/2023/wordml/word16du" xmlns:w16sdtdh="http://schemas.microsoft.com/office/word/2020/wordml/sdtdatahash" xmlns:w16sdtfl="http://schemas.microsoft.com/office/word/2024/wordml/sdtformatlock" xmlns:w16se="http://schemas.microsoft.com/office/word/2015/wordml/symex" xmlns:wpg="http://schemas.microsoft.com/office/word/2010/wordprocessingGroup" xmlns:wpi="http://schemas.microsoft.com/office/word/2010/wordprocessingInk" xmlns:wne="http://schemas.microsoft.com/office/word/2006/wordml" xmlns:wps="http://schemas.microsoft.com/office/word/2010/wordprocessingShape" mc:Ignorable="w14 w15 w16se w16cid w16 w16cex w16sdtdh w16sdtfl w16du wp14">
+  <w:p>
+    <w:pPr>
+      <w:pStyle w:val="Header"/>
     </w:pPr>
   </w:p>
 </w:hdr>
@@ -11585,6 +11704,29 @@
       <w:lang w:bidi="ar-SA"/>
     </w:rPr>
   </w:style>
+  <w:style w:type="character" w:styleId="Hyperlink">
+    <w:name w:val="Hyperlink"/>
+    <w:basedOn w:val="DefaultParagraphFont"/>
+    <w:uiPriority w:val="99"/>
+    <w:unhideWhenUsed/>
+    <w:rsid w:val="00186622"/>
+    <w:rPr>
+      <w:color w:val="0563C1" w:themeColor="hyperlink"/>
+      <w:u w:val="single"/>
+    </w:rPr>
+  </w:style>
+  <w:style w:type="character" w:styleId="UnresolvedMention">
+    <w:name w:val="Unresolved Mention"/>
+    <w:basedOn w:val="DefaultParagraphFont"/>
+    <w:uiPriority w:val="99"/>
+    <w:semiHidden/>
+    <w:unhideWhenUsed/>
+    <w:rsid w:val="00186622"/>
+    <w:rPr>
+      <w:color w:val="605E5C"/>
+      <w:shd w:val="clear" w:color="auto" w:fill="E1DFDD"/>
+    </w:rPr>
+  </w:style>
 </w:styles>
 </file>
 

--- a/TS-Kramam/TS-4.6/TS 4.6 Tamil Krama Paatam Corrections.docx
+++ b/TS-Kramam/TS-4.6/TS 4.6 Tamil Krama Paatam Corrections.docx
@@ -81,18 +81,7 @@
           <w:szCs w:val="32"/>
           <w:u w:val="single"/>
         </w:rPr>
-        <w:t xml:space="preserve">Observed </w:t>
-      </w:r>
-      <w:proofErr w:type="gramStart"/>
-      <w:r>
-        <w:rPr>
-          <w:b/>
-          <w:bCs/>
-          <w:sz w:val="32"/>
-          <w:szCs w:val="32"/>
-          <w:u w:val="single"/>
-        </w:rPr>
-        <w:t xml:space="preserve">till </w:t>
+        <w:t xml:space="preserve">Observed till </w:t>
       </w:r>
       <w:r>
         <w:rPr>
@@ -105,7 +94,6 @@
         </w:rPr>
         <w:t>????</w:t>
       </w:r>
-      <w:proofErr w:type="gramEnd"/>
     </w:p>
     <w:p>
       <w:pPr>
@@ -287,6 +275,816 @@
                 <w:sz w:val="28"/>
                 <w:szCs w:val="32"/>
               </w:rPr>
+              <w:t>1</w:t>
+            </w:r>
+            <w:r>
+              <w:rPr>
+                <w:rFonts w:cs="Arial"/>
+                <w:b/>
+                <w:sz w:val="28"/>
+                <w:szCs w:val="32"/>
+              </w:rPr>
+              <w:t>.</w:t>
+            </w:r>
+            <w:r>
+              <w:rPr>
+                <w:rFonts w:cs="Arial"/>
+                <w:b/>
+                <w:sz w:val="28"/>
+                <w:szCs w:val="32"/>
+              </w:rPr>
+              <w:t>4</w:t>
+            </w:r>
+            <w:r>
+              <w:rPr>
+                <w:rFonts w:cs="Arial"/>
+                <w:b/>
+                <w:sz w:val="28"/>
+                <w:szCs w:val="32"/>
+              </w:rPr>
+              <w:t xml:space="preserve"> – Kramam</w:t>
+            </w:r>
+          </w:p>
+          <w:p>
+            <w:pPr>
+              <w:widowControl w:val="0"/>
+              <w:tabs>
+                <w:tab w:val="left" w:pos="993"/>
+              </w:tabs>
+              <w:autoSpaceDE w:val="0"/>
+              <w:autoSpaceDN w:val="0"/>
+              <w:adjustRightInd w:val="0"/>
+              <w:spacing w:before="0" w:line="252" w:lineRule="auto"/>
+              <w:ind w:right="297"/>
+              <w:rPr>
+                <w:rFonts w:cs="Arial"/>
+                <w:b/>
+                <w:sz w:val="28"/>
+                <w:szCs w:val="32"/>
+                <w:lang w:val="en-IN"/>
+              </w:rPr>
+            </w:pPr>
+            <w:r>
+              <w:rPr>
+                <w:rFonts w:cs="Arial"/>
+                <w:b/>
+                <w:sz w:val="28"/>
+                <w:szCs w:val="32"/>
+                <w:lang w:val="en-IN"/>
+              </w:rPr>
+              <w:t xml:space="preserve">Krama Vaakyam No.– </w:t>
+            </w:r>
+            <w:r>
+              <w:rPr>
+                <w:rFonts w:cs="Arial"/>
+                <w:b/>
+                <w:sz w:val="28"/>
+                <w:szCs w:val="32"/>
+                <w:lang w:val="en-IN"/>
+              </w:rPr>
+              <w:t>6</w:t>
+            </w:r>
+          </w:p>
+          <w:p>
+            <w:pPr>
+              <w:widowControl w:val="0"/>
+              <w:tabs>
+                <w:tab w:val="left" w:pos="993"/>
+              </w:tabs>
+              <w:autoSpaceDE w:val="0"/>
+              <w:autoSpaceDN w:val="0"/>
+              <w:adjustRightInd w:val="0"/>
+              <w:spacing w:before="0" w:line="252" w:lineRule="auto"/>
+              <w:ind w:right="297"/>
+              <w:rPr>
+                <w:rFonts w:cs="Arial"/>
+                <w:b/>
+                <w:sz w:val="28"/>
+                <w:szCs w:val="32"/>
+              </w:rPr>
+            </w:pPr>
+            <w:r>
+              <w:rPr>
+                <w:rFonts w:cs="Arial"/>
+                <w:b/>
+                <w:sz w:val="28"/>
+                <w:szCs w:val="32"/>
+                <w:lang w:val="it-IT"/>
+              </w:rPr>
+              <w:t>Panchaati No</w:t>
+            </w:r>
+            <w:r>
+              <w:rPr>
+                <w:rFonts w:cs="Arial"/>
+                <w:b/>
+                <w:szCs w:val="32"/>
+                <w:lang w:val="it-IT"/>
+              </w:rPr>
+              <w:t xml:space="preserve">. - </w:t>
+            </w:r>
+            <w:r>
+              <w:rPr>
+                <w:rFonts w:cs="Arial"/>
+                <w:b/>
+                <w:sz w:val="28"/>
+                <w:szCs w:val="32"/>
+                <w:lang w:val="it-IT"/>
+              </w:rPr>
+              <w:t>4</w:t>
+            </w:r>
+          </w:p>
+        </w:tc>
+        <w:tc>
+          <w:tcPr>
+            <w:tcW w:w="5103" w:type="dxa"/>
+          </w:tcPr>
+          <w:p>
+            <w:pPr>
+              <w:widowControl w:val="0"/>
+              <w:autoSpaceDE w:val="0"/>
+              <w:autoSpaceDN w:val="0"/>
+              <w:adjustRightInd w:val="0"/>
+              <w:spacing w:before="0" w:line="240" w:lineRule="auto"/>
+              <w:rPr>
+                <w:rFonts w:ascii="Latha" w:hAnsi="Latha" w:cs="Latha"/>
+                <w:sz w:val="28"/>
+                <w:szCs w:val="28"/>
+                <w:cs/>
+                <w:lang w:bidi="ta-IN"/>
+              </w:rPr>
+            </w:pPr>
+            <w:r>
+              <w:rPr>
+                <w:rFonts w:ascii="Latha" w:hAnsi="Latha" w:cs="Latha"/>
+                <w:sz w:val="28"/>
+                <w:szCs w:val="28"/>
+                <w:cs/>
+                <w:lang w:bidi="ta-IN"/>
+              </w:rPr>
+              <w:t>வட்</w:t>
+            </w:r>
+            <w:r>
+              <w:rPr>
+                <w:rFonts w:ascii="Latha" w:hAnsi="Latha" w:cs="Latha"/>
+                <w:b/>
+                <w:bCs/>
+                <w:position w:val="-12"/>
+                <w:sz w:val="28"/>
+                <w:szCs w:val="28"/>
+                <w:cs/>
+                <w:lang w:bidi="ta-IN"/>
+              </w:rPr>
+              <w:t>3</w:t>
+            </w:r>
+            <w:r>
+              <w:rPr>
+                <w:rFonts w:ascii="Latha" w:hAnsi="Latha" w:cs="Latha"/>
+                <w:sz w:val="28"/>
+                <w:szCs w:val="28"/>
+                <w:lang w:bidi="ta-IN"/>
+              </w:rPr>
+              <w:t xml:space="preserve"> </w:t>
+            </w:r>
+            <w:r>
+              <w:rPr>
+                <w:rFonts w:ascii="Latha" w:hAnsi="Latha" w:cs="Latha"/>
+                <w:sz w:val="28"/>
+                <w:szCs w:val="28"/>
+                <w:cs/>
+                <w:lang w:bidi="ta-IN"/>
+              </w:rPr>
+              <w:t>ப</w:t>
+            </w:r>
+            <w:r>
+              <w:rPr>
+                <w:rFonts w:ascii="BRH Tamil Tab Extra" w:hAnsi="BRH Tamil Tab Extra" w:cs="brh"/>
+                <w:b/>
+                <w:sz w:val="36"/>
+                <w:szCs w:val="28"/>
+                <w:lang w:bidi="ta-IN"/>
+              </w:rPr>
+              <w:t>†</w:t>
+            </w:r>
+            <w:r>
+              <w:rPr>
+                <w:rFonts w:ascii="Latha" w:hAnsi="Latha" w:cs="Latha"/>
+                <w:b/>
+                <w:bCs/>
+                <w:position w:val="-12"/>
+                <w:sz w:val="28"/>
+                <w:szCs w:val="28"/>
+                <w:cs/>
+                <w:lang w:bidi="ta-IN"/>
+              </w:rPr>
+              <w:t>3</w:t>
+            </w:r>
+            <w:r>
+              <w:rPr>
+                <w:rFonts w:ascii="Latha" w:hAnsi="Latha" w:cs="Latha"/>
+                <w:sz w:val="28"/>
+                <w:szCs w:val="28"/>
+                <w:highlight w:val="yellow"/>
+                <w:cs/>
+                <w:lang w:bidi="ta-IN"/>
+              </w:rPr>
+              <w:t>ர்</w:t>
+            </w:r>
+            <w:r>
+              <w:rPr>
+                <w:rFonts w:ascii="Latha" w:hAnsi="Latha" w:cs="Latha"/>
+                <w:b/>
+                <w:bCs/>
+                <w:sz w:val="32"/>
+                <w:szCs w:val="32"/>
+                <w:highlight w:val="yellow"/>
+                <w:lang w:bidi="ta-IN"/>
+              </w:rPr>
+              <w:t>.</w:t>
+            </w:r>
+            <w:r>
+              <w:rPr>
+                <w:rFonts w:ascii="Latha" w:hAnsi="Latha" w:cs="Latha"/>
+                <w:sz w:val="28"/>
+                <w:szCs w:val="28"/>
+                <w:cs/>
+                <w:lang w:bidi="ta-IN"/>
+              </w:rPr>
+              <w:t>ஹி</w:t>
+            </w:r>
+            <w:r>
+              <w:rPr>
+                <w:rFonts w:ascii="BRH Tamil Tab Extra" w:hAnsi="BRH Tamil Tab Extra" w:cs="brh"/>
+                <w:b/>
+                <w:sz w:val="32"/>
+                <w:szCs w:val="28"/>
+                <w:lang w:bidi="ta-IN"/>
+              </w:rPr>
+              <w:t>…</w:t>
+            </w:r>
+            <w:r>
+              <w:rPr>
+                <w:rFonts w:ascii="Latha" w:hAnsi="Latha" w:cs="Latha"/>
+                <w:sz w:val="28"/>
+                <w:szCs w:val="28"/>
+                <w:cs/>
+                <w:lang w:bidi="ta-IN"/>
+              </w:rPr>
+              <w:t>ஷதே</w:t>
+            </w:r>
+            <w:r>
+              <w:rPr>
+                <w:rFonts w:ascii="BRH Tamil Tab Extra" w:hAnsi="BRH Tamil Tab Extra" w:cs="brh"/>
+                <w:b/>
+                <w:sz w:val="36"/>
+                <w:szCs w:val="28"/>
+                <w:lang w:bidi="ta-IN"/>
+              </w:rPr>
+              <w:t>‡</w:t>
+            </w:r>
+            <w:r>
+              <w:rPr>
+                <w:rFonts w:ascii="Latha" w:hAnsi="Latha" w:cs="Latha"/>
+                <w:b/>
+                <w:bCs/>
+                <w:position w:val="-12"/>
+                <w:sz w:val="28"/>
+                <w:szCs w:val="28"/>
+                <w:cs/>
+                <w:lang w:bidi="ta-IN"/>
+              </w:rPr>
+              <w:t>3</w:t>
+            </w:r>
+            <w:r>
+              <w:rPr>
+                <w:rFonts w:ascii="Latha" w:hAnsi="Latha" w:cs="Latha"/>
+                <w:sz w:val="28"/>
+                <w:szCs w:val="28"/>
+                <w:lang w:bidi="ta-IN"/>
+              </w:rPr>
+              <w:t xml:space="preserve"> | </w:t>
+            </w:r>
+            <w:r>
+              <w:rPr>
+                <w:rFonts w:ascii="Latha" w:hAnsi="Latha" w:cs="Latha"/>
+                <w:sz w:val="28"/>
+                <w:szCs w:val="28"/>
+                <w:cs/>
+                <w:lang w:bidi="ta-IN"/>
+              </w:rPr>
+              <w:t>ப</w:t>
+            </w:r>
+            <w:r>
+              <w:rPr>
+                <w:rFonts w:ascii="BRH Tamil Tab Extra" w:hAnsi="BRH Tamil Tab Extra" w:cs="brh"/>
+                <w:b/>
+                <w:sz w:val="32"/>
+                <w:szCs w:val="28"/>
+                <w:lang w:bidi="ta-IN"/>
+              </w:rPr>
+              <w:t>…</w:t>
+            </w:r>
+            <w:r>
+              <w:rPr>
+                <w:rFonts w:ascii="Latha" w:hAnsi="Latha" w:cs="Latha"/>
+                <w:b/>
+                <w:bCs/>
+                <w:position w:val="-12"/>
+                <w:sz w:val="28"/>
+                <w:szCs w:val="28"/>
+                <w:cs/>
+                <w:lang w:bidi="ta-IN"/>
+              </w:rPr>
+              <w:t>3</w:t>
+            </w:r>
+            <w:r>
+              <w:rPr>
+                <w:rFonts w:ascii="Latha" w:hAnsi="Latha" w:cs="Latha"/>
+                <w:sz w:val="28"/>
+                <w:szCs w:val="28"/>
+                <w:cs/>
+                <w:lang w:bidi="ta-IN"/>
+              </w:rPr>
+              <w:t>ர்</w:t>
+            </w:r>
+            <w:r>
+              <w:rPr>
+                <w:rFonts w:ascii="Latha" w:hAnsi="Latha" w:cs="Latha"/>
+                <w:b/>
+                <w:bCs/>
+                <w:sz w:val="32"/>
+                <w:szCs w:val="32"/>
+                <w:lang w:bidi="ta-IN"/>
+              </w:rPr>
+              <w:t>.</w:t>
+            </w:r>
+            <w:r>
+              <w:rPr>
+                <w:rFonts w:ascii="BRH Tamil Tab Extra" w:hAnsi="BRH Tamil Tab Extra" w:cs="brh"/>
+                <w:b/>
+                <w:sz w:val="32"/>
+                <w:szCs w:val="28"/>
+                <w:lang w:bidi="ta-IN"/>
+              </w:rPr>
+              <w:t>…</w:t>
+            </w:r>
+            <w:r>
+              <w:rPr>
+                <w:rFonts w:ascii="Latha" w:hAnsi="Latha" w:cs="Latha"/>
+                <w:sz w:val="28"/>
+                <w:szCs w:val="28"/>
+                <w:cs/>
+                <w:lang w:bidi="ta-IN"/>
+              </w:rPr>
+              <w:t>ஹி</w:t>
+            </w:r>
+            <w:r>
+              <w:rPr>
+                <w:rFonts w:ascii="BRH Tamil Tab Extra" w:hAnsi="BRH Tamil Tab Extra" w:cs="brh"/>
+                <w:b/>
+                <w:sz w:val="32"/>
+                <w:szCs w:val="28"/>
+                <w:lang w:bidi="ta-IN"/>
+              </w:rPr>
+              <w:t>…</w:t>
+            </w:r>
+            <w:r>
+              <w:rPr>
+                <w:rFonts w:ascii="Latha" w:hAnsi="Latha" w:cs="Latha"/>
+                <w:sz w:val="28"/>
+                <w:szCs w:val="28"/>
+                <w:cs/>
+                <w:lang w:bidi="ta-IN"/>
+              </w:rPr>
+              <w:t>ஷதே</w:t>
+            </w:r>
+            <w:r>
+              <w:rPr>
+                <w:rFonts w:ascii="BRH Tamil Tab Extra" w:hAnsi="BRH Tamil Tab Extra" w:cs="brh"/>
+                <w:b/>
+                <w:sz w:val="32"/>
+                <w:szCs w:val="28"/>
+                <w:lang w:bidi="ta-IN"/>
+              </w:rPr>
+              <w:t>…</w:t>
+            </w:r>
+            <w:r>
+              <w:rPr>
+                <w:rFonts w:ascii="Latha" w:hAnsi="Latha" w:cs="Latha"/>
+                <w:b/>
+                <w:bCs/>
+                <w:position w:val="-12"/>
+                <w:sz w:val="28"/>
+                <w:szCs w:val="28"/>
+                <w:cs/>
+                <w:lang w:bidi="ta-IN"/>
+              </w:rPr>
+              <w:t>3</w:t>
+            </w:r>
+            <w:r>
+              <w:rPr>
+                <w:rFonts w:ascii="Latha" w:hAnsi="Latha" w:cs="Latha"/>
+                <w:sz w:val="28"/>
+                <w:szCs w:val="28"/>
+                <w:lang w:bidi="ta-IN"/>
+              </w:rPr>
+              <w:t xml:space="preserve"> </w:t>
+            </w:r>
+            <w:r>
+              <w:rPr>
+                <w:rFonts w:ascii="Latha" w:hAnsi="Latha" w:cs="Latha"/>
+                <w:sz w:val="28"/>
+                <w:szCs w:val="28"/>
+                <w:cs/>
+                <w:lang w:bidi="ta-IN"/>
+              </w:rPr>
+              <w:t>வட்</w:t>
+            </w:r>
+            <w:r>
+              <w:rPr>
+                <w:rFonts w:ascii="Latha" w:hAnsi="Latha" w:cs="Latha"/>
+                <w:sz w:val="28"/>
+                <w:szCs w:val="28"/>
+                <w:lang w:bidi="ta-IN"/>
+              </w:rPr>
+              <w:t xml:space="preserve"> |</w:t>
+            </w:r>
+          </w:p>
+        </w:tc>
+        <w:tc>
+          <w:tcPr>
+            <w:tcW w:w="5386" w:type="dxa"/>
+          </w:tcPr>
+          <w:p>
+            <w:pPr>
+              <w:widowControl w:val="0"/>
+              <w:autoSpaceDE w:val="0"/>
+              <w:autoSpaceDN w:val="0"/>
+              <w:adjustRightInd w:val="0"/>
+              <w:spacing w:before="0" w:line="240" w:lineRule="auto"/>
+              <w:rPr>
+                <w:rFonts w:ascii="Latha" w:hAnsi="Latha" w:cs="Latha"/>
+                <w:sz w:val="28"/>
+                <w:szCs w:val="28"/>
+                <w:lang w:bidi="ta-IN"/>
+              </w:rPr>
+            </w:pPr>
+            <w:r>
+              <w:rPr>
+                <w:rFonts w:ascii="Latha" w:hAnsi="Latha" w:cs="Latha"/>
+                <w:sz w:val="28"/>
+                <w:szCs w:val="28"/>
+                <w:cs/>
+                <w:lang w:bidi="ta-IN"/>
+              </w:rPr>
+              <w:t>வட்</w:t>
+            </w:r>
+            <w:r>
+              <w:rPr>
+                <w:rFonts w:ascii="Latha" w:hAnsi="Latha" w:cs="Latha"/>
+                <w:b/>
+                <w:bCs/>
+                <w:position w:val="-12"/>
+                <w:sz w:val="28"/>
+                <w:szCs w:val="28"/>
+                <w:cs/>
+                <w:lang w:bidi="ta-IN"/>
+              </w:rPr>
+              <w:t>3</w:t>
+            </w:r>
+            <w:r>
+              <w:rPr>
+                <w:rFonts w:ascii="Latha" w:hAnsi="Latha" w:cs="Latha"/>
+                <w:sz w:val="28"/>
+                <w:szCs w:val="28"/>
+                <w:lang w:bidi="ta-IN"/>
+              </w:rPr>
+              <w:t xml:space="preserve"> </w:t>
+            </w:r>
+            <w:r>
+              <w:rPr>
+                <w:rFonts w:ascii="Latha" w:hAnsi="Latha" w:cs="Latha"/>
+                <w:sz w:val="28"/>
+                <w:szCs w:val="28"/>
+                <w:cs/>
+                <w:lang w:bidi="ta-IN"/>
+              </w:rPr>
+              <w:t>ப</w:t>
+            </w:r>
+            <w:r>
+              <w:rPr>
+                <w:rFonts w:ascii="BRH Tamil Tab Extra" w:hAnsi="BRH Tamil Tab Extra" w:cs="brh"/>
+                <w:b/>
+                <w:sz w:val="36"/>
+                <w:szCs w:val="28"/>
+                <w:lang w:bidi="ta-IN"/>
+              </w:rPr>
+              <w:t>†</w:t>
+            </w:r>
+            <w:r>
+              <w:rPr>
+                <w:rFonts w:ascii="Latha" w:hAnsi="Latha" w:cs="Latha"/>
+                <w:b/>
+                <w:bCs/>
+                <w:position w:val="-12"/>
+                <w:sz w:val="28"/>
+                <w:szCs w:val="28"/>
+                <w:cs/>
+                <w:lang w:bidi="ta-IN"/>
+              </w:rPr>
+              <w:t>3</w:t>
+            </w:r>
+            <w:r>
+              <w:rPr>
+                <w:rFonts w:ascii="Latha" w:hAnsi="Latha" w:cs="Latha"/>
+                <w:sz w:val="28"/>
+                <w:szCs w:val="28"/>
+                <w:highlight w:val="green"/>
+                <w:cs/>
+                <w:lang w:bidi="ta-IN"/>
+              </w:rPr>
+              <w:t>ர்</w:t>
+            </w:r>
+            <w:r>
+              <w:rPr>
+                <w:rFonts w:ascii="Latha" w:hAnsi="Latha" w:cs="Latha"/>
+                <w:sz w:val="28"/>
+                <w:szCs w:val="28"/>
+                <w:cs/>
+                <w:lang w:bidi="ta-IN"/>
+              </w:rPr>
+              <w:t>ஹி</w:t>
+            </w:r>
+            <w:r>
+              <w:rPr>
+                <w:rFonts w:ascii="BRH Tamil Tab Extra" w:hAnsi="BRH Tamil Tab Extra" w:cs="brh"/>
+                <w:b/>
+                <w:sz w:val="32"/>
+                <w:szCs w:val="28"/>
+                <w:lang w:bidi="ta-IN"/>
+              </w:rPr>
+              <w:t>…</w:t>
+            </w:r>
+            <w:r>
+              <w:rPr>
+                <w:rFonts w:ascii="Latha" w:hAnsi="Latha" w:cs="Latha"/>
+                <w:sz w:val="28"/>
+                <w:szCs w:val="28"/>
+                <w:cs/>
+                <w:lang w:bidi="ta-IN"/>
+              </w:rPr>
+              <w:t>ஷதே</w:t>
+            </w:r>
+            <w:r>
+              <w:rPr>
+                <w:rFonts w:ascii="BRH Tamil Tab Extra" w:hAnsi="BRH Tamil Tab Extra" w:cs="brh"/>
+                <w:b/>
+                <w:sz w:val="36"/>
+                <w:szCs w:val="28"/>
+                <w:lang w:bidi="ta-IN"/>
+              </w:rPr>
+              <w:t>‡</w:t>
+            </w:r>
+            <w:r>
+              <w:rPr>
+                <w:rFonts w:ascii="Latha" w:hAnsi="Latha" w:cs="Latha"/>
+                <w:b/>
+                <w:bCs/>
+                <w:position w:val="-12"/>
+                <w:sz w:val="28"/>
+                <w:szCs w:val="28"/>
+                <w:cs/>
+                <w:lang w:bidi="ta-IN"/>
+              </w:rPr>
+              <w:t>3</w:t>
+            </w:r>
+            <w:r>
+              <w:rPr>
+                <w:rFonts w:ascii="Latha" w:hAnsi="Latha" w:cs="Latha"/>
+                <w:sz w:val="28"/>
+                <w:szCs w:val="28"/>
+                <w:lang w:bidi="ta-IN"/>
+              </w:rPr>
+              <w:t xml:space="preserve"> | </w:t>
+            </w:r>
+            <w:r>
+              <w:rPr>
+                <w:rFonts w:ascii="Latha" w:hAnsi="Latha" w:cs="Latha"/>
+                <w:sz w:val="28"/>
+                <w:szCs w:val="28"/>
+                <w:cs/>
+                <w:lang w:bidi="ta-IN"/>
+              </w:rPr>
+              <w:t>ப</w:t>
+            </w:r>
+            <w:r>
+              <w:rPr>
+                <w:rFonts w:ascii="BRH Tamil Tab Extra" w:hAnsi="BRH Tamil Tab Extra" w:cs="brh"/>
+                <w:b/>
+                <w:sz w:val="32"/>
+                <w:szCs w:val="28"/>
+                <w:lang w:bidi="ta-IN"/>
+              </w:rPr>
+              <w:t>…</w:t>
+            </w:r>
+            <w:r>
+              <w:rPr>
+                <w:rFonts w:ascii="Latha" w:hAnsi="Latha" w:cs="Latha"/>
+                <w:b/>
+                <w:bCs/>
+                <w:position w:val="-12"/>
+                <w:sz w:val="28"/>
+                <w:szCs w:val="28"/>
+                <w:cs/>
+                <w:lang w:bidi="ta-IN"/>
+              </w:rPr>
+              <w:t>3</w:t>
+            </w:r>
+            <w:r>
+              <w:rPr>
+                <w:rFonts w:ascii="Latha" w:hAnsi="Latha" w:cs="Latha"/>
+                <w:sz w:val="28"/>
+                <w:szCs w:val="28"/>
+                <w:cs/>
+                <w:lang w:bidi="ta-IN"/>
+              </w:rPr>
+              <w:t>ர்</w:t>
+            </w:r>
+            <w:r>
+              <w:rPr>
+                <w:rFonts w:ascii="Latha" w:hAnsi="Latha" w:cs="Latha"/>
+                <w:b/>
+                <w:bCs/>
+                <w:sz w:val="32"/>
+                <w:szCs w:val="32"/>
+                <w:lang w:bidi="ta-IN"/>
+              </w:rPr>
+              <w:t>.</w:t>
+            </w:r>
+            <w:r>
+              <w:rPr>
+                <w:rFonts w:ascii="BRH Tamil Tab Extra" w:hAnsi="BRH Tamil Tab Extra" w:cs="brh"/>
+                <w:b/>
+                <w:sz w:val="32"/>
+                <w:szCs w:val="28"/>
+                <w:lang w:bidi="ta-IN"/>
+              </w:rPr>
+              <w:t>…</w:t>
+            </w:r>
+            <w:r>
+              <w:rPr>
+                <w:rFonts w:ascii="Latha" w:hAnsi="Latha" w:cs="Latha"/>
+                <w:sz w:val="28"/>
+                <w:szCs w:val="28"/>
+                <w:cs/>
+                <w:lang w:bidi="ta-IN"/>
+              </w:rPr>
+              <w:t>ஹி</w:t>
+            </w:r>
+            <w:r>
+              <w:rPr>
+                <w:rFonts w:ascii="BRH Tamil Tab Extra" w:hAnsi="BRH Tamil Tab Extra" w:cs="brh"/>
+                <w:b/>
+                <w:sz w:val="32"/>
+                <w:szCs w:val="28"/>
+                <w:lang w:bidi="ta-IN"/>
+              </w:rPr>
+              <w:t>…</w:t>
+            </w:r>
+            <w:r>
+              <w:rPr>
+                <w:rFonts w:ascii="Latha" w:hAnsi="Latha" w:cs="Latha"/>
+                <w:sz w:val="28"/>
+                <w:szCs w:val="28"/>
+                <w:cs/>
+                <w:lang w:bidi="ta-IN"/>
+              </w:rPr>
+              <w:t>ஷதே</w:t>
+            </w:r>
+            <w:r>
+              <w:rPr>
+                <w:rFonts w:ascii="BRH Tamil Tab Extra" w:hAnsi="BRH Tamil Tab Extra" w:cs="brh"/>
+                <w:b/>
+                <w:sz w:val="32"/>
+                <w:szCs w:val="28"/>
+                <w:lang w:bidi="ta-IN"/>
+              </w:rPr>
+              <w:t>…</w:t>
+            </w:r>
+            <w:r>
+              <w:rPr>
+                <w:rFonts w:ascii="Latha" w:hAnsi="Latha" w:cs="Latha"/>
+                <w:b/>
+                <w:bCs/>
+                <w:position w:val="-12"/>
+                <w:sz w:val="28"/>
+                <w:szCs w:val="28"/>
+                <w:cs/>
+                <w:lang w:bidi="ta-IN"/>
+              </w:rPr>
+              <w:t>3</w:t>
+            </w:r>
+            <w:r>
+              <w:rPr>
+                <w:rFonts w:ascii="Latha" w:hAnsi="Latha" w:cs="Latha"/>
+                <w:sz w:val="28"/>
+                <w:szCs w:val="28"/>
+                <w:lang w:bidi="ta-IN"/>
+              </w:rPr>
+              <w:t xml:space="preserve"> </w:t>
+            </w:r>
+            <w:r>
+              <w:rPr>
+                <w:rFonts w:ascii="Latha" w:hAnsi="Latha" w:cs="Latha"/>
+                <w:sz w:val="28"/>
+                <w:szCs w:val="28"/>
+                <w:cs/>
+                <w:lang w:bidi="ta-IN"/>
+              </w:rPr>
+              <w:t>வட்</w:t>
+            </w:r>
+            <w:r>
+              <w:rPr>
+                <w:rFonts w:ascii="Latha" w:hAnsi="Latha" w:cs="Latha"/>
+                <w:sz w:val="28"/>
+                <w:szCs w:val="28"/>
+                <w:lang w:bidi="ta-IN"/>
+              </w:rPr>
+              <w:t xml:space="preserve"> |</w:t>
+            </w:r>
+          </w:p>
+          <w:p>
+            <w:pPr>
+              <w:widowControl w:val="0"/>
+              <w:autoSpaceDE w:val="0"/>
+              <w:autoSpaceDN w:val="0"/>
+              <w:adjustRightInd w:val="0"/>
+              <w:spacing w:before="0" w:line="240" w:lineRule="auto"/>
+              <w:rPr>
+                <w:rFonts w:ascii="Latha" w:hAnsi="Latha" w:cs="Latha"/>
+                <w:b/>
+                <w:bCs/>
+                <w:sz w:val="28"/>
+                <w:szCs w:val="28"/>
+                <w:cs/>
+                <w:lang w:bidi="ta-IN"/>
+              </w:rPr>
+            </w:pPr>
+            <w:r>
+              <w:rPr>
+                <w:rFonts w:ascii="Latha" w:hAnsi="Latha" w:cs="Latha"/>
+                <w:b/>
+                <w:bCs/>
+                <w:sz w:val="28"/>
+                <w:szCs w:val="28"/>
+                <w:lang w:bidi="ta-IN"/>
+              </w:rPr>
+              <w:t>(not to be read as Swarabhakti)</w:t>
+            </w:r>
+          </w:p>
+        </w:tc>
+      </w:tr>
+      <w:tr>
+        <w:trPr>
+          <w:trHeight w:val="1685"/>
+        </w:trPr>
+        <w:tc>
+          <w:tcPr>
+            <w:tcW w:w="3906" w:type="dxa"/>
+          </w:tcPr>
+          <w:p>
+            <w:pPr>
+              <w:widowControl w:val="0"/>
+              <w:tabs>
+                <w:tab w:val="left" w:pos="993"/>
+              </w:tabs>
+              <w:autoSpaceDE w:val="0"/>
+              <w:autoSpaceDN w:val="0"/>
+              <w:adjustRightInd w:val="0"/>
+              <w:spacing w:before="0" w:line="252" w:lineRule="auto"/>
+              <w:ind w:right="297"/>
+              <w:rPr>
+                <w:rFonts w:cs="Arial"/>
+                <w:b/>
+                <w:sz w:val="28"/>
+                <w:szCs w:val="32"/>
+              </w:rPr>
+            </w:pPr>
+            <w:r>
+              <w:rPr>
+                <w:rFonts w:cs="Arial"/>
+                <w:b/>
+                <w:sz w:val="28"/>
+                <w:szCs w:val="32"/>
+              </w:rPr>
+              <w:t>T.S.4.6.</w:t>
+            </w:r>
+            <w:r>
+              <w:rPr>
+                <w:rFonts w:cs="Arial"/>
+                <w:b/>
+                <w:sz w:val="28"/>
+                <w:szCs w:val="32"/>
+              </w:rPr>
               <w:t>2.5</w:t>
             </w:r>
             <w:r>
@@ -1819,6 +2617,1224 @@
                 <w:sz w:val="28"/>
                 <w:szCs w:val="32"/>
               </w:rPr>
+              <w:t>T.S.4.6.</w:t>
+            </w:r>
+            <w:r>
+              <w:rPr>
+                <w:rFonts w:cs="Arial"/>
+                <w:b/>
+                <w:sz w:val="28"/>
+                <w:szCs w:val="32"/>
+              </w:rPr>
+              <w:t>9.</w:t>
+            </w:r>
+            <w:r>
+              <w:rPr>
+                <w:rFonts w:cs="Arial"/>
+                <w:b/>
+                <w:sz w:val="28"/>
+                <w:szCs w:val="32"/>
+              </w:rPr>
+              <w:t>1</w:t>
+            </w:r>
+            <w:r>
+              <w:rPr>
+                <w:rFonts w:cs="Arial"/>
+                <w:b/>
+                <w:sz w:val="28"/>
+                <w:szCs w:val="32"/>
+              </w:rPr>
+              <w:t xml:space="preserve"> – Kramam</w:t>
+            </w:r>
+          </w:p>
+          <w:p>
+            <w:pPr>
+              <w:widowControl w:val="0"/>
+              <w:tabs>
+                <w:tab w:val="left" w:pos="993"/>
+              </w:tabs>
+              <w:autoSpaceDE w:val="0"/>
+              <w:autoSpaceDN w:val="0"/>
+              <w:adjustRightInd w:val="0"/>
+              <w:spacing w:before="0" w:line="252" w:lineRule="auto"/>
+              <w:ind w:right="297"/>
+              <w:rPr>
+                <w:rFonts w:cs="Arial"/>
+                <w:b/>
+                <w:sz w:val="28"/>
+                <w:szCs w:val="32"/>
+                <w:lang w:val="en-IN"/>
+              </w:rPr>
+            </w:pPr>
+            <w:r>
+              <w:rPr>
+                <w:rFonts w:cs="Arial"/>
+                <w:b/>
+                <w:sz w:val="28"/>
+                <w:szCs w:val="32"/>
+                <w:lang w:val="en-IN"/>
+              </w:rPr>
+              <w:t xml:space="preserve">Krama Vaakyam No.– </w:t>
+            </w:r>
+            <w:r>
+              <w:rPr>
+                <w:rFonts w:cs="Arial"/>
+                <w:b/>
+                <w:sz w:val="28"/>
+                <w:szCs w:val="32"/>
+                <w:lang w:val="en-IN"/>
+              </w:rPr>
+              <w:t>5</w:t>
+            </w:r>
+            <w:r>
+              <w:rPr>
+                <w:rFonts w:cs="Arial"/>
+                <w:b/>
+                <w:sz w:val="28"/>
+                <w:szCs w:val="32"/>
+                <w:lang w:val="en-IN"/>
+              </w:rPr>
+              <w:t>3</w:t>
+            </w:r>
+          </w:p>
+          <w:p>
+            <w:pPr>
+              <w:widowControl w:val="0"/>
+              <w:tabs>
+                <w:tab w:val="left" w:pos="993"/>
+              </w:tabs>
+              <w:autoSpaceDE w:val="0"/>
+              <w:autoSpaceDN w:val="0"/>
+              <w:adjustRightInd w:val="0"/>
+              <w:spacing w:before="0" w:line="252" w:lineRule="auto"/>
+              <w:ind w:right="297"/>
+              <w:rPr>
+                <w:rFonts w:cs="Arial"/>
+                <w:b/>
+                <w:sz w:val="28"/>
+                <w:szCs w:val="32"/>
+              </w:rPr>
+            </w:pPr>
+            <w:r>
+              <w:rPr>
+                <w:rFonts w:cs="Arial"/>
+                <w:b/>
+                <w:sz w:val="28"/>
+                <w:szCs w:val="32"/>
+                <w:lang w:val="it-IT"/>
+              </w:rPr>
+              <w:t>Panchaati No</w:t>
+            </w:r>
+            <w:r>
+              <w:rPr>
+                <w:rFonts w:cs="Arial"/>
+                <w:b/>
+                <w:szCs w:val="32"/>
+                <w:lang w:val="it-IT"/>
+              </w:rPr>
+              <w:t xml:space="preserve">. - </w:t>
+            </w:r>
+            <w:r>
+              <w:rPr>
+                <w:rFonts w:cs="Arial"/>
+                <w:b/>
+                <w:sz w:val="28"/>
+                <w:szCs w:val="32"/>
+                <w:lang w:val="it-IT"/>
+              </w:rPr>
+              <w:t>4</w:t>
+            </w:r>
+            <w:r>
+              <w:rPr>
+                <w:rFonts w:cs="Arial"/>
+                <w:b/>
+                <w:sz w:val="28"/>
+                <w:szCs w:val="32"/>
+                <w:lang w:val="it-IT"/>
+              </w:rPr>
+              <w:t>3</w:t>
+            </w:r>
+          </w:p>
+        </w:tc>
+        <w:tc>
+          <w:tcPr>
+            <w:tcW w:w="5103" w:type="dxa"/>
+          </w:tcPr>
+          <w:p>
+            <w:pPr>
+              <w:widowControl w:val="0"/>
+              <w:autoSpaceDE w:val="0"/>
+              <w:autoSpaceDN w:val="0"/>
+              <w:adjustRightInd w:val="0"/>
+              <w:spacing w:before="0" w:line="240" w:lineRule="auto"/>
+              <w:rPr>
+                <w:rFonts w:ascii="Latha" w:hAnsi="Latha" w:cs="Latha"/>
+                <w:sz w:val="28"/>
+                <w:szCs w:val="28"/>
+                <w:highlight w:val="yellow"/>
+                <w:cs/>
+                <w:lang w:bidi="ta-IN"/>
+              </w:rPr>
+            </w:pPr>
+            <w:r>
+              <w:rPr>
+                <w:rFonts w:ascii="Latha" w:hAnsi="Latha" w:cs="Latha"/>
+                <w:sz w:val="28"/>
+                <w:szCs w:val="28"/>
+                <w:cs/>
+                <w:lang w:bidi="ta-IN"/>
+              </w:rPr>
+              <w:t>பட்</w:t>
+            </w:r>
+            <w:r>
+              <w:rPr>
+                <w:rFonts w:ascii="Latha" w:hAnsi="Latha" w:cs="Latha"/>
+                <w:b/>
+                <w:bCs/>
+                <w:position w:val="-12"/>
+                <w:sz w:val="28"/>
+                <w:szCs w:val="28"/>
+                <w:cs/>
+                <w:lang w:bidi="ta-IN"/>
+              </w:rPr>
+              <w:t>3</w:t>
+            </w:r>
+            <w:r>
+              <w:rPr>
+                <w:rFonts w:ascii="Latha" w:hAnsi="Latha" w:cs="Latha"/>
+                <w:sz w:val="28"/>
+                <w:szCs w:val="28"/>
+                <w:cs/>
+                <w:lang w:bidi="ta-IN"/>
+              </w:rPr>
+              <w:t>பீ</w:t>
+            </w:r>
+            <w:r>
+              <w:rPr>
+                <w:rFonts w:ascii="BRH Tamil Tab Extra" w:hAnsi="BRH Tamil Tab Extra" w:cs="brh"/>
+                <w:b/>
+                <w:sz w:val="36"/>
+                <w:szCs w:val="28"/>
+                <w:lang w:bidi="ta-IN"/>
+              </w:rPr>
+              <w:t>†</w:t>
+            </w:r>
+            <w:r>
+              <w:rPr>
+                <w:rFonts w:ascii="Latha" w:hAnsi="Latha" w:cs="Latha"/>
+                <w:b/>
+                <w:bCs/>
+                <w:position w:val="-12"/>
+                <w:sz w:val="28"/>
+                <w:szCs w:val="28"/>
+                <w:cs/>
+                <w:lang w:bidi="ta-IN"/>
+              </w:rPr>
+              <w:t>3</w:t>
+            </w:r>
+            <w:r>
+              <w:rPr>
+                <w:rFonts w:ascii="Latha" w:hAnsi="Latha" w:cs="Latha"/>
+                <w:sz w:val="28"/>
+                <w:szCs w:val="28"/>
+                <w:cs/>
+                <w:lang w:bidi="ta-IN"/>
+              </w:rPr>
+              <w:t>ஶ</w:t>
+            </w:r>
+            <w:r>
+              <w:rPr>
+                <w:rFonts w:ascii="BRH Tamil Tab Extra" w:hAnsi="BRH Tamil Tab Extra" w:cs="brh"/>
+                <w:b/>
+                <w:sz w:val="32"/>
+                <w:szCs w:val="28"/>
+                <w:lang w:bidi="ta-IN"/>
+              </w:rPr>
+              <w:t>…</w:t>
+            </w:r>
+            <w:r>
+              <w:rPr>
+                <w:rFonts w:ascii="Latha" w:hAnsi="Latha" w:cs="Latha"/>
+                <w:sz w:val="28"/>
+                <w:szCs w:val="28"/>
+                <w:cs/>
+                <w:lang w:bidi="ta-IN"/>
+              </w:rPr>
+              <w:t>மர்வ</w:t>
+            </w:r>
+            <w:r>
+              <w:rPr>
+                <w:rFonts w:ascii="BRH Tamil Tab Extra" w:hAnsi="BRH Tamil Tab Extra" w:cs="brh"/>
+                <w:b/>
+                <w:sz w:val="36"/>
+                <w:szCs w:val="28"/>
+                <w:lang w:bidi="ta-IN"/>
+              </w:rPr>
+              <w:t>†</w:t>
+            </w:r>
+            <w:r>
+              <w:rPr>
+                <w:rFonts w:ascii="Latha" w:hAnsi="Latha" w:cs="Latha"/>
+                <w:sz w:val="28"/>
+                <w:szCs w:val="28"/>
+                <w:cs/>
+                <w:lang w:bidi="ta-IN"/>
+              </w:rPr>
+              <w:t>த</w:t>
+            </w:r>
+            <w:r>
+              <w:rPr>
+                <w:rFonts w:ascii="Latha" w:hAnsi="Latha" w:cs="Latha"/>
+                <w:b/>
+                <w:bCs/>
+                <w:sz w:val="32"/>
+                <w:szCs w:val="32"/>
+                <w:cs/>
+                <w:lang w:bidi="ta-IN"/>
+              </w:rPr>
+              <w:t>:</w:t>
+            </w:r>
+            <w:r>
+              <w:rPr>
+                <w:rFonts w:ascii="Latha" w:hAnsi="Latha" w:cs="Latha"/>
+                <w:sz w:val="28"/>
+                <w:szCs w:val="28"/>
+                <w:lang w:bidi="ta-IN"/>
+              </w:rPr>
+              <w:t xml:space="preserve"> | </w:t>
+            </w:r>
+            <w:r>
+              <w:rPr>
+                <w:rFonts w:ascii="Latha" w:hAnsi="Latha" w:cs="Latha"/>
+                <w:sz w:val="28"/>
+                <w:szCs w:val="28"/>
+                <w:cs/>
+                <w:lang w:bidi="ta-IN"/>
+              </w:rPr>
+              <w:t>அர்வ</w:t>
+            </w:r>
+            <w:r>
+              <w:rPr>
+                <w:rFonts w:ascii="BRH Tamil Tab Extra" w:hAnsi="BRH Tamil Tab Extra" w:cs="brh"/>
+                <w:b/>
+                <w:sz w:val="36"/>
+                <w:szCs w:val="28"/>
+                <w:lang w:bidi="ta-IN"/>
+              </w:rPr>
+              <w:t>†</w:t>
+            </w:r>
+            <w:r>
+              <w:rPr>
+                <w:rFonts w:ascii="Latha" w:hAnsi="Latha" w:cs="Latha"/>
+                <w:sz w:val="28"/>
+                <w:szCs w:val="28"/>
+                <w:cs/>
+                <w:lang w:bidi="ta-IN"/>
+              </w:rPr>
+              <w:t>த</w:t>
+            </w:r>
+            <w:r>
+              <w:rPr>
+                <w:rFonts w:ascii="BRH Tamil Tab Extra" w:hAnsi="BRH Tamil Tab Extra" w:cs="brh"/>
+                <w:b/>
+                <w:sz w:val="32"/>
+                <w:szCs w:val="28"/>
+                <w:lang w:bidi="ta-IN"/>
+              </w:rPr>
+              <w:t>…</w:t>
+            </w:r>
+            <w:r>
+              <w:rPr>
+                <w:rFonts w:ascii="Latha" w:hAnsi="Latha" w:cs="Latha"/>
+                <w:sz w:val="28"/>
+                <w:szCs w:val="28"/>
+                <w:lang w:bidi="ta-IN"/>
+              </w:rPr>
+              <w:t xml:space="preserve"> </w:t>
+            </w:r>
+            <w:r>
+              <w:rPr>
+                <w:rFonts w:ascii="Latha" w:hAnsi="Latha" w:cs="Latha"/>
+                <w:sz w:val="28"/>
+                <w:szCs w:val="28"/>
+                <w:cs/>
+                <w:lang w:bidi="ta-IN"/>
+              </w:rPr>
+              <w:t>இத்ய</w:t>
+            </w:r>
+            <w:r>
+              <w:rPr>
+                <w:rFonts w:ascii="Latha" w:hAnsi="Latha" w:cs="Latha"/>
+                <w:sz w:val="28"/>
+                <w:szCs w:val="28"/>
+                <w:highlight w:val="yellow"/>
+                <w:cs/>
+                <w:lang w:bidi="ta-IN"/>
+              </w:rPr>
+              <w:t>வ</w:t>
+            </w:r>
+            <w:r>
+              <w:rPr>
+                <w:rFonts w:ascii="BRH Tamil Tab Extra" w:hAnsi="BRH Tamil Tab Extra" w:cs="brh"/>
+                <w:b/>
+                <w:sz w:val="36"/>
+                <w:szCs w:val="28"/>
+                <w:highlight w:val="yellow"/>
+                <w:lang w:bidi="ta-IN"/>
+              </w:rPr>
+              <w:t>†</w:t>
+            </w:r>
+            <w:r>
+              <w:rPr>
+                <w:rFonts w:ascii="Latha" w:hAnsi="Latha" w:cs="Latha"/>
+                <w:sz w:val="28"/>
+                <w:szCs w:val="28"/>
+                <w:highlight w:val="yellow"/>
+                <w:cs/>
+                <w:lang w:bidi="ta-IN"/>
+              </w:rPr>
+              <w:t>ர்த</w:t>
+            </w:r>
+            <w:r>
+              <w:rPr>
+                <w:rFonts w:ascii="Latha" w:hAnsi="Latha" w:cs="Latha"/>
+                <w:b/>
+                <w:bCs/>
+                <w:sz w:val="32"/>
+                <w:szCs w:val="32"/>
+                <w:highlight w:val="yellow"/>
+                <w:cs/>
+                <w:lang w:bidi="ta-IN"/>
+              </w:rPr>
+              <w:t>:</w:t>
+            </w:r>
+            <w:r>
+              <w:rPr>
+                <w:rFonts w:ascii="Latha" w:hAnsi="Latha" w:cs="Latha"/>
+                <w:sz w:val="28"/>
+                <w:szCs w:val="28"/>
+                <w:lang w:bidi="ta-IN"/>
+              </w:rPr>
+              <w:t xml:space="preserve"> ||</w:t>
+            </w:r>
+          </w:p>
+        </w:tc>
+        <w:tc>
+          <w:tcPr>
+            <w:tcW w:w="5386" w:type="dxa"/>
+          </w:tcPr>
+          <w:p>
+            <w:pPr>
+              <w:widowControl w:val="0"/>
+              <w:autoSpaceDE w:val="0"/>
+              <w:autoSpaceDN w:val="0"/>
+              <w:adjustRightInd w:val="0"/>
+              <w:spacing w:before="0" w:line="240" w:lineRule="auto"/>
+              <w:rPr>
+                <w:rFonts w:ascii="Latha" w:hAnsi="Latha" w:cs="Latha"/>
+                <w:sz w:val="28"/>
+                <w:szCs w:val="28"/>
+                <w:cs/>
+                <w:lang w:bidi="ta-IN"/>
+              </w:rPr>
+            </w:pPr>
+            <w:r>
+              <w:rPr>
+                <w:rFonts w:ascii="Latha" w:hAnsi="Latha" w:cs="Latha"/>
+                <w:sz w:val="28"/>
+                <w:szCs w:val="28"/>
+                <w:cs/>
+                <w:lang w:bidi="ta-IN"/>
+              </w:rPr>
+              <w:t>பட்</w:t>
+            </w:r>
+            <w:r>
+              <w:rPr>
+                <w:rFonts w:ascii="Latha" w:hAnsi="Latha" w:cs="Latha"/>
+                <w:b/>
+                <w:bCs/>
+                <w:position w:val="-12"/>
+                <w:sz w:val="28"/>
+                <w:szCs w:val="28"/>
+                <w:cs/>
+                <w:lang w:bidi="ta-IN"/>
+              </w:rPr>
+              <w:t>3</w:t>
+            </w:r>
+            <w:r>
+              <w:rPr>
+                <w:rFonts w:ascii="Latha" w:hAnsi="Latha" w:cs="Latha"/>
+                <w:sz w:val="28"/>
+                <w:szCs w:val="28"/>
+                <w:cs/>
+                <w:lang w:bidi="ta-IN"/>
+              </w:rPr>
+              <w:t>பீ</w:t>
+            </w:r>
+            <w:r>
+              <w:rPr>
+                <w:rFonts w:ascii="BRH Tamil Tab Extra" w:hAnsi="BRH Tamil Tab Extra" w:cs="brh"/>
+                <w:b/>
+                <w:sz w:val="36"/>
+                <w:szCs w:val="28"/>
+                <w:lang w:bidi="ta-IN"/>
+              </w:rPr>
+              <w:t>†</w:t>
+            </w:r>
+            <w:r>
+              <w:rPr>
+                <w:rFonts w:ascii="Latha" w:hAnsi="Latha" w:cs="Latha"/>
+                <w:b/>
+                <w:bCs/>
+                <w:position w:val="-12"/>
+                <w:sz w:val="28"/>
+                <w:szCs w:val="28"/>
+                <w:cs/>
+                <w:lang w:bidi="ta-IN"/>
+              </w:rPr>
+              <w:t>3</w:t>
+            </w:r>
+            <w:r>
+              <w:rPr>
+                <w:rFonts w:ascii="Latha" w:hAnsi="Latha" w:cs="Latha"/>
+                <w:sz w:val="28"/>
+                <w:szCs w:val="28"/>
+                <w:cs/>
+                <w:lang w:bidi="ta-IN"/>
+              </w:rPr>
+              <w:t>ஶ</w:t>
+            </w:r>
+            <w:r>
+              <w:rPr>
+                <w:rFonts w:ascii="BRH Tamil Tab Extra" w:hAnsi="BRH Tamil Tab Extra" w:cs="brh"/>
+                <w:b/>
+                <w:sz w:val="32"/>
+                <w:szCs w:val="28"/>
+                <w:lang w:bidi="ta-IN"/>
+              </w:rPr>
+              <w:t>…</w:t>
+            </w:r>
+            <w:r>
+              <w:rPr>
+                <w:rFonts w:ascii="Latha" w:hAnsi="Latha" w:cs="Latha"/>
+                <w:sz w:val="28"/>
+                <w:szCs w:val="28"/>
+                <w:cs/>
+                <w:lang w:bidi="ta-IN"/>
+              </w:rPr>
+              <w:t>மர்வ</w:t>
+            </w:r>
+            <w:r>
+              <w:rPr>
+                <w:rFonts w:ascii="BRH Tamil Tab Extra" w:hAnsi="BRH Tamil Tab Extra" w:cs="brh"/>
+                <w:b/>
+                <w:sz w:val="36"/>
+                <w:szCs w:val="28"/>
+                <w:lang w:bidi="ta-IN"/>
+              </w:rPr>
+              <w:t>†</w:t>
+            </w:r>
+            <w:r>
+              <w:rPr>
+                <w:rFonts w:ascii="Latha" w:hAnsi="Latha" w:cs="Latha"/>
+                <w:sz w:val="28"/>
+                <w:szCs w:val="28"/>
+                <w:cs/>
+                <w:lang w:bidi="ta-IN"/>
+              </w:rPr>
+              <w:t>த</w:t>
+            </w:r>
+            <w:r>
+              <w:rPr>
+                <w:rFonts w:ascii="Latha" w:hAnsi="Latha" w:cs="Latha"/>
+                <w:b/>
+                <w:bCs/>
+                <w:sz w:val="32"/>
+                <w:szCs w:val="32"/>
+                <w:cs/>
+                <w:lang w:bidi="ta-IN"/>
+              </w:rPr>
+              <w:t>:</w:t>
+            </w:r>
+            <w:r>
+              <w:rPr>
+                <w:rFonts w:ascii="Latha" w:hAnsi="Latha" w:cs="Latha"/>
+                <w:sz w:val="28"/>
+                <w:szCs w:val="28"/>
+                <w:lang w:bidi="ta-IN"/>
+              </w:rPr>
+              <w:t xml:space="preserve"> | </w:t>
+            </w:r>
+            <w:r>
+              <w:rPr>
+                <w:rFonts w:ascii="Latha" w:hAnsi="Latha" w:cs="Latha"/>
+                <w:sz w:val="28"/>
+                <w:szCs w:val="28"/>
+                <w:cs/>
+                <w:lang w:bidi="ta-IN"/>
+              </w:rPr>
+              <w:t>அர்வ</w:t>
+            </w:r>
+            <w:r>
+              <w:rPr>
+                <w:rFonts w:ascii="BRH Tamil Tab Extra" w:hAnsi="BRH Tamil Tab Extra" w:cs="brh"/>
+                <w:b/>
+                <w:sz w:val="36"/>
+                <w:szCs w:val="28"/>
+                <w:lang w:bidi="ta-IN"/>
+              </w:rPr>
+              <w:t>†</w:t>
+            </w:r>
+            <w:r>
+              <w:rPr>
+                <w:rFonts w:ascii="Latha" w:hAnsi="Latha" w:cs="Latha"/>
+                <w:sz w:val="28"/>
+                <w:szCs w:val="28"/>
+                <w:cs/>
+                <w:lang w:bidi="ta-IN"/>
+              </w:rPr>
+              <w:t>த</w:t>
+            </w:r>
+            <w:r>
+              <w:rPr>
+                <w:rFonts w:ascii="BRH Tamil Tab Extra" w:hAnsi="BRH Tamil Tab Extra" w:cs="brh"/>
+                <w:b/>
+                <w:sz w:val="32"/>
+                <w:szCs w:val="28"/>
+                <w:lang w:bidi="ta-IN"/>
+              </w:rPr>
+              <w:t>…</w:t>
+            </w:r>
+            <w:r>
+              <w:rPr>
+                <w:rFonts w:ascii="Latha" w:hAnsi="Latha" w:cs="Latha"/>
+                <w:sz w:val="28"/>
+                <w:szCs w:val="28"/>
+                <w:lang w:bidi="ta-IN"/>
+              </w:rPr>
+              <w:t xml:space="preserve"> </w:t>
+            </w:r>
+            <w:r>
+              <w:rPr>
+                <w:rFonts w:ascii="Latha" w:hAnsi="Latha" w:cs="Latha"/>
+                <w:sz w:val="28"/>
+                <w:szCs w:val="28"/>
+                <w:cs/>
+                <w:lang w:bidi="ta-IN"/>
+              </w:rPr>
+              <w:t>இத்ய</w:t>
+            </w:r>
+            <w:r>
+              <w:rPr>
+                <w:rFonts w:ascii="Latha" w:hAnsi="Latha" w:cs="Latha"/>
+                <w:sz w:val="28"/>
+                <w:szCs w:val="28"/>
+                <w:highlight w:val="green"/>
+                <w:cs/>
+                <w:lang w:bidi="ta-IN"/>
+              </w:rPr>
+              <w:t>ர்</w:t>
+            </w:r>
+            <w:r>
+              <w:rPr>
+                <w:rFonts w:ascii="Latha" w:hAnsi="Latha" w:cs="Latha"/>
+                <w:sz w:val="28"/>
+                <w:szCs w:val="28"/>
+                <w:cs/>
+                <w:lang w:bidi="ta-IN"/>
+              </w:rPr>
+              <w:t>வ</w:t>
+            </w:r>
+            <w:r>
+              <w:rPr>
+                <w:rFonts w:ascii="BRH Tamil Tab Extra" w:hAnsi="BRH Tamil Tab Extra" w:cs="brh"/>
+                <w:b/>
+                <w:sz w:val="36"/>
+                <w:szCs w:val="28"/>
+                <w:lang w:bidi="ta-IN"/>
+              </w:rPr>
+              <w:t>†</w:t>
+            </w:r>
+            <w:r>
+              <w:rPr>
+                <w:rFonts w:ascii="Latha" w:hAnsi="Latha" w:cs="Latha"/>
+                <w:sz w:val="28"/>
+                <w:szCs w:val="28"/>
+                <w:cs/>
+                <w:lang w:bidi="ta-IN"/>
+              </w:rPr>
+              <w:t>த</w:t>
+            </w:r>
+            <w:r>
+              <w:rPr>
+                <w:rFonts w:ascii="Latha" w:hAnsi="Latha" w:cs="Latha"/>
+                <w:b/>
+                <w:bCs/>
+                <w:sz w:val="32"/>
+                <w:szCs w:val="32"/>
+                <w:cs/>
+                <w:lang w:bidi="ta-IN"/>
+              </w:rPr>
+              <w:t>:</w:t>
+            </w:r>
+            <w:r>
+              <w:rPr>
+                <w:rFonts w:ascii="Latha" w:hAnsi="Latha" w:cs="Latha"/>
+                <w:sz w:val="28"/>
+                <w:szCs w:val="28"/>
+                <w:lang w:bidi="ta-IN"/>
+              </w:rPr>
+              <w:t xml:space="preserve"> ||</w:t>
+            </w:r>
+          </w:p>
+        </w:tc>
+      </w:tr>
+      <w:tr>
+        <w:trPr>
+          <w:trHeight w:val="1118"/>
+        </w:trPr>
+        <w:tc>
+          <w:tcPr>
+            <w:tcW w:w="3906" w:type="dxa"/>
+          </w:tcPr>
+          <w:p>
+            <w:pPr>
+              <w:widowControl w:val="0"/>
+              <w:tabs>
+                <w:tab w:val="left" w:pos="993"/>
+              </w:tabs>
+              <w:autoSpaceDE w:val="0"/>
+              <w:autoSpaceDN w:val="0"/>
+              <w:adjustRightInd w:val="0"/>
+              <w:spacing w:before="0" w:line="252" w:lineRule="auto"/>
+              <w:ind w:right="297"/>
+              <w:rPr>
+                <w:rFonts w:cs="Arial"/>
+                <w:b/>
+                <w:sz w:val="28"/>
+                <w:szCs w:val="32"/>
+              </w:rPr>
+            </w:pPr>
+            <w:r>
+              <w:rPr>
+                <w:rFonts w:cs="Arial"/>
+                <w:b/>
+                <w:sz w:val="28"/>
+                <w:szCs w:val="32"/>
+              </w:rPr>
+              <w:t>T.S.4.6.</w:t>
+            </w:r>
+            <w:r>
+              <w:rPr>
+                <w:rFonts w:cs="Arial"/>
+                <w:b/>
+                <w:sz w:val="28"/>
+                <w:szCs w:val="32"/>
+              </w:rPr>
+              <w:t>9.</w:t>
+            </w:r>
+            <w:r>
+              <w:rPr>
+                <w:rFonts w:cs="Arial"/>
+                <w:b/>
+                <w:sz w:val="28"/>
+                <w:szCs w:val="32"/>
+              </w:rPr>
+              <w:t>2</w:t>
+            </w:r>
+            <w:r>
+              <w:rPr>
+                <w:rFonts w:cs="Arial"/>
+                <w:b/>
+                <w:sz w:val="28"/>
+                <w:szCs w:val="32"/>
+              </w:rPr>
+              <w:t xml:space="preserve"> – Kramam</w:t>
+            </w:r>
+          </w:p>
+          <w:p>
+            <w:pPr>
+              <w:widowControl w:val="0"/>
+              <w:tabs>
+                <w:tab w:val="left" w:pos="993"/>
+              </w:tabs>
+              <w:autoSpaceDE w:val="0"/>
+              <w:autoSpaceDN w:val="0"/>
+              <w:adjustRightInd w:val="0"/>
+              <w:spacing w:before="0" w:line="252" w:lineRule="auto"/>
+              <w:ind w:right="297"/>
+              <w:rPr>
+                <w:rFonts w:cs="Arial"/>
+                <w:b/>
+                <w:sz w:val="28"/>
+                <w:szCs w:val="32"/>
+                <w:lang w:val="en-IN"/>
+              </w:rPr>
+            </w:pPr>
+            <w:r>
+              <w:rPr>
+                <w:rFonts w:cs="Arial"/>
+                <w:b/>
+                <w:sz w:val="28"/>
+                <w:szCs w:val="32"/>
+                <w:lang w:val="en-IN"/>
+              </w:rPr>
+              <w:t xml:space="preserve">Krama Vaakyam No.– </w:t>
+            </w:r>
+            <w:r>
+              <w:rPr>
+                <w:rFonts w:cs="Arial"/>
+                <w:b/>
+                <w:sz w:val="28"/>
+                <w:szCs w:val="32"/>
+                <w:lang w:val="en-IN"/>
+              </w:rPr>
+              <w:t>15</w:t>
+            </w:r>
+          </w:p>
+          <w:p>
+            <w:pPr>
+              <w:widowControl w:val="0"/>
+              <w:tabs>
+                <w:tab w:val="left" w:pos="993"/>
+              </w:tabs>
+              <w:autoSpaceDE w:val="0"/>
+              <w:autoSpaceDN w:val="0"/>
+              <w:adjustRightInd w:val="0"/>
+              <w:spacing w:before="0" w:line="252" w:lineRule="auto"/>
+              <w:ind w:right="297"/>
+              <w:rPr>
+                <w:rFonts w:cs="Arial"/>
+                <w:b/>
+                <w:sz w:val="28"/>
+                <w:szCs w:val="32"/>
+              </w:rPr>
+            </w:pPr>
+            <w:r>
+              <w:rPr>
+                <w:rFonts w:cs="Arial"/>
+                <w:b/>
+                <w:sz w:val="28"/>
+                <w:szCs w:val="32"/>
+                <w:lang w:val="it-IT"/>
+              </w:rPr>
+              <w:t>Panchaati No</w:t>
+            </w:r>
+            <w:r>
+              <w:rPr>
+                <w:rFonts w:cs="Arial"/>
+                <w:b/>
+                <w:szCs w:val="32"/>
+                <w:lang w:val="it-IT"/>
+              </w:rPr>
+              <w:t xml:space="preserve">. - </w:t>
+            </w:r>
+            <w:r>
+              <w:rPr>
+                <w:rFonts w:cs="Arial"/>
+                <w:b/>
+                <w:sz w:val="28"/>
+                <w:szCs w:val="32"/>
+                <w:lang w:val="it-IT"/>
+              </w:rPr>
+              <w:t>4</w:t>
+            </w:r>
+            <w:r>
+              <w:rPr>
+                <w:rFonts w:cs="Arial"/>
+                <w:b/>
+                <w:sz w:val="28"/>
+                <w:szCs w:val="32"/>
+                <w:lang w:val="it-IT"/>
+              </w:rPr>
+              <w:t>4</w:t>
+            </w:r>
+          </w:p>
+        </w:tc>
+        <w:tc>
+          <w:tcPr>
+            <w:tcW w:w="5103" w:type="dxa"/>
+          </w:tcPr>
+          <w:p>
+            <w:pPr>
+              <w:widowControl w:val="0"/>
+              <w:autoSpaceDE w:val="0"/>
+              <w:autoSpaceDN w:val="0"/>
+              <w:adjustRightInd w:val="0"/>
+              <w:spacing w:before="0" w:line="240" w:lineRule="auto"/>
+              <w:rPr>
+                <w:rFonts w:ascii="Latha" w:hAnsi="Latha" w:cs="Latha"/>
+                <w:sz w:val="28"/>
+                <w:szCs w:val="28"/>
+                <w:highlight w:val="yellow"/>
+                <w:cs/>
+                <w:lang w:bidi="ta-IN"/>
+              </w:rPr>
+            </w:pPr>
+            <w:r>
+              <w:rPr>
+                <w:rFonts w:ascii="Latha" w:hAnsi="Latha" w:cs="Latha"/>
+                <w:sz w:val="28"/>
+                <w:szCs w:val="28"/>
+                <w:cs/>
+                <w:lang w:bidi="ta-IN"/>
+              </w:rPr>
+              <w:t>மோகா</w:t>
+            </w:r>
+            <w:r>
+              <w:rPr>
+                <w:rFonts w:ascii="Latha" w:hAnsi="Latha" w:cs="Latha"/>
+                <w:b/>
+                <w:bCs/>
+                <w:position w:val="-12"/>
+                <w:sz w:val="28"/>
+                <w:szCs w:val="28"/>
+                <w:cs/>
+                <w:lang w:bidi="ta-IN"/>
+              </w:rPr>
+              <w:t>2</w:t>
+            </w:r>
+            <w:r>
+              <w:rPr>
+                <w:rFonts w:ascii="Latha" w:hAnsi="Latha" w:cs="Latha"/>
+                <w:sz w:val="28"/>
+                <w:szCs w:val="28"/>
+                <w:lang w:bidi="ta-IN"/>
+              </w:rPr>
+              <w:t xml:space="preserve"> | </w:t>
+            </w:r>
+            <w:r>
+              <w:rPr>
+                <w:rFonts w:ascii="Latha" w:hAnsi="Latha" w:cs="Latha"/>
+                <w:sz w:val="28"/>
+                <w:szCs w:val="28"/>
+                <w:cs/>
+                <w:lang w:bidi="ta-IN"/>
+              </w:rPr>
+              <w:t>உ</w:t>
+            </w:r>
+            <w:r>
+              <w:rPr>
+                <w:rFonts w:ascii="BRH Tamil Tab Extra" w:hAnsi="BRH Tamil Tab Extra" w:cs="brh"/>
+                <w:b/>
+                <w:sz w:val="32"/>
+                <w:szCs w:val="28"/>
+                <w:lang w:bidi="ta-IN"/>
+              </w:rPr>
+              <w:t>…</w:t>
+            </w:r>
+            <w:r>
+              <w:rPr>
+                <w:rFonts w:ascii="Latha" w:hAnsi="Latha" w:cs="Latha"/>
+                <w:sz w:val="28"/>
+                <w:szCs w:val="28"/>
+                <w:cs/>
+                <w:lang w:bidi="ta-IN"/>
+              </w:rPr>
+              <w:t>கா</w:t>
+            </w:r>
+            <w:r>
+              <w:rPr>
+                <w:rFonts w:ascii="Latha" w:hAnsi="Latha" w:cs="Latha"/>
+                <w:b/>
+                <w:bCs/>
+                <w:position w:val="-12"/>
+                <w:sz w:val="28"/>
+                <w:szCs w:val="28"/>
+                <w:cs/>
+                <w:lang w:bidi="ta-IN"/>
+              </w:rPr>
+              <w:t>2</w:t>
+            </w:r>
+            <w:r>
+              <w:rPr>
+                <w:rFonts w:ascii="Latha" w:hAnsi="Latha" w:cs="Latha"/>
+                <w:sz w:val="28"/>
+                <w:szCs w:val="28"/>
+                <w:lang w:bidi="ta-IN"/>
+              </w:rPr>
+              <w:t xml:space="preserve"> </w:t>
+            </w:r>
+            <w:r>
+              <w:rPr>
+                <w:rFonts w:ascii="Latha" w:hAnsi="Latha" w:cs="Latha"/>
+                <w:sz w:val="28"/>
+                <w:szCs w:val="28"/>
+                <w:cs/>
+                <w:lang w:bidi="ta-IN"/>
+              </w:rPr>
+              <w:t>ப்</w:t>
+            </w:r>
+            <w:r>
+              <w:rPr>
+                <w:rFonts w:ascii="Latha" w:hAnsi="Latha" w:cs="Latha"/>
+                <w:b/>
+                <w:bCs/>
+                <w:position w:val="-12"/>
+                <w:sz w:val="28"/>
+                <w:szCs w:val="28"/>
+                <w:cs/>
+                <w:lang w:bidi="ta-IN"/>
+              </w:rPr>
+              <w:t>4</w:t>
+            </w:r>
+            <w:r>
+              <w:rPr>
+                <w:rFonts w:ascii="Latha" w:hAnsi="Latha" w:cs="Latha"/>
+                <w:sz w:val="28"/>
+                <w:szCs w:val="28"/>
+                <w:cs/>
+                <w:lang w:bidi="ta-IN"/>
+              </w:rPr>
+              <w:t>ரா</w:t>
+            </w:r>
+            <w:r>
+              <w:rPr>
+                <w:rFonts w:ascii="Latha" w:hAnsi="Latha" w:cs="Latha"/>
+                <w:sz w:val="28"/>
+                <w:szCs w:val="28"/>
+                <w:cs/>
+                <w:lang w:bidi="ta-IN"/>
+              </w:rPr>
+              <w:t>ஜ</w:t>
+            </w:r>
+            <w:r>
+              <w:rPr>
+                <w:rFonts w:ascii="BRH Tamil Tab Extra" w:hAnsi="BRH Tamil Tab Extra" w:cs="brh"/>
+                <w:b/>
+                <w:sz w:val="36"/>
+                <w:szCs w:val="28"/>
+                <w:highlight w:val="yellow"/>
+                <w:lang w:bidi="ta-IN"/>
+              </w:rPr>
+              <w:t>†</w:t>
+            </w:r>
+            <w:r>
+              <w:rPr>
+                <w:rFonts w:ascii="Latha" w:hAnsi="Latha" w:cs="Latha"/>
+                <w:sz w:val="28"/>
+                <w:szCs w:val="28"/>
+                <w:highlight w:val="yellow"/>
+                <w:cs/>
+                <w:lang w:bidi="ta-IN"/>
+              </w:rPr>
+              <w:t>ந்தி</w:t>
+            </w:r>
+            <w:r>
+              <w:rPr>
+                <w:rFonts w:ascii="Latha" w:hAnsi="Latha" w:cs="Latha"/>
+                <w:sz w:val="28"/>
+                <w:szCs w:val="28"/>
+                <w:lang w:bidi="ta-IN"/>
+              </w:rPr>
+              <w:t xml:space="preserve"> |</w:t>
+            </w:r>
+          </w:p>
+        </w:tc>
+        <w:tc>
+          <w:tcPr>
+            <w:tcW w:w="5386" w:type="dxa"/>
+          </w:tcPr>
+          <w:p>
+            <w:pPr>
+              <w:widowControl w:val="0"/>
+              <w:autoSpaceDE w:val="0"/>
+              <w:autoSpaceDN w:val="0"/>
+              <w:adjustRightInd w:val="0"/>
+              <w:spacing w:before="0" w:line="240" w:lineRule="auto"/>
+              <w:rPr>
+                <w:rFonts w:ascii="Latha" w:hAnsi="Latha" w:cs="Latha"/>
+                <w:sz w:val="28"/>
+                <w:szCs w:val="28"/>
+                <w:cs/>
+                <w:lang w:bidi="ta-IN"/>
+              </w:rPr>
+            </w:pPr>
+            <w:r>
+              <w:rPr>
+                <w:rFonts w:ascii="Latha" w:hAnsi="Latha" w:cs="Latha"/>
+                <w:sz w:val="28"/>
+                <w:szCs w:val="28"/>
+                <w:cs/>
+                <w:lang w:bidi="ta-IN"/>
+              </w:rPr>
+              <w:t>மோகா</w:t>
+            </w:r>
+            <w:r>
+              <w:rPr>
+                <w:rFonts w:ascii="Latha" w:hAnsi="Latha" w:cs="Latha"/>
+                <w:b/>
+                <w:bCs/>
+                <w:position w:val="-12"/>
+                <w:sz w:val="28"/>
+                <w:szCs w:val="28"/>
+                <w:cs/>
+                <w:lang w:bidi="ta-IN"/>
+              </w:rPr>
+              <w:t>2</w:t>
+            </w:r>
+            <w:r>
+              <w:rPr>
+                <w:rFonts w:ascii="Latha" w:hAnsi="Latha" w:cs="Latha"/>
+                <w:sz w:val="28"/>
+                <w:szCs w:val="28"/>
+                <w:lang w:bidi="ta-IN"/>
+              </w:rPr>
+              <w:t xml:space="preserve"> | </w:t>
+            </w:r>
+            <w:r>
+              <w:rPr>
+                <w:rFonts w:ascii="Latha" w:hAnsi="Latha" w:cs="Latha"/>
+                <w:sz w:val="28"/>
+                <w:szCs w:val="28"/>
+                <w:cs/>
+                <w:lang w:bidi="ta-IN"/>
+              </w:rPr>
+              <w:t>உ</w:t>
+            </w:r>
+            <w:r>
+              <w:rPr>
+                <w:rFonts w:ascii="BRH Tamil Tab Extra" w:hAnsi="BRH Tamil Tab Extra" w:cs="brh"/>
+                <w:b/>
+                <w:sz w:val="32"/>
+                <w:szCs w:val="28"/>
+                <w:lang w:bidi="ta-IN"/>
+              </w:rPr>
+              <w:t>…</w:t>
+            </w:r>
+            <w:r>
+              <w:rPr>
+                <w:rFonts w:ascii="Latha" w:hAnsi="Latha" w:cs="Latha"/>
+                <w:sz w:val="28"/>
+                <w:szCs w:val="28"/>
+                <w:cs/>
+                <w:lang w:bidi="ta-IN"/>
+              </w:rPr>
+              <w:t>கா</w:t>
+            </w:r>
+            <w:r>
+              <w:rPr>
+                <w:rFonts w:ascii="Latha" w:hAnsi="Latha" w:cs="Latha"/>
+                <w:b/>
+                <w:bCs/>
+                <w:position w:val="-12"/>
+                <w:sz w:val="28"/>
+                <w:szCs w:val="28"/>
+                <w:cs/>
+                <w:lang w:bidi="ta-IN"/>
+              </w:rPr>
+              <w:t>2</w:t>
+            </w:r>
+            <w:r>
+              <w:rPr>
+                <w:rFonts w:ascii="Latha" w:hAnsi="Latha" w:cs="Latha"/>
+                <w:sz w:val="28"/>
+                <w:szCs w:val="28"/>
+                <w:lang w:bidi="ta-IN"/>
+              </w:rPr>
+              <w:t xml:space="preserve"> </w:t>
+            </w:r>
+            <w:r>
+              <w:rPr>
+                <w:rFonts w:ascii="Latha" w:hAnsi="Latha" w:cs="Latha"/>
+                <w:sz w:val="28"/>
+                <w:szCs w:val="28"/>
+                <w:cs/>
+                <w:lang w:bidi="ta-IN"/>
+              </w:rPr>
+              <w:t>ப்</w:t>
+            </w:r>
+            <w:r>
+              <w:rPr>
+                <w:rFonts w:ascii="Latha" w:hAnsi="Latha" w:cs="Latha"/>
+                <w:b/>
+                <w:bCs/>
+                <w:position w:val="-12"/>
+                <w:sz w:val="28"/>
+                <w:szCs w:val="28"/>
+                <w:cs/>
+                <w:lang w:bidi="ta-IN"/>
+              </w:rPr>
+              <w:t>4</w:t>
+            </w:r>
+            <w:r>
+              <w:rPr>
+                <w:rFonts w:ascii="Latha" w:hAnsi="Latha" w:cs="Latha"/>
+                <w:sz w:val="28"/>
+                <w:szCs w:val="28"/>
+                <w:cs/>
+                <w:lang w:bidi="ta-IN"/>
+              </w:rPr>
+              <w:t>ராஜ</w:t>
+            </w:r>
+            <w:r>
+              <w:rPr>
+                <w:rFonts w:ascii="BRH Tamil Tab Extra" w:hAnsi="BRH Tamil Tab Extra" w:cs="brh"/>
+                <w:b/>
+                <w:sz w:val="36"/>
+                <w:szCs w:val="28"/>
+                <w:highlight w:val="green"/>
+                <w:lang w:bidi="ta-IN"/>
+              </w:rPr>
+              <w:t>†</w:t>
+            </w:r>
+            <w:r>
+              <w:rPr>
+                <w:rFonts w:ascii="Latha" w:hAnsi="Latha" w:cs="Latha"/>
+                <w:sz w:val="28"/>
+                <w:szCs w:val="28"/>
+                <w:highlight w:val="green"/>
+                <w:cs/>
+                <w:lang w:bidi="ta-IN"/>
+              </w:rPr>
+              <w:t>ந்தீ</w:t>
+            </w:r>
+            <w:r>
+              <w:rPr>
+                <w:rFonts w:ascii="Latha" w:hAnsi="Latha" w:cs="Latha"/>
+                <w:sz w:val="28"/>
+                <w:szCs w:val="28"/>
+                <w:lang w:bidi="ta-IN"/>
+              </w:rPr>
+              <w:t xml:space="preserve"> |</w:t>
+            </w:r>
+          </w:p>
+        </w:tc>
+      </w:tr>
+      <w:tr>
+        <w:trPr>
+          <w:trHeight w:val="1118"/>
+        </w:trPr>
+        <w:tc>
+          <w:tcPr>
+            <w:tcW w:w="3906" w:type="dxa"/>
+          </w:tcPr>
+          <w:p>
+            <w:pPr>
+              <w:widowControl w:val="0"/>
+              <w:tabs>
+                <w:tab w:val="left" w:pos="993"/>
+              </w:tabs>
+              <w:autoSpaceDE w:val="0"/>
+              <w:autoSpaceDN w:val="0"/>
+              <w:adjustRightInd w:val="0"/>
+              <w:spacing w:before="0" w:line="252" w:lineRule="auto"/>
+              <w:ind w:right="297"/>
+              <w:rPr>
+                <w:rFonts w:cs="Arial"/>
+                <w:b/>
+                <w:sz w:val="28"/>
+                <w:szCs w:val="32"/>
+              </w:rPr>
+            </w:pPr>
+            <w:r>
+              <w:rPr>
+                <w:rFonts w:cs="Arial"/>
+                <w:b/>
+                <w:sz w:val="28"/>
+                <w:szCs w:val="32"/>
+              </w:rPr>
+              <w:lastRenderedPageBreak/>
               <w:t>T.S.4.6.</w:t>
             </w:r>
             <w:r>
@@ -2205,54 +4221,6 @@
           <w:u w:val="single"/>
         </w:rPr>
       </w:pPr>
-    </w:p>
-    <w:p>
-      <w:pPr>
-        <w:jc w:val="center"/>
-        <w:rPr>
-          <w:b/>
-          <w:bCs/>
-          <w:sz w:val="32"/>
-          <w:szCs w:val="32"/>
-          <w:u w:val="single"/>
-        </w:rPr>
-      </w:pPr>
-    </w:p>
-    <w:p>
-      <w:pPr>
-        <w:jc w:val="center"/>
-        <w:rPr>
-          <w:b/>
-          <w:bCs/>
-          <w:sz w:val="32"/>
-          <w:szCs w:val="32"/>
-          <w:u w:val="single"/>
-        </w:rPr>
-      </w:pPr>
-    </w:p>
-    <w:p>
-      <w:pPr>
-        <w:jc w:val="center"/>
-        <w:rPr>
-          <w:b/>
-          <w:bCs/>
-          <w:sz w:val="32"/>
-          <w:szCs w:val="32"/>
-          <w:u w:val="single"/>
-        </w:rPr>
-      </w:pPr>
-    </w:p>
-    <w:p>
-      <w:pPr>
-        <w:jc w:val="center"/>
-        <w:rPr>
-          <w:b/>
-          <w:bCs/>
-          <w:sz w:val="32"/>
-          <w:szCs w:val="32"/>
-          <w:u w:val="single"/>
-        </w:rPr>
-      </w:pPr>
       <w:r>
         <w:rPr>
           <w:b/>
@@ -2261,7 +4229,6 @@
           <w:szCs w:val="32"/>
           <w:u w:val="single"/>
         </w:rPr>
-        <w:lastRenderedPageBreak/>
         <w:t xml:space="preserve">TS </w:t>
       </w:r>
       <w:r>
@@ -3662,6 +5629,9 @@
     </w:tbl>
     <w:p>
       <w:pPr>
+        <w:pBdr>
+          <w:bottom w:val="double" w:sz="6" w:space="1" w:color="auto"/>
+        </w:pBdr>
         <w:jc w:val="center"/>
         <w:rPr>
           <w:b/>
@@ -3671,7 +5641,10 @@
           <w:u w:val="single"/>
         </w:rPr>
       </w:pPr>
-      <w:r>
+    </w:p>
+    <w:p>
+      <w:pPr>
+        <w:jc w:val="center"/>
         <w:rPr>
           <w:b/>
           <w:bCs/>
@@ -3679,8 +5652,43 @@
           <w:szCs w:val="32"/>
           <w:u w:val="single"/>
         </w:rPr>
-        <w:t>=========</w:t>
-      </w:r>
+      </w:pPr>
+    </w:p>
+    <w:p>
+      <w:pPr>
+        <w:jc w:val="center"/>
+        <w:rPr>
+          <w:b/>
+          <w:bCs/>
+          <w:sz w:val="32"/>
+          <w:szCs w:val="32"/>
+          <w:u w:val="single"/>
+        </w:rPr>
+      </w:pPr>
+    </w:p>
+    <w:p>
+      <w:pPr>
+        <w:jc w:val="center"/>
+        <w:rPr>
+          <w:b/>
+          <w:bCs/>
+          <w:sz w:val="32"/>
+          <w:szCs w:val="32"/>
+          <w:u w:val="single"/>
+        </w:rPr>
+      </w:pPr>
+    </w:p>
+    <w:p>
+      <w:pPr>
+        <w:jc w:val="center"/>
+        <w:rPr>
+          <w:b/>
+          <w:bCs/>
+          <w:sz w:val="32"/>
+          <w:szCs w:val="32"/>
+          <w:u w:val="single"/>
+        </w:rPr>
+      </w:pPr>
     </w:p>
     <w:p>
       <w:pPr>
@@ -3701,6 +5709,7 @@
           <w:szCs w:val="32"/>
           <w:u w:val="single"/>
         </w:rPr>
+        <w:lastRenderedPageBreak/>
         <w:t xml:space="preserve">TS </w:t>
       </w:r>
       <w:r>
@@ -4495,23 +6504,7 @@
                 <w:b/>
                 <w:bCs/>
               </w:rPr>
-              <w:t xml:space="preserve">(it is </w:t>
-            </w:r>
-            <w:proofErr w:type="spellStart"/>
-            <w:r>
-              <w:rPr>
-                <w:b/>
-                <w:bCs/>
-              </w:rPr>
-              <w:t>deergham</w:t>
-            </w:r>
-            <w:proofErr w:type="spellEnd"/>
-            <w:r>
-              <w:rPr>
-                <w:b/>
-                <w:bCs/>
-              </w:rPr>
-              <w:t>)</w:t>
+              <w:t>(it is deergham)</w:t>
             </w:r>
           </w:p>
         </w:tc>
@@ -5077,7 +7070,6 @@
                 <w:sz w:val="28"/>
                 <w:szCs w:val="32"/>
               </w:rPr>
-              <w:lastRenderedPageBreak/>
               <w:t>T.S.4.6.5.6 – Kramam</w:t>
             </w:r>
           </w:p>
@@ -6507,21 +8499,12 @@
               </w:rPr>
               <w:t xml:space="preserve"> </w:t>
             </w:r>
-            <w:proofErr w:type="spellStart"/>
-            <w:r>
-              <w:rPr>
-                <w:b/>
-                <w:bCs/>
-              </w:rPr>
-              <w:t>deergham</w:t>
-            </w:r>
-            <w:proofErr w:type="spellEnd"/>
-            <w:r>
-              <w:rPr>
-                <w:b/>
-                <w:bCs/>
-              </w:rPr>
-              <w:t>)</w:t>
+            <w:r>
+              <w:rPr>
+                <w:b/>
+                <w:bCs/>
+              </w:rPr>
+              <w:t>deergham)</w:t>
             </w:r>
           </w:p>
         </w:tc>
@@ -7062,6 +9045,7 @@
                 <w:sz w:val="28"/>
                 <w:szCs w:val="32"/>
               </w:rPr>
+              <w:lastRenderedPageBreak/>
               <w:t>T.S.4.6.7.4 – Kramam</w:t>
             </w:r>
           </w:p>
@@ -9305,7 +11289,6 @@
                 <w:sz w:val="28"/>
                 <w:szCs w:val="32"/>
               </w:rPr>
-              <w:lastRenderedPageBreak/>
               <w:t>T.S.4.6.9.1 – Kramam</w:t>
             </w:r>
           </w:p>
@@ -10192,16 +12175,7 @@
           <w:bCs/>
           <w:sz w:val="32"/>
         </w:rPr>
-        <w:t xml:space="preserve">replaced </w:t>
-      </w:r>
-      <w:proofErr w:type="gramStart"/>
-      <w:r>
-        <w:rPr>
-          <w:b/>
-          <w:bCs/>
-          <w:sz w:val="32"/>
-        </w:rPr>
-        <w:t>with</w:t>
+        <w:t>replaced with</w:t>
       </w:r>
       <w:r>
         <w:rPr>
@@ -10223,7 +12197,6 @@
         </w:rPr>
         <w:t>"</w:t>
       </w:r>
-      <w:proofErr w:type="gramEnd"/>
       <w:r>
         <w:rPr>
           <w:rFonts w:ascii="Latha" w:hAnsi="Latha" w:cs="Latha"/>
@@ -10322,6 +12295,7 @@
           <w:szCs w:val="32"/>
           <w:u w:val="single"/>
         </w:rPr>
+        <w:lastRenderedPageBreak/>
         <w:t xml:space="preserve">TS </w:t>
       </w:r>
       <w:r>
@@ -10786,7 +12760,6 @@
       <w:tab/>
       <w:t xml:space="preserve">              </w:t>
     </w:r>
-    <w:proofErr w:type="gramStart"/>
     <w:r>
       <w:rPr>
         <w:b/>
@@ -10808,7 +12781,6 @@
       </w:rPr>
       <w:tab/>
     </w:r>
-    <w:proofErr w:type="gramEnd"/>
     <w:r>
       <w:rPr>
         <w:b/>
@@ -11592,7 +13564,7 @@
   <w:style w:type="paragraph" w:default="1" w:styleId="Normal">
     <w:name w:val="Normal"/>
     <w:qFormat/>
-    <w:rsid w:val="00076C05"/>
+    <w:rsid w:val="009D69F7"/>
     <w:pPr>
       <w:spacing w:before="120" w:line="276" w:lineRule="auto"/>
     </w:pPr>

--- a/TS-Kramam/TS-4.6/TS 4.6 Tamil Krama Paatam Corrections.docx
+++ b/TS-Kramam/TS-4.6/TS 4.6 Tamil Krama Paatam Corrections.docx
@@ -1,6 +1,6 @@
 
 <file path=word/document.xml><?xml version="1.0" encoding="utf-8"?>
-<w:document xmlns:wpc="http://schemas.microsoft.com/office/word/2010/wordprocessingCanvas" xmlns:cx="http://schemas.microsoft.com/office/drawing/2014/chartex" xmlns:cx1="http://schemas.microsoft.com/office/drawing/2015/9/8/chartex" xmlns:cx2="http://schemas.microsoft.com/office/drawing/2015/10/21/chartex" xmlns:cx3="http://schemas.microsoft.com/office/drawing/2016/5/9/chartex" xmlns:cx4="http://schemas.microsoft.com/office/drawing/2016/5/10/chartex" xmlns:cx5="http://schemas.microsoft.com/office/drawing/2016/5/11/chartex" xmlns:cx6="http://schemas.microsoft.com/office/drawing/2016/5/12/chartex" xmlns:cx7="http://schemas.microsoft.com/office/drawing/2016/5/13/chartex" xmlns:cx8="http://schemas.microsoft.com/office/drawing/2016/5/14/chartex" xmlns:mc="http://schemas.openxmlformats.org/markup-compatibility/2006" xmlns:aink="http://schemas.microsoft.com/office/drawing/2016/ink" xmlns:am3d="http://schemas.microsoft.com/office/drawing/2017/model3d" xmlns:o="urn:schemas-microsoft-com:office:office" xmlns:oel="http://schemas.microsoft.com/office/2019/extlst" xmlns:r="http://schemas.openxmlformats.org/officeDocument/2006/relationships" xmlns:m="http://schemas.openxmlformats.org/officeDocument/2006/math" xmlns:v="urn:schemas-microsoft-com:vml" xmlns:wp14="http://schemas.microsoft.com/office/word/2010/wordprocessingDrawing" xmlns:wp="http://schemas.openxmlformats.org/drawingml/2006/wordprocessingDrawing" xmlns:w10="urn:schemas-microsoft-com:office:word" xmlns:w="http://schemas.openxmlformats.org/wordprocessingml/2006/main" xmlns:w14="http://schemas.microsoft.com/office/word/2010/wordml" xmlns:w15="http://schemas.microsoft.com/office/word/2012/wordml" xmlns:w16cei="http://schemas.microsoft.com/office/word/2026/wordml/cei" xmlns:w16cex="http://schemas.microsoft.com/office/word/2018/wordml/cex" xmlns:w16cid="http://schemas.microsoft.com/office/word/2016/wordml/cid" xmlns:w16="http://schemas.microsoft.com/office/word/2018/wordml" xmlns:w16du="http://schemas.microsoft.com/office/word/2023/wordml/word16du" xmlns:w16sdtdh="http://schemas.microsoft.com/office/word/2020/wordml/sdtdatahash" xmlns:w16sdtfl="http://schemas.microsoft.com/office/word/2024/wordml/sdtformatlock" xmlns:w16se="http://schemas.microsoft.com/office/word/2015/wordml/symex" xmlns:wpg="http://schemas.microsoft.com/office/word/2010/wordprocessingGroup" xmlns:wpi="http://schemas.microsoft.com/office/word/2010/wordprocessingInk" xmlns:wne="http://schemas.microsoft.com/office/word/2006/wordml" xmlns:wps="http://schemas.microsoft.com/office/word/2010/wordprocessingShape" mc:Ignorable="w14 w15 w16se w16cid w16 w16cex w16sdtdh w16sdtfl w16du wp14">
+<w:document xmlns:wpc="http://schemas.microsoft.com/office/word/2010/wordprocessingCanvas" xmlns:cx="http://schemas.microsoft.com/office/drawing/2014/chartex" xmlns:cx1="http://schemas.microsoft.com/office/drawing/2015/9/8/chartex" xmlns:cx2="http://schemas.microsoft.com/office/drawing/2015/10/21/chartex" xmlns:cx3="http://schemas.microsoft.com/office/drawing/2016/5/9/chartex" xmlns:cx4="http://schemas.microsoft.com/office/drawing/2016/5/10/chartex" xmlns:cx5="http://schemas.microsoft.com/office/drawing/2016/5/11/chartex" xmlns:cx6="http://schemas.microsoft.com/office/drawing/2016/5/12/chartex" xmlns:cx7="http://schemas.microsoft.com/office/drawing/2016/5/13/chartex" xmlns:cx8="http://schemas.microsoft.com/office/drawing/2016/5/14/chartex" xmlns:mc="http://schemas.openxmlformats.org/markup-compatibility/2006" xmlns:aink="http://schemas.microsoft.com/office/drawing/2016/ink" xmlns:am3d="http://schemas.microsoft.com/office/drawing/2017/model3d" xmlns:o="urn:schemas-microsoft-com:office:office" xmlns:oel="http://schemas.microsoft.com/office/2019/extlst" xmlns:r="http://schemas.openxmlformats.org/officeDocument/2006/relationships" xmlns:m="http://schemas.openxmlformats.org/officeDocument/2006/math" xmlns:v="urn:schemas-microsoft-com:vml" xmlns:wp14="http://schemas.microsoft.com/office/word/2010/wordprocessingDrawing" xmlns:wp="http://schemas.openxmlformats.org/drawingml/2006/wordprocessingDrawing" xmlns:w10="urn:schemas-microsoft-com:office:word" xmlns:w="http://schemas.openxmlformats.org/wordprocessingml/2006/main" xmlns:w14="http://schemas.microsoft.com/office/word/2010/wordml" xmlns:w15="http://schemas.microsoft.com/office/word/2012/wordml" xmlns:w16cex="http://schemas.microsoft.com/office/word/2018/wordml/cex" xmlns:w16cid="http://schemas.microsoft.com/office/word/2016/wordml/cid" xmlns:w16="http://schemas.microsoft.com/office/word/2018/wordml" xmlns:w16du="http://schemas.microsoft.com/office/word/2023/wordml/word16du" xmlns:w16sdtdh="http://schemas.microsoft.com/office/word/2020/wordml/sdtdatahash" xmlns:w16sdtfl="http://schemas.microsoft.com/office/word/2024/wordml/sdtformatlock" xmlns:w16se="http://schemas.microsoft.com/office/word/2015/wordml/symex" xmlns:wpg="http://schemas.microsoft.com/office/word/2010/wordprocessingGroup" xmlns:wpi="http://schemas.microsoft.com/office/word/2010/wordprocessingInk" xmlns:wne="http://schemas.microsoft.com/office/word/2006/wordml" xmlns:wps="http://schemas.microsoft.com/office/word/2010/wordprocessingShape" mc:Ignorable="w14 w15 w16se w16cid w16 w16cex w16sdtdh w16sdtfl w16du wp14">
   <w:body>
     <w:p>
       <w:pPr>
@@ -81,7 +81,18 @@
           <w:szCs w:val="32"/>
           <w:u w:val="single"/>
         </w:rPr>
-        <w:t xml:space="preserve">Observed till </w:t>
+        <w:t xml:space="preserve">Observed </w:t>
+      </w:r>
+      <w:proofErr w:type="gramStart"/>
+      <w:r>
+        <w:rPr>
+          <w:b/>
+          <w:bCs/>
+          <w:sz w:val="32"/>
+          <w:szCs w:val="32"/>
+          <w:u w:val="single"/>
+        </w:rPr>
+        <w:t xml:space="preserve">till </w:t>
       </w:r>
       <w:r>
         <w:rPr>
@@ -94,6 +105,7 @@
         </w:rPr>
         <w:t>????</w:t>
       </w:r>
+      <w:proofErr w:type="gramEnd"/>
     </w:p>
     <w:p>
       <w:pPr>
@@ -275,25 +287,7 @@
                 <w:sz w:val="28"/>
                 <w:szCs w:val="32"/>
               </w:rPr>
-              <w:t>1</w:t>
-            </w:r>
-            <w:r>
-              <w:rPr>
-                <w:rFonts w:cs="Arial"/>
-                <w:b/>
-                <w:sz w:val="28"/>
-                <w:szCs w:val="32"/>
-              </w:rPr>
-              <w:t>.</w:t>
-            </w:r>
-            <w:r>
-              <w:rPr>
-                <w:rFonts w:cs="Arial"/>
-                <w:b/>
-                <w:sz w:val="28"/>
-                <w:szCs w:val="32"/>
-              </w:rPr>
-              <w:t>4</w:t>
+              <w:t>1.4</w:t>
             </w:r>
             <w:r>
               <w:rPr>
@@ -2586,7 +2580,7 @@
       </w:tr>
       <w:tr>
         <w:trPr>
-          <w:trHeight w:val="1118"/>
+          <w:trHeight w:val="1132"/>
         </w:trPr>
         <w:tc>
           <w:tcPr>
@@ -2601,7 +2595,7 @@
               <w:autoSpaceDE w:val="0"/>
               <w:autoSpaceDN w:val="0"/>
               <w:adjustRightInd w:val="0"/>
-              <w:spacing w:before="0" w:line="252" w:lineRule="auto"/>
+              <w:spacing w:before="0" w:line="240" w:lineRule="auto"/>
               <w:ind w:right="297"/>
               <w:rPr>
                 <w:rFonts w:cs="Arial"/>
@@ -2626,16 +2620,7 @@
                 <w:sz w:val="28"/>
                 <w:szCs w:val="32"/>
               </w:rPr>
-              <w:t>9.</w:t>
-            </w:r>
-            <w:r>
-              <w:rPr>
-                <w:rFonts w:cs="Arial"/>
-                <w:b/>
-                <w:sz w:val="28"/>
-                <w:szCs w:val="32"/>
-              </w:rPr>
-              <w:t>1</w:t>
+              <w:t>4.2</w:t>
             </w:r>
             <w:r>
               <w:rPr>
@@ -2656,7 +2641,7 @@
               <w:autoSpaceDE w:val="0"/>
               <w:autoSpaceDN w:val="0"/>
               <w:adjustRightInd w:val="0"/>
-              <w:spacing w:before="0" w:line="252" w:lineRule="auto"/>
+              <w:spacing w:before="0" w:line="240" w:lineRule="auto"/>
               <w:ind w:right="297"/>
               <w:rPr>
                 <w:rFonts w:cs="Arial"/>
@@ -2674,27 +2659,7 @@
                 <w:szCs w:val="32"/>
                 <w:lang w:val="en-IN"/>
               </w:rPr>
-              <w:t xml:space="preserve">Krama Vaakyam No.– </w:t>
-            </w:r>
-            <w:r>
-              <w:rPr>
-                <w:rFonts w:cs="Arial"/>
-                <w:b/>
-                <w:sz w:val="28"/>
-                <w:szCs w:val="32"/>
-                <w:lang w:val="en-IN"/>
-              </w:rPr>
-              <w:t>5</w:t>
-            </w:r>
-            <w:r>
-              <w:rPr>
-                <w:rFonts w:cs="Arial"/>
-                <w:b/>
-                <w:sz w:val="28"/>
-                <w:szCs w:val="32"/>
-                <w:lang w:val="en-IN"/>
-              </w:rPr>
-              <w:t>3</w:t>
+              <w:t>Krama Vaakyam No.– 33</w:t>
             </w:r>
           </w:p>
           <w:p>
@@ -2706,13 +2671,14 @@
               <w:autoSpaceDE w:val="0"/>
               <w:autoSpaceDN w:val="0"/>
               <w:adjustRightInd w:val="0"/>
-              <w:spacing w:before="0" w:line="252" w:lineRule="auto"/>
+              <w:spacing w:before="0" w:line="240" w:lineRule="auto"/>
               <w:ind w:right="297"/>
               <w:rPr>
                 <w:rFonts w:cs="Arial"/>
                 <w:b/>
                 <w:sz w:val="28"/>
                 <w:szCs w:val="32"/>
+                <w:lang w:val="it-IT"/>
               </w:rPr>
             </w:pPr>
             <w:r>
@@ -2742,17 +2708,7 @@
                 <w:szCs w:val="32"/>
                 <w:lang w:val="it-IT"/>
               </w:rPr>
-              <w:t>4</w:t>
-            </w:r>
-            <w:r>
-              <w:rPr>
-                <w:rFonts w:cs="Arial"/>
-                <w:b/>
-                <w:sz w:val="28"/>
-                <w:szCs w:val="32"/>
-                <w:lang w:val="it-IT"/>
-              </w:rPr>
-              <w:t>3</w:t>
+              <w:t>17</w:t>
             </w:r>
           </w:p>
         </w:tc>
@@ -2768,6 +2724,87 @@
               <w:adjustRightInd w:val="0"/>
               <w:spacing w:before="0" w:line="240" w:lineRule="auto"/>
               <w:rPr>
+                <w:rFonts w:ascii="BRH Malayalam Extra" w:eastAsia="Times New Roman" w:hAnsi="BRH Malayalam Extra" w:cs="BRH Malayalam Extra"/>
+                <w:color w:val="000000"/>
+                <w:sz w:val="40"/>
+                <w:szCs w:val="40"/>
+                <w:lang w:val="it-IT" w:eastAsia="en-IN" w:bidi="ml-IN"/>
+              </w:rPr>
+            </w:pPr>
+            <w:r>
+              <w:rPr>
+                <w:rFonts w:ascii="Latha" w:hAnsi="Latha" w:cs="Latha"/>
+                <w:sz w:val="28"/>
+                <w:szCs w:val="28"/>
+                <w:cs/>
+                <w:lang w:bidi="ta-IN"/>
+              </w:rPr>
+              <w:t>இந்த்</w:t>
+            </w:r>
+            <w:r>
+              <w:rPr>
+                <w:rFonts w:ascii="Latha" w:hAnsi="Latha" w:cs="Latha"/>
+                <w:b/>
+                <w:bCs/>
+                <w:position w:val="-12"/>
+                <w:sz w:val="28"/>
+                <w:szCs w:val="28"/>
+                <w:cs/>
+                <w:lang w:bidi="ta-IN"/>
+              </w:rPr>
+              <w:t>3</w:t>
+            </w:r>
+            <w:r>
+              <w:rPr>
+                <w:rFonts w:ascii="Latha" w:hAnsi="Latha" w:cs="Latha"/>
+                <w:sz w:val="28"/>
+                <w:szCs w:val="28"/>
+                <w:cs/>
+                <w:lang w:bidi="ta-IN"/>
+              </w:rPr>
+              <w:t>ர</w:t>
+            </w:r>
+            <w:r>
+              <w:rPr>
+                <w:rFonts w:ascii="BRH Devanagari Extra" w:hAnsi="BRH Devanagari Extra" w:cs="brh"/>
+                <w:b/>
+                <w:sz w:val="36"/>
+                <w:szCs w:val="28"/>
+                <w:lang w:val="it-IT" w:bidi="ta-IN"/>
+              </w:rPr>
+              <w:t>óè</w:t>
+            </w:r>
+            <w:r>
+              <w:rPr>
+                <w:rFonts w:ascii="BRH Tamil Tab Extra" w:hAnsi="BRH Tamil Tab Extra" w:cs="brh"/>
+                <w:b/>
+                <w:sz w:val="36"/>
+                <w:szCs w:val="28"/>
+                <w:lang w:val="it-IT" w:bidi="ta-IN"/>
+              </w:rPr>
+              <w:t>†</w:t>
+            </w:r>
+            <w:r>
+              <w:rPr>
+                <w:rFonts w:ascii="Latha" w:hAnsi="Latha" w:cs="Latha"/>
+                <w:sz w:val="28"/>
+                <w:szCs w:val="28"/>
+                <w:lang w:val="it-IT" w:bidi="ta-IN"/>
+              </w:rPr>
+              <w:t xml:space="preserve"> </w:t>
+            </w:r>
+            <w:r>
+              <w:rPr>
+                <w:rFonts w:ascii="Latha" w:hAnsi="Latha" w:cs="Latha"/>
+                <w:sz w:val="28"/>
+                <w:szCs w:val="28"/>
+                <w:cs/>
+                <w:lang w:bidi="ta-IN"/>
+              </w:rPr>
+              <w:t>ஸ</w:t>
+            </w:r>
+            <w:r>
+              <w:rPr>
                 <w:rFonts w:ascii="Latha" w:hAnsi="Latha" w:cs="Latha"/>
                 <w:sz w:val="28"/>
                 <w:szCs w:val="28"/>
@@ -2775,16 +2812,17 @@
                 <w:cs/>
                 <w:lang w:bidi="ta-IN"/>
               </w:rPr>
-            </w:pPr>
-            <w:r>
-              <w:rPr>
-                <w:rFonts w:ascii="Latha" w:hAnsi="Latha" w:cs="Latha"/>
-                <w:sz w:val="28"/>
-                <w:szCs w:val="28"/>
-                <w:cs/>
-                <w:lang w:bidi="ta-IN"/>
-              </w:rPr>
-              <w:t>பட்</w:t>
+              <w:t>கா</w:t>
+            </w:r>
+            <w:r>
+              <w:rPr>
+                <w:rFonts w:ascii="BRH Tamil Tab Extra" w:hAnsi="BRH Tamil Tab Extra" w:cs="brh"/>
+                <w:b/>
+                <w:sz w:val="32"/>
+                <w:szCs w:val="28"/>
+                <w:lang w:val="it-IT" w:bidi="ta-IN"/>
+              </w:rPr>
+              <w:t>…</w:t>
             </w:r>
             <w:r>
               <w:rPr>
@@ -2797,225 +2835,140 @@
                 <w:cs/>
                 <w:lang w:bidi="ta-IN"/>
               </w:rPr>
-              <w:t>3</w:t>
-            </w:r>
-            <w:r>
-              <w:rPr>
-                <w:rFonts w:ascii="Latha" w:hAnsi="Latha" w:cs="Latha"/>
-                <w:sz w:val="28"/>
-                <w:szCs w:val="28"/>
-                <w:cs/>
-                <w:lang w:bidi="ta-IN"/>
-              </w:rPr>
-              <w:t>பீ</w:t>
-            </w:r>
-            <w:r>
-              <w:rPr>
-                <w:rFonts w:ascii="BRH Tamil Tab Extra" w:hAnsi="BRH Tamil Tab Extra" w:cs="brh"/>
+              <w:t>2</w:t>
+            </w:r>
+            <w:r>
+              <w:rPr>
+                <w:rFonts w:ascii="Latha" w:hAnsi="Latha" w:cs="Latha"/>
+                <w:sz w:val="28"/>
+                <w:szCs w:val="28"/>
+                <w:cs/>
+                <w:lang w:bidi="ta-IN"/>
+              </w:rPr>
+              <w:t>ய</w:t>
+            </w:r>
+            <w:r>
+              <w:rPr>
+                <w:rFonts w:ascii="Latha" w:hAnsi="Latha" w:cs="Latha"/>
+                <w:b/>
+                <w:bCs/>
+                <w:sz w:val="32"/>
+                <w:szCs w:val="32"/>
+                <w:cs/>
+                <w:lang w:bidi="ta-IN"/>
+              </w:rPr>
+              <w:t>:</w:t>
+            </w:r>
+            <w:r>
+              <w:rPr>
+                <w:rFonts w:ascii="Latha" w:hAnsi="Latha" w:cs="Latha"/>
+                <w:sz w:val="28"/>
+                <w:szCs w:val="28"/>
+                <w:lang w:val="it-IT" w:bidi="ta-IN"/>
+              </w:rPr>
+              <w:t xml:space="preserve"> | </w:t>
+            </w:r>
+            <w:r>
+              <w:rPr>
+                <w:rFonts w:ascii="Latha" w:hAnsi="Latha" w:cs="Latha"/>
+                <w:sz w:val="28"/>
+                <w:szCs w:val="28"/>
+                <w:cs/>
+                <w:lang w:bidi="ta-IN"/>
+              </w:rPr>
+              <w:t>ஸ</w:t>
+            </w:r>
+            <w:r>
+              <w:rPr>
+                <w:rFonts w:ascii="BRH Tamil Tab Extra" w:hAnsi="BRH Tamil Tab Extra" w:cs="brh"/>
+                <w:b/>
+                <w:sz w:val="32"/>
+                <w:szCs w:val="28"/>
+                <w:lang w:val="it-IT" w:bidi="ta-IN"/>
+              </w:rPr>
+              <w:t>…</w:t>
+            </w:r>
+            <w:r>
+              <w:rPr>
+                <w:rFonts w:ascii="Latha" w:hAnsi="Latha" w:cs="Latha"/>
+                <w:sz w:val="28"/>
+                <w:szCs w:val="28"/>
+                <w:cs/>
+                <w:lang w:bidi="ta-IN"/>
+              </w:rPr>
+              <w:t>கா</w:t>
+            </w:r>
+            <w:r>
+              <w:rPr>
+                <w:rFonts w:ascii="BRH Tamil Tab Extra" w:hAnsi="BRH Tamil Tab Extra" w:cs="brh"/>
+                <w:b/>
+                <w:sz w:val="32"/>
+                <w:szCs w:val="28"/>
+                <w:lang w:val="it-IT" w:bidi="ta-IN"/>
+              </w:rPr>
+              <w:t>…</w:t>
+            </w:r>
+            <w:r>
+              <w:rPr>
+                <w:rFonts w:ascii="Latha" w:hAnsi="Latha" w:cs="Latha"/>
+                <w:b/>
+                <w:bCs/>
+                <w:position w:val="-12"/>
+                <w:sz w:val="28"/>
+                <w:szCs w:val="28"/>
+                <w:cs/>
+                <w:lang w:bidi="ta-IN"/>
+              </w:rPr>
+              <w:t>2</w:t>
+            </w:r>
+            <w:r>
+              <w:rPr>
+                <w:rFonts w:ascii="Latha" w:hAnsi="Latha" w:cs="Latha"/>
+                <w:sz w:val="28"/>
+                <w:szCs w:val="28"/>
+                <w:cs/>
+                <w:lang w:bidi="ta-IN"/>
+              </w:rPr>
+              <w:t>யோ</w:t>
+            </w:r>
+            <w:r>
+              <w:rPr>
+                <w:rFonts w:ascii="BRH Devanagari Extra" w:hAnsi="BRH Devanagari Extra" w:cs="brh"/>
                 <w:b/>
                 <w:sz w:val="36"/>
                 <w:szCs w:val="28"/>
-                <w:lang w:bidi="ta-IN"/>
+                <w:lang w:val="it-IT" w:bidi="ta-IN"/>
+              </w:rPr>
+              <w:t>Å</w:t>
+            </w:r>
+            <w:r>
+              <w:rPr>
+                <w:rFonts w:ascii="Latha" w:hAnsi="Latha" w:cs="Latha"/>
+                <w:sz w:val="28"/>
+                <w:szCs w:val="28"/>
+                <w:cs/>
+                <w:lang w:bidi="ta-IN"/>
+              </w:rPr>
+              <w:t>னு</w:t>
+            </w:r>
+            <w:r>
+              <w:rPr>
+                <w:rFonts w:ascii="BRH Tamil Tab Extra" w:hAnsi="BRH Tamil Tab Extra" w:cs="brh"/>
+                <w:b/>
+                <w:sz w:val="36"/>
+                <w:szCs w:val="28"/>
+                <w:lang w:val="it-IT" w:bidi="ta-IN"/>
               </w:rPr>
               <w:t>†</w:t>
             </w:r>
             <w:r>
               <w:rPr>
                 <w:rFonts w:ascii="Latha" w:hAnsi="Latha" w:cs="Latha"/>
-                <w:b/>
-                <w:bCs/>
-                <w:position w:val="-12"/>
-                <w:sz w:val="28"/>
-                <w:szCs w:val="28"/>
-                <w:cs/>
-                <w:lang w:bidi="ta-IN"/>
-              </w:rPr>
-              <w:t>3</w:t>
-            </w:r>
-            <w:r>
-              <w:rPr>
-                <w:rFonts w:ascii="Latha" w:hAnsi="Latha" w:cs="Latha"/>
-                <w:sz w:val="28"/>
-                <w:szCs w:val="28"/>
-                <w:cs/>
-                <w:lang w:bidi="ta-IN"/>
-              </w:rPr>
-              <w:t>ஶ</w:t>
-            </w:r>
-            <w:r>
-              <w:rPr>
-                <w:rFonts w:ascii="BRH Tamil Tab Extra" w:hAnsi="BRH Tamil Tab Extra" w:cs="brh"/>
-                <w:b/>
-                <w:sz w:val="32"/>
-                <w:szCs w:val="28"/>
-                <w:lang w:bidi="ta-IN"/>
-              </w:rPr>
-              <w:t>…</w:t>
-            </w:r>
-            <w:r>
-              <w:rPr>
-                <w:rFonts w:ascii="Latha" w:hAnsi="Latha" w:cs="Latha"/>
-                <w:sz w:val="28"/>
-                <w:szCs w:val="28"/>
-                <w:cs/>
-                <w:lang w:bidi="ta-IN"/>
-              </w:rPr>
-              <w:t>மர்வ</w:t>
-            </w:r>
-            <w:r>
-              <w:rPr>
-                <w:rFonts w:ascii="BRH Tamil Tab Extra" w:hAnsi="BRH Tamil Tab Extra" w:cs="brh"/>
-                <w:b/>
-                <w:sz w:val="36"/>
-                <w:szCs w:val="28"/>
-                <w:lang w:bidi="ta-IN"/>
-              </w:rPr>
-              <w:t>†</w:t>
-            </w:r>
-            <w:r>
-              <w:rPr>
-                <w:rFonts w:ascii="Latha" w:hAnsi="Latha" w:cs="Latha"/>
-                <w:sz w:val="28"/>
-                <w:szCs w:val="28"/>
-                <w:cs/>
-                <w:lang w:bidi="ta-IN"/>
-              </w:rPr>
-              <w:t>த</w:t>
-            </w:r>
-            <w:r>
-              <w:rPr>
-                <w:rFonts w:ascii="Latha" w:hAnsi="Latha" w:cs="Latha"/>
-                <w:b/>
-                <w:bCs/>
-                <w:sz w:val="32"/>
-                <w:szCs w:val="32"/>
-                <w:cs/>
-                <w:lang w:bidi="ta-IN"/>
-              </w:rPr>
-              <w:t>:</w:t>
-            </w:r>
-            <w:r>
-              <w:rPr>
-                <w:rFonts w:ascii="Latha" w:hAnsi="Latha" w:cs="Latha"/>
-                <w:sz w:val="28"/>
-                <w:szCs w:val="28"/>
-                <w:lang w:bidi="ta-IN"/>
-              </w:rPr>
-              <w:t xml:space="preserve"> | </w:t>
-            </w:r>
-            <w:r>
-              <w:rPr>
-                <w:rFonts w:ascii="Latha" w:hAnsi="Latha" w:cs="Latha"/>
-                <w:sz w:val="28"/>
-                <w:szCs w:val="28"/>
-                <w:cs/>
-                <w:lang w:bidi="ta-IN"/>
-              </w:rPr>
-              <w:t>அர்வ</w:t>
-            </w:r>
-            <w:r>
-              <w:rPr>
-                <w:rFonts w:ascii="BRH Tamil Tab Extra" w:hAnsi="BRH Tamil Tab Extra" w:cs="brh"/>
-                <w:b/>
-                <w:sz w:val="36"/>
-                <w:szCs w:val="28"/>
-                <w:lang w:bidi="ta-IN"/>
-              </w:rPr>
-              <w:t>†</w:t>
-            </w:r>
-            <w:r>
-              <w:rPr>
-                <w:rFonts w:ascii="Latha" w:hAnsi="Latha" w:cs="Latha"/>
-                <w:sz w:val="28"/>
-                <w:szCs w:val="28"/>
-                <w:cs/>
-                <w:lang w:bidi="ta-IN"/>
-              </w:rPr>
-              <w:t>த</w:t>
-            </w:r>
-            <w:r>
-              <w:rPr>
-                <w:rFonts w:ascii="BRH Tamil Tab Extra" w:hAnsi="BRH Tamil Tab Extra" w:cs="brh"/>
-                <w:b/>
-                <w:sz w:val="32"/>
-                <w:szCs w:val="28"/>
-                <w:lang w:bidi="ta-IN"/>
-              </w:rPr>
-              <w:t>…</w:t>
-            </w:r>
-            <w:r>
-              <w:rPr>
-                <w:rFonts w:ascii="Latha" w:hAnsi="Latha" w:cs="Latha"/>
-                <w:sz w:val="28"/>
-                <w:szCs w:val="28"/>
-                <w:lang w:bidi="ta-IN"/>
-              </w:rPr>
-              <w:t xml:space="preserve"> </w:t>
-            </w:r>
-            <w:r>
-              <w:rPr>
-                <w:rFonts w:ascii="Latha" w:hAnsi="Latha" w:cs="Latha"/>
-                <w:sz w:val="28"/>
-                <w:szCs w:val="28"/>
-                <w:cs/>
-                <w:lang w:bidi="ta-IN"/>
-              </w:rPr>
-              <w:t>இத்ய</w:t>
-            </w:r>
-            <w:r>
-              <w:rPr>
-                <w:rFonts w:ascii="Latha" w:hAnsi="Latha" w:cs="Latha"/>
-                <w:sz w:val="28"/>
-                <w:szCs w:val="28"/>
-                <w:highlight w:val="yellow"/>
-                <w:cs/>
-                <w:lang w:bidi="ta-IN"/>
-              </w:rPr>
-              <w:t>வ</w:t>
-            </w:r>
-            <w:r>
-              <w:rPr>
-                <w:rFonts w:ascii="BRH Tamil Tab Extra" w:hAnsi="BRH Tamil Tab Extra" w:cs="brh"/>
-                <w:b/>
-                <w:sz w:val="36"/>
-                <w:szCs w:val="28"/>
-                <w:highlight w:val="yellow"/>
-                <w:lang w:bidi="ta-IN"/>
-              </w:rPr>
-              <w:t>†</w:t>
-            </w:r>
-            <w:r>
-              <w:rPr>
-                <w:rFonts w:ascii="Latha" w:hAnsi="Latha" w:cs="Latha"/>
-                <w:sz w:val="28"/>
-                <w:szCs w:val="28"/>
-                <w:highlight w:val="yellow"/>
-                <w:cs/>
-                <w:lang w:bidi="ta-IN"/>
-              </w:rPr>
-              <w:t>ர்த</w:t>
-            </w:r>
-            <w:r>
-              <w:rPr>
-                <w:rFonts w:ascii="Latha" w:hAnsi="Latha" w:cs="Latha"/>
-                <w:b/>
-                <w:bCs/>
-                <w:sz w:val="32"/>
-                <w:szCs w:val="32"/>
-                <w:highlight w:val="yellow"/>
-                <w:cs/>
-                <w:lang w:bidi="ta-IN"/>
-              </w:rPr>
-              <w:t>:</w:t>
-            </w:r>
-            <w:r>
-              <w:rPr>
-                <w:rFonts w:ascii="Latha" w:hAnsi="Latha" w:cs="Latha"/>
-                <w:sz w:val="28"/>
-                <w:szCs w:val="28"/>
-                <w:lang w:bidi="ta-IN"/>
-              </w:rPr>
-              <w:t xml:space="preserve"> ||</w:t>
+                <w:sz w:val="28"/>
+                <w:szCs w:val="28"/>
+                <w:lang w:val="it-IT" w:bidi="ta-IN"/>
+              </w:rPr>
+              <w:t xml:space="preserve"> |</w:t>
             </w:r>
           </w:p>
         </w:tc>
@@ -3031,11 +2984,11 @@
               <w:adjustRightInd w:val="0"/>
               <w:spacing w:before="0" w:line="240" w:lineRule="auto"/>
               <w:rPr>
-                <w:rFonts w:ascii="Latha" w:hAnsi="Latha" w:cs="Latha"/>
-                <w:sz w:val="28"/>
-                <w:szCs w:val="28"/>
-                <w:cs/>
-                <w:lang w:bidi="ta-IN"/>
+                <w:rFonts w:ascii="BRH Malayalam Extra" w:eastAsia="Times New Roman" w:hAnsi="BRH Malayalam Extra" w:cs="BRH Malayalam Extra"/>
+                <w:color w:val="000000"/>
+                <w:sz w:val="40"/>
+                <w:szCs w:val="40"/>
+                <w:lang w:val="it-IT" w:eastAsia="en-IN" w:bidi="ml-IN"/>
               </w:rPr>
             </w:pPr>
             <w:r>
@@ -3046,7 +2999,7 @@
                 <w:cs/>
                 <w:lang w:bidi="ta-IN"/>
               </w:rPr>
-              <w:t>பட்</w:t>
+              <w:t>இந்த்</w:t>
             </w:r>
             <w:r>
               <w:rPr>
@@ -3069,21 +3022,61 @@
                 <w:cs/>
                 <w:lang w:bidi="ta-IN"/>
               </w:rPr>
-              <w:t>பீ</w:t>
-            </w:r>
-            <w:r>
-              <w:rPr>
-                <w:rFonts w:ascii="BRH Tamil Tab Extra" w:hAnsi="BRH Tamil Tab Extra" w:cs="brh"/>
+              <w:t>ர</w:t>
+            </w:r>
+            <w:r>
+              <w:rPr>
+                <w:rFonts w:ascii="BRH Devanagari Extra" w:hAnsi="BRH Devanagari Extra" w:cs="brh"/>
                 <w:b/>
                 <w:sz w:val="36"/>
                 <w:szCs w:val="28"/>
-                <w:lang w:bidi="ta-IN"/>
+                <w:lang w:val="it-IT" w:bidi="ta-IN"/>
+              </w:rPr>
+              <w:t>óè</w:t>
+            </w:r>
+            <w:r>
+              <w:rPr>
+                <w:rFonts w:ascii="BRH Tamil Tab Extra" w:hAnsi="BRH Tamil Tab Extra" w:cs="brh"/>
+                <w:b/>
+                <w:sz w:val="36"/>
+                <w:szCs w:val="28"/>
+                <w:lang w:val="it-IT" w:bidi="ta-IN"/>
               </w:rPr>
               <w:t>†</w:t>
             </w:r>
             <w:r>
               <w:rPr>
                 <w:rFonts w:ascii="Latha" w:hAnsi="Latha" w:cs="Latha"/>
+                <w:sz w:val="28"/>
+                <w:szCs w:val="28"/>
+                <w:lang w:val="it-IT" w:bidi="ta-IN"/>
+              </w:rPr>
+              <w:t xml:space="preserve"> </w:t>
+            </w:r>
+            <w:r>
+              <w:rPr>
+                <w:rFonts w:ascii="Latha" w:hAnsi="Latha" w:cs="Latha"/>
+                <w:sz w:val="28"/>
+                <w:szCs w:val="28"/>
+                <w:cs/>
+                <w:lang w:bidi="ta-IN"/>
+              </w:rPr>
+              <w:t>ஸ</w:t>
+            </w:r>
+            <w:r>
+              <w:rPr>
+                <w:rFonts w:ascii="Latha" w:hAnsi="Latha" w:cs="Latha"/>
+                <w:sz w:val="28"/>
+                <w:szCs w:val="28"/>
+                <w:highlight w:val="green"/>
+                <w:cs/>
+                <w:lang w:bidi="ta-IN"/>
+              </w:rPr>
+              <w:t>கா</w:t>
+            </w:r>
+            <w:r>
+              <w:rPr>
+                <w:rFonts w:ascii="Latha" w:hAnsi="Latha" w:cs="Latha"/>
                 <w:b/>
                 <w:bCs/>
                 <w:position w:val="-12"/>
@@ -3092,25 +3085,56 @@
                 <w:cs/>
                 <w:lang w:bidi="ta-IN"/>
               </w:rPr>
-              <w:t>3</w:t>
-            </w:r>
-            <w:r>
-              <w:rPr>
-                <w:rFonts w:ascii="Latha" w:hAnsi="Latha" w:cs="Latha"/>
-                <w:sz w:val="28"/>
-                <w:szCs w:val="28"/>
-                <w:cs/>
-                <w:lang w:bidi="ta-IN"/>
-              </w:rPr>
-              <w:t>ஶ</w:t>
-            </w:r>
-            <w:r>
-              <w:rPr>
-                <w:rFonts w:ascii="BRH Tamil Tab Extra" w:hAnsi="BRH Tamil Tab Extra" w:cs="brh"/>
-                <w:b/>
-                <w:sz w:val="32"/>
-                <w:szCs w:val="28"/>
-                <w:lang w:bidi="ta-IN"/>
+              <w:t>2</w:t>
+            </w:r>
+            <w:r>
+              <w:rPr>
+                <w:rFonts w:ascii="Latha" w:hAnsi="Latha" w:cs="Latha"/>
+                <w:sz w:val="28"/>
+                <w:szCs w:val="28"/>
+                <w:cs/>
+                <w:lang w:bidi="ta-IN"/>
+              </w:rPr>
+              <w:t>ய</w:t>
+            </w:r>
+            <w:r>
+              <w:rPr>
+                <w:rFonts w:ascii="Latha" w:hAnsi="Latha" w:cs="Latha"/>
+                <w:b/>
+                <w:bCs/>
+                <w:sz w:val="32"/>
+                <w:szCs w:val="32"/>
+                <w:cs/>
+                <w:lang w:bidi="ta-IN"/>
+              </w:rPr>
+              <w:t>:</w:t>
+            </w:r>
+            <w:r>
+              <w:rPr>
+                <w:rFonts w:ascii="Latha" w:hAnsi="Latha" w:cs="Latha"/>
+                <w:sz w:val="28"/>
+                <w:szCs w:val="28"/>
+                <w:lang w:val="it-IT" w:bidi="ta-IN"/>
+              </w:rPr>
+              <w:t xml:space="preserve"> | </w:t>
+            </w:r>
+            <w:r>
+              <w:rPr>
+                <w:rFonts w:ascii="Latha" w:hAnsi="Latha" w:cs="Latha"/>
+                <w:sz w:val="28"/>
+                <w:szCs w:val="28"/>
+                <w:cs/>
+                <w:lang w:bidi="ta-IN"/>
+              </w:rPr>
+              <w:t>ஸ</w:t>
+            </w:r>
+            <w:r>
+              <w:rPr>
+                <w:rFonts w:ascii="BRH Tamil Tab Extra" w:hAnsi="BRH Tamil Tab Extra" w:cs="brh"/>
+                <w:b/>
+                <w:sz w:val="32"/>
+                <w:szCs w:val="28"/>
+                <w:lang w:val="it-IT" w:bidi="ta-IN"/>
               </w:rPr>
               <w:t>…</w:t>
             </w:r>
@@ -3122,15 +3146,68 @@
                 <w:cs/>
                 <w:lang w:bidi="ta-IN"/>
               </w:rPr>
-              <w:t>மர்வ</w:t>
-            </w:r>
-            <w:r>
-              <w:rPr>
-                <w:rFonts w:ascii="BRH Tamil Tab Extra" w:hAnsi="BRH Tamil Tab Extra" w:cs="brh"/>
+              <w:t>கா</w:t>
+            </w:r>
+            <w:r>
+              <w:rPr>
+                <w:rFonts w:ascii="BRH Tamil Tab Extra" w:hAnsi="BRH Tamil Tab Extra" w:cs="brh"/>
+                <w:b/>
+                <w:sz w:val="32"/>
+                <w:szCs w:val="28"/>
+                <w:lang w:val="it-IT" w:bidi="ta-IN"/>
+              </w:rPr>
+              <w:t>…</w:t>
+            </w:r>
+            <w:r>
+              <w:rPr>
+                <w:rFonts w:ascii="Latha" w:hAnsi="Latha" w:cs="Latha"/>
+                <w:b/>
+                <w:bCs/>
+                <w:position w:val="-12"/>
+                <w:sz w:val="28"/>
+                <w:szCs w:val="28"/>
+                <w:cs/>
+                <w:lang w:bidi="ta-IN"/>
+              </w:rPr>
+              <w:t>2</w:t>
+            </w:r>
+            <w:r>
+              <w:rPr>
+                <w:rFonts w:ascii="Latha" w:hAnsi="Latha" w:cs="Latha"/>
+                <w:sz w:val="28"/>
+                <w:szCs w:val="28"/>
+                <w:cs/>
+                <w:lang w:bidi="ta-IN"/>
+              </w:rPr>
+              <w:t>யோ</w:t>
+            </w:r>
+            <w:r>
+              <w:rPr>
+                <w:rFonts w:ascii="BRH Devanagari Extra" w:hAnsi="BRH Devanagari Extra" w:cs="brh"/>
                 <w:b/>
                 <w:sz w:val="36"/>
                 <w:szCs w:val="28"/>
-                <w:lang w:bidi="ta-IN"/>
+                <w:lang w:val="it-IT" w:bidi="ta-IN"/>
+              </w:rPr>
+              <w:t>Å</w:t>
+            </w:r>
+            <w:r>
+              <w:rPr>
+                <w:rFonts w:ascii="Latha" w:hAnsi="Latha" w:cs="Latha"/>
+                <w:sz w:val="28"/>
+                <w:szCs w:val="28"/>
+                <w:cs/>
+                <w:lang w:bidi="ta-IN"/>
+              </w:rPr>
+              <w:t>னு</w:t>
+            </w:r>
+            <w:r>
+              <w:rPr>
+                <w:rFonts w:ascii="BRH Tamil Tab Extra" w:hAnsi="BRH Tamil Tab Extra" w:cs="brh"/>
+                <w:b/>
+                <w:sz w:val="36"/>
+                <w:szCs w:val="28"/>
+                <w:lang w:val="it-IT" w:bidi="ta-IN"/>
               </w:rPr>
               <w:t>†</w:t>
             </w:r>
@@ -3139,152 +3216,9 @@
                 <w:rFonts w:ascii="Latha" w:hAnsi="Latha" w:cs="Latha"/>
                 <w:sz w:val="28"/>
                 <w:szCs w:val="28"/>
-                <w:cs/>
-                <w:lang w:bidi="ta-IN"/>
-              </w:rPr>
-              <w:t>த</w:t>
-            </w:r>
-            <w:r>
-              <w:rPr>
-                <w:rFonts w:ascii="Latha" w:hAnsi="Latha" w:cs="Latha"/>
-                <w:b/>
-                <w:bCs/>
-                <w:sz w:val="32"/>
-                <w:szCs w:val="32"/>
-                <w:cs/>
-                <w:lang w:bidi="ta-IN"/>
-              </w:rPr>
-              <w:t>:</w:t>
-            </w:r>
-            <w:r>
-              <w:rPr>
-                <w:rFonts w:ascii="Latha" w:hAnsi="Latha" w:cs="Latha"/>
-                <w:sz w:val="28"/>
-                <w:szCs w:val="28"/>
-                <w:lang w:bidi="ta-IN"/>
-              </w:rPr>
-              <w:t xml:space="preserve"> | </w:t>
-            </w:r>
-            <w:r>
-              <w:rPr>
-                <w:rFonts w:ascii="Latha" w:hAnsi="Latha" w:cs="Latha"/>
-                <w:sz w:val="28"/>
-                <w:szCs w:val="28"/>
-                <w:cs/>
-                <w:lang w:bidi="ta-IN"/>
-              </w:rPr>
-              <w:t>அர்வ</w:t>
-            </w:r>
-            <w:r>
-              <w:rPr>
-                <w:rFonts w:ascii="BRH Tamil Tab Extra" w:hAnsi="BRH Tamil Tab Extra" w:cs="brh"/>
-                <w:b/>
-                <w:sz w:val="36"/>
-                <w:szCs w:val="28"/>
-                <w:lang w:bidi="ta-IN"/>
-              </w:rPr>
-              <w:t>†</w:t>
-            </w:r>
-            <w:r>
-              <w:rPr>
-                <w:rFonts w:ascii="Latha" w:hAnsi="Latha" w:cs="Latha"/>
-                <w:sz w:val="28"/>
-                <w:szCs w:val="28"/>
-                <w:cs/>
-                <w:lang w:bidi="ta-IN"/>
-              </w:rPr>
-              <w:t>த</w:t>
-            </w:r>
-            <w:r>
-              <w:rPr>
-                <w:rFonts w:ascii="BRH Tamil Tab Extra" w:hAnsi="BRH Tamil Tab Extra" w:cs="brh"/>
-                <w:b/>
-                <w:sz w:val="32"/>
-                <w:szCs w:val="28"/>
-                <w:lang w:bidi="ta-IN"/>
-              </w:rPr>
-              <w:t>…</w:t>
-            </w:r>
-            <w:r>
-              <w:rPr>
-                <w:rFonts w:ascii="Latha" w:hAnsi="Latha" w:cs="Latha"/>
-                <w:sz w:val="28"/>
-                <w:szCs w:val="28"/>
-                <w:lang w:bidi="ta-IN"/>
-              </w:rPr>
-              <w:t xml:space="preserve"> </w:t>
-            </w:r>
-            <w:r>
-              <w:rPr>
-                <w:rFonts w:ascii="Latha" w:hAnsi="Latha" w:cs="Latha"/>
-                <w:sz w:val="28"/>
-                <w:szCs w:val="28"/>
-                <w:cs/>
-                <w:lang w:bidi="ta-IN"/>
-              </w:rPr>
-              <w:t>இத்ய</w:t>
-            </w:r>
-            <w:r>
-              <w:rPr>
-                <w:rFonts w:ascii="Latha" w:hAnsi="Latha" w:cs="Latha"/>
-                <w:sz w:val="28"/>
-                <w:szCs w:val="28"/>
-                <w:highlight w:val="green"/>
-                <w:cs/>
-                <w:lang w:bidi="ta-IN"/>
-              </w:rPr>
-              <w:t>ர்</w:t>
-            </w:r>
-            <w:r>
-              <w:rPr>
-                <w:rFonts w:ascii="Latha" w:hAnsi="Latha" w:cs="Latha"/>
-                <w:sz w:val="28"/>
-                <w:szCs w:val="28"/>
-                <w:cs/>
-                <w:lang w:bidi="ta-IN"/>
-              </w:rPr>
-              <w:t>வ</w:t>
-            </w:r>
-            <w:r>
-              <w:rPr>
-                <w:rFonts w:ascii="BRH Tamil Tab Extra" w:hAnsi="BRH Tamil Tab Extra" w:cs="brh"/>
-                <w:b/>
-                <w:sz w:val="36"/>
-                <w:szCs w:val="28"/>
-                <w:lang w:bidi="ta-IN"/>
-              </w:rPr>
-              <w:t>†</w:t>
-            </w:r>
-            <w:r>
-              <w:rPr>
-                <w:rFonts w:ascii="Latha" w:hAnsi="Latha" w:cs="Latha"/>
-                <w:sz w:val="28"/>
-                <w:szCs w:val="28"/>
-                <w:cs/>
-                <w:lang w:bidi="ta-IN"/>
-              </w:rPr>
-              <w:t>த</w:t>
-            </w:r>
-            <w:r>
-              <w:rPr>
-                <w:rFonts w:ascii="Latha" w:hAnsi="Latha" w:cs="Latha"/>
-                <w:b/>
-                <w:bCs/>
-                <w:sz w:val="32"/>
-                <w:szCs w:val="32"/>
-                <w:cs/>
-                <w:lang w:bidi="ta-IN"/>
-              </w:rPr>
-              <w:t>:</w:t>
-            </w:r>
-            <w:r>
-              <w:rPr>
-                <w:rFonts w:ascii="Latha" w:hAnsi="Latha" w:cs="Latha"/>
-                <w:sz w:val="28"/>
-                <w:szCs w:val="28"/>
-                <w:lang w:bidi="ta-IN"/>
-              </w:rPr>
-              <w:t xml:space="preserve"> ||</w:t>
+                <w:lang w:val="it-IT" w:bidi="ta-IN"/>
+              </w:rPr>
+              <w:t xml:space="preserve"> |</w:t>
             </w:r>
           </w:p>
         </w:tc>
@@ -3331,16 +3265,7 @@
                 <w:sz w:val="28"/>
                 <w:szCs w:val="32"/>
               </w:rPr>
-              <w:t>9.</w:t>
-            </w:r>
-            <w:r>
-              <w:rPr>
-                <w:rFonts w:cs="Arial"/>
-                <w:b/>
-                <w:sz w:val="28"/>
-                <w:szCs w:val="32"/>
-              </w:rPr>
-              <w:t>2</w:t>
+              <w:t>9.1</w:t>
             </w:r>
             <w:r>
               <w:rPr>
@@ -3389,7 +3314,17 @@
                 <w:szCs w:val="32"/>
                 <w:lang w:val="en-IN"/>
               </w:rPr>
-              <w:t>15</w:t>
+              <w:t>5</w:t>
+            </w:r>
+            <w:r>
+              <w:rPr>
+                <w:rFonts w:cs="Arial"/>
+                <w:b/>
+                <w:sz w:val="28"/>
+                <w:szCs w:val="32"/>
+                <w:lang w:val="en-IN"/>
+              </w:rPr>
+              <w:t>3</w:t>
             </w:r>
           </w:p>
           <w:p>
@@ -3437,17 +3372,7 @@
                 <w:szCs w:val="32"/>
                 <w:lang w:val="it-IT"/>
               </w:rPr>
-              <w:t>4</w:t>
-            </w:r>
-            <w:r>
-              <w:rPr>
-                <w:rFonts w:cs="Arial"/>
-                <w:b/>
-                <w:sz w:val="28"/>
-                <w:szCs w:val="32"/>
-                <w:lang w:val="it-IT"/>
-              </w:rPr>
-              <w:t>4</w:t>
+              <w:t>43</w:t>
             </w:r>
           </w:p>
         </w:tc>
@@ -3479,7 +3404,7 @@
                 <w:cs/>
                 <w:lang w:bidi="ta-IN"/>
               </w:rPr>
-              <w:t>மோகா</w:t>
+              <w:t>பட்</w:t>
             </w:r>
             <w:r>
               <w:rPr>
@@ -3492,7 +3417,102 @@
                 <w:cs/>
                 <w:lang w:bidi="ta-IN"/>
               </w:rPr>
-              <w:t>2</w:t>
+              <w:t>3</w:t>
+            </w:r>
+            <w:r>
+              <w:rPr>
+                <w:rFonts w:ascii="Latha" w:hAnsi="Latha" w:cs="Latha"/>
+                <w:sz w:val="28"/>
+                <w:szCs w:val="28"/>
+                <w:cs/>
+                <w:lang w:bidi="ta-IN"/>
+              </w:rPr>
+              <w:t>பீ</w:t>
+            </w:r>
+            <w:r>
+              <w:rPr>
+                <w:rFonts w:ascii="BRH Tamil Tab Extra" w:hAnsi="BRH Tamil Tab Extra" w:cs="brh"/>
+                <w:b/>
+                <w:sz w:val="36"/>
+                <w:szCs w:val="28"/>
+                <w:lang w:bidi="ta-IN"/>
+              </w:rPr>
+              <w:t>†</w:t>
+            </w:r>
+            <w:r>
+              <w:rPr>
+                <w:rFonts w:ascii="Latha" w:hAnsi="Latha" w:cs="Latha"/>
+                <w:b/>
+                <w:bCs/>
+                <w:position w:val="-12"/>
+                <w:sz w:val="28"/>
+                <w:szCs w:val="28"/>
+                <w:cs/>
+                <w:lang w:bidi="ta-IN"/>
+              </w:rPr>
+              <w:t>3</w:t>
+            </w:r>
+            <w:r>
+              <w:rPr>
+                <w:rFonts w:ascii="Latha" w:hAnsi="Latha" w:cs="Latha"/>
+                <w:sz w:val="28"/>
+                <w:szCs w:val="28"/>
+                <w:cs/>
+                <w:lang w:bidi="ta-IN"/>
+              </w:rPr>
+              <w:t>ஶ</w:t>
+            </w:r>
+            <w:r>
+              <w:rPr>
+                <w:rFonts w:ascii="BRH Tamil Tab Extra" w:hAnsi="BRH Tamil Tab Extra" w:cs="brh"/>
+                <w:b/>
+                <w:sz w:val="32"/>
+                <w:szCs w:val="28"/>
+                <w:lang w:bidi="ta-IN"/>
+              </w:rPr>
+              <w:t>…</w:t>
+            </w:r>
+            <w:r>
+              <w:rPr>
+                <w:rFonts w:ascii="Latha" w:hAnsi="Latha" w:cs="Latha"/>
+                <w:sz w:val="28"/>
+                <w:szCs w:val="28"/>
+                <w:cs/>
+                <w:lang w:bidi="ta-IN"/>
+              </w:rPr>
+              <w:t>மர்வ</w:t>
+            </w:r>
+            <w:r>
+              <w:rPr>
+                <w:rFonts w:ascii="BRH Tamil Tab Extra" w:hAnsi="BRH Tamil Tab Extra" w:cs="brh"/>
+                <w:b/>
+                <w:sz w:val="36"/>
+                <w:szCs w:val="28"/>
+                <w:lang w:bidi="ta-IN"/>
+              </w:rPr>
+              <w:t>†</w:t>
+            </w:r>
+            <w:r>
+              <w:rPr>
+                <w:rFonts w:ascii="Latha" w:hAnsi="Latha" w:cs="Latha"/>
+                <w:sz w:val="28"/>
+                <w:szCs w:val="28"/>
+                <w:cs/>
+                <w:lang w:bidi="ta-IN"/>
+              </w:rPr>
+              <w:t>த</w:t>
+            </w:r>
+            <w:r>
+              <w:rPr>
+                <w:rFonts w:ascii="Latha" w:hAnsi="Latha" w:cs="Latha"/>
+                <w:b/>
+                <w:bCs/>
+                <w:sz w:val="32"/>
+                <w:szCs w:val="32"/>
+                <w:cs/>
+                <w:lang w:bidi="ta-IN"/>
+              </w:rPr>
+              <w:t>:</w:t>
             </w:r>
             <w:r>
               <w:rPr>
@@ -3511,7 +3531,27 @@
                 <w:cs/>
                 <w:lang w:bidi="ta-IN"/>
               </w:rPr>
-              <w:t>உ</w:t>
+              <w:t>அர்வ</w:t>
+            </w:r>
+            <w:r>
+              <w:rPr>
+                <w:rFonts w:ascii="BRH Tamil Tab Extra" w:hAnsi="BRH Tamil Tab Extra" w:cs="brh"/>
+                <w:b/>
+                <w:sz w:val="36"/>
+                <w:szCs w:val="28"/>
+                <w:lang w:bidi="ta-IN"/>
+              </w:rPr>
+              <w:t>†</w:t>
+            </w:r>
+            <w:r>
+              <w:rPr>
+                <w:rFonts w:ascii="Latha" w:hAnsi="Latha" w:cs="Latha"/>
+                <w:sz w:val="28"/>
+                <w:szCs w:val="28"/>
+                <w:cs/>
+                <w:lang w:bidi="ta-IN"/>
+              </w:rPr>
+              <w:t>த</w:t>
             </w:r>
             <w:r>
               <w:rPr>
@@ -3528,29 +3568,6 @@
                 <w:rFonts w:ascii="Latha" w:hAnsi="Latha" w:cs="Latha"/>
                 <w:sz w:val="28"/>
                 <w:szCs w:val="28"/>
-                <w:cs/>
-                <w:lang w:bidi="ta-IN"/>
-              </w:rPr>
-              <w:t>கா</w:t>
-            </w:r>
-            <w:r>
-              <w:rPr>
-                <w:rFonts w:ascii="Latha" w:hAnsi="Latha" w:cs="Latha"/>
-                <w:b/>
-                <w:bCs/>
-                <w:position w:val="-12"/>
-                <w:sz w:val="28"/>
-                <w:szCs w:val="28"/>
-                <w:cs/>
-                <w:lang w:bidi="ta-IN"/>
-              </w:rPr>
-              <w:t>2</w:t>
-            </w:r>
-            <w:r>
-              <w:rPr>
-                <w:rFonts w:ascii="Latha" w:hAnsi="Latha" w:cs="Latha"/>
-                <w:sz w:val="28"/>
-                <w:szCs w:val="28"/>
                 <w:lang w:bidi="ta-IN"/>
               </w:rPr>
               <w:t xml:space="preserve"> </w:t>
@@ -3563,40 +3580,19 @@
                 <w:cs/>
                 <w:lang w:bidi="ta-IN"/>
               </w:rPr>
-              <w:t>ப்</w:t>
-            </w:r>
-            <w:r>
-              <w:rPr>
-                <w:rFonts w:ascii="Latha" w:hAnsi="Latha" w:cs="Latha"/>
-                <w:b/>
-                <w:bCs/>
-                <w:position w:val="-12"/>
-                <w:sz w:val="28"/>
-                <w:szCs w:val="28"/>
-                <w:cs/>
-                <w:lang w:bidi="ta-IN"/>
-              </w:rPr>
-              <w:t>4</w:t>
-            </w:r>
-            <w:r>
-              <w:rPr>
-                <w:rFonts w:ascii="Latha" w:hAnsi="Latha" w:cs="Latha"/>
-                <w:sz w:val="28"/>
-                <w:szCs w:val="28"/>
-                <w:cs/>
-                <w:lang w:bidi="ta-IN"/>
-              </w:rPr>
-              <w:t>ரா</w:t>
-            </w:r>
-            <w:r>
-              <w:rPr>
-                <w:rFonts w:ascii="Latha" w:hAnsi="Latha" w:cs="Latha"/>
-                <w:sz w:val="28"/>
-                <w:szCs w:val="28"/>
-                <w:cs/>
-                <w:lang w:bidi="ta-IN"/>
-              </w:rPr>
-              <w:t>ஜ</w:t>
+              <w:lastRenderedPageBreak/>
+              <w:t>இத்ய</w:t>
+            </w:r>
+            <w:r>
+              <w:rPr>
+                <w:rFonts w:ascii="Latha" w:hAnsi="Latha" w:cs="Latha"/>
+                <w:sz w:val="28"/>
+                <w:szCs w:val="28"/>
+                <w:highlight w:val="yellow"/>
+                <w:cs/>
+                <w:lang w:bidi="ta-IN"/>
+              </w:rPr>
+              <w:t>வ</w:t>
             </w:r>
             <w:r>
               <w:rPr>
@@ -3618,16 +3614,29 @@
                 <w:cs/>
                 <w:lang w:bidi="ta-IN"/>
               </w:rPr>
-              <w:t>ந்தி</w:t>
-            </w:r>
-            <w:r>
-              <w:rPr>
-                <w:rFonts w:ascii="Latha" w:hAnsi="Latha" w:cs="Latha"/>
-                <w:sz w:val="28"/>
-                <w:szCs w:val="28"/>
-                <w:lang w:bidi="ta-IN"/>
-              </w:rPr>
-              <w:t xml:space="preserve"> |</w:t>
+              <w:t>ர்த</w:t>
+            </w:r>
+            <w:r>
+              <w:rPr>
+                <w:rFonts w:ascii="Latha" w:hAnsi="Latha" w:cs="Latha"/>
+                <w:b/>
+                <w:bCs/>
+                <w:sz w:val="32"/>
+                <w:szCs w:val="32"/>
+                <w:highlight w:val="yellow"/>
+                <w:cs/>
+                <w:lang w:bidi="ta-IN"/>
+              </w:rPr>
+              <w:t>:</w:t>
+            </w:r>
+            <w:r>
+              <w:rPr>
+                <w:rFonts w:ascii="Latha" w:hAnsi="Latha" w:cs="Latha"/>
+                <w:sz w:val="28"/>
+                <w:szCs w:val="28"/>
+                <w:lang w:bidi="ta-IN"/>
+              </w:rPr>
+              <w:t xml:space="preserve"> ||</w:t>
             </w:r>
           </w:p>
         </w:tc>
@@ -3658,7 +3667,8 @@
                 <w:cs/>
                 <w:lang w:bidi="ta-IN"/>
               </w:rPr>
-              <w:t>மோகா</w:t>
+              <w:lastRenderedPageBreak/>
+              <w:t>பட்</w:t>
             </w:r>
             <w:r>
               <w:rPr>
@@ -3671,7 +3681,102 @@
                 <w:cs/>
                 <w:lang w:bidi="ta-IN"/>
               </w:rPr>
-              <w:t>2</w:t>
+              <w:t>3</w:t>
+            </w:r>
+            <w:r>
+              <w:rPr>
+                <w:rFonts w:ascii="Latha" w:hAnsi="Latha" w:cs="Latha"/>
+                <w:sz w:val="28"/>
+                <w:szCs w:val="28"/>
+                <w:cs/>
+                <w:lang w:bidi="ta-IN"/>
+              </w:rPr>
+              <w:t>பீ</w:t>
+            </w:r>
+            <w:r>
+              <w:rPr>
+                <w:rFonts w:ascii="BRH Tamil Tab Extra" w:hAnsi="BRH Tamil Tab Extra" w:cs="brh"/>
+                <w:b/>
+                <w:sz w:val="36"/>
+                <w:szCs w:val="28"/>
+                <w:lang w:bidi="ta-IN"/>
+              </w:rPr>
+              <w:t>†</w:t>
+            </w:r>
+            <w:r>
+              <w:rPr>
+                <w:rFonts w:ascii="Latha" w:hAnsi="Latha" w:cs="Latha"/>
+                <w:b/>
+                <w:bCs/>
+                <w:position w:val="-12"/>
+                <w:sz w:val="28"/>
+                <w:szCs w:val="28"/>
+                <w:cs/>
+                <w:lang w:bidi="ta-IN"/>
+              </w:rPr>
+              <w:t>3</w:t>
+            </w:r>
+            <w:r>
+              <w:rPr>
+                <w:rFonts w:ascii="Latha" w:hAnsi="Latha" w:cs="Latha"/>
+                <w:sz w:val="28"/>
+                <w:szCs w:val="28"/>
+                <w:cs/>
+                <w:lang w:bidi="ta-IN"/>
+              </w:rPr>
+              <w:t>ஶ</w:t>
+            </w:r>
+            <w:r>
+              <w:rPr>
+                <w:rFonts w:ascii="BRH Tamil Tab Extra" w:hAnsi="BRH Tamil Tab Extra" w:cs="brh"/>
+                <w:b/>
+                <w:sz w:val="32"/>
+                <w:szCs w:val="28"/>
+                <w:lang w:bidi="ta-IN"/>
+              </w:rPr>
+              <w:t>…</w:t>
+            </w:r>
+            <w:r>
+              <w:rPr>
+                <w:rFonts w:ascii="Latha" w:hAnsi="Latha" w:cs="Latha"/>
+                <w:sz w:val="28"/>
+                <w:szCs w:val="28"/>
+                <w:cs/>
+                <w:lang w:bidi="ta-IN"/>
+              </w:rPr>
+              <w:t>மர்வ</w:t>
+            </w:r>
+            <w:r>
+              <w:rPr>
+                <w:rFonts w:ascii="BRH Tamil Tab Extra" w:hAnsi="BRH Tamil Tab Extra" w:cs="brh"/>
+                <w:b/>
+                <w:sz w:val="36"/>
+                <w:szCs w:val="28"/>
+                <w:lang w:bidi="ta-IN"/>
+              </w:rPr>
+              <w:t>†</w:t>
+            </w:r>
+            <w:r>
+              <w:rPr>
+                <w:rFonts w:ascii="Latha" w:hAnsi="Latha" w:cs="Latha"/>
+                <w:sz w:val="28"/>
+                <w:szCs w:val="28"/>
+                <w:cs/>
+                <w:lang w:bidi="ta-IN"/>
+              </w:rPr>
+              <w:t>த</w:t>
+            </w:r>
+            <w:r>
+              <w:rPr>
+                <w:rFonts w:ascii="Latha" w:hAnsi="Latha" w:cs="Latha"/>
+                <w:b/>
+                <w:bCs/>
+                <w:sz w:val="32"/>
+                <w:szCs w:val="32"/>
+                <w:cs/>
+                <w:lang w:bidi="ta-IN"/>
+              </w:rPr>
+              <w:t>:</w:t>
             </w:r>
             <w:r>
               <w:rPr>
@@ -3690,7 +3795,27 @@
                 <w:cs/>
                 <w:lang w:bidi="ta-IN"/>
               </w:rPr>
-              <w:t>உ</w:t>
+              <w:t>அர்வ</w:t>
+            </w:r>
+            <w:r>
+              <w:rPr>
+                <w:rFonts w:ascii="BRH Tamil Tab Extra" w:hAnsi="BRH Tamil Tab Extra" w:cs="brh"/>
+                <w:b/>
+                <w:sz w:val="36"/>
+                <w:szCs w:val="28"/>
+                <w:lang w:bidi="ta-IN"/>
+              </w:rPr>
+              <w:t>†</w:t>
+            </w:r>
+            <w:r>
+              <w:rPr>
+                <w:rFonts w:ascii="Latha" w:hAnsi="Latha" w:cs="Latha"/>
+                <w:sz w:val="28"/>
+                <w:szCs w:val="28"/>
+                <w:cs/>
+                <w:lang w:bidi="ta-IN"/>
+              </w:rPr>
+              <w:t>த</w:t>
             </w:r>
             <w:r>
               <w:rPr>
@@ -3707,29 +3832,6 @@
                 <w:rFonts w:ascii="Latha" w:hAnsi="Latha" w:cs="Latha"/>
                 <w:sz w:val="28"/>
                 <w:szCs w:val="28"/>
-                <w:cs/>
-                <w:lang w:bidi="ta-IN"/>
-              </w:rPr>
-              <w:t>கா</w:t>
-            </w:r>
-            <w:r>
-              <w:rPr>
-                <w:rFonts w:ascii="Latha" w:hAnsi="Latha" w:cs="Latha"/>
-                <w:b/>
-                <w:bCs/>
-                <w:position w:val="-12"/>
-                <w:sz w:val="28"/>
-                <w:szCs w:val="28"/>
-                <w:cs/>
-                <w:lang w:bidi="ta-IN"/>
-              </w:rPr>
-              <w:t>2</w:t>
-            </w:r>
-            <w:r>
-              <w:rPr>
-                <w:rFonts w:ascii="Latha" w:hAnsi="Latha" w:cs="Latha"/>
-                <w:sz w:val="28"/>
-                <w:szCs w:val="28"/>
                 <w:lang w:bidi="ta-IN"/>
               </w:rPr>
               <w:t xml:space="preserve"> </w:t>
@@ -3742,30 +3844,29 @@
                 <w:cs/>
                 <w:lang w:bidi="ta-IN"/>
               </w:rPr>
-              <w:t>ப்</w:t>
-            </w:r>
-            <w:r>
-              <w:rPr>
-                <w:rFonts w:ascii="Latha" w:hAnsi="Latha" w:cs="Latha"/>
-                <w:b/>
-                <w:bCs/>
-                <w:position w:val="-12"/>
-                <w:sz w:val="28"/>
-                <w:szCs w:val="28"/>
-                <w:cs/>
-                <w:lang w:bidi="ta-IN"/>
-              </w:rPr>
-              <w:t>4</w:t>
-            </w:r>
-            <w:r>
-              <w:rPr>
-                <w:rFonts w:ascii="Latha" w:hAnsi="Latha" w:cs="Latha"/>
-                <w:sz w:val="28"/>
-                <w:szCs w:val="28"/>
-                <w:cs/>
-                <w:lang w:bidi="ta-IN"/>
-              </w:rPr>
-              <w:t>ராஜ</w:t>
+              <w:lastRenderedPageBreak/>
+              <w:t>இத்ய</w:t>
+            </w:r>
+            <w:r>
+              <w:rPr>
+                <w:rFonts w:ascii="Latha" w:hAnsi="Latha" w:cs="Latha"/>
+                <w:sz w:val="28"/>
+                <w:szCs w:val="28"/>
+                <w:highlight w:val="green"/>
+                <w:cs/>
+                <w:lang w:bidi="ta-IN"/>
+              </w:rPr>
+              <w:t>ர்</w:t>
+            </w:r>
+            <w:r>
+              <w:rPr>
+                <w:rFonts w:ascii="Latha" w:hAnsi="Latha" w:cs="Latha"/>
+                <w:sz w:val="28"/>
+                <w:szCs w:val="28"/>
+                <w:cs/>
+                <w:lang w:bidi="ta-IN"/>
+              </w:rPr>
+              <w:t>வ</w:t>
             </w:r>
             <w:r>
               <w:rPr>
@@ -3773,7 +3874,6 @@
                 <w:b/>
                 <w:sz w:val="36"/>
                 <w:szCs w:val="28"/>
-                <w:highlight w:val="green"/>
                 <w:lang w:bidi="ta-IN"/>
               </w:rPr>
               <w:t>†</w:t>
@@ -3783,20 +3883,31 @@
                 <w:rFonts w:ascii="Latha" w:hAnsi="Latha" w:cs="Latha"/>
                 <w:sz w:val="28"/>
                 <w:szCs w:val="28"/>
-                <w:highlight w:val="green"/>
-                <w:cs/>
-                <w:lang w:bidi="ta-IN"/>
-              </w:rPr>
-              <w:t>ந்தீ</w:t>
-            </w:r>
-            <w:r>
-              <w:rPr>
-                <w:rFonts w:ascii="Latha" w:hAnsi="Latha" w:cs="Latha"/>
-                <w:sz w:val="28"/>
-                <w:szCs w:val="28"/>
-                <w:lang w:bidi="ta-IN"/>
-              </w:rPr>
-              <w:t xml:space="preserve"> |</w:t>
+                <w:cs/>
+                <w:lang w:bidi="ta-IN"/>
+              </w:rPr>
+              <w:t>த</w:t>
+            </w:r>
+            <w:r>
+              <w:rPr>
+                <w:rFonts w:ascii="Latha" w:hAnsi="Latha" w:cs="Latha"/>
+                <w:b/>
+                <w:bCs/>
+                <w:sz w:val="32"/>
+                <w:szCs w:val="32"/>
+                <w:cs/>
+                <w:lang w:bidi="ta-IN"/>
+              </w:rPr>
+              <w:t>:</w:t>
+            </w:r>
+            <w:r>
+              <w:rPr>
+                <w:rFonts w:ascii="Latha" w:hAnsi="Latha" w:cs="Latha"/>
+                <w:sz w:val="28"/>
+                <w:szCs w:val="28"/>
+                <w:lang w:bidi="ta-IN"/>
+              </w:rPr>
+              <w:t xml:space="preserve"> ||</w:t>
             </w:r>
           </w:p>
         </w:tc>
@@ -3835,6 +3946,499 @@
                 <w:szCs w:val="32"/>
               </w:rPr>
               <w:lastRenderedPageBreak/>
+              <w:t>T.S.4.6.</w:t>
+            </w:r>
+            <w:r>
+              <w:rPr>
+                <w:rFonts w:cs="Arial"/>
+                <w:b/>
+                <w:sz w:val="28"/>
+                <w:szCs w:val="32"/>
+              </w:rPr>
+              <w:t>9.2</w:t>
+            </w:r>
+            <w:r>
+              <w:rPr>
+                <w:rFonts w:cs="Arial"/>
+                <w:b/>
+                <w:sz w:val="28"/>
+                <w:szCs w:val="32"/>
+              </w:rPr>
+              <w:t xml:space="preserve"> – Kramam</w:t>
+            </w:r>
+          </w:p>
+          <w:p>
+            <w:pPr>
+              <w:widowControl w:val="0"/>
+              <w:tabs>
+                <w:tab w:val="left" w:pos="993"/>
+              </w:tabs>
+              <w:autoSpaceDE w:val="0"/>
+              <w:autoSpaceDN w:val="0"/>
+              <w:adjustRightInd w:val="0"/>
+              <w:spacing w:before="0" w:line="252" w:lineRule="auto"/>
+              <w:ind w:right="297"/>
+              <w:rPr>
+                <w:rFonts w:cs="Arial"/>
+                <w:b/>
+                <w:sz w:val="28"/>
+                <w:szCs w:val="32"/>
+                <w:lang w:val="en-IN"/>
+              </w:rPr>
+            </w:pPr>
+            <w:r>
+              <w:rPr>
+                <w:rFonts w:cs="Arial"/>
+                <w:b/>
+                <w:sz w:val="28"/>
+                <w:szCs w:val="32"/>
+                <w:lang w:val="en-IN"/>
+              </w:rPr>
+              <w:t xml:space="preserve">Krama Vaakyam No.– </w:t>
+            </w:r>
+            <w:r>
+              <w:rPr>
+                <w:rFonts w:cs="Arial"/>
+                <w:b/>
+                <w:sz w:val="28"/>
+                <w:szCs w:val="32"/>
+                <w:lang w:val="en-IN"/>
+              </w:rPr>
+              <w:t>15</w:t>
+            </w:r>
+          </w:p>
+          <w:p>
+            <w:pPr>
+              <w:widowControl w:val="0"/>
+              <w:tabs>
+                <w:tab w:val="left" w:pos="993"/>
+              </w:tabs>
+              <w:autoSpaceDE w:val="0"/>
+              <w:autoSpaceDN w:val="0"/>
+              <w:adjustRightInd w:val="0"/>
+              <w:spacing w:before="0" w:line="252" w:lineRule="auto"/>
+              <w:ind w:right="297"/>
+              <w:rPr>
+                <w:rFonts w:cs="Arial"/>
+                <w:b/>
+                <w:sz w:val="28"/>
+                <w:szCs w:val="32"/>
+              </w:rPr>
+            </w:pPr>
+            <w:r>
+              <w:rPr>
+                <w:rFonts w:cs="Arial"/>
+                <w:b/>
+                <w:sz w:val="28"/>
+                <w:szCs w:val="32"/>
+                <w:lang w:val="it-IT"/>
+              </w:rPr>
+              <w:t>Panchaati No</w:t>
+            </w:r>
+            <w:r>
+              <w:rPr>
+                <w:rFonts w:cs="Arial"/>
+                <w:b/>
+                <w:szCs w:val="32"/>
+                <w:lang w:val="it-IT"/>
+              </w:rPr>
+              <w:t xml:space="preserve">. - </w:t>
+            </w:r>
+            <w:r>
+              <w:rPr>
+                <w:rFonts w:cs="Arial"/>
+                <w:b/>
+                <w:sz w:val="28"/>
+                <w:szCs w:val="32"/>
+                <w:lang w:val="it-IT"/>
+              </w:rPr>
+              <w:t>44</w:t>
+            </w:r>
+          </w:p>
+        </w:tc>
+        <w:tc>
+          <w:tcPr>
+            <w:tcW w:w="5103" w:type="dxa"/>
+          </w:tcPr>
+          <w:p>
+            <w:pPr>
+              <w:widowControl w:val="0"/>
+              <w:autoSpaceDE w:val="0"/>
+              <w:autoSpaceDN w:val="0"/>
+              <w:adjustRightInd w:val="0"/>
+              <w:spacing w:before="0" w:line="240" w:lineRule="auto"/>
+              <w:rPr>
+                <w:rFonts w:ascii="Latha" w:hAnsi="Latha" w:cs="Latha"/>
+                <w:sz w:val="28"/>
+                <w:szCs w:val="28"/>
+                <w:highlight w:val="yellow"/>
+                <w:cs/>
+                <w:lang w:bidi="ta-IN"/>
+              </w:rPr>
+            </w:pPr>
+            <w:r>
+              <w:rPr>
+                <w:rFonts w:ascii="Latha" w:hAnsi="Latha" w:cs="Latha"/>
+                <w:sz w:val="28"/>
+                <w:szCs w:val="28"/>
+                <w:cs/>
+                <w:lang w:bidi="ta-IN"/>
+              </w:rPr>
+              <w:t>மோகா</w:t>
+            </w:r>
+            <w:r>
+              <w:rPr>
+                <w:rFonts w:ascii="Latha" w:hAnsi="Latha" w:cs="Latha"/>
+                <w:b/>
+                <w:bCs/>
+                <w:position w:val="-12"/>
+                <w:sz w:val="28"/>
+                <w:szCs w:val="28"/>
+                <w:cs/>
+                <w:lang w:bidi="ta-IN"/>
+              </w:rPr>
+              <w:t>2</w:t>
+            </w:r>
+            <w:r>
+              <w:rPr>
+                <w:rFonts w:ascii="Latha" w:hAnsi="Latha" w:cs="Latha"/>
+                <w:sz w:val="28"/>
+                <w:szCs w:val="28"/>
+                <w:lang w:bidi="ta-IN"/>
+              </w:rPr>
+              <w:t xml:space="preserve"> | </w:t>
+            </w:r>
+            <w:r>
+              <w:rPr>
+                <w:rFonts w:ascii="Latha" w:hAnsi="Latha" w:cs="Latha"/>
+                <w:sz w:val="28"/>
+                <w:szCs w:val="28"/>
+                <w:cs/>
+                <w:lang w:bidi="ta-IN"/>
+              </w:rPr>
+              <w:t>உ</w:t>
+            </w:r>
+            <w:r>
+              <w:rPr>
+                <w:rFonts w:ascii="BRH Tamil Tab Extra" w:hAnsi="BRH Tamil Tab Extra" w:cs="brh"/>
+                <w:b/>
+                <w:sz w:val="32"/>
+                <w:szCs w:val="28"/>
+                <w:lang w:bidi="ta-IN"/>
+              </w:rPr>
+              <w:t>…</w:t>
+            </w:r>
+            <w:r>
+              <w:rPr>
+                <w:rFonts w:ascii="Latha" w:hAnsi="Latha" w:cs="Latha"/>
+                <w:sz w:val="28"/>
+                <w:szCs w:val="28"/>
+                <w:cs/>
+                <w:lang w:bidi="ta-IN"/>
+              </w:rPr>
+              <w:t>கா</w:t>
+            </w:r>
+            <w:r>
+              <w:rPr>
+                <w:rFonts w:ascii="Latha" w:hAnsi="Latha" w:cs="Latha"/>
+                <w:b/>
+                <w:bCs/>
+                <w:position w:val="-12"/>
+                <w:sz w:val="28"/>
+                <w:szCs w:val="28"/>
+                <w:cs/>
+                <w:lang w:bidi="ta-IN"/>
+              </w:rPr>
+              <w:t>2</w:t>
+            </w:r>
+            <w:r>
+              <w:rPr>
+                <w:rFonts w:ascii="Latha" w:hAnsi="Latha" w:cs="Latha"/>
+                <w:sz w:val="28"/>
+                <w:szCs w:val="28"/>
+                <w:lang w:bidi="ta-IN"/>
+              </w:rPr>
+              <w:t xml:space="preserve"> </w:t>
+            </w:r>
+            <w:r>
+              <w:rPr>
+                <w:rFonts w:ascii="Latha" w:hAnsi="Latha" w:cs="Latha"/>
+                <w:sz w:val="28"/>
+                <w:szCs w:val="28"/>
+                <w:cs/>
+                <w:lang w:bidi="ta-IN"/>
+              </w:rPr>
+              <w:t>ப்</w:t>
+            </w:r>
+            <w:r>
+              <w:rPr>
+                <w:rFonts w:ascii="Latha" w:hAnsi="Latha" w:cs="Latha"/>
+                <w:b/>
+                <w:bCs/>
+                <w:position w:val="-12"/>
+                <w:sz w:val="28"/>
+                <w:szCs w:val="28"/>
+                <w:cs/>
+                <w:lang w:bidi="ta-IN"/>
+              </w:rPr>
+              <w:t>4</w:t>
+            </w:r>
+            <w:r>
+              <w:rPr>
+                <w:rFonts w:ascii="Latha" w:hAnsi="Latha" w:cs="Latha"/>
+                <w:sz w:val="28"/>
+                <w:szCs w:val="28"/>
+                <w:cs/>
+                <w:lang w:bidi="ta-IN"/>
+              </w:rPr>
+              <w:t>ரா</w:t>
+            </w:r>
+            <w:r>
+              <w:rPr>
+                <w:rFonts w:ascii="Latha" w:hAnsi="Latha" w:cs="Latha"/>
+                <w:sz w:val="28"/>
+                <w:szCs w:val="28"/>
+                <w:cs/>
+                <w:lang w:bidi="ta-IN"/>
+              </w:rPr>
+              <w:t>ஜ</w:t>
+            </w:r>
+            <w:r>
+              <w:rPr>
+                <w:rFonts w:ascii="BRH Tamil Tab Extra" w:hAnsi="BRH Tamil Tab Extra" w:cs="brh"/>
+                <w:b/>
+                <w:sz w:val="36"/>
+                <w:szCs w:val="28"/>
+                <w:highlight w:val="yellow"/>
+                <w:lang w:bidi="ta-IN"/>
+              </w:rPr>
+              <w:t>†</w:t>
+            </w:r>
+            <w:r>
+              <w:rPr>
+                <w:rFonts w:ascii="Latha" w:hAnsi="Latha" w:cs="Latha"/>
+                <w:sz w:val="28"/>
+                <w:szCs w:val="28"/>
+                <w:highlight w:val="yellow"/>
+                <w:cs/>
+                <w:lang w:bidi="ta-IN"/>
+              </w:rPr>
+              <w:t>ந்தி</w:t>
+            </w:r>
+            <w:r>
+              <w:rPr>
+                <w:rFonts w:ascii="Latha" w:hAnsi="Latha" w:cs="Latha"/>
+                <w:sz w:val="28"/>
+                <w:szCs w:val="28"/>
+                <w:lang w:bidi="ta-IN"/>
+              </w:rPr>
+              <w:t xml:space="preserve"> |</w:t>
+            </w:r>
+          </w:p>
+        </w:tc>
+        <w:tc>
+          <w:tcPr>
+            <w:tcW w:w="5386" w:type="dxa"/>
+          </w:tcPr>
+          <w:p>
+            <w:pPr>
+              <w:widowControl w:val="0"/>
+              <w:autoSpaceDE w:val="0"/>
+              <w:autoSpaceDN w:val="0"/>
+              <w:adjustRightInd w:val="0"/>
+              <w:spacing w:before="0" w:line="240" w:lineRule="auto"/>
+              <w:rPr>
+                <w:rFonts w:ascii="Latha" w:hAnsi="Latha" w:cs="Latha"/>
+                <w:sz w:val="28"/>
+                <w:szCs w:val="28"/>
+                <w:cs/>
+                <w:lang w:bidi="ta-IN"/>
+              </w:rPr>
+            </w:pPr>
+            <w:r>
+              <w:rPr>
+                <w:rFonts w:ascii="Latha" w:hAnsi="Latha" w:cs="Latha"/>
+                <w:sz w:val="28"/>
+                <w:szCs w:val="28"/>
+                <w:cs/>
+                <w:lang w:bidi="ta-IN"/>
+              </w:rPr>
+              <w:t>மோகா</w:t>
+            </w:r>
+            <w:r>
+              <w:rPr>
+                <w:rFonts w:ascii="Latha" w:hAnsi="Latha" w:cs="Latha"/>
+                <w:b/>
+                <w:bCs/>
+                <w:position w:val="-12"/>
+                <w:sz w:val="28"/>
+                <w:szCs w:val="28"/>
+                <w:cs/>
+                <w:lang w:bidi="ta-IN"/>
+              </w:rPr>
+              <w:t>2</w:t>
+            </w:r>
+            <w:r>
+              <w:rPr>
+                <w:rFonts w:ascii="Latha" w:hAnsi="Latha" w:cs="Latha"/>
+                <w:sz w:val="28"/>
+                <w:szCs w:val="28"/>
+                <w:lang w:bidi="ta-IN"/>
+              </w:rPr>
+              <w:t xml:space="preserve"> | </w:t>
+            </w:r>
+            <w:r>
+              <w:rPr>
+                <w:rFonts w:ascii="Latha" w:hAnsi="Latha" w:cs="Latha"/>
+                <w:sz w:val="28"/>
+                <w:szCs w:val="28"/>
+                <w:cs/>
+                <w:lang w:bidi="ta-IN"/>
+              </w:rPr>
+              <w:t>உ</w:t>
+            </w:r>
+            <w:r>
+              <w:rPr>
+                <w:rFonts w:ascii="BRH Tamil Tab Extra" w:hAnsi="BRH Tamil Tab Extra" w:cs="brh"/>
+                <w:b/>
+                <w:sz w:val="32"/>
+                <w:szCs w:val="28"/>
+                <w:lang w:bidi="ta-IN"/>
+              </w:rPr>
+              <w:t>…</w:t>
+            </w:r>
+            <w:r>
+              <w:rPr>
+                <w:rFonts w:ascii="Latha" w:hAnsi="Latha" w:cs="Latha"/>
+                <w:sz w:val="28"/>
+                <w:szCs w:val="28"/>
+                <w:cs/>
+                <w:lang w:bidi="ta-IN"/>
+              </w:rPr>
+              <w:t>கா</w:t>
+            </w:r>
+            <w:r>
+              <w:rPr>
+                <w:rFonts w:ascii="Latha" w:hAnsi="Latha" w:cs="Latha"/>
+                <w:b/>
+                <w:bCs/>
+                <w:position w:val="-12"/>
+                <w:sz w:val="28"/>
+                <w:szCs w:val="28"/>
+                <w:cs/>
+                <w:lang w:bidi="ta-IN"/>
+              </w:rPr>
+              <w:t>2</w:t>
+            </w:r>
+            <w:r>
+              <w:rPr>
+                <w:rFonts w:ascii="Latha" w:hAnsi="Latha" w:cs="Latha"/>
+                <w:sz w:val="28"/>
+                <w:szCs w:val="28"/>
+                <w:lang w:bidi="ta-IN"/>
+              </w:rPr>
+              <w:t xml:space="preserve"> </w:t>
+            </w:r>
+            <w:r>
+              <w:rPr>
+                <w:rFonts w:ascii="Latha" w:hAnsi="Latha" w:cs="Latha"/>
+                <w:sz w:val="28"/>
+                <w:szCs w:val="28"/>
+                <w:cs/>
+                <w:lang w:bidi="ta-IN"/>
+              </w:rPr>
+              <w:t>ப்</w:t>
+            </w:r>
+            <w:r>
+              <w:rPr>
+                <w:rFonts w:ascii="Latha" w:hAnsi="Latha" w:cs="Latha"/>
+                <w:b/>
+                <w:bCs/>
+                <w:position w:val="-12"/>
+                <w:sz w:val="28"/>
+                <w:szCs w:val="28"/>
+                <w:cs/>
+                <w:lang w:bidi="ta-IN"/>
+              </w:rPr>
+              <w:t>4</w:t>
+            </w:r>
+            <w:r>
+              <w:rPr>
+                <w:rFonts w:ascii="Latha" w:hAnsi="Latha" w:cs="Latha"/>
+                <w:sz w:val="28"/>
+                <w:szCs w:val="28"/>
+                <w:cs/>
+                <w:lang w:bidi="ta-IN"/>
+              </w:rPr>
+              <w:t>ராஜ</w:t>
+            </w:r>
+            <w:r>
+              <w:rPr>
+                <w:rFonts w:ascii="BRH Tamil Tab Extra" w:hAnsi="BRH Tamil Tab Extra" w:cs="brh"/>
+                <w:b/>
+                <w:sz w:val="36"/>
+                <w:szCs w:val="28"/>
+                <w:highlight w:val="green"/>
+                <w:lang w:bidi="ta-IN"/>
+              </w:rPr>
+              <w:t>†</w:t>
+            </w:r>
+            <w:r>
+              <w:rPr>
+                <w:rFonts w:ascii="Latha" w:hAnsi="Latha" w:cs="Latha"/>
+                <w:sz w:val="28"/>
+                <w:szCs w:val="28"/>
+                <w:highlight w:val="green"/>
+                <w:cs/>
+                <w:lang w:bidi="ta-IN"/>
+              </w:rPr>
+              <w:t>ந்தீ</w:t>
+            </w:r>
+            <w:r>
+              <w:rPr>
+                <w:rFonts w:ascii="Latha" w:hAnsi="Latha" w:cs="Latha"/>
+                <w:sz w:val="28"/>
+                <w:szCs w:val="28"/>
+                <w:lang w:bidi="ta-IN"/>
+              </w:rPr>
+              <w:t xml:space="preserve"> |</w:t>
+            </w:r>
+          </w:p>
+        </w:tc>
+      </w:tr>
+      <w:tr>
+        <w:trPr>
+          <w:trHeight w:val="1118"/>
+        </w:trPr>
+        <w:tc>
+          <w:tcPr>
+            <w:tcW w:w="3906" w:type="dxa"/>
+          </w:tcPr>
+          <w:p>
+            <w:pPr>
+              <w:widowControl w:val="0"/>
+              <w:tabs>
+                <w:tab w:val="left" w:pos="993"/>
+              </w:tabs>
+              <w:autoSpaceDE w:val="0"/>
+              <w:autoSpaceDN w:val="0"/>
+              <w:adjustRightInd w:val="0"/>
+              <w:spacing w:before="0" w:line="252" w:lineRule="auto"/>
+              <w:ind w:right="297"/>
+              <w:rPr>
+                <w:rFonts w:cs="Arial"/>
+                <w:b/>
+                <w:sz w:val="28"/>
+                <w:szCs w:val="32"/>
+              </w:rPr>
+            </w:pPr>
+            <w:r>
+              <w:rPr>
+                <w:rFonts w:cs="Arial"/>
+                <w:b/>
+                <w:sz w:val="28"/>
+                <w:szCs w:val="32"/>
+              </w:rPr>
               <w:t>T.S.4.6.</w:t>
             </w:r>
             <w:r>
@@ -5709,7 +6313,6 @@
           <w:szCs w:val="32"/>
           <w:u w:val="single"/>
         </w:rPr>
-        <w:lastRenderedPageBreak/>
         <w:t xml:space="preserve">TS </w:t>
       </w:r>
       <w:r>
@@ -8488,6 +9091,7 @@
                 <w:b/>
                 <w:bCs/>
               </w:rPr>
+              <w:lastRenderedPageBreak/>
               <w:t>(it is</w:t>
             </w:r>
             <w:r>
@@ -8542,6 +9146,7 @@
                 <w:sz w:val="28"/>
                 <w:szCs w:val="32"/>
               </w:rPr>
+              <w:lastRenderedPageBreak/>
               <w:t>T.S.4.6.7.5 – Kramam</w:t>
             </w:r>
           </w:p>
@@ -9045,7 +9650,6 @@
                 <w:sz w:val="28"/>
                 <w:szCs w:val="32"/>
               </w:rPr>
-              <w:lastRenderedPageBreak/>
               <w:t>T.S.4.6.7.4 – Kramam</w:t>
             </w:r>
           </w:p>
@@ -11698,6 +12302,7 @@
                 <w:sz w:val="28"/>
                 <w:szCs w:val="32"/>
               </w:rPr>
+              <w:lastRenderedPageBreak/>
               <w:t>T.S.4.6.9.2 – Kramam</w:t>
             </w:r>
           </w:p>
@@ -12175,7 +12780,16 @@
           <w:bCs/>
           <w:sz w:val="32"/>
         </w:rPr>
-        <w:t>replaced with</w:t>
+        <w:t xml:space="preserve">replaced </w:t>
+      </w:r>
+      <w:proofErr w:type="gramStart"/>
+      <w:r>
+        <w:rPr>
+          <w:b/>
+          <w:bCs/>
+          <w:sz w:val="32"/>
+        </w:rPr>
+        <w:t>with</w:t>
       </w:r>
       <w:r>
         <w:rPr>
@@ -12197,6 +12811,7 @@
         </w:rPr>
         <w:t>"</w:t>
       </w:r>
+      <w:proofErr w:type="gramEnd"/>
       <w:r>
         <w:rPr>
           <w:rFonts w:ascii="Latha" w:hAnsi="Latha" w:cs="Latha"/>
@@ -12295,7 +12910,6 @@
           <w:szCs w:val="32"/>
           <w:u w:val="single"/>
         </w:rPr>
-        <w:lastRenderedPageBreak/>
         <w:t xml:space="preserve">TS </w:t>
       </w:r>
       <w:r>
@@ -12680,7 +13294,7 @@
 </file>
 
 <file path=word/endnotes.xml><?xml version="1.0" encoding="utf-8"?>
-<w:endnotes xmlns:wpc="http://schemas.microsoft.com/office/word/2010/wordprocessingCanvas" xmlns:cx="http://schemas.microsoft.com/office/drawing/2014/chartex" xmlns:cx1="http://schemas.microsoft.com/office/drawing/2015/9/8/chartex" xmlns:cx2="http://schemas.microsoft.com/office/drawing/2015/10/21/chartex" xmlns:cx3="http://schemas.microsoft.com/office/drawing/2016/5/9/chartex" xmlns:cx4="http://schemas.microsoft.com/office/drawing/2016/5/10/chartex" xmlns:cx5="http://schemas.microsoft.com/office/drawing/2016/5/11/chartex" xmlns:cx6="http://schemas.microsoft.com/office/drawing/2016/5/12/chartex" xmlns:cx7="http://schemas.microsoft.com/office/drawing/2016/5/13/chartex" xmlns:cx8="http://schemas.microsoft.com/office/drawing/2016/5/14/chartex" xmlns:mc="http://schemas.openxmlformats.org/markup-compatibility/2006" xmlns:aink="http://schemas.microsoft.com/office/drawing/2016/ink" xmlns:am3d="http://schemas.microsoft.com/office/drawing/2017/model3d" xmlns:o="urn:schemas-microsoft-com:office:office" xmlns:oel="http://schemas.microsoft.com/office/2019/extlst" xmlns:r="http://schemas.openxmlformats.org/officeDocument/2006/relationships" xmlns:m="http://schemas.openxmlformats.org/officeDocument/2006/math" xmlns:v="urn:schemas-microsoft-com:vml" xmlns:wp14="http://schemas.microsoft.com/office/word/2010/wordprocessingDrawing" xmlns:wp="http://schemas.openxmlformats.org/drawingml/2006/wordprocessingDrawing" xmlns:w10="urn:schemas-microsoft-com:office:word" xmlns:w="http://schemas.openxmlformats.org/wordprocessingml/2006/main" xmlns:w14="http://schemas.microsoft.com/office/word/2010/wordml" xmlns:w15="http://schemas.microsoft.com/office/word/2012/wordml" xmlns:w16cei="http://schemas.microsoft.com/office/word/2026/wordml/cei" xmlns:w16cex="http://schemas.microsoft.com/office/word/2018/wordml/cex" xmlns:w16cid="http://schemas.microsoft.com/office/word/2016/wordml/cid" xmlns:w16="http://schemas.microsoft.com/office/word/2018/wordml" xmlns:w16du="http://schemas.microsoft.com/office/word/2023/wordml/word16du" xmlns:w16sdtdh="http://schemas.microsoft.com/office/word/2020/wordml/sdtdatahash" xmlns:w16sdtfl="http://schemas.microsoft.com/office/word/2024/wordml/sdtformatlock" xmlns:w16se="http://schemas.microsoft.com/office/word/2015/wordml/symex" xmlns:wpg="http://schemas.microsoft.com/office/word/2010/wordprocessingGroup" xmlns:wpi="http://schemas.microsoft.com/office/word/2010/wordprocessingInk" xmlns:wne="http://schemas.microsoft.com/office/word/2006/wordml" xmlns:wps="http://schemas.microsoft.com/office/word/2010/wordprocessingShape" mc:Ignorable="w14 w15 w16se w16cid w16 w16cex w16sdtdh w16sdtfl w16du wp14">
+<w:endnotes xmlns:wpc="http://schemas.microsoft.com/office/word/2010/wordprocessingCanvas" xmlns:cx="http://schemas.microsoft.com/office/drawing/2014/chartex" xmlns:cx1="http://schemas.microsoft.com/office/drawing/2015/9/8/chartex" xmlns:cx2="http://schemas.microsoft.com/office/drawing/2015/10/21/chartex" xmlns:cx3="http://schemas.microsoft.com/office/drawing/2016/5/9/chartex" xmlns:cx4="http://schemas.microsoft.com/office/drawing/2016/5/10/chartex" xmlns:cx5="http://schemas.microsoft.com/office/drawing/2016/5/11/chartex" xmlns:cx6="http://schemas.microsoft.com/office/drawing/2016/5/12/chartex" xmlns:cx7="http://schemas.microsoft.com/office/drawing/2016/5/13/chartex" xmlns:cx8="http://schemas.microsoft.com/office/drawing/2016/5/14/chartex" xmlns:mc="http://schemas.openxmlformats.org/markup-compatibility/2006" xmlns:aink="http://schemas.microsoft.com/office/drawing/2016/ink" xmlns:am3d="http://schemas.microsoft.com/office/drawing/2017/model3d" xmlns:o="urn:schemas-microsoft-com:office:office" xmlns:oel="http://schemas.microsoft.com/office/2019/extlst" xmlns:r="http://schemas.openxmlformats.org/officeDocument/2006/relationships" xmlns:m="http://schemas.openxmlformats.org/officeDocument/2006/math" xmlns:v="urn:schemas-microsoft-com:vml" xmlns:wp14="http://schemas.microsoft.com/office/word/2010/wordprocessingDrawing" xmlns:wp="http://schemas.openxmlformats.org/drawingml/2006/wordprocessingDrawing" xmlns:w10="urn:schemas-microsoft-com:office:word" xmlns:w="http://schemas.openxmlformats.org/wordprocessingml/2006/main" xmlns:w14="http://schemas.microsoft.com/office/word/2010/wordml" xmlns:w15="http://schemas.microsoft.com/office/word/2012/wordml" xmlns:w16cex="http://schemas.microsoft.com/office/word/2018/wordml/cex" xmlns:w16cid="http://schemas.microsoft.com/office/word/2016/wordml/cid" xmlns:w16="http://schemas.microsoft.com/office/word/2018/wordml" xmlns:w16du="http://schemas.microsoft.com/office/word/2023/wordml/word16du" xmlns:w16sdtdh="http://schemas.microsoft.com/office/word/2020/wordml/sdtdatahash" xmlns:w16sdtfl="http://schemas.microsoft.com/office/word/2024/wordml/sdtformatlock" xmlns:w16se="http://schemas.microsoft.com/office/word/2015/wordml/symex" xmlns:wpg="http://schemas.microsoft.com/office/word/2010/wordprocessingGroup" xmlns:wpi="http://schemas.microsoft.com/office/word/2010/wordprocessingInk" xmlns:wne="http://schemas.microsoft.com/office/word/2006/wordml" xmlns:wps="http://schemas.microsoft.com/office/word/2010/wordprocessingShape" mc:Ignorable="w14 w15 w16se w16cid w16 w16cex w16sdtdh w16sdtfl w16du wp14">
   <w:endnote w:type="separator" w:id="-1">
     <w:p>
       <w:pPr>
@@ -12705,7 +13319,7 @@
 </file>
 
 <file path=word/footer1.xml><?xml version="1.0" encoding="utf-8"?>
-<w:ftr xmlns:wpc="http://schemas.microsoft.com/office/word/2010/wordprocessingCanvas" xmlns:cx="http://schemas.microsoft.com/office/drawing/2014/chartex" xmlns:cx1="http://schemas.microsoft.com/office/drawing/2015/9/8/chartex" xmlns:cx2="http://schemas.microsoft.com/office/drawing/2015/10/21/chartex" xmlns:cx3="http://schemas.microsoft.com/office/drawing/2016/5/9/chartex" xmlns:cx4="http://schemas.microsoft.com/office/drawing/2016/5/10/chartex" xmlns:cx5="http://schemas.microsoft.com/office/drawing/2016/5/11/chartex" xmlns:cx6="http://schemas.microsoft.com/office/drawing/2016/5/12/chartex" xmlns:cx7="http://schemas.microsoft.com/office/drawing/2016/5/13/chartex" xmlns:cx8="http://schemas.microsoft.com/office/drawing/2016/5/14/chartex" xmlns:mc="http://schemas.openxmlformats.org/markup-compatibility/2006" xmlns:aink="http://schemas.microsoft.com/office/drawing/2016/ink" xmlns:am3d="http://schemas.microsoft.com/office/drawing/2017/model3d" xmlns:o="urn:schemas-microsoft-com:office:office" xmlns:oel="http://schemas.microsoft.com/office/2019/extlst" xmlns:r="http://schemas.openxmlformats.org/officeDocument/2006/relationships" xmlns:m="http://schemas.openxmlformats.org/officeDocument/2006/math" xmlns:v="urn:schemas-microsoft-com:vml" xmlns:wp14="http://schemas.microsoft.com/office/word/2010/wordprocessingDrawing" xmlns:wp="http://schemas.openxmlformats.org/drawingml/2006/wordprocessingDrawing" xmlns:w10="urn:schemas-microsoft-com:office:word" xmlns:w="http://schemas.openxmlformats.org/wordprocessingml/2006/main" xmlns:w14="http://schemas.microsoft.com/office/word/2010/wordml" xmlns:w15="http://schemas.microsoft.com/office/word/2012/wordml" xmlns:w16cei="http://schemas.microsoft.com/office/word/2026/wordml/cei" xmlns:w16cex="http://schemas.microsoft.com/office/word/2018/wordml/cex" xmlns:w16cid="http://schemas.microsoft.com/office/word/2016/wordml/cid" xmlns:w16="http://schemas.microsoft.com/office/word/2018/wordml" xmlns:w16du="http://schemas.microsoft.com/office/word/2023/wordml/word16du" xmlns:w16sdtdh="http://schemas.microsoft.com/office/word/2020/wordml/sdtdatahash" xmlns:w16sdtfl="http://schemas.microsoft.com/office/word/2024/wordml/sdtformatlock" xmlns:w16se="http://schemas.microsoft.com/office/word/2015/wordml/symex" xmlns:wpg="http://schemas.microsoft.com/office/word/2010/wordprocessingGroup" xmlns:wpi="http://schemas.microsoft.com/office/word/2010/wordprocessingInk" xmlns:wne="http://schemas.microsoft.com/office/word/2006/wordml" xmlns:wps="http://schemas.microsoft.com/office/word/2010/wordprocessingShape" mc:Ignorable="w14 w15 w16se w16cid w16 w16cex w16sdtdh w16sdtfl w16du wp14">
+<w:ftr xmlns:wpc="http://schemas.microsoft.com/office/word/2010/wordprocessingCanvas" xmlns:cx="http://schemas.microsoft.com/office/drawing/2014/chartex" xmlns:cx1="http://schemas.microsoft.com/office/drawing/2015/9/8/chartex" xmlns:cx2="http://schemas.microsoft.com/office/drawing/2015/10/21/chartex" xmlns:cx3="http://schemas.microsoft.com/office/drawing/2016/5/9/chartex" xmlns:cx4="http://schemas.microsoft.com/office/drawing/2016/5/10/chartex" xmlns:cx5="http://schemas.microsoft.com/office/drawing/2016/5/11/chartex" xmlns:cx6="http://schemas.microsoft.com/office/drawing/2016/5/12/chartex" xmlns:cx7="http://schemas.microsoft.com/office/drawing/2016/5/13/chartex" xmlns:cx8="http://schemas.microsoft.com/office/drawing/2016/5/14/chartex" xmlns:mc="http://schemas.openxmlformats.org/markup-compatibility/2006" xmlns:aink="http://schemas.microsoft.com/office/drawing/2016/ink" xmlns:am3d="http://schemas.microsoft.com/office/drawing/2017/model3d" xmlns:o="urn:schemas-microsoft-com:office:office" xmlns:oel="http://schemas.microsoft.com/office/2019/extlst" xmlns:r="http://schemas.openxmlformats.org/officeDocument/2006/relationships" xmlns:m="http://schemas.openxmlformats.org/officeDocument/2006/math" xmlns:v="urn:schemas-microsoft-com:vml" xmlns:wp14="http://schemas.microsoft.com/office/word/2010/wordprocessingDrawing" xmlns:wp="http://schemas.openxmlformats.org/drawingml/2006/wordprocessingDrawing" xmlns:w10="urn:schemas-microsoft-com:office:word" xmlns:w="http://schemas.openxmlformats.org/wordprocessingml/2006/main" xmlns:w14="http://schemas.microsoft.com/office/word/2010/wordml" xmlns:w15="http://schemas.microsoft.com/office/word/2012/wordml" xmlns:w16cex="http://schemas.microsoft.com/office/word/2018/wordml/cex" xmlns:w16cid="http://schemas.microsoft.com/office/word/2016/wordml/cid" xmlns:w16="http://schemas.microsoft.com/office/word/2018/wordml" xmlns:w16du="http://schemas.microsoft.com/office/word/2023/wordml/word16du" xmlns:w16sdtdh="http://schemas.microsoft.com/office/word/2020/wordml/sdtdatahash" xmlns:w16sdtfl="http://schemas.microsoft.com/office/word/2024/wordml/sdtformatlock" xmlns:w16se="http://schemas.microsoft.com/office/word/2015/wordml/symex" xmlns:wpg="http://schemas.microsoft.com/office/word/2010/wordprocessingGroup" xmlns:wpi="http://schemas.microsoft.com/office/word/2010/wordprocessingInk" xmlns:wne="http://schemas.microsoft.com/office/word/2006/wordml" xmlns:wps="http://schemas.microsoft.com/office/word/2010/wordprocessingShape" mc:Ignorable="w14 w15 w16se w16cid w16 w16cex w16sdtdh w16sdtfl w16du wp14">
   <w:p>
     <w:pPr>
       <w:pBdr>
@@ -12760,6 +13374,7 @@
       <w:tab/>
       <w:t xml:space="preserve">              </w:t>
     </w:r>
+    <w:proofErr w:type="gramStart"/>
     <w:r>
       <w:rPr>
         <w:b/>
@@ -12781,6 +13396,7 @@
       </w:rPr>
       <w:tab/>
     </w:r>
+    <w:proofErr w:type="gramEnd"/>
     <w:r>
       <w:rPr>
         <w:b/>
@@ -12897,7 +13513,7 @@
 </file>
 
 <file path=word/footer2.xml><?xml version="1.0" encoding="utf-8"?>
-<w:ftr xmlns:wpc="http://schemas.microsoft.com/office/word/2010/wordprocessingCanvas" xmlns:cx="http://schemas.microsoft.com/office/drawing/2014/chartex" xmlns:cx1="http://schemas.microsoft.com/office/drawing/2015/9/8/chartex" xmlns:cx2="http://schemas.microsoft.com/office/drawing/2015/10/21/chartex" xmlns:cx3="http://schemas.microsoft.com/office/drawing/2016/5/9/chartex" xmlns:cx4="http://schemas.microsoft.com/office/drawing/2016/5/10/chartex" xmlns:cx5="http://schemas.microsoft.com/office/drawing/2016/5/11/chartex" xmlns:cx6="http://schemas.microsoft.com/office/drawing/2016/5/12/chartex" xmlns:cx7="http://schemas.microsoft.com/office/drawing/2016/5/13/chartex" xmlns:cx8="http://schemas.microsoft.com/office/drawing/2016/5/14/chartex" xmlns:mc="http://schemas.openxmlformats.org/markup-compatibility/2006" xmlns:aink="http://schemas.microsoft.com/office/drawing/2016/ink" xmlns:am3d="http://schemas.microsoft.com/office/drawing/2017/model3d" xmlns:o="urn:schemas-microsoft-com:office:office" xmlns:oel="http://schemas.microsoft.com/office/2019/extlst" xmlns:r="http://schemas.openxmlformats.org/officeDocument/2006/relationships" xmlns:m="http://schemas.openxmlformats.org/officeDocument/2006/math" xmlns:v="urn:schemas-microsoft-com:vml" xmlns:wp14="http://schemas.microsoft.com/office/word/2010/wordprocessingDrawing" xmlns:wp="http://schemas.openxmlformats.org/drawingml/2006/wordprocessingDrawing" xmlns:w10="urn:schemas-microsoft-com:office:word" xmlns:w="http://schemas.openxmlformats.org/wordprocessingml/2006/main" xmlns:w14="http://schemas.microsoft.com/office/word/2010/wordml" xmlns:w15="http://schemas.microsoft.com/office/word/2012/wordml" xmlns:w16cei="http://schemas.microsoft.com/office/word/2026/wordml/cei" xmlns:w16cex="http://schemas.microsoft.com/office/word/2018/wordml/cex" xmlns:w16cid="http://schemas.microsoft.com/office/word/2016/wordml/cid" xmlns:w16="http://schemas.microsoft.com/office/word/2018/wordml" xmlns:w16du="http://schemas.microsoft.com/office/word/2023/wordml/word16du" xmlns:w16sdtdh="http://schemas.microsoft.com/office/word/2020/wordml/sdtdatahash" xmlns:w16sdtfl="http://schemas.microsoft.com/office/word/2024/wordml/sdtformatlock" xmlns:w16se="http://schemas.microsoft.com/office/word/2015/wordml/symex" xmlns:wpg="http://schemas.microsoft.com/office/word/2010/wordprocessingGroup" xmlns:wpi="http://schemas.microsoft.com/office/word/2010/wordprocessingInk" xmlns:wne="http://schemas.microsoft.com/office/word/2006/wordml" xmlns:wps="http://schemas.microsoft.com/office/word/2010/wordprocessingShape" mc:Ignorable="w14 w15 w16se w16cid w16 w16cex w16sdtdh w16sdtfl w16du wp14">
+<w:ftr xmlns:wpc="http://schemas.microsoft.com/office/word/2010/wordprocessingCanvas" xmlns:cx="http://schemas.microsoft.com/office/drawing/2014/chartex" xmlns:cx1="http://schemas.microsoft.com/office/drawing/2015/9/8/chartex" xmlns:cx2="http://schemas.microsoft.com/office/drawing/2015/10/21/chartex" xmlns:cx3="http://schemas.microsoft.com/office/drawing/2016/5/9/chartex" xmlns:cx4="http://schemas.microsoft.com/office/drawing/2016/5/10/chartex" xmlns:cx5="http://schemas.microsoft.com/office/drawing/2016/5/11/chartex" xmlns:cx6="http://schemas.microsoft.com/office/drawing/2016/5/12/chartex" xmlns:cx7="http://schemas.microsoft.com/office/drawing/2016/5/13/chartex" xmlns:cx8="http://schemas.microsoft.com/office/drawing/2016/5/14/chartex" xmlns:mc="http://schemas.openxmlformats.org/markup-compatibility/2006" xmlns:aink="http://schemas.microsoft.com/office/drawing/2016/ink" xmlns:am3d="http://schemas.microsoft.com/office/drawing/2017/model3d" xmlns:o="urn:schemas-microsoft-com:office:office" xmlns:oel="http://schemas.microsoft.com/office/2019/extlst" xmlns:r="http://schemas.openxmlformats.org/officeDocument/2006/relationships" xmlns:m="http://schemas.openxmlformats.org/officeDocument/2006/math" xmlns:v="urn:schemas-microsoft-com:vml" xmlns:wp14="http://schemas.microsoft.com/office/word/2010/wordprocessingDrawing" xmlns:wp="http://schemas.openxmlformats.org/drawingml/2006/wordprocessingDrawing" xmlns:w10="urn:schemas-microsoft-com:office:word" xmlns:w="http://schemas.openxmlformats.org/wordprocessingml/2006/main" xmlns:w14="http://schemas.microsoft.com/office/word/2010/wordml" xmlns:w15="http://schemas.microsoft.com/office/word/2012/wordml" xmlns:w16cex="http://schemas.microsoft.com/office/word/2018/wordml/cex" xmlns:w16cid="http://schemas.microsoft.com/office/word/2016/wordml/cid" xmlns:w16="http://schemas.microsoft.com/office/word/2018/wordml" xmlns:w16du="http://schemas.microsoft.com/office/word/2023/wordml/word16du" xmlns:w16sdtdh="http://schemas.microsoft.com/office/word/2020/wordml/sdtdatahash" xmlns:w16sdtfl="http://schemas.microsoft.com/office/word/2024/wordml/sdtformatlock" xmlns:w16se="http://schemas.microsoft.com/office/word/2015/wordml/symex" xmlns:wpg="http://schemas.microsoft.com/office/word/2010/wordprocessingGroup" xmlns:wpi="http://schemas.microsoft.com/office/word/2010/wordprocessingInk" xmlns:wne="http://schemas.microsoft.com/office/word/2006/wordml" xmlns:wps="http://schemas.microsoft.com/office/word/2010/wordprocessingShape" mc:Ignorable="w14 w15 w16se w16cid w16 w16cex w16sdtdh w16sdtfl w16du wp14">
   <w:p>
     <w:pPr>
       <w:pBdr>
@@ -13102,7 +13718,7 @@
 </file>
 
 <file path=word/footer3.xml><?xml version="1.0" encoding="utf-8"?>
-<w:ftr xmlns:wpc="http://schemas.microsoft.com/office/word/2010/wordprocessingCanvas" xmlns:cx="http://schemas.microsoft.com/office/drawing/2014/chartex" xmlns:cx1="http://schemas.microsoft.com/office/drawing/2015/9/8/chartex" xmlns:cx2="http://schemas.microsoft.com/office/drawing/2015/10/21/chartex" xmlns:cx3="http://schemas.microsoft.com/office/drawing/2016/5/9/chartex" xmlns:cx4="http://schemas.microsoft.com/office/drawing/2016/5/10/chartex" xmlns:cx5="http://schemas.microsoft.com/office/drawing/2016/5/11/chartex" xmlns:cx6="http://schemas.microsoft.com/office/drawing/2016/5/12/chartex" xmlns:cx7="http://schemas.microsoft.com/office/drawing/2016/5/13/chartex" xmlns:cx8="http://schemas.microsoft.com/office/drawing/2016/5/14/chartex" xmlns:mc="http://schemas.openxmlformats.org/markup-compatibility/2006" xmlns:aink="http://schemas.microsoft.com/office/drawing/2016/ink" xmlns:am3d="http://schemas.microsoft.com/office/drawing/2017/model3d" xmlns:o="urn:schemas-microsoft-com:office:office" xmlns:oel="http://schemas.microsoft.com/office/2019/extlst" xmlns:r="http://schemas.openxmlformats.org/officeDocument/2006/relationships" xmlns:m="http://schemas.openxmlformats.org/officeDocument/2006/math" xmlns:v="urn:schemas-microsoft-com:vml" xmlns:wp14="http://schemas.microsoft.com/office/word/2010/wordprocessingDrawing" xmlns:wp="http://schemas.openxmlformats.org/drawingml/2006/wordprocessingDrawing" xmlns:w10="urn:schemas-microsoft-com:office:word" xmlns:w="http://schemas.openxmlformats.org/wordprocessingml/2006/main" xmlns:w14="http://schemas.microsoft.com/office/word/2010/wordml" xmlns:w15="http://schemas.microsoft.com/office/word/2012/wordml" xmlns:w16cei="http://schemas.microsoft.com/office/word/2026/wordml/cei" xmlns:w16cex="http://schemas.microsoft.com/office/word/2018/wordml/cex" xmlns:w16cid="http://schemas.microsoft.com/office/word/2016/wordml/cid" xmlns:w16="http://schemas.microsoft.com/office/word/2018/wordml" xmlns:w16du="http://schemas.microsoft.com/office/word/2023/wordml/word16du" xmlns:w16sdtdh="http://schemas.microsoft.com/office/word/2020/wordml/sdtdatahash" xmlns:w16sdtfl="http://schemas.microsoft.com/office/word/2024/wordml/sdtformatlock" xmlns:w16se="http://schemas.microsoft.com/office/word/2015/wordml/symex" xmlns:wpg="http://schemas.microsoft.com/office/word/2010/wordprocessingGroup" xmlns:wpi="http://schemas.microsoft.com/office/word/2010/wordprocessingInk" xmlns:wne="http://schemas.microsoft.com/office/word/2006/wordml" xmlns:wps="http://schemas.microsoft.com/office/word/2010/wordprocessingShape" mc:Ignorable="w14 w15 w16se w16cid w16 w16cex w16sdtdh w16sdtfl w16du wp14">
+<w:ftr xmlns:wpc="http://schemas.microsoft.com/office/word/2010/wordprocessingCanvas" xmlns:cx="http://schemas.microsoft.com/office/drawing/2014/chartex" xmlns:cx1="http://schemas.microsoft.com/office/drawing/2015/9/8/chartex" xmlns:cx2="http://schemas.microsoft.com/office/drawing/2015/10/21/chartex" xmlns:cx3="http://schemas.microsoft.com/office/drawing/2016/5/9/chartex" xmlns:cx4="http://schemas.microsoft.com/office/drawing/2016/5/10/chartex" xmlns:cx5="http://schemas.microsoft.com/office/drawing/2016/5/11/chartex" xmlns:cx6="http://schemas.microsoft.com/office/drawing/2016/5/12/chartex" xmlns:cx7="http://schemas.microsoft.com/office/drawing/2016/5/13/chartex" xmlns:cx8="http://schemas.microsoft.com/office/drawing/2016/5/14/chartex" xmlns:mc="http://schemas.openxmlformats.org/markup-compatibility/2006" xmlns:aink="http://schemas.microsoft.com/office/drawing/2016/ink" xmlns:am3d="http://schemas.microsoft.com/office/drawing/2017/model3d" xmlns:o="urn:schemas-microsoft-com:office:office" xmlns:oel="http://schemas.microsoft.com/office/2019/extlst" xmlns:r="http://schemas.openxmlformats.org/officeDocument/2006/relationships" xmlns:m="http://schemas.openxmlformats.org/officeDocument/2006/math" xmlns:v="urn:schemas-microsoft-com:vml" xmlns:wp14="http://schemas.microsoft.com/office/word/2010/wordprocessingDrawing" xmlns:wp="http://schemas.openxmlformats.org/drawingml/2006/wordprocessingDrawing" xmlns:w10="urn:schemas-microsoft-com:office:word" xmlns:w="http://schemas.openxmlformats.org/wordprocessingml/2006/main" xmlns:w14="http://schemas.microsoft.com/office/word/2010/wordml" xmlns:w15="http://schemas.microsoft.com/office/word/2012/wordml" xmlns:w16cex="http://schemas.microsoft.com/office/word/2018/wordml/cex" xmlns:w16cid="http://schemas.microsoft.com/office/word/2016/wordml/cid" xmlns:w16="http://schemas.microsoft.com/office/word/2018/wordml" xmlns:w16du="http://schemas.microsoft.com/office/word/2023/wordml/word16du" xmlns:w16sdtdh="http://schemas.microsoft.com/office/word/2020/wordml/sdtdatahash" xmlns:w16sdtfl="http://schemas.microsoft.com/office/word/2024/wordml/sdtformatlock" xmlns:w16se="http://schemas.microsoft.com/office/word/2015/wordml/symex" xmlns:wpg="http://schemas.microsoft.com/office/word/2010/wordprocessingGroup" xmlns:wpi="http://schemas.microsoft.com/office/word/2010/wordprocessingInk" xmlns:wne="http://schemas.microsoft.com/office/word/2006/wordml" xmlns:wps="http://schemas.microsoft.com/office/word/2010/wordprocessingShape" mc:Ignorable="w14 w15 w16se w16cid w16 w16cex w16sdtdh w16sdtfl w16du wp14">
   <w:p>
     <w:pPr>
       <w:pStyle w:val="Footer"/>
@@ -13112,7 +13728,7 @@
 </file>
 
 <file path=word/footnotes.xml><?xml version="1.0" encoding="utf-8"?>
-<w:footnotes xmlns:wpc="http://schemas.microsoft.com/office/word/2010/wordprocessingCanvas" xmlns:cx="http://schemas.microsoft.com/office/drawing/2014/chartex" xmlns:cx1="http://schemas.microsoft.com/office/drawing/2015/9/8/chartex" xmlns:cx2="http://schemas.microsoft.com/office/drawing/2015/10/21/chartex" xmlns:cx3="http://schemas.microsoft.com/office/drawing/2016/5/9/chartex" xmlns:cx4="http://schemas.microsoft.com/office/drawing/2016/5/10/chartex" xmlns:cx5="http://schemas.microsoft.com/office/drawing/2016/5/11/chartex" xmlns:cx6="http://schemas.microsoft.com/office/drawing/2016/5/12/chartex" xmlns:cx7="http://schemas.microsoft.com/office/drawing/2016/5/13/chartex" xmlns:cx8="http://schemas.microsoft.com/office/drawing/2016/5/14/chartex" xmlns:mc="http://schemas.openxmlformats.org/markup-compatibility/2006" xmlns:aink="http://schemas.microsoft.com/office/drawing/2016/ink" xmlns:am3d="http://schemas.microsoft.com/office/drawing/2017/model3d" xmlns:o="urn:schemas-microsoft-com:office:office" xmlns:oel="http://schemas.microsoft.com/office/2019/extlst" xmlns:r="http://schemas.openxmlformats.org/officeDocument/2006/relationships" xmlns:m="http://schemas.openxmlformats.org/officeDocument/2006/math" xmlns:v="urn:schemas-microsoft-com:vml" xmlns:wp14="http://schemas.microsoft.com/office/word/2010/wordprocessingDrawing" xmlns:wp="http://schemas.openxmlformats.org/drawingml/2006/wordprocessingDrawing" xmlns:w10="urn:schemas-microsoft-com:office:word" xmlns:w="http://schemas.openxmlformats.org/wordprocessingml/2006/main" xmlns:w14="http://schemas.microsoft.com/office/word/2010/wordml" xmlns:w15="http://schemas.microsoft.com/office/word/2012/wordml" xmlns:w16cei="http://schemas.microsoft.com/office/word/2026/wordml/cei" xmlns:w16cex="http://schemas.microsoft.com/office/word/2018/wordml/cex" xmlns:w16cid="http://schemas.microsoft.com/office/word/2016/wordml/cid" xmlns:w16="http://schemas.microsoft.com/office/word/2018/wordml" xmlns:w16du="http://schemas.microsoft.com/office/word/2023/wordml/word16du" xmlns:w16sdtdh="http://schemas.microsoft.com/office/word/2020/wordml/sdtdatahash" xmlns:w16sdtfl="http://schemas.microsoft.com/office/word/2024/wordml/sdtformatlock" xmlns:w16se="http://schemas.microsoft.com/office/word/2015/wordml/symex" xmlns:wpg="http://schemas.microsoft.com/office/word/2010/wordprocessingGroup" xmlns:wpi="http://schemas.microsoft.com/office/word/2010/wordprocessingInk" xmlns:wne="http://schemas.microsoft.com/office/word/2006/wordml" xmlns:wps="http://schemas.microsoft.com/office/word/2010/wordprocessingShape" mc:Ignorable="w14 w15 w16se w16cid w16 w16cex w16sdtdh w16sdtfl w16du wp14">
+<w:footnotes xmlns:wpc="http://schemas.microsoft.com/office/word/2010/wordprocessingCanvas" xmlns:cx="http://schemas.microsoft.com/office/drawing/2014/chartex" xmlns:cx1="http://schemas.microsoft.com/office/drawing/2015/9/8/chartex" xmlns:cx2="http://schemas.microsoft.com/office/drawing/2015/10/21/chartex" xmlns:cx3="http://schemas.microsoft.com/office/drawing/2016/5/9/chartex" xmlns:cx4="http://schemas.microsoft.com/office/drawing/2016/5/10/chartex" xmlns:cx5="http://schemas.microsoft.com/office/drawing/2016/5/11/chartex" xmlns:cx6="http://schemas.microsoft.com/office/drawing/2016/5/12/chartex" xmlns:cx7="http://schemas.microsoft.com/office/drawing/2016/5/13/chartex" xmlns:cx8="http://schemas.microsoft.com/office/drawing/2016/5/14/chartex" xmlns:mc="http://schemas.openxmlformats.org/markup-compatibility/2006" xmlns:aink="http://schemas.microsoft.com/office/drawing/2016/ink" xmlns:am3d="http://schemas.microsoft.com/office/drawing/2017/model3d" xmlns:o="urn:schemas-microsoft-com:office:office" xmlns:oel="http://schemas.microsoft.com/office/2019/extlst" xmlns:r="http://schemas.openxmlformats.org/officeDocument/2006/relationships" xmlns:m="http://schemas.openxmlformats.org/officeDocument/2006/math" xmlns:v="urn:schemas-microsoft-com:vml" xmlns:wp14="http://schemas.microsoft.com/office/word/2010/wordprocessingDrawing" xmlns:wp="http://schemas.openxmlformats.org/drawingml/2006/wordprocessingDrawing" xmlns:w10="urn:schemas-microsoft-com:office:word" xmlns:w="http://schemas.openxmlformats.org/wordprocessingml/2006/main" xmlns:w14="http://schemas.microsoft.com/office/word/2010/wordml" xmlns:w15="http://schemas.microsoft.com/office/word/2012/wordml" xmlns:w16cex="http://schemas.microsoft.com/office/word/2018/wordml/cex" xmlns:w16cid="http://schemas.microsoft.com/office/word/2016/wordml/cid" xmlns:w16="http://schemas.microsoft.com/office/word/2018/wordml" xmlns:w16du="http://schemas.microsoft.com/office/word/2023/wordml/word16du" xmlns:w16sdtdh="http://schemas.microsoft.com/office/word/2020/wordml/sdtdatahash" xmlns:w16sdtfl="http://schemas.microsoft.com/office/word/2024/wordml/sdtformatlock" xmlns:w16se="http://schemas.microsoft.com/office/word/2015/wordml/symex" xmlns:wpg="http://schemas.microsoft.com/office/word/2010/wordprocessingGroup" xmlns:wpi="http://schemas.microsoft.com/office/word/2010/wordprocessingInk" xmlns:wne="http://schemas.microsoft.com/office/word/2006/wordml" xmlns:wps="http://schemas.microsoft.com/office/word/2010/wordprocessingShape" mc:Ignorable="w14 w15 w16se w16cid w16 w16cex w16sdtdh w16sdtfl w16du wp14">
   <w:footnote w:type="separator" w:id="-1">
     <w:p>
       <w:pPr>
@@ -13137,7 +13753,7 @@
 </file>
 
 <file path=word/header1.xml><?xml version="1.0" encoding="utf-8"?>
-<w:hdr xmlns:wpc="http://schemas.microsoft.com/office/word/2010/wordprocessingCanvas" xmlns:cx="http://schemas.microsoft.com/office/drawing/2014/chartex" xmlns:cx1="http://schemas.microsoft.com/office/drawing/2015/9/8/chartex" xmlns:cx2="http://schemas.microsoft.com/office/drawing/2015/10/21/chartex" xmlns:cx3="http://schemas.microsoft.com/office/drawing/2016/5/9/chartex" xmlns:cx4="http://schemas.microsoft.com/office/drawing/2016/5/10/chartex" xmlns:cx5="http://schemas.microsoft.com/office/drawing/2016/5/11/chartex" xmlns:cx6="http://schemas.microsoft.com/office/drawing/2016/5/12/chartex" xmlns:cx7="http://schemas.microsoft.com/office/drawing/2016/5/13/chartex" xmlns:cx8="http://schemas.microsoft.com/office/drawing/2016/5/14/chartex" xmlns:mc="http://schemas.openxmlformats.org/markup-compatibility/2006" xmlns:aink="http://schemas.microsoft.com/office/drawing/2016/ink" xmlns:am3d="http://schemas.microsoft.com/office/drawing/2017/model3d" xmlns:o="urn:schemas-microsoft-com:office:office" xmlns:oel="http://schemas.microsoft.com/office/2019/extlst" xmlns:r="http://schemas.openxmlformats.org/officeDocument/2006/relationships" xmlns:m="http://schemas.openxmlformats.org/officeDocument/2006/math" xmlns:v="urn:schemas-microsoft-com:vml" xmlns:wp14="http://schemas.microsoft.com/office/word/2010/wordprocessingDrawing" xmlns:wp="http://schemas.openxmlformats.org/drawingml/2006/wordprocessingDrawing" xmlns:w10="urn:schemas-microsoft-com:office:word" xmlns:w="http://schemas.openxmlformats.org/wordprocessingml/2006/main" xmlns:w14="http://schemas.microsoft.com/office/word/2010/wordml" xmlns:w15="http://schemas.microsoft.com/office/word/2012/wordml" xmlns:w16cei="http://schemas.microsoft.com/office/word/2026/wordml/cei" xmlns:w16cex="http://schemas.microsoft.com/office/word/2018/wordml/cex" xmlns:w16cid="http://schemas.microsoft.com/office/word/2016/wordml/cid" xmlns:w16="http://schemas.microsoft.com/office/word/2018/wordml" xmlns:w16du="http://schemas.microsoft.com/office/word/2023/wordml/word16du" xmlns:w16sdtdh="http://schemas.microsoft.com/office/word/2020/wordml/sdtdatahash" xmlns:w16sdtfl="http://schemas.microsoft.com/office/word/2024/wordml/sdtformatlock" xmlns:w16se="http://schemas.microsoft.com/office/word/2015/wordml/symex" xmlns:wpg="http://schemas.microsoft.com/office/word/2010/wordprocessingGroup" xmlns:wpi="http://schemas.microsoft.com/office/word/2010/wordprocessingInk" xmlns:wne="http://schemas.microsoft.com/office/word/2006/wordml" xmlns:wps="http://schemas.microsoft.com/office/word/2010/wordprocessingShape" mc:Ignorable="w14 w15 w16se w16cid w16 w16cex w16sdtdh w16sdtfl w16du wp14">
+<w:hdr xmlns:wpc="http://schemas.microsoft.com/office/word/2010/wordprocessingCanvas" xmlns:cx="http://schemas.microsoft.com/office/drawing/2014/chartex" xmlns:cx1="http://schemas.microsoft.com/office/drawing/2015/9/8/chartex" xmlns:cx2="http://schemas.microsoft.com/office/drawing/2015/10/21/chartex" xmlns:cx3="http://schemas.microsoft.com/office/drawing/2016/5/9/chartex" xmlns:cx4="http://schemas.microsoft.com/office/drawing/2016/5/10/chartex" xmlns:cx5="http://schemas.microsoft.com/office/drawing/2016/5/11/chartex" xmlns:cx6="http://schemas.microsoft.com/office/drawing/2016/5/12/chartex" xmlns:cx7="http://schemas.microsoft.com/office/drawing/2016/5/13/chartex" xmlns:cx8="http://schemas.microsoft.com/office/drawing/2016/5/14/chartex" xmlns:mc="http://schemas.openxmlformats.org/markup-compatibility/2006" xmlns:aink="http://schemas.microsoft.com/office/drawing/2016/ink" xmlns:am3d="http://schemas.microsoft.com/office/drawing/2017/model3d" xmlns:o="urn:schemas-microsoft-com:office:office" xmlns:oel="http://schemas.microsoft.com/office/2019/extlst" xmlns:r="http://schemas.openxmlformats.org/officeDocument/2006/relationships" xmlns:m="http://schemas.openxmlformats.org/officeDocument/2006/math" xmlns:v="urn:schemas-microsoft-com:vml" xmlns:wp14="http://schemas.microsoft.com/office/word/2010/wordprocessingDrawing" xmlns:wp="http://schemas.openxmlformats.org/drawingml/2006/wordprocessingDrawing" xmlns:w10="urn:schemas-microsoft-com:office:word" xmlns:w="http://schemas.openxmlformats.org/wordprocessingml/2006/main" xmlns:w14="http://schemas.microsoft.com/office/word/2010/wordml" xmlns:w15="http://schemas.microsoft.com/office/word/2012/wordml" xmlns:w16cex="http://schemas.microsoft.com/office/word/2018/wordml/cex" xmlns:w16cid="http://schemas.microsoft.com/office/word/2016/wordml/cid" xmlns:w16="http://schemas.microsoft.com/office/word/2018/wordml" xmlns:w16du="http://schemas.microsoft.com/office/word/2023/wordml/word16du" xmlns:w16sdtdh="http://schemas.microsoft.com/office/word/2020/wordml/sdtdatahash" xmlns:w16sdtfl="http://schemas.microsoft.com/office/word/2024/wordml/sdtformatlock" xmlns:w16se="http://schemas.microsoft.com/office/word/2015/wordml/symex" xmlns:wpg="http://schemas.microsoft.com/office/word/2010/wordprocessingGroup" xmlns:wpi="http://schemas.microsoft.com/office/word/2010/wordprocessingInk" xmlns:wne="http://schemas.microsoft.com/office/word/2006/wordml" xmlns:wps="http://schemas.microsoft.com/office/word/2010/wordprocessingShape" mc:Ignorable="w14 w15 w16se w16cid w16 w16cex w16sdtdh w16sdtfl w16du wp14">
   <w:p>
     <w:pPr>
       <w:pStyle w:val="Header"/>
@@ -13150,7 +13766,7 @@
 </file>
 
 <file path=word/header2.xml><?xml version="1.0" encoding="utf-8"?>
-<w:hdr xmlns:wpc="http://schemas.microsoft.com/office/word/2010/wordprocessingCanvas" xmlns:cx="http://schemas.microsoft.com/office/drawing/2014/chartex" xmlns:cx1="http://schemas.microsoft.com/office/drawing/2015/9/8/chartex" xmlns:cx2="http://schemas.microsoft.com/office/drawing/2015/10/21/chartex" xmlns:cx3="http://schemas.microsoft.com/office/drawing/2016/5/9/chartex" xmlns:cx4="http://schemas.microsoft.com/office/drawing/2016/5/10/chartex" xmlns:cx5="http://schemas.microsoft.com/office/drawing/2016/5/11/chartex" xmlns:cx6="http://schemas.microsoft.com/office/drawing/2016/5/12/chartex" xmlns:cx7="http://schemas.microsoft.com/office/drawing/2016/5/13/chartex" xmlns:cx8="http://schemas.microsoft.com/office/drawing/2016/5/14/chartex" xmlns:mc="http://schemas.openxmlformats.org/markup-compatibility/2006" xmlns:aink="http://schemas.microsoft.com/office/drawing/2016/ink" xmlns:am3d="http://schemas.microsoft.com/office/drawing/2017/model3d" xmlns:o="urn:schemas-microsoft-com:office:office" xmlns:oel="http://schemas.microsoft.com/office/2019/extlst" xmlns:r="http://schemas.openxmlformats.org/officeDocument/2006/relationships" xmlns:m="http://schemas.openxmlformats.org/officeDocument/2006/math" xmlns:v="urn:schemas-microsoft-com:vml" xmlns:wp14="http://schemas.microsoft.com/office/word/2010/wordprocessingDrawing" xmlns:wp="http://schemas.openxmlformats.org/drawingml/2006/wordprocessingDrawing" xmlns:w10="urn:schemas-microsoft-com:office:word" xmlns:w="http://schemas.openxmlformats.org/wordprocessingml/2006/main" xmlns:w14="http://schemas.microsoft.com/office/word/2010/wordml" xmlns:w15="http://schemas.microsoft.com/office/word/2012/wordml" xmlns:w16cei="http://schemas.microsoft.com/office/word/2026/wordml/cei" xmlns:w16cex="http://schemas.microsoft.com/office/word/2018/wordml/cex" xmlns:w16cid="http://schemas.microsoft.com/office/word/2016/wordml/cid" xmlns:w16="http://schemas.microsoft.com/office/word/2018/wordml" xmlns:w16du="http://schemas.microsoft.com/office/word/2023/wordml/word16du" xmlns:w16sdtdh="http://schemas.microsoft.com/office/word/2020/wordml/sdtdatahash" xmlns:w16sdtfl="http://schemas.microsoft.com/office/word/2024/wordml/sdtformatlock" xmlns:w16se="http://schemas.microsoft.com/office/word/2015/wordml/symex" xmlns:wpg="http://schemas.microsoft.com/office/word/2010/wordprocessingGroup" xmlns:wpi="http://schemas.microsoft.com/office/word/2010/wordprocessingInk" xmlns:wne="http://schemas.microsoft.com/office/word/2006/wordml" xmlns:wps="http://schemas.microsoft.com/office/word/2010/wordprocessingShape" mc:Ignorable="w14 w15 w16se w16cid w16 w16cex w16sdtdh w16sdtfl w16du wp14">
+<w:hdr xmlns:wpc="http://schemas.microsoft.com/office/word/2010/wordprocessingCanvas" xmlns:cx="http://schemas.microsoft.com/office/drawing/2014/chartex" xmlns:cx1="http://schemas.microsoft.com/office/drawing/2015/9/8/chartex" xmlns:cx2="http://schemas.microsoft.com/office/drawing/2015/10/21/chartex" xmlns:cx3="http://schemas.microsoft.com/office/drawing/2016/5/9/chartex" xmlns:cx4="http://schemas.microsoft.com/office/drawing/2016/5/10/chartex" xmlns:cx5="http://schemas.microsoft.com/office/drawing/2016/5/11/chartex" xmlns:cx6="http://schemas.microsoft.com/office/drawing/2016/5/12/chartex" xmlns:cx7="http://schemas.microsoft.com/office/drawing/2016/5/13/chartex" xmlns:cx8="http://schemas.microsoft.com/office/drawing/2016/5/14/chartex" xmlns:mc="http://schemas.openxmlformats.org/markup-compatibility/2006" xmlns:aink="http://schemas.microsoft.com/office/drawing/2016/ink" xmlns:am3d="http://schemas.microsoft.com/office/drawing/2017/model3d" xmlns:o="urn:schemas-microsoft-com:office:office" xmlns:oel="http://schemas.microsoft.com/office/2019/extlst" xmlns:r="http://schemas.openxmlformats.org/officeDocument/2006/relationships" xmlns:m="http://schemas.openxmlformats.org/officeDocument/2006/math" xmlns:v="urn:schemas-microsoft-com:vml" xmlns:wp14="http://schemas.microsoft.com/office/word/2010/wordprocessingDrawing" xmlns:wp="http://schemas.openxmlformats.org/drawingml/2006/wordprocessingDrawing" xmlns:w10="urn:schemas-microsoft-com:office:word" xmlns:w="http://schemas.openxmlformats.org/wordprocessingml/2006/main" xmlns:w14="http://schemas.microsoft.com/office/word/2010/wordml" xmlns:w15="http://schemas.microsoft.com/office/word/2012/wordml" xmlns:w16cex="http://schemas.microsoft.com/office/word/2018/wordml/cex" xmlns:w16cid="http://schemas.microsoft.com/office/word/2016/wordml/cid" xmlns:w16="http://schemas.microsoft.com/office/word/2018/wordml" xmlns:w16du="http://schemas.microsoft.com/office/word/2023/wordml/word16du" xmlns:w16sdtdh="http://schemas.microsoft.com/office/word/2020/wordml/sdtdatahash" xmlns:w16sdtfl="http://schemas.microsoft.com/office/word/2024/wordml/sdtformatlock" xmlns:w16se="http://schemas.microsoft.com/office/word/2015/wordml/symex" xmlns:wpg="http://schemas.microsoft.com/office/word/2010/wordprocessingGroup" xmlns:wpi="http://schemas.microsoft.com/office/word/2010/wordprocessingInk" xmlns:wne="http://schemas.microsoft.com/office/word/2006/wordml" xmlns:wps="http://schemas.microsoft.com/office/word/2010/wordprocessingShape" mc:Ignorable="w14 w15 w16se w16cid w16 w16cex w16sdtdh w16sdtfl w16du wp14">
   <w:p>
     <w:pPr>
       <w:pStyle w:val="Header"/>
@@ -13163,7 +13779,7 @@
 </file>
 
 <file path=word/header3.xml><?xml version="1.0" encoding="utf-8"?>
-<w:hdr xmlns:wpc="http://schemas.microsoft.com/office/word/2010/wordprocessingCanvas" xmlns:cx="http://schemas.microsoft.com/office/drawing/2014/chartex" xmlns:cx1="http://schemas.microsoft.com/office/drawing/2015/9/8/chartex" xmlns:cx2="http://schemas.microsoft.com/office/drawing/2015/10/21/chartex" xmlns:cx3="http://schemas.microsoft.com/office/drawing/2016/5/9/chartex" xmlns:cx4="http://schemas.microsoft.com/office/drawing/2016/5/10/chartex" xmlns:cx5="http://schemas.microsoft.com/office/drawing/2016/5/11/chartex" xmlns:cx6="http://schemas.microsoft.com/office/drawing/2016/5/12/chartex" xmlns:cx7="http://schemas.microsoft.com/office/drawing/2016/5/13/chartex" xmlns:cx8="http://schemas.microsoft.com/office/drawing/2016/5/14/chartex" xmlns:mc="http://schemas.openxmlformats.org/markup-compatibility/2006" xmlns:aink="http://schemas.microsoft.com/office/drawing/2016/ink" xmlns:am3d="http://schemas.microsoft.com/office/drawing/2017/model3d" xmlns:o="urn:schemas-microsoft-com:office:office" xmlns:oel="http://schemas.microsoft.com/office/2019/extlst" xmlns:r="http://schemas.openxmlformats.org/officeDocument/2006/relationships" xmlns:m="http://schemas.openxmlformats.org/officeDocument/2006/math" xmlns:v="urn:schemas-microsoft-com:vml" xmlns:wp14="http://schemas.microsoft.com/office/word/2010/wordprocessingDrawing" xmlns:wp="http://schemas.openxmlformats.org/drawingml/2006/wordprocessingDrawing" xmlns:w10="urn:schemas-microsoft-com:office:word" xmlns:w="http://schemas.openxmlformats.org/wordprocessingml/2006/main" xmlns:w14="http://schemas.microsoft.com/office/word/2010/wordml" xmlns:w15="http://schemas.microsoft.com/office/word/2012/wordml" xmlns:w16cei="http://schemas.microsoft.com/office/word/2026/wordml/cei" xmlns:w16cex="http://schemas.microsoft.com/office/word/2018/wordml/cex" xmlns:w16cid="http://schemas.microsoft.com/office/word/2016/wordml/cid" xmlns:w16="http://schemas.microsoft.com/office/word/2018/wordml" xmlns:w16du="http://schemas.microsoft.com/office/word/2023/wordml/word16du" xmlns:w16sdtdh="http://schemas.microsoft.com/office/word/2020/wordml/sdtdatahash" xmlns:w16sdtfl="http://schemas.microsoft.com/office/word/2024/wordml/sdtformatlock" xmlns:w16se="http://schemas.microsoft.com/office/word/2015/wordml/symex" xmlns:wpg="http://schemas.microsoft.com/office/word/2010/wordprocessingGroup" xmlns:wpi="http://schemas.microsoft.com/office/word/2010/wordprocessingInk" xmlns:wne="http://schemas.microsoft.com/office/word/2006/wordml" xmlns:wps="http://schemas.microsoft.com/office/word/2010/wordprocessingShape" mc:Ignorable="w14 w15 w16se w16cid w16 w16cex w16sdtdh w16sdtfl w16du wp14">
+<w:hdr xmlns:wpc="http://schemas.microsoft.com/office/word/2010/wordprocessingCanvas" xmlns:cx="http://schemas.microsoft.com/office/drawing/2014/chartex" xmlns:cx1="http://schemas.microsoft.com/office/drawing/2015/9/8/chartex" xmlns:cx2="http://schemas.microsoft.com/office/drawing/2015/10/21/chartex" xmlns:cx3="http://schemas.microsoft.com/office/drawing/2016/5/9/chartex" xmlns:cx4="http://schemas.microsoft.com/office/drawing/2016/5/10/chartex" xmlns:cx5="http://schemas.microsoft.com/office/drawing/2016/5/11/chartex" xmlns:cx6="http://schemas.microsoft.com/office/drawing/2016/5/12/chartex" xmlns:cx7="http://schemas.microsoft.com/office/drawing/2016/5/13/chartex" xmlns:cx8="http://schemas.microsoft.com/office/drawing/2016/5/14/chartex" xmlns:mc="http://schemas.openxmlformats.org/markup-compatibility/2006" xmlns:aink="http://schemas.microsoft.com/office/drawing/2016/ink" xmlns:am3d="http://schemas.microsoft.com/office/drawing/2017/model3d" xmlns:o="urn:schemas-microsoft-com:office:office" xmlns:oel="http://schemas.microsoft.com/office/2019/extlst" xmlns:r="http://schemas.openxmlformats.org/officeDocument/2006/relationships" xmlns:m="http://schemas.openxmlformats.org/officeDocument/2006/math" xmlns:v="urn:schemas-microsoft-com:vml" xmlns:wp14="http://schemas.microsoft.com/office/word/2010/wordprocessingDrawing" xmlns:wp="http://schemas.openxmlformats.org/drawingml/2006/wordprocessingDrawing" xmlns:w10="urn:schemas-microsoft-com:office:word" xmlns:w="http://schemas.openxmlformats.org/wordprocessingml/2006/main" xmlns:w14="http://schemas.microsoft.com/office/word/2010/wordml" xmlns:w15="http://schemas.microsoft.com/office/word/2012/wordml" xmlns:w16cex="http://schemas.microsoft.com/office/word/2018/wordml/cex" xmlns:w16cid="http://schemas.microsoft.com/office/word/2016/wordml/cid" xmlns:w16="http://schemas.microsoft.com/office/word/2018/wordml" xmlns:w16du="http://schemas.microsoft.com/office/word/2023/wordml/word16du" xmlns:w16sdtdh="http://schemas.microsoft.com/office/word/2020/wordml/sdtdatahash" xmlns:w16sdtfl="http://schemas.microsoft.com/office/word/2024/wordml/sdtformatlock" xmlns:w16se="http://schemas.microsoft.com/office/word/2015/wordml/symex" xmlns:wpg="http://schemas.microsoft.com/office/word/2010/wordprocessingGroup" xmlns:wpi="http://schemas.microsoft.com/office/word/2010/wordprocessingInk" xmlns:wne="http://schemas.microsoft.com/office/word/2006/wordml" xmlns:wps="http://schemas.microsoft.com/office/word/2010/wordprocessingShape" mc:Ignorable="w14 w15 w16se w16cid w16 w16cex w16sdtdh w16sdtfl w16du wp14">
   <w:p>
     <w:pPr>
       <w:pStyle w:val="Header"/>

--- a/TS-Kramam/TS-4.6/TS 4.6 Tamil Krama Paatam Corrections.docx
+++ b/TS-Kramam/TS-4.6/TS 4.6 Tamil Krama Paatam Corrections.docx
@@ -81,18 +81,7 @@
           <w:szCs w:val="32"/>
           <w:u w:val="single"/>
         </w:rPr>
-        <w:t xml:space="preserve">Observed </w:t>
-      </w:r>
-      <w:proofErr w:type="gramStart"/>
-      <w:r>
-        <w:rPr>
-          <w:b/>
-          <w:bCs/>
-          <w:sz w:val="32"/>
-          <w:szCs w:val="32"/>
-          <w:u w:val="single"/>
-        </w:rPr>
-        <w:t xml:space="preserve">till </w:t>
+        <w:t xml:space="preserve">Observed till </w:t>
       </w:r>
       <w:r>
         <w:rPr>
@@ -105,7 +94,6 @@
         </w:rPr>
         <w:t>????</w:t>
       </w:r>
-      <w:proofErr w:type="gramEnd"/>
     </w:p>
     <w:p>
       <w:pPr>
@@ -3225,7 +3213,7 @@
       </w:tr>
       <w:tr>
         <w:trPr>
-          <w:trHeight w:val="1118"/>
+          <w:trHeight w:val="1437"/>
         </w:trPr>
         <w:tc>
           <w:tcPr>
@@ -3240,7 +3228,7 @@
               <w:autoSpaceDE w:val="0"/>
               <w:autoSpaceDN w:val="0"/>
               <w:adjustRightInd w:val="0"/>
-              <w:spacing w:before="0" w:line="252" w:lineRule="auto"/>
+              <w:spacing w:before="0" w:line="240" w:lineRule="auto"/>
               <w:ind w:right="297"/>
               <w:rPr>
                 <w:rFonts w:cs="Arial"/>
@@ -3256,6 +3244,7 @@
                 <w:sz w:val="28"/>
                 <w:szCs w:val="32"/>
               </w:rPr>
+              <w:lastRenderedPageBreak/>
               <w:t>T.S.4.6.</w:t>
             </w:r>
             <w:r>
@@ -3265,7 +3254,7 @@
                 <w:sz w:val="28"/>
                 <w:szCs w:val="32"/>
               </w:rPr>
-              <w:t>9.1</w:t>
+              <w:t>6.2</w:t>
             </w:r>
             <w:r>
               <w:rPr>
@@ -3286,7 +3275,7 @@
               <w:autoSpaceDE w:val="0"/>
               <w:autoSpaceDN w:val="0"/>
               <w:adjustRightInd w:val="0"/>
-              <w:spacing w:before="0" w:line="252" w:lineRule="auto"/>
+              <w:spacing w:before="0" w:line="240" w:lineRule="auto"/>
               <w:ind w:right="297"/>
               <w:rPr>
                 <w:rFonts w:cs="Arial"/>
@@ -3304,27 +3293,7 @@
                 <w:szCs w:val="32"/>
                 <w:lang w:val="en-IN"/>
               </w:rPr>
-              <w:t xml:space="preserve">Krama Vaakyam No.– </w:t>
-            </w:r>
-            <w:r>
-              <w:rPr>
-                <w:rFonts w:cs="Arial"/>
-                <w:b/>
-                <w:sz w:val="28"/>
-                <w:szCs w:val="32"/>
-                <w:lang w:val="en-IN"/>
-              </w:rPr>
-              <w:t>5</w:t>
-            </w:r>
-            <w:r>
-              <w:rPr>
-                <w:rFonts w:cs="Arial"/>
-                <w:b/>
-                <w:sz w:val="28"/>
-                <w:szCs w:val="32"/>
-                <w:lang w:val="en-IN"/>
-              </w:rPr>
-              <w:t>3</w:t>
+              <w:t>Krama Vaakyam No.– 58</w:t>
             </w:r>
           </w:p>
           <w:p>
@@ -3336,13 +3305,14 @@
               <w:autoSpaceDE w:val="0"/>
               <w:autoSpaceDN w:val="0"/>
               <w:adjustRightInd w:val="0"/>
-              <w:spacing w:before="0" w:line="252" w:lineRule="auto"/>
+              <w:spacing w:before="0" w:line="240" w:lineRule="auto"/>
               <w:ind w:right="297"/>
               <w:rPr>
                 <w:rFonts w:cs="Arial"/>
                 <w:b/>
                 <w:sz w:val="28"/>
                 <w:szCs w:val="32"/>
+                <w:lang w:val="it-IT"/>
               </w:rPr>
             </w:pPr>
             <w:r>
@@ -3372,7 +3342,666 @@
                 <w:szCs w:val="32"/>
                 <w:lang w:val="it-IT"/>
               </w:rPr>
-              <w:t>43</w:t>
+              <w:t>28</w:t>
+            </w:r>
+          </w:p>
+        </w:tc>
+        <w:tc>
+          <w:tcPr>
+            <w:tcW w:w="5103" w:type="dxa"/>
+          </w:tcPr>
+          <w:p>
+            <w:pPr>
+              <w:pStyle w:val="NoSpacing"/>
+              <w:rPr>
+                <w:lang w:val="it-IT" w:eastAsia="en-IN" w:bidi="ml-IN"/>
+              </w:rPr>
+            </w:pPr>
+            <w:r>
+              <w:rPr>
+                <w:rFonts w:ascii="Latha" w:hAnsi="Latha" w:cs="Latha"/>
+                <w:sz w:val="28"/>
+                <w:szCs w:val="28"/>
+                <w:cs/>
+                <w:lang w:bidi="ta-IN"/>
+              </w:rPr>
+              <w:t>அ</w:t>
+            </w:r>
+            <w:r>
+              <w:rPr>
+                <w:rFonts w:ascii="BRH Tamil Tab Extra" w:hAnsi="BRH Tamil Tab Extra" w:cs="brh"/>
+                <w:b/>
+                <w:sz w:val="32"/>
+                <w:szCs w:val="28"/>
+                <w:lang w:val="it-IT" w:bidi="ta-IN"/>
+              </w:rPr>
+              <w:t>…</w:t>
+            </w:r>
+            <w:r>
+              <w:rPr>
+                <w:rFonts w:ascii="Latha" w:hAnsi="Latha" w:cs="Latha"/>
+                <w:sz w:val="28"/>
+                <w:szCs w:val="28"/>
+                <w:cs/>
+                <w:lang w:bidi="ta-IN"/>
+              </w:rPr>
+              <w:t>பீ</w:t>
+            </w:r>
+            <w:r>
+              <w:rPr>
+                <w:rFonts w:ascii="Latha" w:hAnsi="Latha" w:cs="Latha"/>
+                <w:b/>
+                <w:bCs/>
+                <w:position w:val="-12"/>
+                <w:sz w:val="28"/>
+                <w:szCs w:val="28"/>
+                <w:cs/>
+                <w:lang w:bidi="ta-IN"/>
+              </w:rPr>
+              <w:t>4</w:t>
+            </w:r>
+            <w:r>
+              <w:rPr>
+                <w:rFonts w:ascii="Latha" w:hAnsi="Latha" w:cs="Latha"/>
+                <w:sz w:val="28"/>
+                <w:szCs w:val="28"/>
+                <w:cs/>
+                <w:lang w:bidi="ta-IN"/>
+              </w:rPr>
+              <w:t>ஶூ</w:t>
+            </w:r>
+            <w:r>
+              <w:rPr>
+                <w:rFonts w:ascii="Latha" w:hAnsi="Latha" w:cs="Latha"/>
+                <w:sz w:val="28"/>
+                <w:szCs w:val="28"/>
+                <w:highlight w:val="yellow"/>
+                <w:cs/>
+                <w:lang w:bidi="ta-IN"/>
+              </w:rPr>
+              <w:t>னா</w:t>
+            </w:r>
+            <w:r>
+              <w:rPr>
+                <w:rFonts w:ascii="BRH Tamil Tab Extra" w:hAnsi="BRH Tamil Tab Extra" w:cs="brh"/>
+                <w:b/>
+                <w:sz w:val="36"/>
+                <w:szCs w:val="28"/>
+                <w:lang w:val="it-IT" w:bidi="ta-IN"/>
+              </w:rPr>
+              <w:t>†</w:t>
+            </w:r>
+            <w:r>
+              <w:rPr>
+                <w:rFonts w:ascii="Latha" w:hAnsi="Latha" w:cs="Latha"/>
+                <w:sz w:val="28"/>
+                <w:szCs w:val="28"/>
+                <w:cs/>
+                <w:lang w:bidi="ta-IN"/>
+              </w:rPr>
+              <w:t>ம்</w:t>
+            </w:r>
+            <w:r>
+              <w:rPr>
+                <w:rFonts w:ascii="Latha" w:hAnsi="Latha" w:cs="Latha"/>
+                <w:sz w:val="28"/>
+                <w:szCs w:val="28"/>
+                <w:lang w:val="it-IT" w:bidi="ta-IN"/>
+              </w:rPr>
+              <w:t xml:space="preserve"> </w:t>
+            </w:r>
+            <w:r>
+              <w:rPr>
+                <w:rFonts w:ascii="Latha" w:hAnsi="Latha" w:cs="Latha"/>
+                <w:sz w:val="28"/>
+                <w:szCs w:val="28"/>
+                <w:cs/>
+                <w:lang w:bidi="ta-IN"/>
+              </w:rPr>
+              <w:t>மஹி</w:t>
+            </w:r>
+            <w:r>
+              <w:rPr>
+                <w:rFonts w:ascii="BRH Tamil Tab Extra" w:hAnsi="BRH Tamil Tab Extra" w:cs="brh"/>
+                <w:b/>
+                <w:sz w:val="32"/>
+                <w:szCs w:val="28"/>
+                <w:lang w:val="it-IT" w:bidi="ta-IN"/>
+              </w:rPr>
+              <w:t>…</w:t>
+            </w:r>
+            <w:r>
+              <w:rPr>
+                <w:rFonts w:ascii="Latha" w:hAnsi="Latha" w:cs="Latha"/>
+                <w:sz w:val="28"/>
+                <w:szCs w:val="28"/>
+                <w:cs/>
+                <w:lang w:bidi="ta-IN"/>
+              </w:rPr>
+              <w:t>மான</w:t>
+            </w:r>
+            <w:r>
+              <w:rPr>
+                <w:rFonts w:ascii="BRH Tamil Tab Extra" w:hAnsi="BRH Tamil Tab Extra" w:cs="brh"/>
+                <w:b/>
+                <w:sz w:val="36"/>
+                <w:szCs w:val="28"/>
+                <w:lang w:val="it-IT" w:bidi="ta-IN"/>
+              </w:rPr>
+              <w:t>‡</w:t>
+            </w:r>
+            <w:r>
+              <w:rPr>
+                <w:rFonts w:ascii="Latha" w:hAnsi="Latha" w:cs="Latha"/>
+                <w:sz w:val="28"/>
+                <w:szCs w:val="28"/>
+                <w:cs/>
+                <w:lang w:bidi="ta-IN"/>
+              </w:rPr>
+              <w:t>ம்</w:t>
+            </w:r>
+            <w:r>
+              <w:rPr>
+                <w:rFonts w:ascii="Latha" w:hAnsi="Latha" w:cs="Latha"/>
+                <w:sz w:val="28"/>
+                <w:szCs w:val="28"/>
+                <w:lang w:val="it-IT" w:bidi="ta-IN"/>
+              </w:rPr>
+              <w:t xml:space="preserve"> | </w:t>
+            </w:r>
+            <w:r>
+              <w:rPr>
+                <w:rFonts w:ascii="Latha" w:hAnsi="Latha" w:cs="Latha"/>
+                <w:sz w:val="28"/>
+                <w:szCs w:val="28"/>
+                <w:cs/>
+                <w:lang w:bidi="ta-IN"/>
+              </w:rPr>
+              <w:t>ம</w:t>
+            </w:r>
+            <w:r>
+              <w:rPr>
+                <w:rFonts w:ascii="BRH Tamil Tab Extra" w:hAnsi="BRH Tamil Tab Extra" w:cs="brh"/>
+                <w:b/>
+                <w:sz w:val="32"/>
+                <w:szCs w:val="28"/>
+                <w:lang w:val="it-IT" w:bidi="ta-IN"/>
+              </w:rPr>
+              <w:t>…</w:t>
+            </w:r>
+            <w:r>
+              <w:rPr>
+                <w:rFonts w:ascii="Latha" w:hAnsi="Latha" w:cs="Latha"/>
+                <w:sz w:val="28"/>
+                <w:szCs w:val="28"/>
+                <w:cs/>
+                <w:lang w:bidi="ta-IN"/>
+              </w:rPr>
+              <w:t>ஹி</w:t>
+            </w:r>
+            <w:r>
+              <w:rPr>
+                <w:rFonts w:ascii="BRH Tamil Tab Extra" w:hAnsi="BRH Tamil Tab Extra" w:cs="brh"/>
+                <w:b/>
+                <w:sz w:val="32"/>
+                <w:szCs w:val="28"/>
+                <w:lang w:val="it-IT" w:bidi="ta-IN"/>
+              </w:rPr>
+              <w:t>…</w:t>
+            </w:r>
+            <w:r>
+              <w:rPr>
+                <w:rFonts w:ascii="Latha" w:hAnsi="Latha" w:cs="Latha"/>
+                <w:sz w:val="28"/>
+                <w:szCs w:val="28"/>
+                <w:cs/>
+                <w:lang w:bidi="ta-IN"/>
+              </w:rPr>
+              <w:t>மான</w:t>
+            </w:r>
+            <w:r>
+              <w:rPr>
+                <w:rFonts w:ascii="BRH Tamil Tab Extra" w:hAnsi="BRH Tamil Tab Extra" w:cs="brh"/>
+                <w:b/>
+                <w:sz w:val="36"/>
+                <w:szCs w:val="28"/>
+                <w:lang w:val="it-IT" w:bidi="ta-IN"/>
+              </w:rPr>
+              <w:t>†</w:t>
+            </w:r>
+            <w:r>
+              <w:rPr>
+                <w:rFonts w:ascii="Latha" w:hAnsi="Latha" w:cs="Latha"/>
+                <w:sz w:val="28"/>
+                <w:szCs w:val="28"/>
+                <w:cs/>
+                <w:lang w:bidi="ta-IN"/>
+              </w:rPr>
+              <w:t>ம்</w:t>
+            </w:r>
+            <w:r>
+              <w:rPr>
+                <w:rFonts w:ascii="Latha" w:hAnsi="Latha" w:cs="Latha"/>
+                <w:sz w:val="28"/>
+                <w:szCs w:val="28"/>
+                <w:lang w:val="it-IT" w:bidi="ta-IN"/>
+              </w:rPr>
+              <w:t xml:space="preserve"> </w:t>
+            </w:r>
+            <w:r>
+              <w:rPr>
+                <w:rFonts w:ascii="Latha" w:hAnsi="Latha" w:cs="Latha"/>
+                <w:sz w:val="28"/>
+                <w:szCs w:val="28"/>
+                <w:cs/>
+                <w:lang w:bidi="ta-IN"/>
+              </w:rPr>
+              <w:t>பனாயத</w:t>
+            </w:r>
+            <w:r>
+              <w:rPr>
+                <w:rFonts w:ascii="Latha" w:hAnsi="Latha" w:cs="Latha"/>
+                <w:sz w:val="28"/>
+                <w:szCs w:val="28"/>
+                <w:lang w:val="it-IT" w:bidi="ta-IN"/>
+              </w:rPr>
+              <w:t xml:space="preserve"> |</w:t>
+            </w:r>
+          </w:p>
+        </w:tc>
+        <w:tc>
+          <w:tcPr>
+            <w:tcW w:w="5386" w:type="dxa"/>
+          </w:tcPr>
+          <w:p>
+            <w:pPr>
+              <w:widowControl w:val="0"/>
+              <w:autoSpaceDE w:val="0"/>
+              <w:autoSpaceDN w:val="0"/>
+              <w:adjustRightInd w:val="0"/>
+              <w:spacing w:before="0" w:line="240" w:lineRule="auto"/>
+              <w:rPr>
+                <w:rFonts w:ascii="BRH Malayalam Extra" w:eastAsia="Times New Roman" w:hAnsi="BRH Malayalam Extra" w:cs="BRH Malayalam Extra"/>
+                <w:color w:val="000000"/>
+                <w:sz w:val="40"/>
+                <w:szCs w:val="40"/>
+                <w:lang w:val="it-IT" w:eastAsia="en-IN" w:bidi="ml-IN"/>
+              </w:rPr>
+            </w:pPr>
+            <w:r>
+              <w:rPr>
+                <w:rFonts w:ascii="Latha" w:hAnsi="Latha" w:cs="Latha"/>
+                <w:sz w:val="28"/>
+                <w:szCs w:val="28"/>
+                <w:cs/>
+                <w:lang w:bidi="ta-IN"/>
+              </w:rPr>
+              <w:t>அ</w:t>
+            </w:r>
+            <w:r>
+              <w:rPr>
+                <w:rFonts w:ascii="BRH Tamil Tab Extra" w:hAnsi="BRH Tamil Tab Extra" w:cs="brh"/>
+                <w:b/>
+                <w:sz w:val="32"/>
+                <w:szCs w:val="28"/>
+                <w:lang w:val="it-IT" w:bidi="ta-IN"/>
+              </w:rPr>
+              <w:t>…</w:t>
+            </w:r>
+            <w:r>
+              <w:rPr>
+                <w:rFonts w:ascii="Latha" w:hAnsi="Latha" w:cs="Latha"/>
+                <w:sz w:val="28"/>
+                <w:szCs w:val="28"/>
+                <w:cs/>
+                <w:lang w:bidi="ta-IN"/>
+              </w:rPr>
+              <w:t>பீ</w:t>
+            </w:r>
+            <w:r>
+              <w:rPr>
+                <w:rFonts w:ascii="Latha" w:hAnsi="Latha" w:cs="Latha"/>
+                <w:b/>
+                <w:bCs/>
+                <w:position w:val="-12"/>
+                <w:sz w:val="28"/>
+                <w:szCs w:val="28"/>
+                <w:cs/>
+                <w:lang w:bidi="ta-IN"/>
+              </w:rPr>
+              <w:t>4</w:t>
+            </w:r>
+            <w:r>
+              <w:rPr>
+                <w:rFonts w:ascii="Latha" w:hAnsi="Latha" w:cs="Latha"/>
+                <w:sz w:val="28"/>
+                <w:szCs w:val="28"/>
+                <w:highlight w:val="green"/>
+                <w:cs/>
+                <w:lang w:bidi="ta-IN"/>
+              </w:rPr>
+              <w:t>ஶூ</w:t>
+            </w:r>
+            <w:r>
+              <w:rPr>
+                <w:rFonts w:ascii="BRH Tamil Tab Extra" w:hAnsi="BRH Tamil Tab Extra" w:cs="brh"/>
+                <w:b/>
+                <w:sz w:val="36"/>
+                <w:szCs w:val="28"/>
+                <w:lang w:val="it-IT" w:bidi="ta-IN"/>
+              </w:rPr>
+              <w:t>†</w:t>
+            </w:r>
+            <w:r>
+              <w:rPr>
+                <w:rFonts w:ascii="Latha" w:hAnsi="Latha" w:cs="Latha"/>
+                <w:sz w:val="28"/>
+                <w:szCs w:val="28"/>
+                <w:cs/>
+                <w:lang w:bidi="ta-IN"/>
+              </w:rPr>
+              <w:t>னாம்</w:t>
+            </w:r>
+            <w:r>
+              <w:rPr>
+                <w:rFonts w:ascii="Latha" w:hAnsi="Latha" w:cs="Latha"/>
+                <w:sz w:val="28"/>
+                <w:szCs w:val="28"/>
+                <w:lang w:val="it-IT" w:bidi="ta-IN"/>
+              </w:rPr>
+              <w:t xml:space="preserve"> </w:t>
+            </w:r>
+            <w:r>
+              <w:rPr>
+                <w:rFonts w:ascii="Latha" w:hAnsi="Latha" w:cs="Latha"/>
+                <w:sz w:val="28"/>
+                <w:szCs w:val="28"/>
+                <w:cs/>
+                <w:lang w:bidi="ta-IN"/>
+              </w:rPr>
+              <w:t>மஹி</w:t>
+            </w:r>
+            <w:r>
+              <w:rPr>
+                <w:rFonts w:ascii="BRH Tamil Tab Extra" w:hAnsi="BRH Tamil Tab Extra" w:cs="brh"/>
+                <w:b/>
+                <w:sz w:val="32"/>
+                <w:szCs w:val="28"/>
+                <w:lang w:val="it-IT" w:bidi="ta-IN"/>
+              </w:rPr>
+              <w:t>…</w:t>
+            </w:r>
+            <w:r>
+              <w:rPr>
+                <w:rFonts w:ascii="Latha" w:hAnsi="Latha" w:cs="Latha"/>
+                <w:sz w:val="28"/>
+                <w:szCs w:val="28"/>
+                <w:cs/>
+                <w:lang w:bidi="ta-IN"/>
+              </w:rPr>
+              <w:t>மான</w:t>
+            </w:r>
+            <w:r>
+              <w:rPr>
+                <w:rFonts w:ascii="BRH Tamil Tab Extra" w:hAnsi="BRH Tamil Tab Extra" w:cs="brh"/>
+                <w:b/>
+                <w:sz w:val="36"/>
+                <w:szCs w:val="28"/>
+                <w:lang w:val="it-IT" w:bidi="ta-IN"/>
+              </w:rPr>
+              <w:t>‡</w:t>
+            </w:r>
+            <w:r>
+              <w:rPr>
+                <w:rFonts w:ascii="Latha" w:hAnsi="Latha" w:cs="Latha"/>
+                <w:sz w:val="28"/>
+                <w:szCs w:val="28"/>
+                <w:cs/>
+                <w:lang w:bidi="ta-IN"/>
+              </w:rPr>
+              <w:t>ம்</w:t>
+            </w:r>
+            <w:r>
+              <w:rPr>
+                <w:rFonts w:ascii="Latha" w:hAnsi="Latha" w:cs="Latha"/>
+                <w:sz w:val="28"/>
+                <w:szCs w:val="28"/>
+                <w:lang w:val="it-IT" w:bidi="ta-IN"/>
+              </w:rPr>
+              <w:t xml:space="preserve"> | </w:t>
+            </w:r>
+            <w:r>
+              <w:rPr>
+                <w:rFonts w:ascii="Latha" w:hAnsi="Latha" w:cs="Latha"/>
+                <w:sz w:val="28"/>
+                <w:szCs w:val="28"/>
+                <w:cs/>
+                <w:lang w:bidi="ta-IN"/>
+              </w:rPr>
+              <w:t>ம</w:t>
+            </w:r>
+            <w:r>
+              <w:rPr>
+                <w:rFonts w:ascii="BRH Tamil Tab Extra" w:hAnsi="BRH Tamil Tab Extra" w:cs="brh"/>
+                <w:b/>
+                <w:sz w:val="32"/>
+                <w:szCs w:val="28"/>
+                <w:lang w:val="it-IT" w:bidi="ta-IN"/>
+              </w:rPr>
+              <w:t>…</w:t>
+            </w:r>
+            <w:r>
+              <w:rPr>
+                <w:rFonts w:ascii="Latha" w:hAnsi="Latha" w:cs="Latha"/>
+                <w:sz w:val="28"/>
+                <w:szCs w:val="28"/>
+                <w:cs/>
+                <w:lang w:bidi="ta-IN"/>
+              </w:rPr>
+              <w:t>ஹி</w:t>
+            </w:r>
+            <w:r>
+              <w:rPr>
+                <w:rFonts w:ascii="BRH Tamil Tab Extra" w:hAnsi="BRH Tamil Tab Extra" w:cs="brh"/>
+                <w:b/>
+                <w:sz w:val="32"/>
+                <w:szCs w:val="28"/>
+                <w:lang w:val="it-IT" w:bidi="ta-IN"/>
+              </w:rPr>
+              <w:t>…</w:t>
+            </w:r>
+            <w:r>
+              <w:rPr>
+                <w:rFonts w:ascii="Latha" w:hAnsi="Latha" w:cs="Latha"/>
+                <w:sz w:val="28"/>
+                <w:szCs w:val="28"/>
+                <w:cs/>
+                <w:lang w:bidi="ta-IN"/>
+              </w:rPr>
+              <w:t>மான</w:t>
+            </w:r>
+            <w:r>
+              <w:rPr>
+                <w:rFonts w:ascii="BRH Tamil Tab Extra" w:hAnsi="BRH Tamil Tab Extra" w:cs="brh"/>
+                <w:b/>
+                <w:sz w:val="36"/>
+                <w:szCs w:val="28"/>
+                <w:lang w:val="it-IT" w:bidi="ta-IN"/>
+              </w:rPr>
+              <w:t>†</w:t>
+            </w:r>
+            <w:r>
+              <w:rPr>
+                <w:rFonts w:ascii="Latha" w:hAnsi="Latha" w:cs="Latha"/>
+                <w:sz w:val="28"/>
+                <w:szCs w:val="28"/>
+                <w:cs/>
+                <w:lang w:bidi="ta-IN"/>
+              </w:rPr>
+              <w:t>ம்</w:t>
+            </w:r>
+            <w:r>
+              <w:rPr>
+                <w:rFonts w:ascii="Latha" w:hAnsi="Latha" w:cs="Latha"/>
+                <w:sz w:val="28"/>
+                <w:szCs w:val="28"/>
+                <w:lang w:val="it-IT" w:bidi="ta-IN"/>
+              </w:rPr>
+              <w:t xml:space="preserve"> </w:t>
+            </w:r>
+            <w:r>
+              <w:rPr>
+                <w:rFonts w:ascii="Latha" w:hAnsi="Latha" w:cs="Latha"/>
+                <w:sz w:val="28"/>
+                <w:szCs w:val="28"/>
+                <w:cs/>
+                <w:lang w:bidi="ta-IN"/>
+              </w:rPr>
+              <w:t>பனாயத</w:t>
+            </w:r>
+            <w:r>
+              <w:rPr>
+                <w:rFonts w:ascii="Latha" w:hAnsi="Latha" w:cs="Latha"/>
+                <w:sz w:val="28"/>
+                <w:szCs w:val="28"/>
+                <w:lang w:val="it-IT" w:bidi="ta-IN"/>
+              </w:rPr>
+              <w:t xml:space="preserve"> |</w:t>
+            </w:r>
+          </w:p>
+        </w:tc>
+      </w:tr>
+      <w:tr>
+        <w:trPr>
+          <w:trHeight w:val="983"/>
+        </w:trPr>
+        <w:tc>
+          <w:tcPr>
+            <w:tcW w:w="3906" w:type="dxa"/>
+          </w:tcPr>
+          <w:p>
+            <w:pPr>
+              <w:widowControl w:val="0"/>
+              <w:tabs>
+                <w:tab w:val="left" w:pos="993"/>
+              </w:tabs>
+              <w:autoSpaceDE w:val="0"/>
+              <w:autoSpaceDN w:val="0"/>
+              <w:adjustRightInd w:val="0"/>
+              <w:spacing w:before="0" w:line="240" w:lineRule="auto"/>
+              <w:ind w:right="297"/>
+              <w:rPr>
+                <w:rFonts w:cs="Arial"/>
+                <w:b/>
+                <w:sz w:val="28"/>
+                <w:szCs w:val="32"/>
+              </w:rPr>
+            </w:pPr>
+            <w:r>
+              <w:rPr>
+                <w:rFonts w:cs="Arial"/>
+                <w:b/>
+                <w:sz w:val="28"/>
+                <w:szCs w:val="32"/>
+              </w:rPr>
+              <w:t>T.S.4.6.</w:t>
+            </w:r>
+            <w:r>
+              <w:rPr>
+                <w:rFonts w:cs="Arial"/>
+                <w:b/>
+                <w:sz w:val="28"/>
+                <w:szCs w:val="32"/>
+              </w:rPr>
+              <w:t>6.3</w:t>
+            </w:r>
+            <w:r>
+              <w:rPr>
+                <w:rFonts w:cs="Arial"/>
+                <w:b/>
+                <w:sz w:val="28"/>
+                <w:szCs w:val="32"/>
+              </w:rPr>
+              <w:t xml:space="preserve"> – Kramam</w:t>
+            </w:r>
+          </w:p>
+          <w:p>
+            <w:pPr>
+              <w:widowControl w:val="0"/>
+              <w:tabs>
+                <w:tab w:val="left" w:pos="993"/>
+              </w:tabs>
+              <w:autoSpaceDE w:val="0"/>
+              <w:autoSpaceDN w:val="0"/>
+              <w:adjustRightInd w:val="0"/>
+              <w:spacing w:before="0" w:line="240" w:lineRule="auto"/>
+              <w:ind w:right="297"/>
+              <w:rPr>
+                <w:rFonts w:cs="Arial"/>
+                <w:b/>
+                <w:sz w:val="28"/>
+                <w:szCs w:val="32"/>
+                <w:lang w:val="en-IN"/>
+              </w:rPr>
+            </w:pPr>
+            <w:r>
+              <w:rPr>
+                <w:rFonts w:cs="Arial"/>
+                <w:b/>
+                <w:sz w:val="28"/>
+                <w:szCs w:val="32"/>
+                <w:lang w:val="en-IN"/>
+              </w:rPr>
+              <w:t>Krama Vaakyam No.– 63</w:t>
+            </w:r>
+          </w:p>
+          <w:p>
+            <w:pPr>
+              <w:widowControl w:val="0"/>
+              <w:tabs>
+                <w:tab w:val="left" w:pos="993"/>
+              </w:tabs>
+              <w:autoSpaceDE w:val="0"/>
+              <w:autoSpaceDN w:val="0"/>
+              <w:adjustRightInd w:val="0"/>
+              <w:spacing w:before="0" w:line="240" w:lineRule="auto"/>
+              <w:ind w:right="297"/>
+              <w:rPr>
+                <w:rFonts w:cs="Arial"/>
+                <w:b/>
+                <w:sz w:val="28"/>
+                <w:szCs w:val="32"/>
+                <w:lang w:val="it-IT"/>
+              </w:rPr>
+            </w:pPr>
+            <w:r>
+              <w:rPr>
+                <w:rFonts w:cs="Arial"/>
+                <w:b/>
+                <w:sz w:val="28"/>
+                <w:szCs w:val="32"/>
+                <w:lang w:val="it-IT"/>
+              </w:rPr>
+              <w:t>Panchaati No</w:t>
+            </w:r>
+            <w:r>
+              <w:rPr>
+                <w:rFonts w:cs="Arial"/>
+                <w:b/>
+                <w:szCs w:val="32"/>
+                <w:lang w:val="it-IT"/>
+              </w:rPr>
+              <w:t xml:space="preserve">. - </w:t>
+            </w:r>
+            <w:r>
+              <w:rPr>
+                <w:rFonts w:cs="Arial"/>
+                <w:b/>
+                <w:sz w:val="28"/>
+                <w:szCs w:val="32"/>
+                <w:lang w:val="it-IT"/>
+              </w:rPr>
+              <w:t>29</w:t>
             </w:r>
           </w:p>
         </w:tc>
@@ -3388,6 +4017,58 @@
               <w:adjustRightInd w:val="0"/>
               <w:spacing w:before="0" w:line="240" w:lineRule="auto"/>
               <w:rPr>
+                <w:rFonts w:ascii="BRH Malayalam Extra" w:eastAsia="Times New Roman" w:hAnsi="BRH Malayalam Extra" w:cs="BRH Malayalam Extra"/>
+                <w:color w:val="000000"/>
+                <w:sz w:val="40"/>
+                <w:szCs w:val="40"/>
+                <w:lang w:val="it-IT" w:eastAsia="en-IN" w:bidi="ml-IN"/>
+              </w:rPr>
+            </w:pPr>
+            <w:r>
+              <w:rPr>
+                <w:rFonts w:ascii="Latha" w:hAnsi="Latha" w:cs="Latha"/>
+                <w:sz w:val="28"/>
+                <w:szCs w:val="28"/>
+                <w:cs/>
+                <w:lang w:bidi="ta-IN"/>
+              </w:rPr>
+              <w:t>ப்</w:t>
+            </w:r>
+            <w:r>
+              <w:rPr>
+                <w:rFonts w:ascii="Latha" w:hAnsi="Latha" w:cs="Latha"/>
+                <w:b/>
+                <w:bCs/>
+                <w:position w:val="-12"/>
+                <w:sz w:val="28"/>
+                <w:szCs w:val="28"/>
+                <w:cs/>
+                <w:lang w:bidi="ta-IN"/>
+              </w:rPr>
+              <w:t>3</w:t>
+            </w:r>
+            <w:r>
+              <w:rPr>
+                <w:rFonts w:ascii="Latha" w:hAnsi="Latha" w:cs="Latha"/>
+                <w:sz w:val="28"/>
+                <w:szCs w:val="28"/>
+                <w:cs/>
+                <w:lang w:bidi="ta-IN"/>
+              </w:rPr>
+              <w:t>ராஹ்ம</w:t>
+            </w:r>
+            <w:r>
+              <w:rPr>
+                <w:rFonts w:ascii="BRH Tamil Tab Extra" w:hAnsi="BRH Tamil Tab Extra" w:cs="brh"/>
+                <w:b/>
+                <w:sz w:val="36"/>
+                <w:szCs w:val="28"/>
+                <w:lang w:bidi="ta-IN"/>
+              </w:rPr>
+              <w:t>†</w:t>
+            </w:r>
+            <w:r>
+              <w:rPr>
                 <w:rFonts w:ascii="Latha" w:hAnsi="Latha" w:cs="Latha"/>
                 <w:sz w:val="28"/>
                 <w:szCs w:val="28"/>
@@ -3395,39 +4076,58 @@
                 <w:cs/>
                 <w:lang w:bidi="ta-IN"/>
               </w:rPr>
-            </w:pPr>
-            <w:r>
-              <w:rPr>
-                <w:rFonts w:ascii="Latha" w:hAnsi="Latha" w:cs="Latha"/>
-                <w:sz w:val="28"/>
-                <w:szCs w:val="28"/>
-                <w:cs/>
-                <w:lang w:bidi="ta-IN"/>
-              </w:rPr>
-              <w:t>பட்</w:t>
-            </w:r>
-            <w:r>
-              <w:rPr>
-                <w:rFonts w:ascii="Latha" w:hAnsi="Latha" w:cs="Latha"/>
-                <w:b/>
-                <w:bCs/>
-                <w:position w:val="-12"/>
-                <w:sz w:val="28"/>
-                <w:szCs w:val="28"/>
-                <w:cs/>
-                <w:lang w:bidi="ta-IN"/>
-              </w:rPr>
-              <w:t>3</w:t>
-            </w:r>
-            <w:r>
-              <w:rPr>
-                <w:rFonts w:ascii="Latha" w:hAnsi="Latha" w:cs="Latha"/>
-                <w:sz w:val="28"/>
-                <w:szCs w:val="28"/>
-                <w:cs/>
-                <w:lang w:bidi="ta-IN"/>
-              </w:rPr>
-              <w:t>பீ</w:t>
+              <w:t>னா</w:t>
+            </w:r>
+            <w:r>
+              <w:rPr>
+                <w:rFonts w:ascii="Latha" w:hAnsi="Latha" w:cs="Latha"/>
+                <w:sz w:val="28"/>
+                <w:szCs w:val="28"/>
+                <w:cs/>
+                <w:lang w:bidi="ta-IN"/>
+              </w:rPr>
+              <w:t>ஸ</w:t>
+            </w:r>
+            <w:r>
+              <w:rPr>
+                <w:rFonts w:ascii="BRH Tamil Tab Extra" w:hAnsi="BRH Tamil Tab Extra" w:cs="brh"/>
+                <w:b/>
+                <w:sz w:val="32"/>
+                <w:szCs w:val="28"/>
+                <w:lang w:bidi="ta-IN"/>
+              </w:rPr>
+              <w:t>…</w:t>
+            </w:r>
+            <w:r>
+              <w:rPr>
+                <w:rFonts w:ascii="Latha" w:hAnsi="Latha" w:cs="Latha"/>
+                <w:b/>
+                <w:bCs/>
+                <w:sz w:val="32"/>
+                <w:szCs w:val="32"/>
+                <w:cs/>
+                <w:lang w:bidi="ta-IN"/>
+              </w:rPr>
+              <w:t>:</w:t>
+            </w:r>
+            <w:r>
+              <w:rPr>
+                <w:rFonts w:ascii="Latha" w:hAnsi="Latha" w:cs="Latha"/>
+                <w:sz w:val="28"/>
+                <w:szCs w:val="28"/>
+                <w:lang w:bidi="ta-IN"/>
+              </w:rPr>
+              <w:t xml:space="preserve"> </w:t>
+            </w:r>
+            <w:r>
+              <w:rPr>
+                <w:rFonts w:ascii="Latha" w:hAnsi="Latha" w:cs="Latha"/>
+                <w:sz w:val="28"/>
+                <w:szCs w:val="28"/>
+                <w:cs/>
+                <w:lang w:bidi="ta-IN"/>
+              </w:rPr>
+              <w:t>பித</w:t>
             </w:r>
             <w:r>
               <w:rPr>
@@ -3442,65 +4142,12 @@
             <w:r>
               <w:rPr>
                 <w:rFonts w:ascii="Latha" w:hAnsi="Latha" w:cs="Latha"/>
-                <w:b/>
-                <w:bCs/>
-                <w:position w:val="-12"/>
-                <w:sz w:val="28"/>
-                <w:szCs w:val="28"/>
-                <w:cs/>
-                <w:lang w:bidi="ta-IN"/>
-              </w:rPr>
-              <w:t>3</w:t>
-            </w:r>
-            <w:r>
-              <w:rPr>
-                <w:rFonts w:ascii="Latha" w:hAnsi="Latha" w:cs="Latha"/>
-                <w:sz w:val="28"/>
-                <w:szCs w:val="28"/>
-                <w:cs/>
-                <w:lang w:bidi="ta-IN"/>
-              </w:rPr>
-              <w:t>ஶ</w:t>
-            </w:r>
-            <w:r>
-              <w:rPr>
-                <w:rFonts w:ascii="BRH Tamil Tab Extra" w:hAnsi="BRH Tamil Tab Extra" w:cs="brh"/>
-                <w:b/>
-                <w:sz w:val="32"/>
-                <w:szCs w:val="28"/>
-                <w:lang w:bidi="ta-IN"/>
-              </w:rPr>
-              <w:t>…</w:t>
-            </w:r>
-            <w:r>
-              <w:rPr>
-                <w:rFonts w:ascii="Latha" w:hAnsi="Latha" w:cs="Latha"/>
-                <w:sz w:val="28"/>
-                <w:szCs w:val="28"/>
-                <w:cs/>
-                <w:lang w:bidi="ta-IN"/>
-              </w:rPr>
-              <w:t>மர்வ</w:t>
-            </w:r>
-            <w:r>
-              <w:rPr>
-                <w:rFonts w:ascii="BRH Tamil Tab Extra" w:hAnsi="BRH Tamil Tab Extra" w:cs="brh"/>
-                <w:b/>
-                <w:sz w:val="36"/>
-                <w:szCs w:val="28"/>
-                <w:lang w:bidi="ta-IN"/>
-              </w:rPr>
-              <w:t>†</w:t>
-            </w:r>
-            <w:r>
-              <w:rPr>
-                <w:rFonts w:ascii="Latha" w:hAnsi="Latha" w:cs="Latha"/>
-                <w:sz w:val="28"/>
-                <w:szCs w:val="28"/>
-                <w:cs/>
-                <w:lang w:bidi="ta-IN"/>
-              </w:rPr>
-              <w:t>த</w:t>
+                <w:sz w:val="28"/>
+                <w:szCs w:val="28"/>
+                <w:cs/>
+                <w:lang w:bidi="ta-IN"/>
+              </w:rPr>
+              <w:t>ர</w:t>
             </w:r>
             <w:r>
               <w:rPr>
@@ -3521,122 +4168,7 @@
                 <w:szCs w:val="28"/>
                 <w:lang w:bidi="ta-IN"/>
               </w:rPr>
-              <w:t xml:space="preserve"> | </w:t>
-            </w:r>
-            <w:r>
-              <w:rPr>
-                <w:rFonts w:ascii="Latha" w:hAnsi="Latha" w:cs="Latha"/>
-                <w:sz w:val="28"/>
-                <w:szCs w:val="28"/>
-                <w:cs/>
-                <w:lang w:bidi="ta-IN"/>
-              </w:rPr>
-              <w:t>அர்வ</w:t>
-            </w:r>
-            <w:r>
-              <w:rPr>
-                <w:rFonts w:ascii="BRH Tamil Tab Extra" w:hAnsi="BRH Tamil Tab Extra" w:cs="brh"/>
-                <w:b/>
-                <w:sz w:val="36"/>
-                <w:szCs w:val="28"/>
-                <w:lang w:bidi="ta-IN"/>
-              </w:rPr>
-              <w:t>†</w:t>
-            </w:r>
-            <w:r>
-              <w:rPr>
-                <w:rFonts w:ascii="Latha" w:hAnsi="Latha" w:cs="Latha"/>
-                <w:sz w:val="28"/>
-                <w:szCs w:val="28"/>
-                <w:cs/>
-                <w:lang w:bidi="ta-IN"/>
-              </w:rPr>
-              <w:t>த</w:t>
-            </w:r>
-            <w:r>
-              <w:rPr>
-                <w:rFonts w:ascii="BRH Tamil Tab Extra" w:hAnsi="BRH Tamil Tab Extra" w:cs="brh"/>
-                <w:b/>
-                <w:sz w:val="32"/>
-                <w:szCs w:val="28"/>
-                <w:lang w:bidi="ta-IN"/>
-              </w:rPr>
-              <w:t>…</w:t>
-            </w:r>
-            <w:r>
-              <w:rPr>
-                <w:rFonts w:ascii="Latha" w:hAnsi="Latha" w:cs="Latha"/>
-                <w:sz w:val="28"/>
-                <w:szCs w:val="28"/>
-                <w:lang w:bidi="ta-IN"/>
-              </w:rPr>
-              <w:t xml:space="preserve"> </w:t>
-            </w:r>
-            <w:r>
-              <w:rPr>
-                <w:rFonts w:ascii="Latha" w:hAnsi="Latha" w:cs="Latha"/>
-                <w:sz w:val="28"/>
-                <w:szCs w:val="28"/>
-                <w:cs/>
-                <w:lang w:bidi="ta-IN"/>
-              </w:rPr>
-              <w:lastRenderedPageBreak/>
-              <w:t>இத்ய</w:t>
-            </w:r>
-            <w:r>
-              <w:rPr>
-                <w:rFonts w:ascii="Latha" w:hAnsi="Latha" w:cs="Latha"/>
-                <w:sz w:val="28"/>
-                <w:szCs w:val="28"/>
-                <w:highlight w:val="yellow"/>
-                <w:cs/>
-                <w:lang w:bidi="ta-IN"/>
-              </w:rPr>
-              <w:t>வ</w:t>
-            </w:r>
-            <w:r>
-              <w:rPr>
-                <w:rFonts w:ascii="BRH Tamil Tab Extra" w:hAnsi="BRH Tamil Tab Extra" w:cs="brh"/>
-                <w:b/>
-                <w:sz w:val="36"/>
-                <w:szCs w:val="28"/>
-                <w:highlight w:val="yellow"/>
-                <w:lang w:bidi="ta-IN"/>
-              </w:rPr>
-              <w:t>†</w:t>
-            </w:r>
-            <w:r>
-              <w:rPr>
-                <w:rFonts w:ascii="Latha" w:hAnsi="Latha" w:cs="Latha"/>
-                <w:sz w:val="28"/>
-                <w:szCs w:val="28"/>
-                <w:highlight w:val="yellow"/>
-                <w:cs/>
-                <w:lang w:bidi="ta-IN"/>
-              </w:rPr>
-              <w:t>ர்த</w:t>
-            </w:r>
-            <w:r>
-              <w:rPr>
-                <w:rFonts w:ascii="Latha" w:hAnsi="Latha" w:cs="Latha"/>
-                <w:b/>
-                <w:bCs/>
-                <w:sz w:val="32"/>
-                <w:szCs w:val="32"/>
-                <w:highlight w:val="yellow"/>
-                <w:cs/>
-                <w:lang w:bidi="ta-IN"/>
-              </w:rPr>
-              <w:t>:</w:t>
-            </w:r>
-            <w:r>
-              <w:rPr>
-                <w:rFonts w:ascii="Latha" w:hAnsi="Latha" w:cs="Latha"/>
-                <w:sz w:val="28"/>
-                <w:szCs w:val="28"/>
-                <w:lang w:bidi="ta-IN"/>
-              </w:rPr>
-              <w:t xml:space="preserve"> ||</w:t>
+              <w:t xml:space="preserve"> |</w:t>
             </w:r>
           </w:p>
         </w:tc>
@@ -3652,11 +4184,11 @@
               <w:adjustRightInd w:val="0"/>
               <w:spacing w:before="0" w:line="240" w:lineRule="auto"/>
               <w:rPr>
-                <w:rFonts w:ascii="Latha" w:hAnsi="Latha" w:cs="Latha"/>
-                <w:sz w:val="28"/>
-                <w:szCs w:val="28"/>
-                <w:cs/>
-                <w:lang w:bidi="ta-IN"/>
+                <w:rFonts w:ascii="BRH Malayalam Extra" w:eastAsia="Times New Roman" w:hAnsi="BRH Malayalam Extra" w:cs="BRH Malayalam Extra"/>
+                <w:color w:val="000000"/>
+                <w:sz w:val="40"/>
+                <w:szCs w:val="40"/>
+                <w:lang w:val="it-IT" w:eastAsia="en-IN" w:bidi="ml-IN"/>
               </w:rPr>
             </w:pPr>
             <w:r>
@@ -3667,8 +4199,7 @@
                 <w:cs/>
                 <w:lang w:bidi="ta-IN"/>
               </w:rPr>
-              <w:lastRenderedPageBreak/>
-              <w:t>பட்</w:t>
+              <w:t>ப்</w:t>
             </w:r>
             <w:r>
               <w:rPr>
@@ -3691,7 +4222,7 @@
                 <w:cs/>
                 <w:lang w:bidi="ta-IN"/>
               </w:rPr>
-              <w:t>பீ</w:t>
+              <w:t>ராஹ்ம</w:t>
             </w:r>
             <w:r>
               <w:rPr>
@@ -3699,6 +4230,7 @@
                 <w:b/>
                 <w:sz w:val="36"/>
                 <w:szCs w:val="28"/>
+                <w:highlight w:val="green"/>
                 <w:lang w:bidi="ta-IN"/>
               </w:rPr>
               <w:t>†</w:t>
@@ -3706,25 +4238,23 @@
             <w:r>
               <w:rPr>
                 <w:rFonts w:ascii="Latha" w:hAnsi="Latha" w:cs="Latha"/>
-                <w:b/>
-                <w:bCs/>
-                <w:position w:val="-12"/>
-                <w:sz w:val="28"/>
-                <w:szCs w:val="28"/>
-                <w:cs/>
-                <w:lang w:bidi="ta-IN"/>
-              </w:rPr>
-              <w:t>3</w:t>
-            </w:r>
-            <w:r>
-              <w:rPr>
-                <w:rFonts w:ascii="Latha" w:hAnsi="Latha" w:cs="Latha"/>
-                <w:sz w:val="28"/>
-                <w:szCs w:val="28"/>
-                <w:cs/>
-                <w:lang w:bidi="ta-IN"/>
-              </w:rPr>
-              <w:t>ஶ</w:t>
+                <w:sz w:val="28"/>
+                <w:szCs w:val="28"/>
+                <w:highlight w:val="green"/>
+                <w:cs/>
+                <w:lang w:bidi="ta-IN"/>
+              </w:rPr>
+              <w:t>ணா</w:t>
+            </w:r>
+            <w:r>
+              <w:rPr>
+                <w:rFonts w:ascii="Latha" w:hAnsi="Latha" w:cs="Latha"/>
+                <w:sz w:val="28"/>
+                <w:szCs w:val="28"/>
+                <w:cs/>
+                <w:lang w:bidi="ta-IN"/>
+              </w:rPr>
+              <w:t>ஸ</w:t>
             </w:r>
             <w:r>
               <w:rPr>
@@ -3739,12 +4269,33 @@
             <w:r>
               <w:rPr>
                 <w:rFonts w:ascii="Latha" w:hAnsi="Latha" w:cs="Latha"/>
-                <w:sz w:val="28"/>
-                <w:szCs w:val="28"/>
-                <w:cs/>
-                <w:lang w:bidi="ta-IN"/>
-              </w:rPr>
-              <w:t>மர்வ</w:t>
+                <w:b/>
+                <w:bCs/>
+                <w:sz w:val="32"/>
+                <w:szCs w:val="32"/>
+                <w:cs/>
+                <w:lang w:bidi="ta-IN"/>
+              </w:rPr>
+              <w:t>:</w:t>
+            </w:r>
+            <w:r>
+              <w:rPr>
+                <w:rFonts w:ascii="Latha" w:hAnsi="Latha" w:cs="Latha"/>
+                <w:sz w:val="28"/>
+                <w:szCs w:val="28"/>
+                <w:lang w:bidi="ta-IN"/>
+              </w:rPr>
+              <w:t xml:space="preserve"> </w:t>
+            </w:r>
+            <w:r>
+              <w:rPr>
+                <w:rFonts w:ascii="Latha" w:hAnsi="Latha" w:cs="Latha"/>
+                <w:sz w:val="28"/>
+                <w:szCs w:val="28"/>
+                <w:cs/>
+                <w:lang w:bidi="ta-IN"/>
+              </w:rPr>
+              <w:t>பித</w:t>
             </w:r>
             <w:r>
               <w:rPr>
@@ -3764,7 +4315,7 @@
                 <w:cs/>
                 <w:lang w:bidi="ta-IN"/>
               </w:rPr>
-              <w:t>த</w:t>
+              <w:t>ர</w:t>
             </w:r>
             <w:r>
               <w:rPr>
@@ -3785,129 +4336,7 @@
                 <w:szCs w:val="28"/>
                 <w:lang w:bidi="ta-IN"/>
               </w:rPr>
-              <w:t xml:space="preserve"> | </w:t>
-            </w:r>
-            <w:r>
-              <w:rPr>
-                <w:rFonts w:ascii="Latha" w:hAnsi="Latha" w:cs="Latha"/>
-                <w:sz w:val="28"/>
-                <w:szCs w:val="28"/>
-                <w:cs/>
-                <w:lang w:bidi="ta-IN"/>
-              </w:rPr>
-              <w:t>அர்வ</w:t>
-            </w:r>
-            <w:r>
-              <w:rPr>
-                <w:rFonts w:ascii="BRH Tamil Tab Extra" w:hAnsi="BRH Tamil Tab Extra" w:cs="brh"/>
-                <w:b/>
-                <w:sz w:val="36"/>
-                <w:szCs w:val="28"/>
-                <w:lang w:bidi="ta-IN"/>
-              </w:rPr>
-              <w:t>†</w:t>
-            </w:r>
-            <w:r>
-              <w:rPr>
-                <w:rFonts w:ascii="Latha" w:hAnsi="Latha" w:cs="Latha"/>
-                <w:sz w:val="28"/>
-                <w:szCs w:val="28"/>
-                <w:cs/>
-                <w:lang w:bidi="ta-IN"/>
-              </w:rPr>
-              <w:t>த</w:t>
-            </w:r>
-            <w:r>
-              <w:rPr>
-                <w:rFonts w:ascii="BRH Tamil Tab Extra" w:hAnsi="BRH Tamil Tab Extra" w:cs="brh"/>
-                <w:b/>
-                <w:sz w:val="32"/>
-                <w:szCs w:val="28"/>
-                <w:lang w:bidi="ta-IN"/>
-              </w:rPr>
-              <w:t>…</w:t>
-            </w:r>
-            <w:r>
-              <w:rPr>
-                <w:rFonts w:ascii="Latha" w:hAnsi="Latha" w:cs="Latha"/>
-                <w:sz w:val="28"/>
-                <w:szCs w:val="28"/>
-                <w:lang w:bidi="ta-IN"/>
-              </w:rPr>
-              <w:t xml:space="preserve"> </w:t>
-            </w:r>
-            <w:r>
-              <w:rPr>
-                <w:rFonts w:ascii="Latha" w:hAnsi="Latha" w:cs="Latha"/>
-                <w:sz w:val="28"/>
-                <w:szCs w:val="28"/>
-                <w:cs/>
-                <w:lang w:bidi="ta-IN"/>
-              </w:rPr>
-              <w:lastRenderedPageBreak/>
-              <w:t>இத்ய</w:t>
-            </w:r>
-            <w:r>
-              <w:rPr>
-                <w:rFonts w:ascii="Latha" w:hAnsi="Latha" w:cs="Latha"/>
-                <w:sz w:val="28"/>
-                <w:szCs w:val="28"/>
-                <w:highlight w:val="green"/>
-                <w:cs/>
-                <w:lang w:bidi="ta-IN"/>
-              </w:rPr>
-              <w:t>ர்</w:t>
-            </w:r>
-            <w:r>
-              <w:rPr>
-                <w:rFonts w:ascii="Latha" w:hAnsi="Latha" w:cs="Latha"/>
-                <w:sz w:val="28"/>
-                <w:szCs w:val="28"/>
-                <w:cs/>
-                <w:lang w:bidi="ta-IN"/>
-              </w:rPr>
-              <w:t>வ</w:t>
-            </w:r>
-            <w:r>
-              <w:rPr>
-                <w:rFonts w:ascii="BRH Tamil Tab Extra" w:hAnsi="BRH Tamil Tab Extra" w:cs="brh"/>
-                <w:b/>
-                <w:sz w:val="36"/>
-                <w:szCs w:val="28"/>
-                <w:lang w:bidi="ta-IN"/>
-              </w:rPr>
-              <w:t>†</w:t>
-            </w:r>
-            <w:r>
-              <w:rPr>
-                <w:rFonts w:ascii="Latha" w:hAnsi="Latha" w:cs="Latha"/>
-                <w:sz w:val="28"/>
-                <w:szCs w:val="28"/>
-                <w:cs/>
-                <w:lang w:bidi="ta-IN"/>
-              </w:rPr>
-              <w:t>த</w:t>
-            </w:r>
-            <w:r>
-              <w:rPr>
-                <w:rFonts w:ascii="Latha" w:hAnsi="Latha" w:cs="Latha"/>
-                <w:b/>
-                <w:bCs/>
-                <w:sz w:val="32"/>
-                <w:szCs w:val="32"/>
-                <w:cs/>
-                <w:lang w:bidi="ta-IN"/>
-              </w:rPr>
-              <w:t>:</w:t>
-            </w:r>
-            <w:r>
-              <w:rPr>
-                <w:rFonts w:ascii="Latha" w:hAnsi="Latha" w:cs="Latha"/>
-                <w:sz w:val="28"/>
-                <w:szCs w:val="28"/>
-                <w:lang w:bidi="ta-IN"/>
-              </w:rPr>
-              <w:t xml:space="preserve"> ||</w:t>
+              <w:t xml:space="preserve"> |</w:t>
             </w:r>
           </w:p>
         </w:tc>
@@ -3945,7 +4374,692 @@
                 <w:sz w:val="28"/>
                 <w:szCs w:val="32"/>
               </w:rPr>
-              <w:lastRenderedPageBreak/>
+              <w:t>T.S.4.6.</w:t>
+            </w:r>
+            <w:r>
+              <w:rPr>
+                <w:rFonts w:cs="Arial"/>
+                <w:b/>
+                <w:sz w:val="28"/>
+                <w:szCs w:val="32"/>
+              </w:rPr>
+              <w:t>9.1</w:t>
+            </w:r>
+            <w:r>
+              <w:rPr>
+                <w:rFonts w:cs="Arial"/>
+                <w:b/>
+                <w:sz w:val="28"/>
+                <w:szCs w:val="32"/>
+              </w:rPr>
+              <w:t xml:space="preserve"> – Kramam</w:t>
+            </w:r>
+          </w:p>
+          <w:p>
+            <w:pPr>
+              <w:widowControl w:val="0"/>
+              <w:tabs>
+                <w:tab w:val="left" w:pos="993"/>
+              </w:tabs>
+              <w:autoSpaceDE w:val="0"/>
+              <w:autoSpaceDN w:val="0"/>
+              <w:adjustRightInd w:val="0"/>
+              <w:spacing w:before="0" w:line="252" w:lineRule="auto"/>
+              <w:ind w:right="297"/>
+              <w:rPr>
+                <w:rFonts w:cs="Arial"/>
+                <w:b/>
+                <w:sz w:val="28"/>
+                <w:szCs w:val="32"/>
+                <w:lang w:val="en-IN"/>
+              </w:rPr>
+            </w:pPr>
+            <w:r>
+              <w:rPr>
+                <w:rFonts w:cs="Arial"/>
+                <w:b/>
+                <w:sz w:val="28"/>
+                <w:szCs w:val="32"/>
+                <w:lang w:val="en-IN"/>
+              </w:rPr>
+              <w:t xml:space="preserve">Krama Vaakyam No.– </w:t>
+            </w:r>
+            <w:r>
+              <w:rPr>
+                <w:rFonts w:cs="Arial"/>
+                <w:b/>
+                <w:sz w:val="28"/>
+                <w:szCs w:val="32"/>
+                <w:lang w:val="en-IN"/>
+              </w:rPr>
+              <w:t>5</w:t>
+            </w:r>
+            <w:r>
+              <w:rPr>
+                <w:rFonts w:cs="Arial"/>
+                <w:b/>
+                <w:sz w:val="28"/>
+                <w:szCs w:val="32"/>
+                <w:lang w:val="en-IN"/>
+              </w:rPr>
+              <w:t>3</w:t>
+            </w:r>
+          </w:p>
+          <w:p>
+            <w:pPr>
+              <w:widowControl w:val="0"/>
+              <w:tabs>
+                <w:tab w:val="left" w:pos="993"/>
+              </w:tabs>
+              <w:autoSpaceDE w:val="0"/>
+              <w:autoSpaceDN w:val="0"/>
+              <w:adjustRightInd w:val="0"/>
+              <w:spacing w:before="0" w:line="252" w:lineRule="auto"/>
+              <w:ind w:right="297"/>
+              <w:rPr>
+                <w:rFonts w:cs="Arial"/>
+                <w:b/>
+                <w:sz w:val="28"/>
+                <w:szCs w:val="32"/>
+              </w:rPr>
+            </w:pPr>
+            <w:r>
+              <w:rPr>
+                <w:rFonts w:cs="Arial"/>
+                <w:b/>
+                <w:sz w:val="28"/>
+                <w:szCs w:val="32"/>
+                <w:lang w:val="it-IT"/>
+              </w:rPr>
+              <w:t>Panchaati No</w:t>
+            </w:r>
+            <w:r>
+              <w:rPr>
+                <w:rFonts w:cs="Arial"/>
+                <w:b/>
+                <w:szCs w:val="32"/>
+                <w:lang w:val="it-IT"/>
+              </w:rPr>
+              <w:t xml:space="preserve">. - </w:t>
+            </w:r>
+            <w:r>
+              <w:rPr>
+                <w:rFonts w:cs="Arial"/>
+                <w:b/>
+                <w:sz w:val="28"/>
+                <w:szCs w:val="32"/>
+                <w:lang w:val="it-IT"/>
+              </w:rPr>
+              <w:t>43</w:t>
+            </w:r>
+          </w:p>
+        </w:tc>
+        <w:tc>
+          <w:tcPr>
+            <w:tcW w:w="5103" w:type="dxa"/>
+          </w:tcPr>
+          <w:p>
+            <w:pPr>
+              <w:widowControl w:val="0"/>
+              <w:autoSpaceDE w:val="0"/>
+              <w:autoSpaceDN w:val="0"/>
+              <w:adjustRightInd w:val="0"/>
+              <w:spacing w:before="0" w:line="240" w:lineRule="auto"/>
+              <w:rPr>
+                <w:rFonts w:ascii="Latha" w:hAnsi="Latha" w:cs="Latha"/>
+                <w:sz w:val="28"/>
+                <w:szCs w:val="28"/>
+                <w:highlight w:val="yellow"/>
+                <w:cs/>
+                <w:lang w:bidi="ta-IN"/>
+              </w:rPr>
+            </w:pPr>
+            <w:r>
+              <w:rPr>
+                <w:rFonts w:ascii="Latha" w:hAnsi="Latha" w:cs="Latha"/>
+                <w:sz w:val="28"/>
+                <w:szCs w:val="28"/>
+                <w:cs/>
+                <w:lang w:bidi="ta-IN"/>
+              </w:rPr>
+              <w:t>பட்</w:t>
+            </w:r>
+            <w:r>
+              <w:rPr>
+                <w:rFonts w:ascii="Latha" w:hAnsi="Latha" w:cs="Latha"/>
+                <w:b/>
+                <w:bCs/>
+                <w:position w:val="-12"/>
+                <w:sz w:val="28"/>
+                <w:szCs w:val="28"/>
+                <w:cs/>
+                <w:lang w:bidi="ta-IN"/>
+              </w:rPr>
+              <w:t>3</w:t>
+            </w:r>
+            <w:r>
+              <w:rPr>
+                <w:rFonts w:ascii="Latha" w:hAnsi="Latha" w:cs="Latha"/>
+                <w:sz w:val="28"/>
+                <w:szCs w:val="28"/>
+                <w:cs/>
+                <w:lang w:bidi="ta-IN"/>
+              </w:rPr>
+              <w:t>பீ</w:t>
+            </w:r>
+            <w:r>
+              <w:rPr>
+                <w:rFonts w:ascii="BRH Tamil Tab Extra" w:hAnsi="BRH Tamil Tab Extra" w:cs="brh"/>
+                <w:b/>
+                <w:sz w:val="36"/>
+                <w:szCs w:val="28"/>
+                <w:lang w:bidi="ta-IN"/>
+              </w:rPr>
+              <w:t>†</w:t>
+            </w:r>
+            <w:r>
+              <w:rPr>
+                <w:rFonts w:ascii="Latha" w:hAnsi="Latha" w:cs="Latha"/>
+                <w:b/>
+                <w:bCs/>
+                <w:position w:val="-12"/>
+                <w:sz w:val="28"/>
+                <w:szCs w:val="28"/>
+                <w:cs/>
+                <w:lang w:bidi="ta-IN"/>
+              </w:rPr>
+              <w:t>3</w:t>
+            </w:r>
+            <w:r>
+              <w:rPr>
+                <w:rFonts w:ascii="Latha" w:hAnsi="Latha" w:cs="Latha"/>
+                <w:sz w:val="28"/>
+                <w:szCs w:val="28"/>
+                <w:cs/>
+                <w:lang w:bidi="ta-IN"/>
+              </w:rPr>
+              <w:t>ஶ</w:t>
+            </w:r>
+            <w:r>
+              <w:rPr>
+                <w:rFonts w:ascii="BRH Tamil Tab Extra" w:hAnsi="BRH Tamil Tab Extra" w:cs="brh"/>
+                <w:b/>
+                <w:sz w:val="32"/>
+                <w:szCs w:val="28"/>
+                <w:lang w:bidi="ta-IN"/>
+              </w:rPr>
+              <w:t>…</w:t>
+            </w:r>
+            <w:r>
+              <w:rPr>
+                <w:rFonts w:ascii="Latha" w:hAnsi="Latha" w:cs="Latha"/>
+                <w:sz w:val="28"/>
+                <w:szCs w:val="28"/>
+                <w:cs/>
+                <w:lang w:bidi="ta-IN"/>
+              </w:rPr>
+              <w:t>மர்வ</w:t>
+            </w:r>
+            <w:r>
+              <w:rPr>
+                <w:rFonts w:ascii="BRH Tamil Tab Extra" w:hAnsi="BRH Tamil Tab Extra" w:cs="brh"/>
+                <w:b/>
+                <w:sz w:val="36"/>
+                <w:szCs w:val="28"/>
+                <w:lang w:bidi="ta-IN"/>
+              </w:rPr>
+              <w:t>†</w:t>
+            </w:r>
+            <w:r>
+              <w:rPr>
+                <w:rFonts w:ascii="Latha" w:hAnsi="Latha" w:cs="Latha"/>
+                <w:sz w:val="28"/>
+                <w:szCs w:val="28"/>
+                <w:cs/>
+                <w:lang w:bidi="ta-IN"/>
+              </w:rPr>
+              <w:t>த</w:t>
+            </w:r>
+            <w:r>
+              <w:rPr>
+                <w:rFonts w:ascii="Latha" w:hAnsi="Latha" w:cs="Latha"/>
+                <w:b/>
+                <w:bCs/>
+                <w:sz w:val="32"/>
+                <w:szCs w:val="32"/>
+                <w:cs/>
+                <w:lang w:bidi="ta-IN"/>
+              </w:rPr>
+              <w:t>:</w:t>
+            </w:r>
+            <w:r>
+              <w:rPr>
+                <w:rFonts w:ascii="Latha" w:hAnsi="Latha" w:cs="Latha"/>
+                <w:sz w:val="28"/>
+                <w:szCs w:val="28"/>
+                <w:lang w:bidi="ta-IN"/>
+              </w:rPr>
+              <w:t xml:space="preserve"> | </w:t>
+            </w:r>
+            <w:r>
+              <w:rPr>
+                <w:rFonts w:ascii="Latha" w:hAnsi="Latha" w:cs="Latha"/>
+                <w:sz w:val="28"/>
+                <w:szCs w:val="28"/>
+                <w:cs/>
+                <w:lang w:bidi="ta-IN"/>
+              </w:rPr>
+              <w:t>அர்வ</w:t>
+            </w:r>
+            <w:r>
+              <w:rPr>
+                <w:rFonts w:ascii="BRH Tamil Tab Extra" w:hAnsi="BRH Tamil Tab Extra" w:cs="brh"/>
+                <w:b/>
+                <w:sz w:val="36"/>
+                <w:szCs w:val="28"/>
+                <w:lang w:bidi="ta-IN"/>
+              </w:rPr>
+              <w:t>†</w:t>
+            </w:r>
+            <w:r>
+              <w:rPr>
+                <w:rFonts w:ascii="Latha" w:hAnsi="Latha" w:cs="Latha"/>
+                <w:sz w:val="28"/>
+                <w:szCs w:val="28"/>
+                <w:cs/>
+                <w:lang w:bidi="ta-IN"/>
+              </w:rPr>
+              <w:t>த</w:t>
+            </w:r>
+            <w:r>
+              <w:rPr>
+                <w:rFonts w:ascii="BRH Tamil Tab Extra" w:hAnsi="BRH Tamil Tab Extra" w:cs="brh"/>
+                <w:b/>
+                <w:sz w:val="32"/>
+                <w:szCs w:val="28"/>
+                <w:lang w:bidi="ta-IN"/>
+              </w:rPr>
+              <w:t>…</w:t>
+            </w:r>
+            <w:r>
+              <w:rPr>
+                <w:rFonts w:ascii="Latha" w:hAnsi="Latha" w:cs="Latha"/>
+                <w:sz w:val="28"/>
+                <w:szCs w:val="28"/>
+                <w:lang w:bidi="ta-IN"/>
+              </w:rPr>
+              <w:t xml:space="preserve"> </w:t>
+            </w:r>
+            <w:r>
+              <w:rPr>
+                <w:rFonts w:ascii="Latha" w:hAnsi="Latha" w:cs="Latha"/>
+                <w:sz w:val="28"/>
+                <w:szCs w:val="28"/>
+                <w:cs/>
+                <w:lang w:bidi="ta-IN"/>
+              </w:rPr>
+              <w:t>இத்ய</w:t>
+            </w:r>
+            <w:r>
+              <w:rPr>
+                <w:rFonts w:ascii="Latha" w:hAnsi="Latha" w:cs="Latha"/>
+                <w:sz w:val="28"/>
+                <w:szCs w:val="28"/>
+                <w:highlight w:val="yellow"/>
+                <w:cs/>
+                <w:lang w:bidi="ta-IN"/>
+              </w:rPr>
+              <w:t>வ</w:t>
+            </w:r>
+            <w:r>
+              <w:rPr>
+                <w:rFonts w:ascii="BRH Tamil Tab Extra" w:hAnsi="BRH Tamil Tab Extra" w:cs="brh"/>
+                <w:b/>
+                <w:sz w:val="36"/>
+                <w:szCs w:val="28"/>
+                <w:highlight w:val="yellow"/>
+                <w:lang w:bidi="ta-IN"/>
+              </w:rPr>
+              <w:t>†</w:t>
+            </w:r>
+            <w:r>
+              <w:rPr>
+                <w:rFonts w:ascii="Latha" w:hAnsi="Latha" w:cs="Latha"/>
+                <w:sz w:val="28"/>
+                <w:szCs w:val="28"/>
+                <w:highlight w:val="yellow"/>
+                <w:cs/>
+                <w:lang w:bidi="ta-IN"/>
+              </w:rPr>
+              <w:t>ர்த</w:t>
+            </w:r>
+            <w:r>
+              <w:rPr>
+                <w:rFonts w:ascii="Latha" w:hAnsi="Latha" w:cs="Latha"/>
+                <w:b/>
+                <w:bCs/>
+                <w:sz w:val="32"/>
+                <w:szCs w:val="32"/>
+                <w:highlight w:val="yellow"/>
+                <w:cs/>
+                <w:lang w:bidi="ta-IN"/>
+              </w:rPr>
+              <w:t>:</w:t>
+            </w:r>
+            <w:r>
+              <w:rPr>
+                <w:rFonts w:ascii="Latha" w:hAnsi="Latha" w:cs="Latha"/>
+                <w:sz w:val="28"/>
+                <w:szCs w:val="28"/>
+                <w:lang w:bidi="ta-IN"/>
+              </w:rPr>
+              <w:t xml:space="preserve"> ||</w:t>
+            </w:r>
+          </w:p>
+        </w:tc>
+        <w:tc>
+          <w:tcPr>
+            <w:tcW w:w="5386" w:type="dxa"/>
+          </w:tcPr>
+          <w:p>
+            <w:pPr>
+              <w:widowControl w:val="0"/>
+              <w:autoSpaceDE w:val="0"/>
+              <w:autoSpaceDN w:val="0"/>
+              <w:adjustRightInd w:val="0"/>
+              <w:spacing w:before="0" w:line="240" w:lineRule="auto"/>
+              <w:rPr>
+                <w:rFonts w:ascii="Latha" w:hAnsi="Latha" w:cs="Latha"/>
+                <w:sz w:val="28"/>
+                <w:szCs w:val="28"/>
+                <w:cs/>
+                <w:lang w:bidi="ta-IN"/>
+              </w:rPr>
+            </w:pPr>
+            <w:r>
+              <w:rPr>
+                <w:rFonts w:ascii="Latha" w:hAnsi="Latha" w:cs="Latha"/>
+                <w:sz w:val="28"/>
+                <w:szCs w:val="28"/>
+                <w:cs/>
+                <w:lang w:bidi="ta-IN"/>
+              </w:rPr>
+              <w:t>பட்</w:t>
+            </w:r>
+            <w:r>
+              <w:rPr>
+                <w:rFonts w:ascii="Latha" w:hAnsi="Latha" w:cs="Latha"/>
+                <w:b/>
+                <w:bCs/>
+                <w:position w:val="-12"/>
+                <w:sz w:val="28"/>
+                <w:szCs w:val="28"/>
+                <w:cs/>
+                <w:lang w:bidi="ta-IN"/>
+              </w:rPr>
+              <w:t>3</w:t>
+            </w:r>
+            <w:r>
+              <w:rPr>
+                <w:rFonts w:ascii="Latha" w:hAnsi="Latha" w:cs="Latha"/>
+                <w:sz w:val="28"/>
+                <w:szCs w:val="28"/>
+                <w:cs/>
+                <w:lang w:bidi="ta-IN"/>
+              </w:rPr>
+              <w:t>பீ</w:t>
+            </w:r>
+            <w:r>
+              <w:rPr>
+                <w:rFonts w:ascii="BRH Tamil Tab Extra" w:hAnsi="BRH Tamil Tab Extra" w:cs="brh"/>
+                <w:b/>
+                <w:sz w:val="36"/>
+                <w:szCs w:val="28"/>
+                <w:lang w:bidi="ta-IN"/>
+              </w:rPr>
+              <w:t>†</w:t>
+            </w:r>
+            <w:r>
+              <w:rPr>
+                <w:rFonts w:ascii="Latha" w:hAnsi="Latha" w:cs="Latha"/>
+                <w:b/>
+                <w:bCs/>
+                <w:position w:val="-12"/>
+                <w:sz w:val="28"/>
+                <w:szCs w:val="28"/>
+                <w:cs/>
+                <w:lang w:bidi="ta-IN"/>
+              </w:rPr>
+              <w:t>3</w:t>
+            </w:r>
+            <w:r>
+              <w:rPr>
+                <w:rFonts w:ascii="Latha" w:hAnsi="Latha" w:cs="Latha"/>
+                <w:sz w:val="28"/>
+                <w:szCs w:val="28"/>
+                <w:cs/>
+                <w:lang w:bidi="ta-IN"/>
+              </w:rPr>
+              <w:t>ஶ</w:t>
+            </w:r>
+            <w:r>
+              <w:rPr>
+                <w:rFonts w:ascii="BRH Tamil Tab Extra" w:hAnsi="BRH Tamil Tab Extra" w:cs="brh"/>
+                <w:b/>
+                <w:sz w:val="32"/>
+                <w:szCs w:val="28"/>
+                <w:lang w:bidi="ta-IN"/>
+              </w:rPr>
+              <w:t>…</w:t>
+            </w:r>
+            <w:r>
+              <w:rPr>
+                <w:rFonts w:ascii="Latha" w:hAnsi="Latha" w:cs="Latha"/>
+                <w:sz w:val="28"/>
+                <w:szCs w:val="28"/>
+                <w:cs/>
+                <w:lang w:bidi="ta-IN"/>
+              </w:rPr>
+              <w:t>மர்வ</w:t>
+            </w:r>
+            <w:r>
+              <w:rPr>
+                <w:rFonts w:ascii="BRH Tamil Tab Extra" w:hAnsi="BRH Tamil Tab Extra" w:cs="brh"/>
+                <w:b/>
+                <w:sz w:val="36"/>
+                <w:szCs w:val="28"/>
+                <w:lang w:bidi="ta-IN"/>
+              </w:rPr>
+              <w:t>†</w:t>
+            </w:r>
+            <w:r>
+              <w:rPr>
+                <w:rFonts w:ascii="Latha" w:hAnsi="Latha" w:cs="Latha"/>
+                <w:sz w:val="28"/>
+                <w:szCs w:val="28"/>
+                <w:cs/>
+                <w:lang w:bidi="ta-IN"/>
+              </w:rPr>
+              <w:t>த</w:t>
+            </w:r>
+            <w:r>
+              <w:rPr>
+                <w:rFonts w:ascii="Latha" w:hAnsi="Latha" w:cs="Latha"/>
+                <w:b/>
+                <w:bCs/>
+                <w:sz w:val="32"/>
+                <w:szCs w:val="32"/>
+                <w:cs/>
+                <w:lang w:bidi="ta-IN"/>
+              </w:rPr>
+              <w:t>:</w:t>
+            </w:r>
+            <w:r>
+              <w:rPr>
+                <w:rFonts w:ascii="Latha" w:hAnsi="Latha" w:cs="Latha"/>
+                <w:sz w:val="28"/>
+                <w:szCs w:val="28"/>
+                <w:lang w:bidi="ta-IN"/>
+              </w:rPr>
+              <w:t xml:space="preserve"> | </w:t>
+            </w:r>
+            <w:r>
+              <w:rPr>
+                <w:rFonts w:ascii="Latha" w:hAnsi="Latha" w:cs="Latha"/>
+                <w:sz w:val="28"/>
+                <w:szCs w:val="28"/>
+                <w:cs/>
+                <w:lang w:bidi="ta-IN"/>
+              </w:rPr>
+              <w:t>அர்வ</w:t>
+            </w:r>
+            <w:r>
+              <w:rPr>
+                <w:rFonts w:ascii="BRH Tamil Tab Extra" w:hAnsi="BRH Tamil Tab Extra" w:cs="brh"/>
+                <w:b/>
+                <w:sz w:val="36"/>
+                <w:szCs w:val="28"/>
+                <w:lang w:bidi="ta-IN"/>
+              </w:rPr>
+              <w:t>†</w:t>
+            </w:r>
+            <w:r>
+              <w:rPr>
+                <w:rFonts w:ascii="Latha" w:hAnsi="Latha" w:cs="Latha"/>
+                <w:sz w:val="28"/>
+                <w:szCs w:val="28"/>
+                <w:cs/>
+                <w:lang w:bidi="ta-IN"/>
+              </w:rPr>
+              <w:t>த</w:t>
+            </w:r>
+            <w:r>
+              <w:rPr>
+                <w:rFonts w:ascii="BRH Tamil Tab Extra" w:hAnsi="BRH Tamil Tab Extra" w:cs="brh"/>
+                <w:b/>
+                <w:sz w:val="32"/>
+                <w:szCs w:val="28"/>
+                <w:lang w:bidi="ta-IN"/>
+              </w:rPr>
+              <w:t>…</w:t>
+            </w:r>
+            <w:r>
+              <w:rPr>
+                <w:rFonts w:ascii="Latha" w:hAnsi="Latha" w:cs="Latha"/>
+                <w:sz w:val="28"/>
+                <w:szCs w:val="28"/>
+                <w:lang w:bidi="ta-IN"/>
+              </w:rPr>
+              <w:t xml:space="preserve"> </w:t>
+            </w:r>
+            <w:r>
+              <w:rPr>
+                <w:rFonts w:ascii="Latha" w:hAnsi="Latha" w:cs="Latha"/>
+                <w:sz w:val="28"/>
+                <w:szCs w:val="28"/>
+                <w:cs/>
+                <w:lang w:bidi="ta-IN"/>
+              </w:rPr>
+              <w:t>இத்ய</w:t>
+            </w:r>
+            <w:r>
+              <w:rPr>
+                <w:rFonts w:ascii="Latha" w:hAnsi="Latha" w:cs="Latha"/>
+                <w:sz w:val="28"/>
+                <w:szCs w:val="28"/>
+                <w:highlight w:val="green"/>
+                <w:cs/>
+                <w:lang w:bidi="ta-IN"/>
+              </w:rPr>
+              <w:t>ர்</w:t>
+            </w:r>
+            <w:r>
+              <w:rPr>
+                <w:rFonts w:ascii="Latha" w:hAnsi="Latha" w:cs="Latha"/>
+                <w:sz w:val="28"/>
+                <w:szCs w:val="28"/>
+                <w:cs/>
+                <w:lang w:bidi="ta-IN"/>
+              </w:rPr>
+              <w:t>வ</w:t>
+            </w:r>
+            <w:r>
+              <w:rPr>
+                <w:rFonts w:ascii="BRH Tamil Tab Extra" w:hAnsi="BRH Tamil Tab Extra" w:cs="brh"/>
+                <w:b/>
+                <w:sz w:val="36"/>
+                <w:szCs w:val="28"/>
+                <w:lang w:bidi="ta-IN"/>
+              </w:rPr>
+              <w:t>†</w:t>
+            </w:r>
+            <w:r>
+              <w:rPr>
+                <w:rFonts w:ascii="Latha" w:hAnsi="Latha" w:cs="Latha"/>
+                <w:sz w:val="28"/>
+                <w:szCs w:val="28"/>
+                <w:cs/>
+                <w:lang w:bidi="ta-IN"/>
+              </w:rPr>
+              <w:t>த</w:t>
+            </w:r>
+            <w:r>
+              <w:rPr>
+                <w:rFonts w:ascii="Latha" w:hAnsi="Latha" w:cs="Latha"/>
+                <w:b/>
+                <w:bCs/>
+                <w:sz w:val="32"/>
+                <w:szCs w:val="32"/>
+                <w:cs/>
+                <w:lang w:bidi="ta-IN"/>
+              </w:rPr>
+              <w:t>:</w:t>
+            </w:r>
+            <w:r>
+              <w:rPr>
+                <w:rFonts w:ascii="Latha" w:hAnsi="Latha" w:cs="Latha"/>
+                <w:sz w:val="28"/>
+                <w:szCs w:val="28"/>
+                <w:lang w:bidi="ta-IN"/>
+              </w:rPr>
+              <w:t xml:space="preserve"> ||</w:t>
+            </w:r>
+          </w:p>
+        </w:tc>
+      </w:tr>
+      <w:tr>
+        <w:trPr>
+          <w:trHeight w:val="1118"/>
+        </w:trPr>
+        <w:tc>
+          <w:tcPr>
+            <w:tcW w:w="3906" w:type="dxa"/>
+          </w:tcPr>
+          <w:p>
+            <w:pPr>
+              <w:widowControl w:val="0"/>
+              <w:tabs>
+                <w:tab w:val="left" w:pos="993"/>
+              </w:tabs>
+              <w:autoSpaceDE w:val="0"/>
+              <w:autoSpaceDN w:val="0"/>
+              <w:adjustRightInd w:val="0"/>
+              <w:spacing w:before="0" w:line="252" w:lineRule="auto"/>
+              <w:ind w:right="297"/>
+              <w:rPr>
+                <w:rFonts w:cs="Arial"/>
+                <w:b/>
+                <w:sz w:val="28"/>
+                <w:szCs w:val="32"/>
+              </w:rPr>
+            </w:pPr>
+            <w:r>
+              <w:rPr>
+                <w:rFonts w:cs="Arial"/>
+                <w:b/>
+                <w:sz w:val="28"/>
+                <w:szCs w:val="32"/>
+              </w:rPr>
               <w:t>T.S.4.6.</w:t>
             </w:r>
             <w:r>
@@ -5098,6 +6212,7 @@
                 <w:sz w:val="28"/>
                 <w:szCs w:val="32"/>
               </w:rPr>
+              <w:lastRenderedPageBreak/>
               <w:t>T.S.4.6.</w:t>
             </w:r>
             <w:r>
@@ -7145,6 +8260,7 @@
                 <w:sz w:val="28"/>
                 <w:szCs w:val="32"/>
               </w:rPr>
+              <w:lastRenderedPageBreak/>
               <w:t>T.S.4.6.2.5 – Kramam</w:t>
             </w:r>
           </w:p>
@@ -9091,7 +10207,6 @@
                 <w:b/>
                 <w:bCs/>
               </w:rPr>
-              <w:lastRenderedPageBreak/>
               <w:t>(it is</w:t>
             </w:r>
             <w:r>
@@ -9146,7 +10261,6 @@
                 <w:sz w:val="28"/>
                 <w:szCs w:val="32"/>
               </w:rPr>
-              <w:lastRenderedPageBreak/>
               <w:t>T.S.4.6.7.5 – Kramam</w:t>
             </w:r>
           </w:p>
@@ -11149,6 +12263,7 @@
                 <w:sz w:val="28"/>
                 <w:szCs w:val="32"/>
               </w:rPr>
+              <w:lastRenderedPageBreak/>
               <w:t>T.S.4.6.9.1 – Kramam</w:t>
             </w:r>
           </w:p>
@@ -12302,7 +13417,6 @@
                 <w:sz w:val="28"/>
                 <w:szCs w:val="32"/>
               </w:rPr>
-              <w:lastRenderedPageBreak/>
               <w:t>T.S.4.6.9.2 – Kramam</w:t>
             </w:r>
           </w:p>
@@ -12780,16 +13894,7 @@
           <w:bCs/>
           <w:sz w:val="32"/>
         </w:rPr>
-        <w:t xml:space="preserve">replaced </w:t>
-      </w:r>
-      <w:proofErr w:type="gramStart"/>
-      <w:r>
-        <w:rPr>
-          <w:b/>
-          <w:bCs/>
-          <w:sz w:val="32"/>
-        </w:rPr>
-        <w:t>with</w:t>
+        <w:t>replaced with</w:t>
       </w:r>
       <w:r>
         <w:rPr>
@@ -12811,7 +13916,6 @@
         </w:rPr>
         <w:t>"</w:t>
       </w:r>
-      <w:proofErr w:type="gramEnd"/>
       <w:r>
         <w:rPr>
           <w:rFonts w:ascii="Latha" w:hAnsi="Latha" w:cs="Latha"/>
@@ -13374,7 +14478,6 @@
       <w:tab/>
       <w:t xml:space="preserve">              </w:t>
     </w:r>
-    <w:proofErr w:type="gramStart"/>
     <w:r>
       <w:rPr>
         <w:b/>
@@ -13396,7 +14499,6 @@
       </w:rPr>
       <w:tab/>
     </w:r>
-    <w:proofErr w:type="gramEnd"/>
     <w:r>
       <w:rPr>
         <w:b/>
@@ -14315,6 +15417,18 @@
       <w:shd w:val="clear" w:color="auto" w:fill="E1DFDD"/>
     </w:rPr>
   </w:style>
+  <w:style w:type="paragraph" w:styleId="NoSpacing">
+    <w:name w:val="No Spacing"/>
+    <w:uiPriority w:val="1"/>
+    <w:qFormat/>
+    <w:rsid w:val="00505FFE"/>
+    <w:rPr>
+      <w:rFonts w:ascii="Arial" w:hAnsi="Arial"/>
+      <w:sz w:val="24"/>
+      <w:szCs w:val="22"/>
+      <w:lang w:val="en-US" w:eastAsia="en-US"/>
+    </w:rPr>
+  </w:style>
 </w:styles>
 </file>
 
